--- a/doc/project/01-需求文档/用例文档最终稿.docx
+++ b/doc/project/01-需求文档/用例文档最终稿.docx
@@ -1292,7 +1292,7 @@
       </w:tblPr>
       <w:tblGrid>
         <w:gridCol w:w="1200"/>
-        <w:gridCol w:w="3090"/>
+        <w:gridCol w:w="3510"/>
         <w:gridCol w:w="3342"/>
       </w:tblGrid>
       <w:tr>
@@ -1305,6 +1305,7 @@
             <w:insideH w:val="none" w:color="auto" w:sz="0" w:space="0"/>
             <w:insideV w:val="none" w:color="auto" w:sz="0" w:space="0"/>
           </w:tblBorders>
+          <w:shd w:val="clear" w:color="auto" w:fill="auto"/>
           <w:tblCellMar>
             <w:top w:w="0" w:type="dxa"/>
             <w:left w:w="0" w:type="dxa"/>
@@ -1428,6 +1429,7 @@
             <w:insideH w:val="none" w:color="auto" w:sz="0" w:space="0"/>
             <w:insideV w:val="none" w:color="auto" w:sz="0" w:space="0"/>
           </w:tblBorders>
+          <w:shd w:val="clear" w:color="auto" w:fill="auto"/>
           <w:tblCellMar>
             <w:top w:w="0" w:type="dxa"/>
             <w:left w:w="0" w:type="dxa"/>
@@ -1490,16 +1492,16 @@
           <w:p>
             <w:pPr>
               <w:rPr>
+                <w:rFonts w:hint="default"/>
+                <w:lang w:val="en-US" w:eastAsia="zh-CN"/>
+              </w:rPr>
+            </w:pPr>
+            <w:r>
+              <w:rPr>
                 <w:rFonts w:hint="eastAsia"/>
                 <w:lang w:val="en-US" w:eastAsia="zh-CN"/>
               </w:rPr>
-            </w:pPr>
-            <w:r>
-              <w:rPr>
-                <w:rFonts w:hint="eastAsia"/>
-                <w:lang w:val="en-US" w:eastAsia="zh-CN"/>
-              </w:rPr>
-              <w:t>设备实时监控</w:t>
+              <w:t>管理员实时监控设备</w:t>
             </w:r>
           </w:p>
         </w:tc>
@@ -1548,6 +1550,7 @@
             <w:insideH w:val="none" w:color="auto" w:sz="0" w:space="0"/>
             <w:insideV w:val="none" w:color="auto" w:sz="0" w:space="0"/>
           </w:tblBorders>
+          <w:shd w:val="clear" w:color="auto" w:fill="auto"/>
           <w:tblCellMar>
             <w:top w:w="0" w:type="dxa"/>
             <w:left w:w="0" w:type="dxa"/>
@@ -1610,16 +1613,16 @@
           <w:p>
             <w:pPr>
               <w:rPr>
+                <w:rFonts w:hint="default"/>
+                <w:lang w:val="en-US" w:eastAsia="zh-CN"/>
+              </w:rPr>
+            </w:pPr>
+            <w:r>
+              <w:rPr>
                 <w:rFonts w:hint="eastAsia"/>
                 <w:lang w:val="en-US" w:eastAsia="zh-CN"/>
               </w:rPr>
-            </w:pPr>
-            <w:r>
-              <w:rPr>
-                <w:rFonts w:hint="eastAsia"/>
-                <w:lang w:val="en-US" w:eastAsia="zh-CN"/>
-              </w:rPr>
-              <w:t>超时工单人工派单</w:t>
+              <w:t>管理员人工派发超时工单</w:t>
             </w:r>
           </w:p>
         </w:tc>
@@ -1668,6 +1671,7 @@
             <w:insideH w:val="none" w:color="auto" w:sz="0" w:space="0"/>
             <w:insideV w:val="none" w:color="auto" w:sz="0" w:space="0"/>
           </w:tblBorders>
+          <w:shd w:val="clear" w:color="auto" w:fill="auto"/>
           <w:tblCellMar>
             <w:top w:w="0" w:type="dxa"/>
             <w:left w:w="0" w:type="dxa"/>
@@ -1730,16 +1734,16 @@
           <w:p>
             <w:pPr>
               <w:rPr>
+                <w:rFonts w:hint="default"/>
+                <w:lang w:val="en-US" w:eastAsia="zh-CN"/>
+              </w:rPr>
+            </w:pPr>
+            <w:r>
+              <w:rPr>
                 <w:rFonts w:hint="eastAsia"/>
                 <w:lang w:val="en-US" w:eastAsia="zh-CN"/>
               </w:rPr>
-            </w:pPr>
-            <w:r>
-              <w:rPr>
-                <w:rFonts w:hint="eastAsia"/>
-                <w:lang w:val="en-US" w:eastAsia="zh-CN"/>
-              </w:rPr>
-              <w:t>人员管理</w:t>
+              <w:t>管理员管理人员信息</w:t>
             </w:r>
           </w:p>
         </w:tc>
@@ -1788,6 +1792,7 @@
             <w:insideH w:val="none" w:color="auto" w:sz="0" w:space="0"/>
             <w:insideV w:val="none" w:color="auto" w:sz="0" w:space="0"/>
           </w:tblBorders>
+          <w:shd w:val="clear" w:color="auto" w:fill="auto"/>
           <w:tblCellMar>
             <w:top w:w="0" w:type="dxa"/>
             <w:left w:w="0" w:type="dxa"/>
@@ -1850,16 +1855,16 @@
           <w:p>
             <w:pPr>
               <w:rPr>
+                <w:rFonts w:hint="default"/>
+                <w:lang w:val="en-US" w:eastAsia="zh-CN"/>
+              </w:rPr>
+            </w:pPr>
+            <w:r>
+              <w:rPr>
                 <w:rFonts w:hint="eastAsia"/>
                 <w:lang w:val="en-US" w:eastAsia="zh-CN"/>
               </w:rPr>
-            </w:pPr>
-            <w:r>
-              <w:rPr>
-                <w:rFonts w:hint="eastAsia"/>
-                <w:lang w:val="en-US" w:eastAsia="zh-CN"/>
-              </w:rPr>
-              <w:t>地区管理</w:t>
+              <w:t>管理员管理地区信息</w:t>
             </w:r>
           </w:p>
         </w:tc>
@@ -1908,6 +1913,7 @@
             <w:insideH w:val="none" w:color="auto" w:sz="0" w:space="0"/>
             <w:insideV w:val="none" w:color="auto" w:sz="0" w:space="0"/>
           </w:tblBorders>
+          <w:shd w:val="clear" w:color="auto" w:fill="auto"/>
           <w:tblCellMar>
             <w:top w:w="0" w:type="dxa"/>
             <w:left w:w="0" w:type="dxa"/>
@@ -1979,7 +1985,7 @@
                 <w:rFonts w:hint="eastAsia"/>
                 <w:lang w:val="en-US" w:eastAsia="zh-CN"/>
               </w:rPr>
-              <w:t>本辖区设备巡检</w:t>
+              <w:t>维修人员巡检本辖区设备</w:t>
             </w:r>
           </w:p>
         </w:tc>
@@ -2028,6 +2034,7 @@
             <w:insideH w:val="none" w:color="auto" w:sz="0" w:space="0"/>
             <w:insideV w:val="none" w:color="auto" w:sz="0" w:space="0"/>
           </w:tblBorders>
+          <w:shd w:val="clear" w:color="auto" w:fill="auto"/>
           <w:tblCellMar>
             <w:top w:w="0" w:type="dxa"/>
             <w:left w:w="0" w:type="dxa"/>
@@ -2099,7 +2106,7 @@
                 <w:rFonts w:hint="eastAsia"/>
                 <w:lang w:val="en-US" w:eastAsia="zh-CN"/>
               </w:rPr>
-              <w:t>工单抢单与处理</w:t>
+              <w:t>维修人员抢单与处理工单</w:t>
             </w:r>
           </w:p>
         </w:tc>
@@ -2148,6 +2155,7 @@
             <w:insideH w:val="none" w:color="auto" w:sz="0" w:space="0"/>
             <w:insideV w:val="none" w:color="auto" w:sz="0" w:space="0"/>
           </w:tblBorders>
+          <w:shd w:val="clear" w:color="auto" w:fill="auto"/>
           <w:tblCellMar>
             <w:top w:w="0" w:type="dxa"/>
             <w:left w:w="0" w:type="dxa"/>
@@ -2219,7 +2227,7 @@
                 <w:rFonts w:hint="eastAsia"/>
                 <w:lang w:val="en-US" w:eastAsia="zh-CN"/>
               </w:rPr>
-              <w:t>扫码用水</w:t>
+              <w:t>学生扫码用水</w:t>
             </w:r>
           </w:p>
         </w:tc>
@@ -2274,6 +2282,7 @@
             <w:insideH w:val="none" w:color="auto" w:sz="0" w:space="0"/>
             <w:insideV w:val="none" w:color="auto" w:sz="0" w:space="0"/>
           </w:tblBorders>
+          <w:shd w:val="clear" w:color="auto" w:fill="auto"/>
           <w:tblCellMar>
             <w:top w:w="0" w:type="dxa"/>
             <w:left w:w="0" w:type="dxa"/>
@@ -2336,16 +2345,16 @@
           <w:p>
             <w:pPr>
               <w:rPr>
+                <w:rFonts w:hint="default"/>
+                <w:lang w:val="en-US" w:eastAsia="zh-CN"/>
+              </w:rPr>
+            </w:pPr>
+            <w:r>
+              <w:rPr>
                 <w:rFonts w:hint="eastAsia"/>
                 <w:lang w:val="en-US" w:eastAsia="zh-CN"/>
               </w:rPr>
-            </w:pPr>
-            <w:r>
-              <w:rPr>
-                <w:rFonts w:hint="eastAsia"/>
-                <w:lang w:val="en-US" w:eastAsia="zh-CN"/>
-              </w:rPr>
-              <w:t>水质查询</w:t>
+              <w:t>学生查询水质信息</w:t>
             </w:r>
           </w:p>
         </w:tc>
@@ -2393,6 +2402,7 @@
             <w:insideH w:val="none" w:color="auto" w:sz="0" w:space="0"/>
             <w:insideV w:val="none" w:color="auto" w:sz="0" w:space="0"/>
           </w:tblBorders>
+          <w:shd w:val="clear" w:color="auto" w:fill="auto"/>
           <w:tblCellMar>
             <w:top w:w="0" w:type="dxa"/>
             <w:left w:w="0" w:type="dxa"/>
@@ -2464,7 +2474,7 @@
                 <w:rFonts w:hint="eastAsia"/>
                 <w:lang w:val="en-US" w:eastAsia="zh-CN"/>
               </w:rPr>
-              <w:t>查看每日饮水量</w:t>
+              <w:t>学生查看每日饮水量</w:t>
             </w:r>
           </w:p>
         </w:tc>
@@ -2513,6 +2523,7 @@
             <w:insideH w:val="none" w:color="auto" w:sz="0" w:space="0"/>
             <w:insideV w:val="none" w:color="auto" w:sz="0" w:space="0"/>
           </w:tblBorders>
+          <w:shd w:val="clear" w:color="auto" w:fill="auto"/>
           <w:tblCellMar>
             <w:top w:w="0" w:type="dxa"/>
             <w:left w:w="0" w:type="dxa"/>
@@ -2584,7 +2595,7 @@
                 <w:rFonts w:hint="eastAsia"/>
                 <w:lang w:val="en-US" w:eastAsia="zh-CN"/>
               </w:rPr>
-              <w:t>查看校内矿化水终端机的位置</w:t>
+              <w:t>学生查看校内矿化水终端机的位置</w:t>
             </w:r>
           </w:p>
         </w:tc>
@@ -2633,6 +2644,7 @@
             <w:insideH w:val="none" w:color="auto" w:sz="0" w:space="0"/>
             <w:insideV w:val="none" w:color="auto" w:sz="0" w:space="0"/>
           </w:tblBorders>
+          <w:shd w:val="clear" w:color="auto" w:fill="auto"/>
           <w:tblCellMar>
             <w:top w:w="0" w:type="dxa"/>
             <w:left w:w="0" w:type="dxa"/>
@@ -2704,7 +2716,7 @@
                 <w:rFonts w:hint="eastAsia"/>
                 <w:lang w:val="en-US" w:eastAsia="zh-CN"/>
               </w:rPr>
-              <w:t>设备异常告警与工单自动生成</w:t>
+              <w:t>系统自动生成设备异常告警与工单</w:t>
             </w:r>
           </w:p>
         </w:tc>
@@ -2905,6 +2917,7 @@
         </w:rPr>
       </w:pPr>
     </w:p>
+    <w:p/>
     <w:p>
       <w:pPr>
         <w:rPr>
@@ -2914,9 +2927,9 @@
       <w:r>
         <w:drawing>
           <wp:inline distT="0" distB="0" distL="114300" distR="114300">
-            <wp:extent cx="5273040" cy="4090670"/>
-            <wp:effectExtent l="0" t="0" r="10160" b="11430"/>
-            <wp:docPr id="2" name="图片 1"/>
+            <wp:extent cx="5270500" cy="4902200"/>
+            <wp:effectExtent l="0" t="0" r="0" b="0"/>
+            <wp:docPr id="6" name="图片 1"/>
             <wp:cNvGraphicFramePr>
               <a:graphicFrameLocks xmlns:a="http://schemas.openxmlformats.org/drawingml/2006/main" noChangeAspect="1"/>
             </wp:cNvGraphicFramePr>
@@ -2924,7 +2937,7 @@
               <a:graphicData uri="http://schemas.openxmlformats.org/drawingml/2006/picture">
                 <pic:pic xmlns:pic="http://schemas.openxmlformats.org/drawingml/2006/picture">
                   <pic:nvPicPr>
-                    <pic:cNvPr id="2" name="图片 1"/>
+                    <pic:cNvPr id="6" name="图片 1"/>
                     <pic:cNvPicPr>
                       <a:picLocks noChangeAspect="1"/>
                     </pic:cNvPicPr>
@@ -2938,7 +2951,7 @@
                   <pic:spPr>
                     <a:xfrm>
                       <a:off x="0" y="0"/>
-                      <a:ext cx="5273040" cy="4090670"/>
+                      <a:ext cx="5270500" cy="4902200"/>
                     </a:xfrm>
                     <a:prstGeom prst="rect">
                       <a:avLst/>
@@ -3137,6 +3150,7 @@
         </w:rPr>
       </w:pPr>
     </w:p>
+    <w:p/>
     <w:p>
       <w:pPr>
         <w:rPr>
@@ -3146,9 +3160,9 @@
       <w:r>
         <w:drawing>
           <wp:inline distT="0" distB="0" distL="114300" distR="114300">
-            <wp:extent cx="4679950" cy="4508500"/>
-            <wp:effectExtent l="0" t="0" r="6350" b="0"/>
-            <wp:docPr id="3" name="图片 2"/>
+            <wp:extent cx="5273040" cy="4653280"/>
+            <wp:effectExtent l="0" t="0" r="10160" b="7620"/>
+            <wp:docPr id="7" name="图片 2"/>
             <wp:cNvGraphicFramePr>
               <a:graphicFrameLocks xmlns:a="http://schemas.openxmlformats.org/drawingml/2006/main" noChangeAspect="1"/>
             </wp:cNvGraphicFramePr>
@@ -3156,7 +3170,7 @@
               <a:graphicData uri="http://schemas.openxmlformats.org/drawingml/2006/picture">
                 <pic:pic xmlns:pic="http://schemas.openxmlformats.org/drawingml/2006/picture">
                   <pic:nvPicPr>
-                    <pic:cNvPr id="3" name="图片 2"/>
+                    <pic:cNvPr id="7" name="图片 2"/>
                     <pic:cNvPicPr>
                       <a:picLocks noChangeAspect="1"/>
                     </pic:cNvPicPr>
@@ -3170,7 +3184,7 @@
                   <pic:spPr>
                     <a:xfrm>
                       <a:off x="0" y="0"/>
-                      <a:ext cx="4679950" cy="4508500"/>
+                      <a:ext cx="5273040" cy="4653280"/>
                     </a:xfrm>
                     <a:prstGeom prst="rect">
                       <a:avLst/>
@@ -3344,9 +3358,9 @@
       <w:r>
         <w:drawing>
           <wp:inline distT="0" distB="0" distL="114300" distR="114300">
-            <wp:extent cx="5054600" cy="4406900"/>
-            <wp:effectExtent l="0" t="0" r="0" b="0"/>
-            <wp:docPr id="4" name="图片 3"/>
+            <wp:extent cx="5272405" cy="4565650"/>
+            <wp:effectExtent l="0" t="0" r="10795" b="6350"/>
+            <wp:docPr id="8" name="图片 3"/>
             <wp:cNvGraphicFramePr>
               <a:graphicFrameLocks xmlns:a="http://schemas.openxmlformats.org/drawingml/2006/main" noChangeAspect="1"/>
             </wp:cNvGraphicFramePr>
@@ -3354,7 +3368,7 @@
               <a:graphicData uri="http://schemas.openxmlformats.org/drawingml/2006/picture">
                 <pic:pic xmlns:pic="http://schemas.openxmlformats.org/drawingml/2006/picture">
                   <pic:nvPicPr>
-                    <pic:cNvPr id="4" name="图片 3"/>
+                    <pic:cNvPr id="8" name="图片 3"/>
                     <pic:cNvPicPr>
                       <a:picLocks noChangeAspect="1"/>
                     </pic:cNvPicPr>
@@ -3368,7 +3382,7 @@
                   <pic:spPr>
                     <a:xfrm>
                       <a:off x="0" y="0"/>
-                      <a:ext cx="5054600" cy="4406900"/>
+                      <a:ext cx="5272405" cy="4565650"/>
                     </a:xfrm>
                     <a:prstGeom prst="rect">
                       <a:avLst/>
@@ -3570,9 +3584,9 @@
       <w:r>
         <w:drawing>
           <wp:inline distT="0" distB="0" distL="114300" distR="114300">
-            <wp:extent cx="5272405" cy="3714115"/>
-            <wp:effectExtent l="0" t="0" r="10795" b="6985"/>
-            <wp:docPr id="5" name="图片 4"/>
+            <wp:extent cx="5274310" cy="4508500"/>
+            <wp:effectExtent l="0" t="0" r="8890" b="0"/>
+            <wp:docPr id="9" name="图片 4"/>
             <wp:cNvGraphicFramePr>
               <a:graphicFrameLocks xmlns:a="http://schemas.openxmlformats.org/drawingml/2006/main" noChangeAspect="1"/>
             </wp:cNvGraphicFramePr>
@@ -3580,7 +3594,7 @@
               <a:graphicData uri="http://schemas.openxmlformats.org/drawingml/2006/picture">
                 <pic:pic xmlns:pic="http://schemas.openxmlformats.org/drawingml/2006/picture">
                   <pic:nvPicPr>
-                    <pic:cNvPr id="5" name="图片 4"/>
+                    <pic:cNvPr id="9" name="图片 4"/>
                     <pic:cNvPicPr>
                       <a:picLocks noChangeAspect="1"/>
                     </pic:cNvPicPr>
@@ -3594,7 +3608,7 @@
                   <pic:spPr>
                     <a:xfrm>
                       <a:off x="0" y="0"/>
-                      <a:ext cx="5272405" cy="3714115"/>
+                      <a:ext cx="5274310" cy="4508500"/>
                     </a:xfrm>
                     <a:prstGeom prst="rect">
                       <a:avLst/>
@@ -3610,6 +3624,8 @@
           </wp:inline>
         </w:drawing>
       </w:r>
+      <w:bookmarkStart w:id="0" w:name="_GoBack"/>
+      <w:bookmarkEnd w:id="0"/>
     </w:p>
     <w:p>
       <w:pPr>
@@ -3755,7 +3771,14 @@
         <w:rPr>
           <w:rFonts w:hint="default"/>
         </w:rPr>
-        <w:t>用例 1：设备实时监控</w:t>
+        <w:t>用例 1：</w:t>
+      </w:r>
+      <w:r>
+        <w:rPr>
+          <w:rFonts w:hint="eastAsia"/>
+          <w:lang w:val="en-US" w:eastAsia="zh-CN"/>
+        </w:rPr>
+        <w:t>管理员实时监控设备</w:t>
       </w:r>
     </w:p>
     <w:tbl>
@@ -3870,6 +3893,7 @@
             <w:insideH w:val="none" w:color="auto" w:sz="0" w:space="0"/>
             <w:insideV w:val="none" w:color="auto" w:sz="0" w:space="0"/>
           </w:tblBorders>
+          <w:shd w:val="clear" w:color="auto" w:fill="auto"/>
           <w:tblCellMar>
             <w:top w:w="0" w:type="dxa"/>
             <w:left w:w="0" w:type="dxa"/>
@@ -3925,9 +3949,10 @@
           <w:p>
             <w:r>
               <w:rPr>
-                <w:lang w:val="en-US" w:eastAsia="zh-CN"/>
-              </w:rPr>
-              <w:t>设备实时监控</w:t>
+                <w:rFonts w:hint="eastAsia"/>
+                <w:lang w:val="en-US" w:eastAsia="zh-CN"/>
+              </w:rPr>
+              <w:t>管理员实时监控设备</w:t>
             </w:r>
           </w:p>
         </w:tc>
@@ -4015,7 +4040,6 @@
             <w:insideH w:val="none" w:color="auto" w:sz="0" w:space="0"/>
             <w:insideV w:val="none" w:color="auto" w:sz="0" w:space="0"/>
           </w:tblBorders>
-          <w:shd w:val="clear" w:color="auto" w:fill="auto"/>
           <w:tblCellMar>
             <w:top w:w="0" w:type="dxa"/>
             <w:left w:w="0" w:type="dxa"/>
@@ -4218,6 +4242,189 @@
                 <w:lang w:val="en-US" w:eastAsia="zh-CN"/>
               </w:rPr>
               <w:t>校园直饮矿化水物联网运维平台 - Web 管理端</w:t>
+            </w:r>
+          </w:p>
+        </w:tc>
+      </w:tr>
+      <w:tr>
+        <w:tblPrEx>
+          <w:tblBorders>
+            <w:top w:val="single" w:color="auto" w:sz="2" w:space="0"/>
+            <w:left w:val="single" w:color="auto" w:sz="2" w:space="0"/>
+            <w:bottom w:val="single" w:color="auto" w:sz="2" w:space="0"/>
+            <w:right w:val="single" w:color="auto" w:sz="2" w:space="0"/>
+            <w:insideH w:val="none" w:color="auto" w:sz="0" w:space="0"/>
+            <w:insideV w:val="none" w:color="auto" w:sz="0" w:space="0"/>
+          </w:tblBorders>
+          <w:tblCellMar>
+            <w:top w:w="0" w:type="dxa"/>
+            <w:left w:w="0" w:type="dxa"/>
+            <w:bottom w:w="0" w:type="dxa"/>
+            <w:right w:w="0" w:type="dxa"/>
+          </w:tblCellMar>
+        </w:tblPrEx>
+        <w:tc>
+          <w:tcPr>
+            <w:tcW w:w="0" w:type="auto"/>
+            <w:tcBorders>
+              <w:top w:val="nil"/>
+              <w:left w:val="nil"/>
+              <w:bottom w:val="nil"/>
+              <w:right w:val="single" w:color="auto" w:sz="2" w:space="0"/>
+            </w:tcBorders>
+            <w:shd w:val="clear" w:color="auto" w:fill="auto"/>
+            <w:tcMar>
+              <w:top w:w="120" w:type="dxa"/>
+              <w:left w:w="180" w:type="dxa"/>
+              <w:bottom w:w="120" w:type="dxa"/>
+              <w:right w:w="180" w:type="dxa"/>
+            </w:tcMar>
+            <w:vAlign w:val="center"/>
+          </w:tcPr>
+          <w:p>
+            <w:r>
+              <w:rPr>
+                <w:lang w:val="en-US" w:eastAsia="zh-CN"/>
+              </w:rPr>
+              <w:t>前置条件</w:t>
+            </w:r>
+          </w:p>
+        </w:tc>
+        <w:tc>
+          <w:tcPr>
+            <w:tcW w:w="0" w:type="auto"/>
+            <w:tcBorders>
+              <w:top w:val="nil"/>
+              <w:left w:val="nil"/>
+              <w:bottom w:val="nil"/>
+              <w:right w:val="nil"/>
+            </w:tcBorders>
+            <w:shd w:val="clear" w:color="auto" w:fill="auto"/>
+            <w:tcMar>
+              <w:top w:w="120" w:type="dxa"/>
+              <w:left w:w="180" w:type="dxa"/>
+              <w:bottom w:w="120" w:type="dxa"/>
+              <w:right w:w="180" w:type="dxa"/>
+            </w:tcMar>
+            <w:vAlign w:val="center"/>
+          </w:tcPr>
+          <w:p>
+            <w:r>
+              <w:rPr>
+                <w:lang w:val="en-US" w:eastAsia="zh-CN"/>
+              </w:rPr>
+              <w:t>管理员已登录系统；平台已连接 MQTT 服务器，可接收设备实时数据</w:t>
+            </w:r>
+          </w:p>
+        </w:tc>
+      </w:tr>
+      <w:tr>
+        <w:tblPrEx>
+          <w:tblBorders>
+            <w:top w:val="single" w:color="auto" w:sz="2" w:space="0"/>
+            <w:left w:val="single" w:color="auto" w:sz="2" w:space="0"/>
+            <w:bottom w:val="single" w:color="auto" w:sz="2" w:space="0"/>
+            <w:right w:val="single" w:color="auto" w:sz="2" w:space="0"/>
+            <w:insideH w:val="none" w:color="auto" w:sz="0" w:space="0"/>
+            <w:insideV w:val="none" w:color="auto" w:sz="0" w:space="0"/>
+          </w:tblBorders>
+          <w:tblCellMar>
+            <w:top w:w="0" w:type="dxa"/>
+            <w:left w:w="0" w:type="dxa"/>
+            <w:bottom w:w="0" w:type="dxa"/>
+            <w:right w:w="0" w:type="dxa"/>
+          </w:tblCellMar>
+        </w:tblPrEx>
+        <w:tc>
+          <w:tcPr>
+            <w:tcW w:w="0" w:type="auto"/>
+            <w:tcBorders>
+              <w:top w:val="nil"/>
+              <w:left w:val="nil"/>
+              <w:bottom w:val="nil"/>
+              <w:right w:val="single" w:color="auto" w:sz="2" w:space="0"/>
+            </w:tcBorders>
+            <w:shd w:val="clear" w:color="auto" w:fill="auto"/>
+            <w:tcMar>
+              <w:top w:w="120" w:type="dxa"/>
+              <w:left w:w="180" w:type="dxa"/>
+              <w:bottom w:w="120" w:type="dxa"/>
+              <w:right w:w="180" w:type="dxa"/>
+            </w:tcMar>
+            <w:vAlign w:val="center"/>
+          </w:tcPr>
+          <w:p>
+            <w:r>
+              <w:rPr>
+                <w:lang w:val="en-US" w:eastAsia="zh-CN"/>
+              </w:rPr>
+              <w:t>交互动作</w:t>
+            </w:r>
+          </w:p>
+        </w:tc>
+        <w:tc>
+          <w:tcPr>
+            <w:tcW w:w="0" w:type="auto"/>
+            <w:tcBorders>
+              <w:top w:val="nil"/>
+              <w:left w:val="nil"/>
+              <w:bottom w:val="nil"/>
+              <w:right w:val="nil"/>
+            </w:tcBorders>
+            <w:shd w:val="clear" w:color="auto" w:fill="auto"/>
+            <w:tcMar>
+              <w:top w:w="120" w:type="dxa"/>
+              <w:left w:w="180" w:type="dxa"/>
+              <w:bottom w:w="120" w:type="dxa"/>
+              <w:right w:w="180" w:type="dxa"/>
+            </w:tcMar>
+            <w:vAlign w:val="center"/>
+          </w:tcPr>
+          <w:p>
+            <w:r>
+              <w:rPr>
+                <w:lang w:val="en-US" w:eastAsia="zh-CN"/>
+              </w:rPr>
+              <w:t>（1）管理员点击左侧菜单 “设备监控→实时监控”（2）系统加载全量设备列表，按 “制水机 / 供水机 ” 分组展示，含设备 ID、名称、所属片区、实时状态</w:t>
+            </w:r>
+            <w:r>
+              <w:rPr>
+                <w:rFonts w:hint="eastAsia"/>
+                <w:lang w:val="en-US" w:eastAsia="zh-CN"/>
+              </w:rPr>
+              <w:t>等</w:t>
+            </w:r>
+            <w:r>
+              <w:rPr>
+                <w:lang w:val="en-US" w:eastAsia="zh-CN"/>
+              </w:rPr>
+              <w:t>（3）管理员点击某设备</w:t>
+            </w:r>
+            <w:r>
+              <w:rPr>
+                <w:rFonts w:hint="eastAsia"/>
+                <w:lang w:val="en-US" w:eastAsia="zh-CN"/>
+              </w:rPr>
+              <w:t>查看详情</w:t>
+            </w:r>
+            <w:r>
+              <w:rPr>
+                <w:lang w:val="en-US" w:eastAsia="zh-CN"/>
+              </w:rPr>
+              <w:t>，</w:t>
+            </w:r>
+            <w:r>
+              <w:rPr>
+                <w:rFonts w:hint="eastAsia"/>
+                <w:lang w:val="en-US" w:eastAsia="zh-CN"/>
+              </w:rPr>
+              <w:t>在新窗口会显示</w:t>
+            </w:r>
+            <w:r>
+              <w:rPr>
+                <w:lang w:val="en-US" w:eastAsia="zh-CN"/>
+              </w:rPr>
+              <w:t>数据面板，展示实时传感器数据（如制水机 TDS / 水压 / 流量、供水机水位 / 漏水状态）（4）系统每 5 秒自动刷新数据，管理员可手动点击 “刷新” 按钮同步最新数据</w:t>
             </w:r>
           </w:p>
         </w:tc>
@@ -4263,191 +4470,6 @@
               <w:rPr>
                 <w:lang w:val="en-US" w:eastAsia="zh-CN"/>
               </w:rPr>
-              <w:t>前置条件</w:t>
-            </w:r>
-          </w:p>
-        </w:tc>
-        <w:tc>
-          <w:tcPr>
-            <w:tcW w:w="0" w:type="auto"/>
-            <w:tcBorders>
-              <w:top w:val="nil"/>
-              <w:left w:val="nil"/>
-              <w:bottom w:val="nil"/>
-              <w:right w:val="nil"/>
-            </w:tcBorders>
-            <w:shd w:val="clear" w:color="auto" w:fill="auto"/>
-            <w:tcMar>
-              <w:top w:w="120" w:type="dxa"/>
-              <w:left w:w="180" w:type="dxa"/>
-              <w:bottom w:w="120" w:type="dxa"/>
-              <w:right w:w="180" w:type="dxa"/>
-            </w:tcMar>
-            <w:vAlign w:val="center"/>
-          </w:tcPr>
-          <w:p>
-            <w:r>
-              <w:rPr>
-                <w:lang w:val="en-US" w:eastAsia="zh-CN"/>
-              </w:rPr>
-              <w:t>管理员已登录系统；平台已连接 MQTT 服务器，可接收设备实时数据</w:t>
-            </w:r>
-          </w:p>
-        </w:tc>
-      </w:tr>
-      <w:tr>
-        <w:tblPrEx>
-          <w:tblBorders>
-            <w:top w:val="single" w:color="auto" w:sz="2" w:space="0"/>
-            <w:left w:val="single" w:color="auto" w:sz="2" w:space="0"/>
-            <w:bottom w:val="single" w:color="auto" w:sz="2" w:space="0"/>
-            <w:right w:val="single" w:color="auto" w:sz="2" w:space="0"/>
-            <w:insideH w:val="none" w:color="auto" w:sz="0" w:space="0"/>
-            <w:insideV w:val="none" w:color="auto" w:sz="0" w:space="0"/>
-          </w:tblBorders>
-          <w:shd w:val="clear" w:color="auto" w:fill="auto"/>
-          <w:tblCellMar>
-            <w:top w:w="0" w:type="dxa"/>
-            <w:left w:w="0" w:type="dxa"/>
-            <w:bottom w:w="0" w:type="dxa"/>
-            <w:right w:w="0" w:type="dxa"/>
-          </w:tblCellMar>
-        </w:tblPrEx>
-        <w:tc>
-          <w:tcPr>
-            <w:tcW w:w="0" w:type="auto"/>
-            <w:tcBorders>
-              <w:top w:val="nil"/>
-              <w:left w:val="nil"/>
-              <w:bottom w:val="nil"/>
-              <w:right w:val="single" w:color="auto" w:sz="2" w:space="0"/>
-            </w:tcBorders>
-            <w:shd w:val="clear" w:color="auto" w:fill="auto"/>
-            <w:tcMar>
-              <w:top w:w="120" w:type="dxa"/>
-              <w:left w:w="180" w:type="dxa"/>
-              <w:bottom w:w="120" w:type="dxa"/>
-              <w:right w:w="180" w:type="dxa"/>
-            </w:tcMar>
-            <w:vAlign w:val="center"/>
-          </w:tcPr>
-          <w:p>
-            <w:r>
-              <w:rPr>
-                <w:lang w:val="en-US" w:eastAsia="zh-CN"/>
-              </w:rPr>
-              <w:t>交互动作</w:t>
-            </w:r>
-          </w:p>
-        </w:tc>
-        <w:tc>
-          <w:tcPr>
-            <w:tcW w:w="0" w:type="auto"/>
-            <w:tcBorders>
-              <w:top w:val="nil"/>
-              <w:left w:val="nil"/>
-              <w:bottom w:val="nil"/>
-              <w:right w:val="nil"/>
-            </w:tcBorders>
-            <w:shd w:val="clear" w:color="auto" w:fill="auto"/>
-            <w:tcMar>
-              <w:top w:w="120" w:type="dxa"/>
-              <w:left w:w="180" w:type="dxa"/>
-              <w:bottom w:w="120" w:type="dxa"/>
-              <w:right w:w="180" w:type="dxa"/>
-            </w:tcMar>
-            <w:vAlign w:val="center"/>
-          </w:tcPr>
-          <w:p>
-            <w:r>
-              <w:rPr>
-                <w:lang w:val="en-US" w:eastAsia="zh-CN"/>
-              </w:rPr>
-              <w:t>（1）管理员点击左侧菜单 “设备监控→实时监控”（2）系统加载全量设备列表，按 “制水机 / 供水机 ” 分组展示，含设备 ID、名称、所属片区、实时状态</w:t>
-            </w:r>
-            <w:r>
-              <w:rPr>
-                <w:rFonts w:hint="eastAsia"/>
-                <w:lang w:val="en-US" w:eastAsia="zh-CN"/>
-              </w:rPr>
-              <w:t>等</w:t>
-            </w:r>
-            <w:r>
-              <w:rPr>
-                <w:lang w:val="en-US" w:eastAsia="zh-CN"/>
-              </w:rPr>
-              <w:t>（3）管理员点击某设备</w:t>
-            </w:r>
-            <w:r>
-              <w:rPr>
-                <w:rFonts w:hint="eastAsia"/>
-                <w:lang w:val="en-US" w:eastAsia="zh-CN"/>
-              </w:rPr>
-              <w:t>查看详情</w:t>
-            </w:r>
-            <w:r>
-              <w:rPr>
-                <w:lang w:val="en-US" w:eastAsia="zh-CN"/>
-              </w:rPr>
-              <w:t>，</w:t>
-            </w:r>
-            <w:r>
-              <w:rPr>
-                <w:rFonts w:hint="eastAsia"/>
-                <w:lang w:val="en-US" w:eastAsia="zh-CN"/>
-              </w:rPr>
-              <w:t>在新窗口会显示</w:t>
-            </w:r>
-            <w:r>
-              <w:rPr>
-                <w:lang w:val="en-US" w:eastAsia="zh-CN"/>
-              </w:rPr>
-              <w:t>数据面板，展示实时传感器数据（如制水机 TDS / 水压 / 流量、供水机水位 / 漏水状态）（4）系统每 5 秒自动刷新数据，管理员可手动点击 “刷新” 按钮同步最新数据</w:t>
-            </w:r>
-          </w:p>
-        </w:tc>
-      </w:tr>
-      <w:tr>
-        <w:tblPrEx>
-          <w:tblBorders>
-            <w:top w:val="single" w:color="auto" w:sz="2" w:space="0"/>
-            <w:left w:val="single" w:color="auto" w:sz="2" w:space="0"/>
-            <w:bottom w:val="single" w:color="auto" w:sz="2" w:space="0"/>
-            <w:right w:val="single" w:color="auto" w:sz="2" w:space="0"/>
-            <w:insideH w:val="none" w:color="auto" w:sz="0" w:space="0"/>
-            <w:insideV w:val="none" w:color="auto" w:sz="0" w:space="0"/>
-          </w:tblBorders>
-          <w:shd w:val="clear" w:color="auto" w:fill="auto"/>
-          <w:tblCellMar>
-            <w:top w:w="0" w:type="dxa"/>
-            <w:left w:w="0" w:type="dxa"/>
-            <w:bottom w:w="0" w:type="dxa"/>
-            <w:right w:w="0" w:type="dxa"/>
-          </w:tblCellMar>
-        </w:tblPrEx>
-        <w:tc>
-          <w:tcPr>
-            <w:tcW w:w="0" w:type="auto"/>
-            <w:tcBorders>
-              <w:top w:val="nil"/>
-              <w:left w:val="nil"/>
-              <w:bottom w:val="nil"/>
-              <w:right w:val="single" w:color="auto" w:sz="2" w:space="0"/>
-            </w:tcBorders>
-            <w:shd w:val="clear" w:color="auto" w:fill="auto"/>
-            <w:tcMar>
-              <w:top w:w="120" w:type="dxa"/>
-              <w:left w:w="180" w:type="dxa"/>
-              <w:bottom w:w="120" w:type="dxa"/>
-              <w:right w:w="180" w:type="dxa"/>
-            </w:tcMar>
-            <w:vAlign w:val="center"/>
-          </w:tcPr>
-          <w:p>
-            <w:r>
-              <w:rPr>
-                <w:lang w:val="en-US" w:eastAsia="zh-CN"/>
-              </w:rPr>
               <w:t>扩展交互</w:t>
             </w:r>
           </w:p>
@@ -4545,7 +4567,14 @@
         <w:rPr>
           <w:rFonts w:hint="default"/>
         </w:rPr>
-        <w:t>用例 2：超时工单人工派单</w:t>
+        <w:t>用例 2：</w:t>
+      </w:r>
+      <w:r>
+        <w:rPr>
+          <w:rFonts w:hint="eastAsia"/>
+          <w:lang w:val="en-US" w:eastAsia="zh-CN"/>
+        </w:rPr>
+        <w:t>管理员人工派发超时工单</w:t>
       </w:r>
     </w:p>
     <w:tbl>
@@ -4584,7 +4613,6 @@
             <w:insideH w:val="none" w:color="auto" w:sz="0" w:space="0"/>
             <w:insideV w:val="none" w:color="auto" w:sz="0" w:space="0"/>
           </w:tblBorders>
-          <w:shd w:val="clear" w:color="auto" w:fill="auto"/>
           <w:tblCellMar>
             <w:top w:w="0" w:type="dxa"/>
             <w:left w:w="0" w:type="dxa"/>
@@ -4716,9 +4744,10 @@
           <w:p>
             <w:r>
               <w:rPr>
-                <w:lang w:val="en-US" w:eastAsia="zh-CN"/>
-              </w:rPr>
-              <w:t>超时工单人工派单</w:t>
+                <w:rFonts w:hint="eastAsia"/>
+                <w:lang w:val="en-US" w:eastAsia="zh-CN"/>
+              </w:rPr>
+              <w:t>管理员人工派发超时工单</w:t>
             </w:r>
           </w:p>
         </w:tc>
@@ -4806,7 +4835,6 @@
             <w:insideH w:val="none" w:color="auto" w:sz="0" w:space="0"/>
             <w:insideV w:val="none" w:color="auto" w:sz="0" w:space="0"/>
           </w:tblBorders>
-          <w:shd w:val="clear" w:color="auto" w:fill="auto"/>
           <w:tblCellMar>
             <w:top w:w="0" w:type="dxa"/>
             <w:left w:w="0" w:type="dxa"/>
@@ -4865,152 +4893,6 @@
                 <w:lang w:val="en-US" w:eastAsia="zh-CN"/>
               </w:rPr>
               <w:t>管理员</w:t>
-            </w:r>
-          </w:p>
-        </w:tc>
-      </w:tr>
-      <w:tr>
-        <w:tblPrEx>
-          <w:tblBorders>
-            <w:top w:val="single" w:color="auto" w:sz="2" w:space="0"/>
-            <w:left w:val="single" w:color="auto" w:sz="2" w:space="0"/>
-            <w:bottom w:val="single" w:color="auto" w:sz="2" w:space="0"/>
-            <w:right w:val="single" w:color="auto" w:sz="2" w:space="0"/>
-            <w:insideH w:val="none" w:color="auto" w:sz="0" w:space="0"/>
-            <w:insideV w:val="none" w:color="auto" w:sz="0" w:space="0"/>
-          </w:tblBorders>
-          <w:shd w:val="clear" w:color="auto" w:fill="auto"/>
-          <w:tblCellMar>
-            <w:top w:w="0" w:type="dxa"/>
-            <w:left w:w="0" w:type="dxa"/>
-            <w:bottom w:w="0" w:type="dxa"/>
-            <w:right w:w="0" w:type="dxa"/>
-          </w:tblCellMar>
-        </w:tblPrEx>
-        <w:tc>
-          <w:tcPr>
-            <w:tcW w:w="0" w:type="auto"/>
-            <w:tcBorders>
-              <w:top w:val="nil"/>
-              <w:left w:val="nil"/>
-              <w:bottom w:val="nil"/>
-              <w:right w:val="single" w:color="auto" w:sz="2" w:space="0"/>
-            </w:tcBorders>
-            <w:shd w:val="clear" w:color="auto" w:fill="auto"/>
-            <w:tcMar>
-              <w:top w:w="120" w:type="dxa"/>
-              <w:left w:w="180" w:type="dxa"/>
-              <w:bottom w:w="120" w:type="dxa"/>
-              <w:right w:w="180" w:type="dxa"/>
-            </w:tcMar>
-            <w:vAlign w:val="center"/>
-          </w:tcPr>
-          <w:p>
-            <w:r>
-              <w:rPr>
-                <w:lang w:val="en-US" w:eastAsia="zh-CN"/>
-              </w:rPr>
-              <w:t>目标</w:t>
-            </w:r>
-          </w:p>
-        </w:tc>
-        <w:tc>
-          <w:tcPr>
-            <w:tcW w:w="0" w:type="auto"/>
-            <w:tcBorders>
-              <w:top w:val="nil"/>
-              <w:left w:val="nil"/>
-              <w:bottom w:val="nil"/>
-              <w:right w:val="nil"/>
-            </w:tcBorders>
-            <w:shd w:val="clear" w:color="auto" w:fill="auto"/>
-            <w:tcMar>
-              <w:top w:w="120" w:type="dxa"/>
-              <w:left w:w="180" w:type="dxa"/>
-              <w:bottom w:w="120" w:type="dxa"/>
-              <w:right w:w="180" w:type="dxa"/>
-            </w:tcMar>
-            <w:vAlign w:val="center"/>
-          </w:tcPr>
-          <w:p>
-            <w:r>
-              <w:rPr>
-                <w:lang w:val="en-US" w:eastAsia="zh-CN"/>
-              </w:rPr>
-              <w:t>对超时未抢单工单手动指派维修人员，确保工单及时处理</w:t>
-            </w:r>
-          </w:p>
-        </w:tc>
-      </w:tr>
-      <w:tr>
-        <w:tblPrEx>
-          <w:tblBorders>
-            <w:top w:val="single" w:color="auto" w:sz="2" w:space="0"/>
-            <w:left w:val="single" w:color="auto" w:sz="2" w:space="0"/>
-            <w:bottom w:val="single" w:color="auto" w:sz="2" w:space="0"/>
-            <w:right w:val="single" w:color="auto" w:sz="2" w:space="0"/>
-            <w:insideH w:val="none" w:color="auto" w:sz="0" w:space="0"/>
-            <w:insideV w:val="none" w:color="auto" w:sz="0" w:space="0"/>
-          </w:tblBorders>
-          <w:shd w:val="clear" w:color="auto" w:fill="auto"/>
-          <w:tblCellMar>
-            <w:top w:w="0" w:type="dxa"/>
-            <w:left w:w="0" w:type="dxa"/>
-            <w:bottom w:w="0" w:type="dxa"/>
-            <w:right w:w="0" w:type="dxa"/>
-          </w:tblCellMar>
-        </w:tblPrEx>
-        <w:tc>
-          <w:tcPr>
-            <w:tcW w:w="0" w:type="auto"/>
-            <w:tcBorders>
-              <w:top w:val="nil"/>
-              <w:left w:val="nil"/>
-              <w:bottom w:val="nil"/>
-              <w:right w:val="single" w:color="auto" w:sz="2" w:space="0"/>
-            </w:tcBorders>
-            <w:shd w:val="clear" w:color="auto" w:fill="auto"/>
-            <w:tcMar>
-              <w:top w:w="120" w:type="dxa"/>
-              <w:left w:w="180" w:type="dxa"/>
-              <w:bottom w:w="120" w:type="dxa"/>
-              <w:right w:w="180" w:type="dxa"/>
-            </w:tcMar>
-            <w:vAlign w:val="center"/>
-          </w:tcPr>
-          <w:p>
-            <w:r>
-              <w:rPr>
-                <w:lang w:val="en-US" w:eastAsia="zh-CN"/>
-              </w:rPr>
-              <w:t>范围</w:t>
-            </w:r>
-          </w:p>
-        </w:tc>
-        <w:tc>
-          <w:tcPr>
-            <w:tcW w:w="0" w:type="auto"/>
-            <w:tcBorders>
-              <w:top w:val="nil"/>
-              <w:left w:val="nil"/>
-              <w:bottom w:val="nil"/>
-              <w:right w:val="nil"/>
-            </w:tcBorders>
-            <w:shd w:val="clear" w:color="auto" w:fill="auto"/>
-            <w:tcMar>
-              <w:top w:w="120" w:type="dxa"/>
-              <w:left w:w="180" w:type="dxa"/>
-              <w:bottom w:w="120" w:type="dxa"/>
-              <w:right w:w="180" w:type="dxa"/>
-            </w:tcMar>
-            <w:vAlign w:val="center"/>
-          </w:tcPr>
-          <w:p>
-            <w:r>
-              <w:rPr>
-                <w:lang w:val="en-US" w:eastAsia="zh-CN"/>
-              </w:rPr>
-              <w:t>校园直饮矿化水物联网运维平台 - Web 管理端</w:t>
             </w:r>
           </w:p>
         </w:tc>
@@ -5055,7 +4937,7 @@
               <w:rPr>
                 <w:lang w:val="en-US" w:eastAsia="zh-CN"/>
               </w:rPr>
-              <w:t>前置条件</w:t>
+              <w:t>目标</w:t>
             </w:r>
           </w:p>
         </w:tc>
@@ -5082,106 +4964,7 @@
               <w:rPr>
                 <w:lang w:val="en-US" w:eastAsia="zh-CN"/>
               </w:rPr>
-              <w:t>管理员已登录系统；存在 “超时</w:t>
-            </w:r>
-            <w:r>
-              <w:rPr>
-                <w:rFonts w:hint="eastAsia"/>
-                <w:lang w:val="en-US" w:eastAsia="zh-CN"/>
-              </w:rPr>
-              <w:t>未抢</w:t>
-            </w:r>
-            <w:r>
-              <w:rPr>
-                <w:lang w:val="en-US" w:eastAsia="zh-CN"/>
-              </w:rPr>
-              <w:t>” 的工单（创建超 30 分钟）；目标维修人员所属片区与工单片区一致</w:t>
-            </w:r>
-          </w:p>
-        </w:tc>
-      </w:tr>
-      <w:tr>
-        <w:tblPrEx>
-          <w:tblBorders>
-            <w:top w:val="single" w:color="auto" w:sz="2" w:space="0"/>
-            <w:left w:val="single" w:color="auto" w:sz="2" w:space="0"/>
-            <w:bottom w:val="single" w:color="auto" w:sz="2" w:space="0"/>
-            <w:right w:val="single" w:color="auto" w:sz="2" w:space="0"/>
-            <w:insideH w:val="none" w:color="auto" w:sz="0" w:space="0"/>
-            <w:insideV w:val="none" w:color="auto" w:sz="0" w:space="0"/>
-          </w:tblBorders>
-          <w:shd w:val="clear" w:color="auto" w:fill="auto"/>
-          <w:tblCellMar>
-            <w:top w:w="0" w:type="dxa"/>
-            <w:left w:w="0" w:type="dxa"/>
-            <w:bottom w:w="0" w:type="dxa"/>
-            <w:right w:w="0" w:type="dxa"/>
-          </w:tblCellMar>
-        </w:tblPrEx>
-        <w:tc>
-          <w:tcPr>
-            <w:tcW w:w="0" w:type="auto"/>
-            <w:tcBorders>
-              <w:top w:val="nil"/>
-              <w:left w:val="nil"/>
-              <w:bottom w:val="nil"/>
-              <w:right w:val="single" w:color="auto" w:sz="2" w:space="0"/>
-            </w:tcBorders>
-            <w:shd w:val="clear" w:color="auto" w:fill="auto"/>
-            <w:tcMar>
-              <w:top w:w="120" w:type="dxa"/>
-              <w:left w:w="180" w:type="dxa"/>
-              <w:bottom w:w="120" w:type="dxa"/>
-              <w:right w:w="180" w:type="dxa"/>
-            </w:tcMar>
-            <w:vAlign w:val="center"/>
-          </w:tcPr>
-          <w:p>
-            <w:r>
-              <w:rPr>
-                <w:lang w:val="en-US" w:eastAsia="zh-CN"/>
-              </w:rPr>
-              <w:t>交互动作</w:t>
-            </w:r>
-          </w:p>
-        </w:tc>
-        <w:tc>
-          <w:tcPr>
-            <w:tcW w:w="0" w:type="auto"/>
-            <w:tcBorders>
-              <w:top w:val="nil"/>
-              <w:left w:val="nil"/>
-              <w:bottom w:val="nil"/>
-              <w:right w:val="nil"/>
-            </w:tcBorders>
-            <w:shd w:val="clear" w:color="auto" w:fill="auto"/>
-            <w:tcMar>
-              <w:top w:w="120" w:type="dxa"/>
-              <w:left w:w="180" w:type="dxa"/>
-              <w:bottom w:w="120" w:type="dxa"/>
-              <w:right w:w="180" w:type="dxa"/>
-            </w:tcMar>
-            <w:vAlign w:val="center"/>
-          </w:tcPr>
-          <w:p>
-            <w:pPr>
-              <w:rPr>
-                <w:rFonts w:hint="default"/>
-                <w:lang w:val="en-US"/>
-              </w:rPr>
-            </w:pPr>
-            <w:r>
-              <w:rPr>
-                <w:lang w:val="en-US" w:eastAsia="zh-CN"/>
-              </w:rPr>
-              <w:t>（1）管理员在 “工单管理→工单列表” 筛选 “状态 = 待抢单 + 超时 = 是”，超时工单标红显示（2）点击目标工单 “人工派单” 按钮，弹出派单弹窗（3）选择 “所属片区维修人员”（仅显示工单片区维修员）（4）填写派单备注（可选），点击 “确认派单”（5）</w:t>
-            </w:r>
-            <w:r>
-              <w:rPr>
-                <w:rFonts w:hint="eastAsia"/>
-                <w:lang w:val="en-US" w:eastAsia="zh-CN"/>
-              </w:rPr>
-              <w:t>在工单表格中还可以点击查看详情，并且已经完结的工单会存在“待审核”状态，需要手动处理（6）在审核时可根据上传的现场图片与备注进行判断是结单还是重新派单</w:t>
+              <w:t>对超时未抢单工单手动指派维修人员，确保工单及时处理</w:t>
             </w:r>
           </w:p>
         </w:tc>
@@ -5226,6 +5009,248 @@
               <w:rPr>
                 <w:lang w:val="en-US" w:eastAsia="zh-CN"/>
               </w:rPr>
+              <w:t>范围</w:t>
+            </w:r>
+          </w:p>
+        </w:tc>
+        <w:tc>
+          <w:tcPr>
+            <w:tcW w:w="0" w:type="auto"/>
+            <w:tcBorders>
+              <w:top w:val="nil"/>
+              <w:left w:val="nil"/>
+              <w:bottom w:val="nil"/>
+              <w:right w:val="nil"/>
+            </w:tcBorders>
+            <w:shd w:val="clear" w:color="auto" w:fill="auto"/>
+            <w:tcMar>
+              <w:top w:w="120" w:type="dxa"/>
+              <w:left w:w="180" w:type="dxa"/>
+              <w:bottom w:w="120" w:type="dxa"/>
+              <w:right w:w="180" w:type="dxa"/>
+            </w:tcMar>
+            <w:vAlign w:val="center"/>
+          </w:tcPr>
+          <w:p>
+            <w:r>
+              <w:rPr>
+                <w:lang w:val="en-US" w:eastAsia="zh-CN"/>
+              </w:rPr>
+              <w:t>校园直饮矿化水物联网运维平台 - Web 管理端</w:t>
+            </w:r>
+          </w:p>
+        </w:tc>
+      </w:tr>
+      <w:tr>
+        <w:tblPrEx>
+          <w:tblBorders>
+            <w:top w:val="single" w:color="auto" w:sz="2" w:space="0"/>
+            <w:left w:val="single" w:color="auto" w:sz="2" w:space="0"/>
+            <w:bottom w:val="single" w:color="auto" w:sz="2" w:space="0"/>
+            <w:right w:val="single" w:color="auto" w:sz="2" w:space="0"/>
+            <w:insideH w:val="none" w:color="auto" w:sz="0" w:space="0"/>
+            <w:insideV w:val="none" w:color="auto" w:sz="0" w:space="0"/>
+          </w:tblBorders>
+          <w:tblCellMar>
+            <w:top w:w="0" w:type="dxa"/>
+            <w:left w:w="0" w:type="dxa"/>
+            <w:bottom w:w="0" w:type="dxa"/>
+            <w:right w:w="0" w:type="dxa"/>
+          </w:tblCellMar>
+        </w:tblPrEx>
+        <w:tc>
+          <w:tcPr>
+            <w:tcW w:w="0" w:type="auto"/>
+            <w:tcBorders>
+              <w:top w:val="nil"/>
+              <w:left w:val="nil"/>
+              <w:bottom w:val="nil"/>
+              <w:right w:val="single" w:color="auto" w:sz="2" w:space="0"/>
+            </w:tcBorders>
+            <w:shd w:val="clear" w:color="auto" w:fill="auto"/>
+            <w:tcMar>
+              <w:top w:w="120" w:type="dxa"/>
+              <w:left w:w="180" w:type="dxa"/>
+              <w:bottom w:w="120" w:type="dxa"/>
+              <w:right w:w="180" w:type="dxa"/>
+            </w:tcMar>
+            <w:vAlign w:val="center"/>
+          </w:tcPr>
+          <w:p>
+            <w:r>
+              <w:rPr>
+                <w:lang w:val="en-US" w:eastAsia="zh-CN"/>
+              </w:rPr>
+              <w:t>前置条件</w:t>
+            </w:r>
+          </w:p>
+        </w:tc>
+        <w:tc>
+          <w:tcPr>
+            <w:tcW w:w="0" w:type="auto"/>
+            <w:tcBorders>
+              <w:top w:val="nil"/>
+              <w:left w:val="nil"/>
+              <w:bottom w:val="nil"/>
+              <w:right w:val="nil"/>
+            </w:tcBorders>
+            <w:shd w:val="clear" w:color="auto" w:fill="auto"/>
+            <w:tcMar>
+              <w:top w:w="120" w:type="dxa"/>
+              <w:left w:w="180" w:type="dxa"/>
+              <w:bottom w:w="120" w:type="dxa"/>
+              <w:right w:w="180" w:type="dxa"/>
+            </w:tcMar>
+            <w:vAlign w:val="center"/>
+          </w:tcPr>
+          <w:p>
+            <w:r>
+              <w:rPr>
+                <w:lang w:val="en-US" w:eastAsia="zh-CN"/>
+              </w:rPr>
+              <w:t>管理员已登录系统；存在 “超时</w:t>
+            </w:r>
+            <w:r>
+              <w:rPr>
+                <w:rFonts w:hint="eastAsia"/>
+                <w:lang w:val="en-US" w:eastAsia="zh-CN"/>
+              </w:rPr>
+              <w:t>未抢</w:t>
+            </w:r>
+            <w:r>
+              <w:rPr>
+                <w:lang w:val="en-US" w:eastAsia="zh-CN"/>
+              </w:rPr>
+              <w:t>” 的工单（创建超 30 分钟）；目标维修人员所属片区与工单片区一致</w:t>
+            </w:r>
+          </w:p>
+        </w:tc>
+      </w:tr>
+      <w:tr>
+        <w:tblPrEx>
+          <w:tblBorders>
+            <w:top w:val="single" w:color="auto" w:sz="2" w:space="0"/>
+            <w:left w:val="single" w:color="auto" w:sz="2" w:space="0"/>
+            <w:bottom w:val="single" w:color="auto" w:sz="2" w:space="0"/>
+            <w:right w:val="single" w:color="auto" w:sz="2" w:space="0"/>
+            <w:insideH w:val="none" w:color="auto" w:sz="0" w:space="0"/>
+            <w:insideV w:val="none" w:color="auto" w:sz="0" w:space="0"/>
+          </w:tblBorders>
+          <w:tblCellMar>
+            <w:top w:w="0" w:type="dxa"/>
+            <w:left w:w="0" w:type="dxa"/>
+            <w:bottom w:w="0" w:type="dxa"/>
+            <w:right w:w="0" w:type="dxa"/>
+          </w:tblCellMar>
+        </w:tblPrEx>
+        <w:tc>
+          <w:tcPr>
+            <w:tcW w:w="0" w:type="auto"/>
+            <w:tcBorders>
+              <w:top w:val="nil"/>
+              <w:left w:val="nil"/>
+              <w:bottom w:val="nil"/>
+              <w:right w:val="single" w:color="auto" w:sz="2" w:space="0"/>
+            </w:tcBorders>
+            <w:shd w:val="clear" w:color="auto" w:fill="auto"/>
+            <w:tcMar>
+              <w:top w:w="120" w:type="dxa"/>
+              <w:left w:w="180" w:type="dxa"/>
+              <w:bottom w:w="120" w:type="dxa"/>
+              <w:right w:w="180" w:type="dxa"/>
+            </w:tcMar>
+            <w:vAlign w:val="center"/>
+          </w:tcPr>
+          <w:p>
+            <w:r>
+              <w:rPr>
+                <w:lang w:val="en-US" w:eastAsia="zh-CN"/>
+              </w:rPr>
+              <w:t>交互动作</w:t>
+            </w:r>
+          </w:p>
+        </w:tc>
+        <w:tc>
+          <w:tcPr>
+            <w:tcW w:w="0" w:type="auto"/>
+            <w:tcBorders>
+              <w:top w:val="nil"/>
+              <w:left w:val="nil"/>
+              <w:bottom w:val="nil"/>
+              <w:right w:val="nil"/>
+            </w:tcBorders>
+            <w:shd w:val="clear" w:color="auto" w:fill="auto"/>
+            <w:tcMar>
+              <w:top w:w="120" w:type="dxa"/>
+              <w:left w:w="180" w:type="dxa"/>
+              <w:bottom w:w="120" w:type="dxa"/>
+              <w:right w:w="180" w:type="dxa"/>
+            </w:tcMar>
+            <w:vAlign w:val="center"/>
+          </w:tcPr>
+          <w:p>
+            <w:pPr>
+              <w:rPr>
+                <w:rFonts w:hint="default"/>
+                <w:lang w:val="en-US"/>
+              </w:rPr>
+            </w:pPr>
+            <w:r>
+              <w:rPr>
+                <w:lang w:val="en-US" w:eastAsia="zh-CN"/>
+              </w:rPr>
+              <w:t>（1）管理员在 “工单管理→工单列表” 筛选 “状态 = 待抢单 + 超时 = 是”，超时工单标红显示（2）点击目标工单 “人工派单” 按钮，弹出派单弹窗（3）选择 “所属片区维修人员”（仅显示工单片区维修员）（4）填写派单备注（可选），点击 “确认派单”（5）</w:t>
+            </w:r>
+            <w:r>
+              <w:rPr>
+                <w:rFonts w:hint="eastAsia"/>
+                <w:lang w:val="en-US" w:eastAsia="zh-CN"/>
+              </w:rPr>
+              <w:t>在工单表格中还可以点击查看详情，并且已经完结的工单会存在“待审核”状态，需要手动处理（6）在审核时可根据上传的现场图片与备注进行判断是结单还是重新派单</w:t>
+            </w:r>
+          </w:p>
+        </w:tc>
+      </w:tr>
+      <w:tr>
+        <w:tblPrEx>
+          <w:tblBorders>
+            <w:top w:val="single" w:color="auto" w:sz="2" w:space="0"/>
+            <w:left w:val="single" w:color="auto" w:sz="2" w:space="0"/>
+            <w:bottom w:val="single" w:color="auto" w:sz="2" w:space="0"/>
+            <w:right w:val="single" w:color="auto" w:sz="2" w:space="0"/>
+            <w:insideH w:val="none" w:color="auto" w:sz="0" w:space="0"/>
+            <w:insideV w:val="none" w:color="auto" w:sz="0" w:space="0"/>
+          </w:tblBorders>
+          <w:tblCellMar>
+            <w:top w:w="0" w:type="dxa"/>
+            <w:left w:w="0" w:type="dxa"/>
+            <w:bottom w:w="0" w:type="dxa"/>
+            <w:right w:w="0" w:type="dxa"/>
+          </w:tblCellMar>
+        </w:tblPrEx>
+        <w:tc>
+          <w:tcPr>
+            <w:tcW w:w="0" w:type="auto"/>
+            <w:tcBorders>
+              <w:top w:val="nil"/>
+              <w:left w:val="nil"/>
+              <w:bottom w:val="nil"/>
+              <w:right w:val="single" w:color="auto" w:sz="2" w:space="0"/>
+            </w:tcBorders>
+            <w:shd w:val="clear" w:color="auto" w:fill="auto"/>
+            <w:tcMar>
+              <w:top w:w="120" w:type="dxa"/>
+              <w:left w:w="180" w:type="dxa"/>
+              <w:bottom w:w="120" w:type="dxa"/>
+              <w:right w:w="180" w:type="dxa"/>
+            </w:tcMar>
+            <w:vAlign w:val="center"/>
+          </w:tcPr>
+          <w:p>
+            <w:r>
+              <w:rPr>
+                <w:lang w:val="en-US" w:eastAsia="zh-CN"/>
+              </w:rPr>
               <w:t>扩展交互</w:t>
             </w:r>
           </w:p>
@@ -5350,7 +5375,14 @@
         <w:rPr>
           <w:rFonts w:hint="default"/>
         </w:rPr>
-        <w:t>用例 3：人员管理</w:t>
+        <w:t>用例 3：</w:t>
+      </w:r>
+      <w:r>
+        <w:rPr>
+          <w:rFonts w:hint="eastAsia"/>
+          <w:lang w:val="en-US" w:eastAsia="zh-CN"/>
+        </w:rPr>
+        <w:t>管理员管理人员信息</w:t>
       </w:r>
     </w:p>
     <w:tbl>
@@ -5389,6 +5421,7 @@
             <w:insideH w:val="none" w:color="auto" w:sz="0" w:space="0"/>
             <w:insideV w:val="none" w:color="auto" w:sz="0" w:space="0"/>
           </w:tblBorders>
+          <w:shd w:val="clear" w:color="auto" w:fill="auto"/>
           <w:tblCellMar>
             <w:top w:w="0" w:type="dxa"/>
             <w:left w:w="0" w:type="dxa"/>
@@ -5519,9 +5552,10 @@
           <w:p>
             <w:r>
               <w:rPr>
-                <w:lang w:val="en-US" w:eastAsia="zh-CN"/>
-              </w:rPr>
-              <w:t>人员管理</w:t>
+                <w:rFonts w:hint="eastAsia"/>
+                <w:lang w:val="en-US" w:eastAsia="zh-CN"/>
+              </w:rPr>
+              <w:t>管理员管理人员信息</w:t>
             </w:r>
           </w:p>
         </w:tc>
@@ -5609,7 +5643,6 @@
             <w:insideH w:val="none" w:color="auto" w:sz="0" w:space="0"/>
             <w:insideV w:val="none" w:color="auto" w:sz="0" w:space="0"/>
           </w:tblBorders>
-          <w:shd w:val="clear" w:color="auto" w:fill="auto"/>
           <w:tblCellMar>
             <w:top w:w="0" w:type="dxa"/>
             <w:left w:w="0" w:type="dxa"/>
@@ -5900,6 +5933,7 @@
             <w:insideH w:val="none" w:color="auto" w:sz="0" w:space="0"/>
             <w:insideV w:val="none" w:color="auto" w:sz="0" w:space="0"/>
           </w:tblBorders>
+          <w:shd w:val="clear" w:color="auto" w:fill="auto"/>
           <w:tblCellMar>
             <w:top w:w="0" w:type="dxa"/>
             <w:left w:w="0" w:type="dxa"/>
@@ -6114,7 +6148,14 @@
         <w:rPr>
           <w:rFonts w:hint="default"/>
         </w:rPr>
-        <w:t>用例 4：地区管理</w:t>
+        <w:t>用例 4：</w:t>
+      </w:r>
+      <w:r>
+        <w:rPr>
+          <w:rFonts w:hint="eastAsia"/>
+          <w:lang w:val="en-US" w:eastAsia="zh-CN"/>
+        </w:rPr>
+        <w:t>管理员管理地区信息</w:t>
       </w:r>
     </w:p>
     <w:tbl>
@@ -6229,6 +6270,7 @@
             <w:insideH w:val="none" w:color="auto" w:sz="0" w:space="0"/>
             <w:insideV w:val="none" w:color="auto" w:sz="0" w:space="0"/>
           </w:tblBorders>
+          <w:shd w:val="clear" w:color="auto" w:fill="auto"/>
           <w:tblCellMar>
             <w:top w:w="0" w:type="dxa"/>
             <w:left w:w="0" w:type="dxa"/>
@@ -6284,9 +6326,298 @@
           <w:p>
             <w:r>
               <w:rPr>
-                <w:lang w:val="en-US" w:eastAsia="zh-CN"/>
-              </w:rPr>
-              <w:t>地区管理</w:t>
+                <w:rFonts w:hint="eastAsia"/>
+                <w:lang w:val="en-US" w:eastAsia="zh-CN"/>
+              </w:rPr>
+              <w:t>管理员管理地区信息</w:t>
+            </w:r>
+          </w:p>
+        </w:tc>
+      </w:tr>
+      <w:tr>
+        <w:tblPrEx>
+          <w:tblBorders>
+            <w:top w:val="single" w:color="auto" w:sz="2" w:space="0"/>
+            <w:left w:val="single" w:color="auto" w:sz="2" w:space="0"/>
+            <w:bottom w:val="single" w:color="auto" w:sz="2" w:space="0"/>
+            <w:right w:val="single" w:color="auto" w:sz="2" w:space="0"/>
+            <w:insideH w:val="none" w:color="auto" w:sz="0" w:space="0"/>
+            <w:insideV w:val="none" w:color="auto" w:sz="0" w:space="0"/>
+          </w:tblBorders>
+          <w:tblCellMar>
+            <w:top w:w="0" w:type="dxa"/>
+            <w:left w:w="0" w:type="dxa"/>
+            <w:bottom w:w="0" w:type="dxa"/>
+            <w:right w:w="0" w:type="dxa"/>
+          </w:tblCellMar>
+        </w:tblPrEx>
+        <w:tc>
+          <w:tcPr>
+            <w:tcW w:w="0" w:type="auto"/>
+            <w:tcBorders>
+              <w:top w:val="nil"/>
+              <w:left w:val="nil"/>
+              <w:bottom w:val="nil"/>
+              <w:right w:val="single" w:color="auto" w:sz="2" w:space="0"/>
+            </w:tcBorders>
+            <w:shd w:val="clear" w:color="auto" w:fill="auto"/>
+            <w:tcMar>
+              <w:top w:w="120" w:type="dxa"/>
+              <w:left w:w="180" w:type="dxa"/>
+              <w:bottom w:w="120" w:type="dxa"/>
+              <w:right w:w="180" w:type="dxa"/>
+            </w:tcMar>
+            <w:vAlign w:val="center"/>
+          </w:tcPr>
+          <w:p>
+            <w:r>
+              <w:rPr>
+                <w:lang w:val="en-US" w:eastAsia="zh-CN"/>
+              </w:rPr>
+              <w:t>用例标识</w:t>
+            </w:r>
+          </w:p>
+        </w:tc>
+        <w:tc>
+          <w:tcPr>
+            <w:tcW w:w="0" w:type="auto"/>
+            <w:tcBorders>
+              <w:top w:val="nil"/>
+              <w:left w:val="nil"/>
+              <w:bottom w:val="nil"/>
+              <w:right w:val="nil"/>
+            </w:tcBorders>
+            <w:shd w:val="clear" w:color="auto" w:fill="auto"/>
+            <w:tcMar>
+              <w:top w:w="120" w:type="dxa"/>
+              <w:left w:w="180" w:type="dxa"/>
+              <w:bottom w:w="120" w:type="dxa"/>
+              <w:right w:w="180" w:type="dxa"/>
+            </w:tcMar>
+            <w:vAlign w:val="center"/>
+          </w:tcPr>
+          <w:p>
+            <w:r>
+              <w:rPr>
+                <w:lang w:val="en-US" w:eastAsia="zh-CN"/>
+              </w:rPr>
+              <w:t>UC-ADMIN-004-AreaManage</w:t>
+            </w:r>
+          </w:p>
+        </w:tc>
+      </w:tr>
+      <w:tr>
+        <w:tblPrEx>
+          <w:tblBorders>
+            <w:top w:val="single" w:color="auto" w:sz="2" w:space="0"/>
+            <w:left w:val="single" w:color="auto" w:sz="2" w:space="0"/>
+            <w:bottom w:val="single" w:color="auto" w:sz="2" w:space="0"/>
+            <w:right w:val="single" w:color="auto" w:sz="2" w:space="0"/>
+            <w:insideH w:val="none" w:color="auto" w:sz="0" w:space="0"/>
+            <w:insideV w:val="none" w:color="auto" w:sz="0" w:space="0"/>
+          </w:tblBorders>
+          <w:tblCellMar>
+            <w:top w:w="0" w:type="dxa"/>
+            <w:left w:w="0" w:type="dxa"/>
+            <w:bottom w:w="0" w:type="dxa"/>
+            <w:right w:w="0" w:type="dxa"/>
+          </w:tblCellMar>
+        </w:tblPrEx>
+        <w:tc>
+          <w:tcPr>
+            <w:tcW w:w="0" w:type="auto"/>
+            <w:tcBorders>
+              <w:top w:val="nil"/>
+              <w:left w:val="nil"/>
+              <w:bottom w:val="nil"/>
+              <w:right w:val="single" w:color="auto" w:sz="2" w:space="0"/>
+            </w:tcBorders>
+            <w:shd w:val="clear" w:color="auto" w:fill="auto"/>
+            <w:tcMar>
+              <w:top w:w="120" w:type="dxa"/>
+              <w:left w:w="180" w:type="dxa"/>
+              <w:bottom w:w="120" w:type="dxa"/>
+              <w:right w:w="180" w:type="dxa"/>
+            </w:tcMar>
+            <w:vAlign w:val="center"/>
+          </w:tcPr>
+          <w:p>
+            <w:r>
+              <w:rPr>
+                <w:lang w:val="en-US" w:eastAsia="zh-CN"/>
+              </w:rPr>
+              <w:t>主要执行者</w:t>
+            </w:r>
+          </w:p>
+        </w:tc>
+        <w:tc>
+          <w:tcPr>
+            <w:tcW w:w="0" w:type="auto"/>
+            <w:tcBorders>
+              <w:top w:val="nil"/>
+              <w:left w:val="nil"/>
+              <w:bottom w:val="nil"/>
+              <w:right w:val="nil"/>
+            </w:tcBorders>
+            <w:shd w:val="clear" w:color="auto" w:fill="auto"/>
+            <w:tcMar>
+              <w:top w:w="120" w:type="dxa"/>
+              <w:left w:w="180" w:type="dxa"/>
+              <w:bottom w:w="120" w:type="dxa"/>
+              <w:right w:w="180" w:type="dxa"/>
+            </w:tcMar>
+            <w:vAlign w:val="center"/>
+          </w:tcPr>
+          <w:p>
+            <w:r>
+              <w:rPr>
+                <w:lang w:val="en-US" w:eastAsia="zh-CN"/>
+              </w:rPr>
+              <w:t>管理员</w:t>
+            </w:r>
+          </w:p>
+        </w:tc>
+      </w:tr>
+      <w:tr>
+        <w:tblPrEx>
+          <w:tblBorders>
+            <w:top w:val="single" w:color="auto" w:sz="2" w:space="0"/>
+            <w:left w:val="single" w:color="auto" w:sz="2" w:space="0"/>
+            <w:bottom w:val="single" w:color="auto" w:sz="2" w:space="0"/>
+            <w:right w:val="single" w:color="auto" w:sz="2" w:space="0"/>
+            <w:insideH w:val="none" w:color="auto" w:sz="0" w:space="0"/>
+            <w:insideV w:val="none" w:color="auto" w:sz="0" w:space="0"/>
+          </w:tblBorders>
+          <w:tblCellMar>
+            <w:top w:w="0" w:type="dxa"/>
+            <w:left w:w="0" w:type="dxa"/>
+            <w:bottom w:w="0" w:type="dxa"/>
+            <w:right w:w="0" w:type="dxa"/>
+          </w:tblCellMar>
+        </w:tblPrEx>
+        <w:tc>
+          <w:tcPr>
+            <w:tcW w:w="0" w:type="auto"/>
+            <w:tcBorders>
+              <w:top w:val="nil"/>
+              <w:left w:val="nil"/>
+              <w:bottom w:val="nil"/>
+              <w:right w:val="single" w:color="auto" w:sz="2" w:space="0"/>
+            </w:tcBorders>
+            <w:shd w:val="clear" w:color="auto" w:fill="auto"/>
+            <w:tcMar>
+              <w:top w:w="120" w:type="dxa"/>
+              <w:left w:w="180" w:type="dxa"/>
+              <w:bottom w:w="120" w:type="dxa"/>
+              <w:right w:w="180" w:type="dxa"/>
+            </w:tcMar>
+            <w:vAlign w:val="center"/>
+          </w:tcPr>
+          <w:p>
+            <w:r>
+              <w:rPr>
+                <w:lang w:val="en-US" w:eastAsia="zh-CN"/>
+              </w:rPr>
+              <w:t>目标</w:t>
+            </w:r>
+          </w:p>
+        </w:tc>
+        <w:tc>
+          <w:tcPr>
+            <w:tcW w:w="0" w:type="auto"/>
+            <w:tcBorders>
+              <w:top w:val="nil"/>
+              <w:left w:val="nil"/>
+              <w:bottom w:val="nil"/>
+              <w:right w:val="nil"/>
+            </w:tcBorders>
+            <w:shd w:val="clear" w:color="auto" w:fill="auto"/>
+            <w:tcMar>
+              <w:top w:w="120" w:type="dxa"/>
+              <w:left w:w="180" w:type="dxa"/>
+              <w:bottom w:w="120" w:type="dxa"/>
+              <w:right w:w="180" w:type="dxa"/>
+            </w:tcMar>
+            <w:vAlign w:val="center"/>
+          </w:tcPr>
+          <w:p>
+            <w:r>
+              <w:rPr>
+                <w:lang w:val="en-US" w:eastAsia="zh-CN"/>
+              </w:rPr>
+              <w:t>管理校园片区（新增、编辑、删除），查看片区设备分布</w:t>
+            </w:r>
+          </w:p>
+        </w:tc>
+      </w:tr>
+      <w:tr>
+        <w:tblPrEx>
+          <w:tblBorders>
+            <w:top w:val="single" w:color="auto" w:sz="2" w:space="0"/>
+            <w:left w:val="single" w:color="auto" w:sz="2" w:space="0"/>
+            <w:bottom w:val="single" w:color="auto" w:sz="2" w:space="0"/>
+            <w:right w:val="single" w:color="auto" w:sz="2" w:space="0"/>
+            <w:insideH w:val="none" w:color="auto" w:sz="0" w:space="0"/>
+            <w:insideV w:val="none" w:color="auto" w:sz="0" w:space="0"/>
+          </w:tblBorders>
+          <w:tblCellMar>
+            <w:top w:w="0" w:type="dxa"/>
+            <w:left w:w="0" w:type="dxa"/>
+            <w:bottom w:w="0" w:type="dxa"/>
+            <w:right w:w="0" w:type="dxa"/>
+          </w:tblCellMar>
+        </w:tblPrEx>
+        <w:tc>
+          <w:tcPr>
+            <w:tcW w:w="0" w:type="auto"/>
+            <w:tcBorders>
+              <w:top w:val="nil"/>
+              <w:left w:val="nil"/>
+              <w:bottom w:val="nil"/>
+              <w:right w:val="single" w:color="auto" w:sz="2" w:space="0"/>
+            </w:tcBorders>
+            <w:shd w:val="clear" w:color="auto" w:fill="auto"/>
+            <w:tcMar>
+              <w:top w:w="120" w:type="dxa"/>
+              <w:left w:w="180" w:type="dxa"/>
+              <w:bottom w:w="120" w:type="dxa"/>
+              <w:right w:w="180" w:type="dxa"/>
+            </w:tcMar>
+            <w:vAlign w:val="center"/>
+          </w:tcPr>
+          <w:p>
+            <w:r>
+              <w:rPr>
+                <w:lang w:val="en-US" w:eastAsia="zh-CN"/>
+              </w:rPr>
+              <w:t>范围</w:t>
+            </w:r>
+          </w:p>
+        </w:tc>
+        <w:tc>
+          <w:tcPr>
+            <w:tcW w:w="0" w:type="auto"/>
+            <w:tcBorders>
+              <w:top w:val="nil"/>
+              <w:left w:val="nil"/>
+              <w:bottom w:val="nil"/>
+              <w:right w:val="nil"/>
+            </w:tcBorders>
+            <w:shd w:val="clear" w:color="auto" w:fill="auto"/>
+            <w:tcMar>
+              <w:top w:w="120" w:type="dxa"/>
+              <w:left w:w="180" w:type="dxa"/>
+              <w:bottom w:w="120" w:type="dxa"/>
+              <w:right w:w="180" w:type="dxa"/>
+            </w:tcMar>
+            <w:vAlign w:val="center"/>
+          </w:tcPr>
+          <w:p>
+            <w:r>
+              <w:rPr>
+                <w:lang w:val="en-US" w:eastAsia="zh-CN"/>
+              </w:rPr>
+              <w:t>校园直饮矿化水物联网运维平台 - Web 管理端</w:t>
             </w:r>
           </w:p>
         </w:tc>
@@ -6332,7 +6663,7 @@
               <w:rPr>
                 <w:lang w:val="en-US" w:eastAsia="zh-CN"/>
               </w:rPr>
-              <w:t>用例标识</w:t>
+              <w:t>前置条件</w:t>
             </w:r>
           </w:p>
         </w:tc>
@@ -6359,7 +6690,7 @@
               <w:rPr>
                 <w:lang w:val="en-US" w:eastAsia="zh-CN"/>
               </w:rPr>
-              <w:t>UC-ADMIN-004-AreaManage</w:t>
+              <w:t>管理员已登录系统</w:t>
             </w:r>
           </w:p>
         </w:tc>
@@ -6405,7 +6736,7 @@
               <w:rPr>
                 <w:lang w:val="en-US" w:eastAsia="zh-CN"/>
               </w:rPr>
-              <w:t>主要执行者</w:t>
+              <w:t>交互动作</w:t>
             </w:r>
           </w:p>
         </w:tc>
@@ -6432,7 +6763,20 @@
               <w:rPr>
                 <w:lang w:val="en-US" w:eastAsia="zh-CN"/>
               </w:rPr>
-              <w:t>管理员</w:t>
+              <w:t>（1）管理员点击 “地区管理→片区列表”</w:t>
+            </w:r>
+            <w:r>
+              <w:rPr>
+                <w:rFonts w:hint="eastAsia"/>
+                <w:lang w:val="en-US" w:eastAsia="zh-CN"/>
+              </w:rPr>
+              <w:t>，会直接显示片区列表与设备片区分布图</w:t>
+            </w:r>
+            <w:r>
+              <w:rPr>
+                <w:lang w:val="en-US" w:eastAsia="zh-CN"/>
+              </w:rPr>
+              <w:t>（2）点击 “新增” 按钮，填写片区信息（片区 ID、名称、父片区等），点击 “保存”（3）点击 “删除” 按钮（无设备关联时可删除）</w:t>
             </w:r>
           </w:p>
         </w:tc>
@@ -6478,311 +6822,6 @@
               <w:rPr>
                 <w:lang w:val="en-US" w:eastAsia="zh-CN"/>
               </w:rPr>
-              <w:t>目标</w:t>
-            </w:r>
-          </w:p>
-        </w:tc>
-        <w:tc>
-          <w:tcPr>
-            <w:tcW w:w="0" w:type="auto"/>
-            <w:tcBorders>
-              <w:top w:val="nil"/>
-              <w:left w:val="nil"/>
-              <w:bottom w:val="nil"/>
-              <w:right w:val="nil"/>
-            </w:tcBorders>
-            <w:shd w:val="clear" w:color="auto" w:fill="auto"/>
-            <w:tcMar>
-              <w:top w:w="120" w:type="dxa"/>
-              <w:left w:w="180" w:type="dxa"/>
-              <w:bottom w:w="120" w:type="dxa"/>
-              <w:right w:w="180" w:type="dxa"/>
-            </w:tcMar>
-            <w:vAlign w:val="center"/>
-          </w:tcPr>
-          <w:p>
-            <w:r>
-              <w:rPr>
-                <w:lang w:val="en-US" w:eastAsia="zh-CN"/>
-              </w:rPr>
-              <w:t>管理校园片区（新增、编辑、删除），查看片区设备分布</w:t>
-            </w:r>
-          </w:p>
-        </w:tc>
-      </w:tr>
-      <w:tr>
-        <w:tblPrEx>
-          <w:tblBorders>
-            <w:top w:val="single" w:color="auto" w:sz="2" w:space="0"/>
-            <w:left w:val="single" w:color="auto" w:sz="2" w:space="0"/>
-            <w:bottom w:val="single" w:color="auto" w:sz="2" w:space="0"/>
-            <w:right w:val="single" w:color="auto" w:sz="2" w:space="0"/>
-            <w:insideH w:val="none" w:color="auto" w:sz="0" w:space="0"/>
-            <w:insideV w:val="none" w:color="auto" w:sz="0" w:space="0"/>
-          </w:tblBorders>
-          <w:shd w:val="clear" w:color="auto" w:fill="auto"/>
-          <w:tblCellMar>
-            <w:top w:w="0" w:type="dxa"/>
-            <w:left w:w="0" w:type="dxa"/>
-            <w:bottom w:w="0" w:type="dxa"/>
-            <w:right w:w="0" w:type="dxa"/>
-          </w:tblCellMar>
-        </w:tblPrEx>
-        <w:tc>
-          <w:tcPr>
-            <w:tcW w:w="0" w:type="auto"/>
-            <w:tcBorders>
-              <w:top w:val="nil"/>
-              <w:left w:val="nil"/>
-              <w:bottom w:val="nil"/>
-              <w:right w:val="single" w:color="auto" w:sz="2" w:space="0"/>
-            </w:tcBorders>
-            <w:shd w:val="clear" w:color="auto" w:fill="auto"/>
-            <w:tcMar>
-              <w:top w:w="120" w:type="dxa"/>
-              <w:left w:w="180" w:type="dxa"/>
-              <w:bottom w:w="120" w:type="dxa"/>
-              <w:right w:w="180" w:type="dxa"/>
-            </w:tcMar>
-            <w:vAlign w:val="center"/>
-          </w:tcPr>
-          <w:p>
-            <w:r>
-              <w:rPr>
-                <w:lang w:val="en-US" w:eastAsia="zh-CN"/>
-              </w:rPr>
-              <w:t>范围</w:t>
-            </w:r>
-          </w:p>
-        </w:tc>
-        <w:tc>
-          <w:tcPr>
-            <w:tcW w:w="0" w:type="auto"/>
-            <w:tcBorders>
-              <w:top w:val="nil"/>
-              <w:left w:val="nil"/>
-              <w:bottom w:val="nil"/>
-              <w:right w:val="nil"/>
-            </w:tcBorders>
-            <w:shd w:val="clear" w:color="auto" w:fill="auto"/>
-            <w:tcMar>
-              <w:top w:w="120" w:type="dxa"/>
-              <w:left w:w="180" w:type="dxa"/>
-              <w:bottom w:w="120" w:type="dxa"/>
-              <w:right w:w="180" w:type="dxa"/>
-            </w:tcMar>
-            <w:vAlign w:val="center"/>
-          </w:tcPr>
-          <w:p>
-            <w:r>
-              <w:rPr>
-                <w:lang w:val="en-US" w:eastAsia="zh-CN"/>
-              </w:rPr>
-              <w:t>校园直饮矿化水物联网运维平台 - Web 管理端</w:t>
-            </w:r>
-          </w:p>
-        </w:tc>
-      </w:tr>
-      <w:tr>
-        <w:tblPrEx>
-          <w:tblBorders>
-            <w:top w:val="single" w:color="auto" w:sz="2" w:space="0"/>
-            <w:left w:val="single" w:color="auto" w:sz="2" w:space="0"/>
-            <w:bottom w:val="single" w:color="auto" w:sz="2" w:space="0"/>
-            <w:right w:val="single" w:color="auto" w:sz="2" w:space="0"/>
-            <w:insideH w:val="none" w:color="auto" w:sz="0" w:space="0"/>
-            <w:insideV w:val="none" w:color="auto" w:sz="0" w:space="0"/>
-          </w:tblBorders>
-          <w:shd w:val="clear" w:color="auto" w:fill="auto"/>
-          <w:tblCellMar>
-            <w:top w:w="0" w:type="dxa"/>
-            <w:left w:w="0" w:type="dxa"/>
-            <w:bottom w:w="0" w:type="dxa"/>
-            <w:right w:w="0" w:type="dxa"/>
-          </w:tblCellMar>
-        </w:tblPrEx>
-        <w:tc>
-          <w:tcPr>
-            <w:tcW w:w="0" w:type="auto"/>
-            <w:tcBorders>
-              <w:top w:val="nil"/>
-              <w:left w:val="nil"/>
-              <w:bottom w:val="nil"/>
-              <w:right w:val="single" w:color="auto" w:sz="2" w:space="0"/>
-            </w:tcBorders>
-            <w:shd w:val="clear" w:color="auto" w:fill="auto"/>
-            <w:tcMar>
-              <w:top w:w="120" w:type="dxa"/>
-              <w:left w:w="180" w:type="dxa"/>
-              <w:bottom w:w="120" w:type="dxa"/>
-              <w:right w:w="180" w:type="dxa"/>
-            </w:tcMar>
-            <w:vAlign w:val="center"/>
-          </w:tcPr>
-          <w:p>
-            <w:r>
-              <w:rPr>
-                <w:lang w:val="en-US" w:eastAsia="zh-CN"/>
-              </w:rPr>
-              <w:t>前置条件</w:t>
-            </w:r>
-          </w:p>
-        </w:tc>
-        <w:tc>
-          <w:tcPr>
-            <w:tcW w:w="0" w:type="auto"/>
-            <w:tcBorders>
-              <w:top w:val="nil"/>
-              <w:left w:val="nil"/>
-              <w:bottom w:val="nil"/>
-              <w:right w:val="nil"/>
-            </w:tcBorders>
-            <w:shd w:val="clear" w:color="auto" w:fill="auto"/>
-            <w:tcMar>
-              <w:top w:w="120" w:type="dxa"/>
-              <w:left w:w="180" w:type="dxa"/>
-              <w:bottom w:w="120" w:type="dxa"/>
-              <w:right w:w="180" w:type="dxa"/>
-            </w:tcMar>
-            <w:vAlign w:val="center"/>
-          </w:tcPr>
-          <w:p>
-            <w:r>
-              <w:rPr>
-                <w:lang w:val="en-US" w:eastAsia="zh-CN"/>
-              </w:rPr>
-              <w:t>管理员已登录系统</w:t>
-            </w:r>
-          </w:p>
-        </w:tc>
-      </w:tr>
-      <w:tr>
-        <w:tblPrEx>
-          <w:tblBorders>
-            <w:top w:val="single" w:color="auto" w:sz="2" w:space="0"/>
-            <w:left w:val="single" w:color="auto" w:sz="2" w:space="0"/>
-            <w:bottom w:val="single" w:color="auto" w:sz="2" w:space="0"/>
-            <w:right w:val="single" w:color="auto" w:sz="2" w:space="0"/>
-            <w:insideH w:val="none" w:color="auto" w:sz="0" w:space="0"/>
-            <w:insideV w:val="none" w:color="auto" w:sz="0" w:space="0"/>
-          </w:tblBorders>
-          <w:shd w:val="clear" w:color="auto" w:fill="auto"/>
-          <w:tblCellMar>
-            <w:top w:w="0" w:type="dxa"/>
-            <w:left w:w="0" w:type="dxa"/>
-            <w:bottom w:w="0" w:type="dxa"/>
-            <w:right w:w="0" w:type="dxa"/>
-          </w:tblCellMar>
-        </w:tblPrEx>
-        <w:tc>
-          <w:tcPr>
-            <w:tcW w:w="0" w:type="auto"/>
-            <w:tcBorders>
-              <w:top w:val="nil"/>
-              <w:left w:val="nil"/>
-              <w:bottom w:val="nil"/>
-              <w:right w:val="single" w:color="auto" w:sz="2" w:space="0"/>
-            </w:tcBorders>
-            <w:shd w:val="clear" w:color="auto" w:fill="auto"/>
-            <w:tcMar>
-              <w:top w:w="120" w:type="dxa"/>
-              <w:left w:w="180" w:type="dxa"/>
-              <w:bottom w:w="120" w:type="dxa"/>
-              <w:right w:w="180" w:type="dxa"/>
-            </w:tcMar>
-            <w:vAlign w:val="center"/>
-          </w:tcPr>
-          <w:p>
-            <w:r>
-              <w:rPr>
-                <w:lang w:val="en-US" w:eastAsia="zh-CN"/>
-              </w:rPr>
-              <w:t>交互动作</w:t>
-            </w:r>
-          </w:p>
-        </w:tc>
-        <w:tc>
-          <w:tcPr>
-            <w:tcW w:w="0" w:type="auto"/>
-            <w:tcBorders>
-              <w:top w:val="nil"/>
-              <w:left w:val="nil"/>
-              <w:bottom w:val="nil"/>
-              <w:right w:val="nil"/>
-            </w:tcBorders>
-            <w:shd w:val="clear" w:color="auto" w:fill="auto"/>
-            <w:tcMar>
-              <w:top w:w="120" w:type="dxa"/>
-              <w:left w:w="180" w:type="dxa"/>
-              <w:bottom w:w="120" w:type="dxa"/>
-              <w:right w:w="180" w:type="dxa"/>
-            </w:tcMar>
-            <w:vAlign w:val="center"/>
-          </w:tcPr>
-          <w:p>
-            <w:r>
-              <w:rPr>
-                <w:lang w:val="en-US" w:eastAsia="zh-CN"/>
-              </w:rPr>
-              <w:t>（1）管理员点击 “地区管理→片区列表”</w:t>
-            </w:r>
-            <w:r>
-              <w:rPr>
-                <w:rFonts w:hint="eastAsia"/>
-                <w:lang w:val="en-US" w:eastAsia="zh-CN"/>
-              </w:rPr>
-              <w:t>，会直接显示片区列表与设备片区分布图</w:t>
-            </w:r>
-            <w:r>
-              <w:rPr>
-                <w:lang w:val="en-US" w:eastAsia="zh-CN"/>
-              </w:rPr>
-              <w:t>（2）点击 “新增” 按钮，填写片区信息（片区 ID、名称、父片区等），点击 “保存”（3）点击 “删除” 按钮（无设备关联时可删除）</w:t>
-            </w:r>
-          </w:p>
-        </w:tc>
-      </w:tr>
-      <w:tr>
-        <w:tblPrEx>
-          <w:tblBorders>
-            <w:top w:val="single" w:color="auto" w:sz="2" w:space="0"/>
-            <w:left w:val="single" w:color="auto" w:sz="2" w:space="0"/>
-            <w:bottom w:val="single" w:color="auto" w:sz="2" w:space="0"/>
-            <w:right w:val="single" w:color="auto" w:sz="2" w:space="0"/>
-            <w:insideH w:val="none" w:color="auto" w:sz="0" w:space="0"/>
-            <w:insideV w:val="none" w:color="auto" w:sz="0" w:space="0"/>
-          </w:tblBorders>
-          <w:shd w:val="clear" w:color="auto" w:fill="auto"/>
-          <w:tblCellMar>
-            <w:top w:w="0" w:type="dxa"/>
-            <w:left w:w="0" w:type="dxa"/>
-            <w:bottom w:w="0" w:type="dxa"/>
-            <w:right w:w="0" w:type="dxa"/>
-          </w:tblCellMar>
-        </w:tblPrEx>
-        <w:tc>
-          <w:tcPr>
-            <w:tcW w:w="0" w:type="auto"/>
-            <w:tcBorders>
-              <w:top w:val="nil"/>
-              <w:left w:val="nil"/>
-              <w:bottom w:val="nil"/>
-              <w:right w:val="single" w:color="auto" w:sz="2" w:space="0"/>
-            </w:tcBorders>
-            <w:shd w:val="clear" w:color="auto" w:fill="auto"/>
-            <w:tcMar>
-              <w:top w:w="120" w:type="dxa"/>
-              <w:left w:w="180" w:type="dxa"/>
-              <w:bottom w:w="120" w:type="dxa"/>
-              <w:right w:w="180" w:type="dxa"/>
-            </w:tcMar>
-            <w:vAlign w:val="center"/>
-          </w:tcPr>
-          <w:p>
-            <w:r>
-              <w:rPr>
-                <w:lang w:val="en-US" w:eastAsia="zh-CN"/>
-              </w:rPr>
               <w:t>扩展交互</w:t>
             </w:r>
           </w:p>
@@ -6951,7 +6990,14 @@
         <w:rPr>
           <w:rFonts w:hint="default"/>
         </w:rPr>
-        <w:t>用例 1：本辖区设备巡检</w:t>
+        <w:t>用例 1：</w:t>
+      </w:r>
+      <w:r>
+        <w:rPr>
+          <w:rFonts w:hint="eastAsia"/>
+          <w:lang w:val="en-US" w:eastAsia="zh-CN"/>
+        </w:rPr>
+        <w:t>维修人员巡检本辖区设备</w:t>
       </w:r>
     </w:p>
     <w:tbl>
@@ -7066,6 +7112,7 @@
             <w:insideH w:val="none" w:color="auto" w:sz="0" w:space="0"/>
             <w:insideV w:val="none" w:color="auto" w:sz="0" w:space="0"/>
           </w:tblBorders>
+          <w:shd w:val="clear" w:color="auto" w:fill="auto"/>
           <w:tblCellMar>
             <w:top w:w="0" w:type="dxa"/>
             <w:left w:w="0" w:type="dxa"/>
@@ -7121,9 +7168,10 @@
           <w:p>
             <w:r>
               <w:rPr>
-                <w:lang w:val="en-US" w:eastAsia="zh-CN"/>
-              </w:rPr>
-              <w:t>本辖区设备巡检</w:t>
+                <w:rFonts w:hint="eastAsia"/>
+                <w:lang w:val="en-US" w:eastAsia="zh-CN"/>
+              </w:rPr>
+              <w:t>维修人员巡检本辖区设备</w:t>
             </w:r>
           </w:p>
         </w:tc>
@@ -7211,6 +7259,7 @@
             <w:insideH w:val="none" w:color="auto" w:sz="0" w:space="0"/>
             <w:insideV w:val="none" w:color="auto" w:sz="0" w:space="0"/>
           </w:tblBorders>
+          <w:shd w:val="clear" w:color="auto" w:fill="auto"/>
           <w:tblCellMar>
             <w:top w:w="0" w:type="dxa"/>
             <w:left w:w="0" w:type="dxa"/>
@@ -7502,6 +7551,7 @@
             <w:insideH w:val="none" w:color="auto" w:sz="0" w:space="0"/>
             <w:insideV w:val="none" w:color="auto" w:sz="0" w:space="0"/>
           </w:tblBorders>
+          <w:shd w:val="clear" w:color="auto" w:fill="auto"/>
           <w:tblCellMar>
             <w:top w:w="0" w:type="dxa"/>
             <w:left w:w="0" w:type="dxa"/>
@@ -7748,7 +7798,14 @@
         <w:rPr>
           <w:rFonts w:hint="default"/>
         </w:rPr>
-        <w:t>用例 2：工单抢单与处理</w:t>
+        <w:t>用例 2：</w:t>
+      </w:r>
+      <w:r>
+        <w:rPr>
+          <w:rFonts w:hint="eastAsia"/>
+          <w:lang w:val="en-US" w:eastAsia="zh-CN"/>
+        </w:rPr>
+        <w:t>维修人员抢单与处理工单</w:t>
       </w:r>
     </w:p>
     <w:tbl>
@@ -7863,6 +7920,7 @@
             <w:insideH w:val="none" w:color="auto" w:sz="0" w:space="0"/>
             <w:insideV w:val="none" w:color="auto" w:sz="0" w:space="0"/>
           </w:tblBorders>
+          <w:shd w:val="clear" w:color="auto" w:fill="auto"/>
           <w:tblCellMar>
             <w:top w:w="0" w:type="dxa"/>
             <w:left w:w="0" w:type="dxa"/>
@@ -7918,9 +7976,10 @@
           <w:p>
             <w:r>
               <w:rPr>
-                <w:lang w:val="en-US" w:eastAsia="zh-CN"/>
-              </w:rPr>
-              <w:t>工单抢单与处理</w:t>
+                <w:rFonts w:hint="eastAsia"/>
+                <w:lang w:val="en-US" w:eastAsia="zh-CN"/>
+              </w:rPr>
+              <w:t>维修人员抢单与处理工单</w:t>
             </w:r>
           </w:p>
         </w:tc>
@@ -8154,6 +8213,7 @@
             <w:insideH w:val="none" w:color="auto" w:sz="0" w:space="0"/>
             <w:insideV w:val="none" w:color="auto" w:sz="0" w:space="0"/>
           </w:tblBorders>
+          <w:shd w:val="clear" w:color="auto" w:fill="auto"/>
           <w:tblCellMar>
             <w:top w:w="0" w:type="dxa"/>
             <w:left w:w="0" w:type="dxa"/>
@@ -8212,78 +8272,6 @@
                 <w:lang w:val="en-US" w:eastAsia="zh-CN"/>
               </w:rPr>
               <w:t>校园直饮矿化水物联网运维平台 - 运维 APP</w:t>
-            </w:r>
-          </w:p>
-        </w:tc>
-      </w:tr>
-      <w:tr>
-        <w:tblPrEx>
-          <w:tblBorders>
-            <w:top w:val="single" w:color="auto" w:sz="2" w:space="0"/>
-            <w:left w:val="single" w:color="auto" w:sz="2" w:space="0"/>
-            <w:bottom w:val="single" w:color="auto" w:sz="2" w:space="0"/>
-            <w:right w:val="single" w:color="auto" w:sz="2" w:space="0"/>
-            <w:insideH w:val="none" w:color="auto" w:sz="0" w:space="0"/>
-            <w:insideV w:val="none" w:color="auto" w:sz="0" w:space="0"/>
-          </w:tblBorders>
-          <w:tblCellMar>
-            <w:top w:w="0" w:type="dxa"/>
-            <w:left w:w="0" w:type="dxa"/>
-            <w:bottom w:w="0" w:type="dxa"/>
-            <w:right w:w="0" w:type="dxa"/>
-          </w:tblCellMar>
-        </w:tblPrEx>
-        <w:tc>
-          <w:tcPr>
-            <w:tcW w:w="0" w:type="auto"/>
-            <w:tcBorders>
-              <w:top w:val="nil"/>
-              <w:left w:val="nil"/>
-              <w:bottom w:val="nil"/>
-              <w:right w:val="single" w:color="auto" w:sz="2" w:space="0"/>
-            </w:tcBorders>
-            <w:shd w:val="clear" w:color="auto" w:fill="auto"/>
-            <w:tcMar>
-              <w:top w:w="120" w:type="dxa"/>
-              <w:left w:w="180" w:type="dxa"/>
-              <w:bottom w:w="120" w:type="dxa"/>
-              <w:right w:w="180" w:type="dxa"/>
-            </w:tcMar>
-            <w:vAlign w:val="center"/>
-          </w:tcPr>
-          <w:p>
-            <w:r>
-              <w:rPr>
-                <w:lang w:val="en-US" w:eastAsia="zh-CN"/>
-              </w:rPr>
-              <w:t>前置条件</w:t>
-            </w:r>
-          </w:p>
-        </w:tc>
-        <w:tc>
-          <w:tcPr>
-            <w:tcW w:w="0" w:type="auto"/>
-            <w:tcBorders>
-              <w:top w:val="nil"/>
-              <w:left w:val="nil"/>
-              <w:bottom w:val="nil"/>
-              <w:right w:val="nil"/>
-            </w:tcBorders>
-            <w:shd w:val="clear" w:color="auto" w:fill="auto"/>
-            <w:tcMar>
-              <w:top w:w="120" w:type="dxa"/>
-              <w:left w:w="180" w:type="dxa"/>
-              <w:bottom w:w="120" w:type="dxa"/>
-              <w:right w:w="180" w:type="dxa"/>
-            </w:tcMar>
-            <w:vAlign w:val="center"/>
-          </w:tcPr>
-          <w:p>
-            <w:r>
-              <w:rPr>
-                <w:lang w:val="en-US" w:eastAsia="zh-CN"/>
-              </w:rPr>
-              <w:t>维修人员已登录 APP，所属片区存在待抢单工单；APP 网络连接正常（或有离线缓存）</w:t>
             </w:r>
           </w:p>
         </w:tc>
@@ -8329,7 +8317,7 @@
               <w:rPr>
                 <w:lang w:val="en-US" w:eastAsia="zh-CN"/>
               </w:rPr>
-              <w:t>交互动作</w:t>
+              <w:t>前置条件</w:t>
             </w:r>
           </w:p>
         </w:tc>
@@ -8352,24 +8340,11 @@
             <w:vAlign w:val="center"/>
           </w:tcPr>
           <w:p>
-            <w:pPr>
-              <w:rPr>
-                <w:rFonts w:hint="default"/>
-                <w:lang w:val="en-US"/>
-              </w:rPr>
-            </w:pPr>
-            <w:r>
-              <w:rPr>
-                <w:lang w:val="en-US" w:eastAsia="zh-CN"/>
-              </w:rPr>
-              <w:t>（1）抢单阶段：点击 “工单→待抢单”，查看本辖区待抢单工单，点击 “抢单” 按钮，系统校验后反馈结果（2）处理阶段：点击 “处理中” 工单的 “开始处理” 按钮，到达现场后填写处理表单（结果、备注、照片可选），点击 “提交处理结果”</w:t>
-            </w:r>
-            <w:r>
-              <w:rPr>
-                <w:rFonts w:hint="eastAsia"/>
-                <w:lang w:val="en-US" w:eastAsia="zh-CN"/>
-              </w:rPr>
-              <w:t>（3）点击“历史”可查看历史工单，并了解是否结款</w:t>
+            <w:r>
+              <w:rPr>
+                <w:lang w:val="en-US" w:eastAsia="zh-CN"/>
+              </w:rPr>
+              <w:t>维修人员已登录 APP，所属片区存在待抢单工单；APP 网络连接正常（或有离线缓存）</w:t>
             </w:r>
           </w:p>
         </w:tc>
@@ -8384,6 +8359,7 @@
             <w:insideH w:val="none" w:color="auto" w:sz="0" w:space="0"/>
             <w:insideV w:val="none" w:color="auto" w:sz="0" w:space="0"/>
           </w:tblBorders>
+          <w:shd w:val="clear" w:color="auto" w:fill="auto"/>
           <w:tblCellMar>
             <w:top w:w="0" w:type="dxa"/>
             <w:left w:w="0" w:type="dxa"/>
@@ -8414,6 +8390,92 @@
               <w:rPr>
                 <w:lang w:val="en-US" w:eastAsia="zh-CN"/>
               </w:rPr>
+              <w:t>交互动作</w:t>
+            </w:r>
+          </w:p>
+        </w:tc>
+        <w:tc>
+          <w:tcPr>
+            <w:tcW w:w="0" w:type="auto"/>
+            <w:tcBorders>
+              <w:top w:val="nil"/>
+              <w:left w:val="nil"/>
+              <w:bottom w:val="nil"/>
+              <w:right w:val="nil"/>
+            </w:tcBorders>
+            <w:shd w:val="clear" w:color="auto" w:fill="auto"/>
+            <w:tcMar>
+              <w:top w:w="120" w:type="dxa"/>
+              <w:left w:w="180" w:type="dxa"/>
+              <w:bottom w:w="120" w:type="dxa"/>
+              <w:right w:w="180" w:type="dxa"/>
+            </w:tcMar>
+            <w:vAlign w:val="center"/>
+          </w:tcPr>
+          <w:p>
+            <w:pPr>
+              <w:rPr>
+                <w:rFonts w:hint="default"/>
+                <w:lang w:val="en-US"/>
+              </w:rPr>
+            </w:pPr>
+            <w:r>
+              <w:rPr>
+                <w:lang w:val="en-US" w:eastAsia="zh-CN"/>
+              </w:rPr>
+              <w:t>（1）抢单阶段：点击 “工单→待抢单”，查看本辖区待抢单工单，点击 “抢单” 按钮，系统校验后反馈结果（2）处理阶段：点击 “处理中” 工单的 “开始处理” 按钮，到达现场后填写处理表单（结果、备注、照片可选），点击 “提交处理结果”</w:t>
+            </w:r>
+            <w:r>
+              <w:rPr>
+                <w:rFonts w:hint="eastAsia"/>
+                <w:lang w:val="en-US" w:eastAsia="zh-CN"/>
+              </w:rPr>
+              <w:t>（3）点击“历史”可查看历史工单，并了解是否结款</w:t>
+            </w:r>
+          </w:p>
+        </w:tc>
+      </w:tr>
+      <w:tr>
+        <w:tblPrEx>
+          <w:tblBorders>
+            <w:top w:val="single" w:color="auto" w:sz="2" w:space="0"/>
+            <w:left w:val="single" w:color="auto" w:sz="2" w:space="0"/>
+            <w:bottom w:val="single" w:color="auto" w:sz="2" w:space="0"/>
+            <w:right w:val="single" w:color="auto" w:sz="2" w:space="0"/>
+            <w:insideH w:val="none" w:color="auto" w:sz="0" w:space="0"/>
+            <w:insideV w:val="none" w:color="auto" w:sz="0" w:space="0"/>
+          </w:tblBorders>
+          <w:shd w:val="clear" w:color="auto" w:fill="auto"/>
+          <w:tblCellMar>
+            <w:top w:w="0" w:type="dxa"/>
+            <w:left w:w="0" w:type="dxa"/>
+            <w:bottom w:w="0" w:type="dxa"/>
+            <w:right w:w="0" w:type="dxa"/>
+          </w:tblCellMar>
+        </w:tblPrEx>
+        <w:tc>
+          <w:tcPr>
+            <w:tcW w:w="0" w:type="auto"/>
+            <w:tcBorders>
+              <w:top w:val="nil"/>
+              <w:left w:val="nil"/>
+              <w:bottom w:val="nil"/>
+              <w:right w:val="single" w:color="auto" w:sz="2" w:space="0"/>
+            </w:tcBorders>
+            <w:shd w:val="clear" w:color="auto" w:fill="auto"/>
+            <w:tcMar>
+              <w:top w:w="120" w:type="dxa"/>
+              <w:left w:w="180" w:type="dxa"/>
+              <w:bottom w:w="120" w:type="dxa"/>
+              <w:right w:w="180" w:type="dxa"/>
+            </w:tcMar>
+            <w:vAlign w:val="center"/>
+          </w:tcPr>
+          <w:p>
+            <w:r>
+              <w:rPr>
+                <w:lang w:val="en-US" w:eastAsia="zh-CN"/>
+              </w:rPr>
               <w:t>扩展交互</w:t>
             </w:r>
           </w:p>
@@ -8474,8 +8536,6 @@
           <w:rFonts w:hint="default"/>
         </w:rPr>
       </w:pPr>
-      <w:bookmarkStart w:id="0" w:name="_GoBack"/>
-      <w:bookmarkEnd w:id="0"/>
     </w:p>
     <w:p>
       <w:pPr>
@@ -8495,7 +8555,14 @@
         <w:rPr>
           <w:rFonts w:hint="default"/>
         </w:rPr>
-        <w:t>用例 1：扫码用水</w:t>
+        <w:t>用例 1：</w:t>
+      </w:r>
+      <w:r>
+        <w:rPr>
+          <w:rFonts w:hint="eastAsia"/>
+          <w:lang w:val="en-US" w:eastAsia="zh-CN"/>
+        </w:rPr>
+        <w:t>学生扫码用水</w:t>
       </w:r>
     </w:p>
     <w:tbl>
@@ -8666,9 +8733,10 @@
           <w:p>
             <w:r>
               <w:rPr>
-                <w:lang w:val="en-US" w:eastAsia="zh-CN"/>
-              </w:rPr>
-              <w:t>扫码用水</w:t>
+                <w:rFonts w:hint="eastAsia"/>
+                <w:lang w:val="en-US" w:eastAsia="zh-CN"/>
+              </w:rPr>
+              <w:t>学生扫码用水</w:t>
             </w:r>
           </w:p>
         </w:tc>
@@ -8741,6 +8809,379 @@
                 <w:lang w:val="en-US" w:eastAsia="zh-CN"/>
               </w:rPr>
               <w:t>UC-STU-001-ScanDrink</w:t>
+            </w:r>
+          </w:p>
+        </w:tc>
+      </w:tr>
+      <w:tr>
+        <w:tblPrEx>
+          <w:tblBorders>
+            <w:top w:val="single" w:color="auto" w:sz="2" w:space="0"/>
+            <w:left w:val="single" w:color="auto" w:sz="2" w:space="0"/>
+            <w:bottom w:val="single" w:color="auto" w:sz="2" w:space="0"/>
+            <w:right w:val="single" w:color="auto" w:sz="2" w:space="0"/>
+            <w:insideH w:val="none" w:color="auto" w:sz="0" w:space="0"/>
+            <w:insideV w:val="none" w:color="auto" w:sz="0" w:space="0"/>
+          </w:tblBorders>
+          <w:tblCellMar>
+            <w:top w:w="0" w:type="dxa"/>
+            <w:left w:w="0" w:type="dxa"/>
+            <w:bottom w:w="0" w:type="dxa"/>
+            <w:right w:w="0" w:type="dxa"/>
+          </w:tblCellMar>
+        </w:tblPrEx>
+        <w:tc>
+          <w:tcPr>
+            <w:tcW w:w="0" w:type="auto"/>
+            <w:tcBorders>
+              <w:top w:val="nil"/>
+              <w:left w:val="nil"/>
+              <w:bottom w:val="nil"/>
+              <w:right w:val="single" w:color="auto" w:sz="2" w:space="0"/>
+            </w:tcBorders>
+            <w:shd w:val="clear" w:color="auto" w:fill="auto"/>
+            <w:tcMar>
+              <w:top w:w="120" w:type="dxa"/>
+              <w:left w:w="180" w:type="dxa"/>
+              <w:bottom w:w="120" w:type="dxa"/>
+              <w:right w:w="180" w:type="dxa"/>
+            </w:tcMar>
+            <w:vAlign w:val="center"/>
+          </w:tcPr>
+          <w:p>
+            <w:r>
+              <w:rPr>
+                <w:lang w:val="en-US" w:eastAsia="zh-CN"/>
+              </w:rPr>
+              <w:t>主要执行者</w:t>
+            </w:r>
+          </w:p>
+        </w:tc>
+        <w:tc>
+          <w:tcPr>
+            <w:tcW w:w="0" w:type="auto"/>
+            <w:tcBorders>
+              <w:top w:val="nil"/>
+              <w:left w:val="nil"/>
+              <w:bottom w:val="nil"/>
+              <w:right w:val="nil"/>
+            </w:tcBorders>
+            <w:shd w:val="clear" w:color="auto" w:fill="auto"/>
+            <w:tcMar>
+              <w:top w:w="120" w:type="dxa"/>
+              <w:left w:w="180" w:type="dxa"/>
+              <w:bottom w:w="120" w:type="dxa"/>
+              <w:right w:w="180" w:type="dxa"/>
+            </w:tcMar>
+            <w:vAlign w:val="center"/>
+          </w:tcPr>
+          <w:p>
+            <w:r>
+              <w:rPr>
+                <w:lang w:val="en-US" w:eastAsia="zh-CN"/>
+              </w:rPr>
+              <w:t>学生</w:t>
+            </w:r>
+          </w:p>
+        </w:tc>
+      </w:tr>
+      <w:tr>
+        <w:tblPrEx>
+          <w:tblBorders>
+            <w:top w:val="single" w:color="auto" w:sz="2" w:space="0"/>
+            <w:left w:val="single" w:color="auto" w:sz="2" w:space="0"/>
+            <w:bottom w:val="single" w:color="auto" w:sz="2" w:space="0"/>
+            <w:right w:val="single" w:color="auto" w:sz="2" w:space="0"/>
+            <w:insideH w:val="none" w:color="auto" w:sz="0" w:space="0"/>
+            <w:insideV w:val="none" w:color="auto" w:sz="0" w:space="0"/>
+          </w:tblBorders>
+          <w:tblCellMar>
+            <w:top w:w="0" w:type="dxa"/>
+            <w:left w:w="0" w:type="dxa"/>
+            <w:bottom w:w="0" w:type="dxa"/>
+            <w:right w:w="0" w:type="dxa"/>
+          </w:tblCellMar>
+        </w:tblPrEx>
+        <w:tc>
+          <w:tcPr>
+            <w:tcW w:w="0" w:type="auto"/>
+            <w:tcBorders>
+              <w:top w:val="nil"/>
+              <w:left w:val="nil"/>
+              <w:bottom w:val="nil"/>
+              <w:right w:val="single" w:color="auto" w:sz="2" w:space="0"/>
+            </w:tcBorders>
+            <w:shd w:val="clear" w:color="auto" w:fill="auto"/>
+            <w:tcMar>
+              <w:top w:w="120" w:type="dxa"/>
+              <w:left w:w="180" w:type="dxa"/>
+              <w:bottom w:w="120" w:type="dxa"/>
+              <w:right w:w="180" w:type="dxa"/>
+            </w:tcMar>
+            <w:vAlign w:val="center"/>
+          </w:tcPr>
+          <w:p>
+            <w:r>
+              <w:rPr>
+                <w:lang w:val="en-US" w:eastAsia="zh-CN"/>
+              </w:rPr>
+              <w:t>目标</w:t>
+            </w:r>
+          </w:p>
+        </w:tc>
+        <w:tc>
+          <w:tcPr>
+            <w:tcW w:w="0" w:type="auto"/>
+            <w:tcBorders>
+              <w:top w:val="nil"/>
+              <w:left w:val="nil"/>
+              <w:bottom w:val="nil"/>
+              <w:right w:val="nil"/>
+            </w:tcBorders>
+            <w:shd w:val="clear" w:color="auto" w:fill="auto"/>
+            <w:tcMar>
+              <w:top w:w="120" w:type="dxa"/>
+              <w:left w:w="180" w:type="dxa"/>
+              <w:bottom w:w="120" w:type="dxa"/>
+              <w:right w:w="180" w:type="dxa"/>
+            </w:tcMar>
+            <w:vAlign w:val="center"/>
+          </w:tcPr>
+          <w:p>
+            <w:r>
+              <w:rPr>
+                <w:lang w:val="en-US" w:eastAsia="zh-CN"/>
+              </w:rPr>
+              <w:t>扫码使用校园直饮矿化水终端机饮水，生成饮水记录</w:t>
+            </w:r>
+          </w:p>
+        </w:tc>
+      </w:tr>
+      <w:tr>
+        <w:tblPrEx>
+          <w:tblBorders>
+            <w:top w:val="single" w:color="auto" w:sz="2" w:space="0"/>
+            <w:left w:val="single" w:color="auto" w:sz="2" w:space="0"/>
+            <w:bottom w:val="single" w:color="auto" w:sz="2" w:space="0"/>
+            <w:right w:val="single" w:color="auto" w:sz="2" w:space="0"/>
+            <w:insideH w:val="none" w:color="auto" w:sz="0" w:space="0"/>
+            <w:insideV w:val="none" w:color="auto" w:sz="0" w:space="0"/>
+          </w:tblBorders>
+          <w:tblCellMar>
+            <w:top w:w="0" w:type="dxa"/>
+            <w:left w:w="0" w:type="dxa"/>
+            <w:bottom w:w="0" w:type="dxa"/>
+            <w:right w:w="0" w:type="dxa"/>
+          </w:tblCellMar>
+        </w:tblPrEx>
+        <w:tc>
+          <w:tcPr>
+            <w:tcW w:w="0" w:type="auto"/>
+            <w:tcBorders>
+              <w:top w:val="nil"/>
+              <w:left w:val="nil"/>
+              <w:bottom w:val="nil"/>
+              <w:right w:val="single" w:color="auto" w:sz="2" w:space="0"/>
+            </w:tcBorders>
+            <w:shd w:val="clear" w:color="auto" w:fill="auto"/>
+            <w:tcMar>
+              <w:top w:w="120" w:type="dxa"/>
+              <w:left w:w="180" w:type="dxa"/>
+              <w:bottom w:w="120" w:type="dxa"/>
+              <w:right w:w="180" w:type="dxa"/>
+            </w:tcMar>
+            <w:vAlign w:val="center"/>
+          </w:tcPr>
+          <w:p>
+            <w:r>
+              <w:rPr>
+                <w:lang w:val="en-US" w:eastAsia="zh-CN"/>
+              </w:rPr>
+              <w:t>范围</w:t>
+            </w:r>
+          </w:p>
+        </w:tc>
+        <w:tc>
+          <w:tcPr>
+            <w:tcW w:w="0" w:type="auto"/>
+            <w:tcBorders>
+              <w:top w:val="nil"/>
+              <w:left w:val="nil"/>
+              <w:bottom w:val="nil"/>
+              <w:right w:val="nil"/>
+            </w:tcBorders>
+            <w:shd w:val="clear" w:color="auto" w:fill="auto"/>
+            <w:tcMar>
+              <w:top w:w="120" w:type="dxa"/>
+              <w:left w:w="180" w:type="dxa"/>
+              <w:bottom w:w="120" w:type="dxa"/>
+              <w:right w:w="180" w:type="dxa"/>
+            </w:tcMar>
+            <w:vAlign w:val="center"/>
+          </w:tcPr>
+          <w:p>
+            <w:r>
+              <w:rPr>
+                <w:lang w:val="en-US" w:eastAsia="zh-CN"/>
+              </w:rPr>
+              <w:t>校园直饮矿化水物联网运维平台 - 水伴 APP</w:t>
+            </w:r>
+          </w:p>
+        </w:tc>
+      </w:tr>
+      <w:tr>
+        <w:tblPrEx>
+          <w:tblBorders>
+            <w:top w:val="single" w:color="auto" w:sz="2" w:space="0"/>
+            <w:left w:val="single" w:color="auto" w:sz="2" w:space="0"/>
+            <w:bottom w:val="single" w:color="auto" w:sz="2" w:space="0"/>
+            <w:right w:val="single" w:color="auto" w:sz="2" w:space="0"/>
+            <w:insideH w:val="none" w:color="auto" w:sz="0" w:space="0"/>
+            <w:insideV w:val="none" w:color="auto" w:sz="0" w:space="0"/>
+          </w:tblBorders>
+          <w:tblCellMar>
+            <w:top w:w="0" w:type="dxa"/>
+            <w:left w:w="0" w:type="dxa"/>
+            <w:bottom w:w="0" w:type="dxa"/>
+            <w:right w:w="0" w:type="dxa"/>
+          </w:tblCellMar>
+        </w:tblPrEx>
+        <w:tc>
+          <w:tcPr>
+            <w:tcW w:w="0" w:type="auto"/>
+            <w:tcBorders>
+              <w:top w:val="nil"/>
+              <w:left w:val="nil"/>
+              <w:bottom w:val="nil"/>
+              <w:right w:val="single" w:color="auto" w:sz="2" w:space="0"/>
+            </w:tcBorders>
+            <w:shd w:val="clear" w:color="auto" w:fill="auto"/>
+            <w:tcMar>
+              <w:top w:w="120" w:type="dxa"/>
+              <w:left w:w="180" w:type="dxa"/>
+              <w:bottom w:w="120" w:type="dxa"/>
+              <w:right w:w="180" w:type="dxa"/>
+            </w:tcMar>
+            <w:vAlign w:val="center"/>
+          </w:tcPr>
+          <w:p>
+            <w:r>
+              <w:rPr>
+                <w:lang w:val="en-US" w:eastAsia="zh-CN"/>
+              </w:rPr>
+              <w:t>前置条件</w:t>
+            </w:r>
+          </w:p>
+        </w:tc>
+        <w:tc>
+          <w:tcPr>
+            <w:tcW w:w="0" w:type="auto"/>
+            <w:tcBorders>
+              <w:top w:val="nil"/>
+              <w:left w:val="nil"/>
+              <w:bottom w:val="nil"/>
+              <w:right w:val="nil"/>
+            </w:tcBorders>
+            <w:shd w:val="clear" w:color="auto" w:fill="auto"/>
+            <w:tcMar>
+              <w:top w:w="120" w:type="dxa"/>
+              <w:left w:w="180" w:type="dxa"/>
+              <w:bottom w:w="120" w:type="dxa"/>
+              <w:right w:w="180" w:type="dxa"/>
+            </w:tcMar>
+            <w:vAlign w:val="center"/>
+          </w:tcPr>
+          <w:p>
+            <w:r>
+              <w:rPr>
+                <w:lang w:val="en-US" w:eastAsia="zh-CN"/>
+              </w:rPr>
+              <w:t>学生已登录 APP；在终端机旁可扫描二维码；APP 网络连接正常；终端机在线且状态正常</w:t>
+            </w:r>
+          </w:p>
+        </w:tc>
+      </w:tr>
+      <w:tr>
+        <w:tblPrEx>
+          <w:tblBorders>
+            <w:top w:val="single" w:color="auto" w:sz="2" w:space="0"/>
+            <w:left w:val="single" w:color="auto" w:sz="2" w:space="0"/>
+            <w:bottom w:val="single" w:color="auto" w:sz="2" w:space="0"/>
+            <w:right w:val="single" w:color="auto" w:sz="2" w:space="0"/>
+            <w:insideH w:val="none" w:color="auto" w:sz="0" w:space="0"/>
+            <w:insideV w:val="none" w:color="auto" w:sz="0" w:space="0"/>
+          </w:tblBorders>
+          <w:tblCellMar>
+            <w:top w:w="0" w:type="dxa"/>
+            <w:left w:w="0" w:type="dxa"/>
+            <w:bottom w:w="0" w:type="dxa"/>
+            <w:right w:w="0" w:type="dxa"/>
+          </w:tblCellMar>
+        </w:tblPrEx>
+        <w:tc>
+          <w:tcPr>
+            <w:tcW w:w="0" w:type="auto"/>
+            <w:tcBorders>
+              <w:top w:val="nil"/>
+              <w:left w:val="nil"/>
+              <w:bottom w:val="nil"/>
+              <w:right w:val="single" w:color="auto" w:sz="2" w:space="0"/>
+            </w:tcBorders>
+            <w:shd w:val="clear" w:color="auto" w:fill="auto"/>
+            <w:tcMar>
+              <w:top w:w="120" w:type="dxa"/>
+              <w:left w:w="180" w:type="dxa"/>
+              <w:bottom w:w="120" w:type="dxa"/>
+              <w:right w:w="180" w:type="dxa"/>
+            </w:tcMar>
+            <w:vAlign w:val="center"/>
+          </w:tcPr>
+          <w:p>
+            <w:r>
+              <w:rPr>
+                <w:lang w:val="en-US" w:eastAsia="zh-CN"/>
+              </w:rPr>
+              <w:t>交互动作</w:t>
+            </w:r>
+          </w:p>
+        </w:tc>
+        <w:tc>
+          <w:tcPr>
+            <w:tcW w:w="0" w:type="auto"/>
+            <w:tcBorders>
+              <w:top w:val="nil"/>
+              <w:left w:val="nil"/>
+              <w:bottom w:val="nil"/>
+              <w:right w:val="nil"/>
+            </w:tcBorders>
+            <w:shd w:val="clear" w:color="auto" w:fill="auto"/>
+            <w:tcMar>
+              <w:top w:w="120" w:type="dxa"/>
+              <w:left w:w="180" w:type="dxa"/>
+              <w:bottom w:w="120" w:type="dxa"/>
+              <w:right w:w="180" w:type="dxa"/>
+            </w:tcMar>
+            <w:vAlign w:val="center"/>
+          </w:tcPr>
+          <w:p>
+            <w:r>
+              <w:rPr>
+                <w:lang w:val="en-US" w:eastAsia="zh-CN"/>
+              </w:rPr>
+              <w:t>（1）学生点击 APP 首页 “扫码用水” 按钮，启动扫码功能（2）扫描终端机二维码，选择 “用水” ：系统校验终端机状态，返回出水指令，终端机出水，APP 记录饮水量（</w:t>
+            </w:r>
+            <w:r>
+              <w:rPr>
+                <w:rFonts w:hint="eastAsia"/>
+                <w:lang w:val="en-US" w:eastAsia="zh-CN"/>
+              </w:rPr>
+              <w:t>3</w:t>
+            </w:r>
+            <w:r>
+              <w:rPr>
+                <w:lang w:val="en-US" w:eastAsia="zh-CN"/>
+              </w:rPr>
+              <w:t>）学生接水完成后，点击 APP “停止出水” 按钮，终端机停止出水</w:t>
             </w:r>
           </w:p>
         </w:tc>
@@ -8786,383 +9227,6 @@
               <w:rPr>
                 <w:lang w:val="en-US" w:eastAsia="zh-CN"/>
               </w:rPr>
-              <w:t>主要执行者</w:t>
-            </w:r>
-          </w:p>
-        </w:tc>
-        <w:tc>
-          <w:tcPr>
-            <w:tcW w:w="0" w:type="auto"/>
-            <w:tcBorders>
-              <w:top w:val="nil"/>
-              <w:left w:val="nil"/>
-              <w:bottom w:val="nil"/>
-              <w:right w:val="nil"/>
-            </w:tcBorders>
-            <w:shd w:val="clear" w:color="auto" w:fill="auto"/>
-            <w:tcMar>
-              <w:top w:w="120" w:type="dxa"/>
-              <w:left w:w="180" w:type="dxa"/>
-              <w:bottom w:w="120" w:type="dxa"/>
-              <w:right w:w="180" w:type="dxa"/>
-            </w:tcMar>
-            <w:vAlign w:val="center"/>
-          </w:tcPr>
-          <w:p>
-            <w:r>
-              <w:rPr>
-                <w:lang w:val="en-US" w:eastAsia="zh-CN"/>
-              </w:rPr>
-              <w:t>学生</w:t>
-            </w:r>
-          </w:p>
-        </w:tc>
-      </w:tr>
-      <w:tr>
-        <w:tblPrEx>
-          <w:tblBorders>
-            <w:top w:val="single" w:color="auto" w:sz="2" w:space="0"/>
-            <w:left w:val="single" w:color="auto" w:sz="2" w:space="0"/>
-            <w:bottom w:val="single" w:color="auto" w:sz="2" w:space="0"/>
-            <w:right w:val="single" w:color="auto" w:sz="2" w:space="0"/>
-            <w:insideH w:val="none" w:color="auto" w:sz="0" w:space="0"/>
-            <w:insideV w:val="none" w:color="auto" w:sz="0" w:space="0"/>
-          </w:tblBorders>
-          <w:tblCellMar>
-            <w:top w:w="0" w:type="dxa"/>
-            <w:left w:w="0" w:type="dxa"/>
-            <w:bottom w:w="0" w:type="dxa"/>
-            <w:right w:w="0" w:type="dxa"/>
-          </w:tblCellMar>
-        </w:tblPrEx>
-        <w:tc>
-          <w:tcPr>
-            <w:tcW w:w="0" w:type="auto"/>
-            <w:tcBorders>
-              <w:top w:val="nil"/>
-              <w:left w:val="nil"/>
-              <w:bottom w:val="nil"/>
-              <w:right w:val="single" w:color="auto" w:sz="2" w:space="0"/>
-            </w:tcBorders>
-            <w:shd w:val="clear" w:color="auto" w:fill="auto"/>
-            <w:tcMar>
-              <w:top w:w="120" w:type="dxa"/>
-              <w:left w:w="180" w:type="dxa"/>
-              <w:bottom w:w="120" w:type="dxa"/>
-              <w:right w:w="180" w:type="dxa"/>
-            </w:tcMar>
-            <w:vAlign w:val="center"/>
-          </w:tcPr>
-          <w:p>
-            <w:r>
-              <w:rPr>
-                <w:lang w:val="en-US" w:eastAsia="zh-CN"/>
-              </w:rPr>
-              <w:t>目标</w:t>
-            </w:r>
-          </w:p>
-        </w:tc>
-        <w:tc>
-          <w:tcPr>
-            <w:tcW w:w="0" w:type="auto"/>
-            <w:tcBorders>
-              <w:top w:val="nil"/>
-              <w:left w:val="nil"/>
-              <w:bottom w:val="nil"/>
-              <w:right w:val="nil"/>
-            </w:tcBorders>
-            <w:shd w:val="clear" w:color="auto" w:fill="auto"/>
-            <w:tcMar>
-              <w:top w:w="120" w:type="dxa"/>
-              <w:left w:w="180" w:type="dxa"/>
-              <w:bottom w:w="120" w:type="dxa"/>
-              <w:right w:w="180" w:type="dxa"/>
-            </w:tcMar>
-            <w:vAlign w:val="center"/>
-          </w:tcPr>
-          <w:p>
-            <w:r>
-              <w:rPr>
-                <w:lang w:val="en-US" w:eastAsia="zh-CN"/>
-              </w:rPr>
-              <w:t>扫码使用校园直饮矿化水终端机饮水，生成饮水记录</w:t>
-            </w:r>
-          </w:p>
-        </w:tc>
-      </w:tr>
-      <w:tr>
-        <w:tblPrEx>
-          <w:tblBorders>
-            <w:top w:val="single" w:color="auto" w:sz="2" w:space="0"/>
-            <w:left w:val="single" w:color="auto" w:sz="2" w:space="0"/>
-            <w:bottom w:val="single" w:color="auto" w:sz="2" w:space="0"/>
-            <w:right w:val="single" w:color="auto" w:sz="2" w:space="0"/>
-            <w:insideH w:val="none" w:color="auto" w:sz="0" w:space="0"/>
-            <w:insideV w:val="none" w:color="auto" w:sz="0" w:space="0"/>
-          </w:tblBorders>
-          <w:shd w:val="clear" w:color="auto" w:fill="auto"/>
-          <w:tblCellMar>
-            <w:top w:w="0" w:type="dxa"/>
-            <w:left w:w="0" w:type="dxa"/>
-            <w:bottom w:w="0" w:type="dxa"/>
-            <w:right w:w="0" w:type="dxa"/>
-          </w:tblCellMar>
-        </w:tblPrEx>
-        <w:tc>
-          <w:tcPr>
-            <w:tcW w:w="0" w:type="auto"/>
-            <w:tcBorders>
-              <w:top w:val="nil"/>
-              <w:left w:val="nil"/>
-              <w:bottom w:val="nil"/>
-              <w:right w:val="single" w:color="auto" w:sz="2" w:space="0"/>
-            </w:tcBorders>
-            <w:shd w:val="clear" w:color="auto" w:fill="auto"/>
-            <w:tcMar>
-              <w:top w:w="120" w:type="dxa"/>
-              <w:left w:w="180" w:type="dxa"/>
-              <w:bottom w:w="120" w:type="dxa"/>
-              <w:right w:w="180" w:type="dxa"/>
-            </w:tcMar>
-            <w:vAlign w:val="center"/>
-          </w:tcPr>
-          <w:p>
-            <w:r>
-              <w:rPr>
-                <w:lang w:val="en-US" w:eastAsia="zh-CN"/>
-              </w:rPr>
-              <w:t>范围</w:t>
-            </w:r>
-          </w:p>
-        </w:tc>
-        <w:tc>
-          <w:tcPr>
-            <w:tcW w:w="0" w:type="auto"/>
-            <w:tcBorders>
-              <w:top w:val="nil"/>
-              <w:left w:val="nil"/>
-              <w:bottom w:val="nil"/>
-              <w:right w:val="nil"/>
-            </w:tcBorders>
-            <w:shd w:val="clear" w:color="auto" w:fill="auto"/>
-            <w:tcMar>
-              <w:top w:w="120" w:type="dxa"/>
-              <w:left w:w="180" w:type="dxa"/>
-              <w:bottom w:w="120" w:type="dxa"/>
-              <w:right w:w="180" w:type="dxa"/>
-            </w:tcMar>
-            <w:vAlign w:val="center"/>
-          </w:tcPr>
-          <w:p>
-            <w:r>
-              <w:rPr>
-                <w:lang w:val="en-US" w:eastAsia="zh-CN"/>
-              </w:rPr>
-              <w:t>校园直饮矿化水物联网运维平台 - 水伴 APP</w:t>
-            </w:r>
-          </w:p>
-        </w:tc>
-      </w:tr>
-      <w:tr>
-        <w:tblPrEx>
-          <w:tblBorders>
-            <w:top w:val="single" w:color="auto" w:sz="2" w:space="0"/>
-            <w:left w:val="single" w:color="auto" w:sz="2" w:space="0"/>
-            <w:bottom w:val="single" w:color="auto" w:sz="2" w:space="0"/>
-            <w:right w:val="single" w:color="auto" w:sz="2" w:space="0"/>
-            <w:insideH w:val="none" w:color="auto" w:sz="0" w:space="0"/>
-            <w:insideV w:val="none" w:color="auto" w:sz="0" w:space="0"/>
-          </w:tblBorders>
-          <w:shd w:val="clear" w:color="auto" w:fill="auto"/>
-          <w:tblCellMar>
-            <w:top w:w="0" w:type="dxa"/>
-            <w:left w:w="0" w:type="dxa"/>
-            <w:bottom w:w="0" w:type="dxa"/>
-            <w:right w:w="0" w:type="dxa"/>
-          </w:tblCellMar>
-        </w:tblPrEx>
-        <w:tc>
-          <w:tcPr>
-            <w:tcW w:w="0" w:type="auto"/>
-            <w:tcBorders>
-              <w:top w:val="nil"/>
-              <w:left w:val="nil"/>
-              <w:bottom w:val="nil"/>
-              <w:right w:val="single" w:color="auto" w:sz="2" w:space="0"/>
-            </w:tcBorders>
-            <w:shd w:val="clear" w:color="auto" w:fill="auto"/>
-            <w:tcMar>
-              <w:top w:w="120" w:type="dxa"/>
-              <w:left w:w="180" w:type="dxa"/>
-              <w:bottom w:w="120" w:type="dxa"/>
-              <w:right w:w="180" w:type="dxa"/>
-            </w:tcMar>
-            <w:vAlign w:val="center"/>
-          </w:tcPr>
-          <w:p>
-            <w:r>
-              <w:rPr>
-                <w:lang w:val="en-US" w:eastAsia="zh-CN"/>
-              </w:rPr>
-              <w:t>前置条件</w:t>
-            </w:r>
-          </w:p>
-        </w:tc>
-        <w:tc>
-          <w:tcPr>
-            <w:tcW w:w="0" w:type="auto"/>
-            <w:tcBorders>
-              <w:top w:val="nil"/>
-              <w:left w:val="nil"/>
-              <w:bottom w:val="nil"/>
-              <w:right w:val="nil"/>
-            </w:tcBorders>
-            <w:shd w:val="clear" w:color="auto" w:fill="auto"/>
-            <w:tcMar>
-              <w:top w:w="120" w:type="dxa"/>
-              <w:left w:w="180" w:type="dxa"/>
-              <w:bottom w:w="120" w:type="dxa"/>
-              <w:right w:w="180" w:type="dxa"/>
-            </w:tcMar>
-            <w:vAlign w:val="center"/>
-          </w:tcPr>
-          <w:p>
-            <w:r>
-              <w:rPr>
-                <w:lang w:val="en-US" w:eastAsia="zh-CN"/>
-              </w:rPr>
-              <w:t>学生已登录 APP；在终端机旁可扫描二维码；APP 网络连接正常；终端机在线且状态正常</w:t>
-            </w:r>
-          </w:p>
-        </w:tc>
-      </w:tr>
-      <w:tr>
-        <w:tblPrEx>
-          <w:tblBorders>
-            <w:top w:val="single" w:color="auto" w:sz="2" w:space="0"/>
-            <w:left w:val="single" w:color="auto" w:sz="2" w:space="0"/>
-            <w:bottom w:val="single" w:color="auto" w:sz="2" w:space="0"/>
-            <w:right w:val="single" w:color="auto" w:sz="2" w:space="0"/>
-            <w:insideH w:val="none" w:color="auto" w:sz="0" w:space="0"/>
-            <w:insideV w:val="none" w:color="auto" w:sz="0" w:space="0"/>
-          </w:tblBorders>
-          <w:shd w:val="clear" w:color="auto" w:fill="auto"/>
-          <w:tblCellMar>
-            <w:top w:w="0" w:type="dxa"/>
-            <w:left w:w="0" w:type="dxa"/>
-            <w:bottom w:w="0" w:type="dxa"/>
-            <w:right w:w="0" w:type="dxa"/>
-          </w:tblCellMar>
-        </w:tblPrEx>
-        <w:tc>
-          <w:tcPr>
-            <w:tcW w:w="0" w:type="auto"/>
-            <w:tcBorders>
-              <w:top w:val="nil"/>
-              <w:left w:val="nil"/>
-              <w:bottom w:val="nil"/>
-              <w:right w:val="single" w:color="auto" w:sz="2" w:space="0"/>
-            </w:tcBorders>
-            <w:shd w:val="clear" w:color="auto" w:fill="auto"/>
-            <w:tcMar>
-              <w:top w:w="120" w:type="dxa"/>
-              <w:left w:w="180" w:type="dxa"/>
-              <w:bottom w:w="120" w:type="dxa"/>
-              <w:right w:w="180" w:type="dxa"/>
-            </w:tcMar>
-            <w:vAlign w:val="center"/>
-          </w:tcPr>
-          <w:p>
-            <w:r>
-              <w:rPr>
-                <w:lang w:val="en-US" w:eastAsia="zh-CN"/>
-              </w:rPr>
-              <w:t>交互动作</w:t>
-            </w:r>
-          </w:p>
-        </w:tc>
-        <w:tc>
-          <w:tcPr>
-            <w:tcW w:w="0" w:type="auto"/>
-            <w:tcBorders>
-              <w:top w:val="nil"/>
-              <w:left w:val="nil"/>
-              <w:bottom w:val="nil"/>
-              <w:right w:val="nil"/>
-            </w:tcBorders>
-            <w:shd w:val="clear" w:color="auto" w:fill="auto"/>
-            <w:tcMar>
-              <w:top w:w="120" w:type="dxa"/>
-              <w:left w:w="180" w:type="dxa"/>
-              <w:bottom w:w="120" w:type="dxa"/>
-              <w:right w:w="180" w:type="dxa"/>
-            </w:tcMar>
-            <w:vAlign w:val="center"/>
-          </w:tcPr>
-          <w:p>
-            <w:r>
-              <w:rPr>
-                <w:lang w:val="en-US" w:eastAsia="zh-CN"/>
-              </w:rPr>
-              <w:t>（1）学生点击 APP 首页 “扫码用水” 按钮，启动扫码功能（2）扫描终端机二维码，选择 “用水” ：系统校验终端机状态，返回出水指令，终端机出水，APP 记录饮水量（</w:t>
-            </w:r>
-            <w:r>
-              <w:rPr>
-                <w:rFonts w:hint="eastAsia"/>
-                <w:lang w:val="en-US" w:eastAsia="zh-CN"/>
-              </w:rPr>
-              <w:t>3</w:t>
-            </w:r>
-            <w:r>
-              <w:rPr>
-                <w:lang w:val="en-US" w:eastAsia="zh-CN"/>
-              </w:rPr>
-              <w:t>）学生接水完成后，点击 APP “停止出水” 按钮，终端机停止出水</w:t>
-            </w:r>
-          </w:p>
-        </w:tc>
-      </w:tr>
-      <w:tr>
-        <w:tblPrEx>
-          <w:tblBorders>
-            <w:top w:val="single" w:color="auto" w:sz="2" w:space="0"/>
-            <w:left w:val="single" w:color="auto" w:sz="2" w:space="0"/>
-            <w:bottom w:val="single" w:color="auto" w:sz="2" w:space="0"/>
-            <w:right w:val="single" w:color="auto" w:sz="2" w:space="0"/>
-            <w:insideH w:val="none" w:color="auto" w:sz="0" w:space="0"/>
-            <w:insideV w:val="none" w:color="auto" w:sz="0" w:space="0"/>
-          </w:tblBorders>
-          <w:shd w:val="clear" w:color="auto" w:fill="auto"/>
-          <w:tblCellMar>
-            <w:top w:w="0" w:type="dxa"/>
-            <w:left w:w="0" w:type="dxa"/>
-            <w:bottom w:w="0" w:type="dxa"/>
-            <w:right w:w="0" w:type="dxa"/>
-          </w:tblCellMar>
-        </w:tblPrEx>
-        <w:tc>
-          <w:tcPr>
-            <w:tcW w:w="0" w:type="auto"/>
-            <w:tcBorders>
-              <w:top w:val="nil"/>
-              <w:left w:val="nil"/>
-              <w:bottom w:val="nil"/>
-              <w:right w:val="single" w:color="auto" w:sz="2" w:space="0"/>
-            </w:tcBorders>
-            <w:shd w:val="clear" w:color="auto" w:fill="auto"/>
-            <w:tcMar>
-              <w:top w:w="120" w:type="dxa"/>
-              <w:left w:w="180" w:type="dxa"/>
-              <w:bottom w:w="120" w:type="dxa"/>
-              <w:right w:w="180" w:type="dxa"/>
-            </w:tcMar>
-            <w:vAlign w:val="center"/>
-          </w:tcPr>
-          <w:p>
-            <w:r>
-              <w:rPr>
-                <w:lang w:val="en-US" w:eastAsia="zh-CN"/>
-              </w:rPr>
               <w:t>扩展交互</w:t>
             </w:r>
           </w:p>
@@ -9227,7 +9291,14 @@
         <w:rPr>
           <w:rFonts w:hint="default"/>
         </w:rPr>
-        <w:t>用例 2：水质查询</w:t>
+        <w:t>用例 2：</w:t>
+      </w:r>
+      <w:r>
+        <w:rPr>
+          <w:rFonts w:hint="eastAsia"/>
+          <w:lang w:val="en-US" w:eastAsia="zh-CN"/>
+        </w:rPr>
+        <w:t>学生查询水质信息</w:t>
       </w:r>
     </w:p>
     <w:tbl>
@@ -9267,6 +9338,12 @@
             <w:insideV w:val="none" w:color="auto" w:sz="0" w:space="0"/>
           </w:tblBorders>
           <w:shd w:val="clear" w:color="auto" w:fill="auto"/>
+          <w:tblCellMar>
+            <w:top w:w="0" w:type="dxa"/>
+            <w:left w:w="0" w:type="dxa"/>
+            <w:bottom w:w="0" w:type="dxa"/>
+            <w:right w:w="0" w:type="dxa"/>
+          </w:tblCellMar>
         </w:tblPrEx>
         <w:trPr>
           <w:tblHeader/>
@@ -9392,81 +9469,10 @@
           <w:p>
             <w:r>
               <w:rPr>
-                <w:lang w:val="en-US" w:eastAsia="zh-CN"/>
-              </w:rPr>
-              <w:t>水质查询</w:t>
-            </w:r>
-          </w:p>
-        </w:tc>
-      </w:tr>
-      <w:tr>
-        <w:tblPrEx>
-          <w:tblBorders>
-            <w:top w:val="single" w:color="auto" w:sz="2" w:space="0"/>
-            <w:left w:val="single" w:color="auto" w:sz="2" w:space="0"/>
-            <w:bottom w:val="single" w:color="auto" w:sz="2" w:space="0"/>
-            <w:right w:val="single" w:color="auto" w:sz="2" w:space="0"/>
-            <w:insideH w:val="none" w:color="auto" w:sz="0" w:space="0"/>
-            <w:insideV w:val="none" w:color="auto" w:sz="0" w:space="0"/>
-          </w:tblBorders>
-          <w:tblCellMar>
-            <w:top w:w="0" w:type="dxa"/>
-            <w:left w:w="0" w:type="dxa"/>
-            <w:bottom w:w="0" w:type="dxa"/>
-            <w:right w:w="0" w:type="dxa"/>
-          </w:tblCellMar>
-        </w:tblPrEx>
-        <w:tc>
-          <w:tcPr>
-            <w:tcW w:w="0" w:type="auto"/>
-            <w:tcBorders>
-              <w:top w:val="nil"/>
-              <w:left w:val="nil"/>
-              <w:bottom w:val="nil"/>
-              <w:right w:val="single" w:color="auto" w:sz="2" w:space="0"/>
-            </w:tcBorders>
-            <w:shd w:val="clear" w:color="auto" w:fill="auto"/>
-            <w:tcMar>
-              <w:top w:w="120" w:type="dxa"/>
-              <w:left w:w="180" w:type="dxa"/>
-              <w:bottom w:w="120" w:type="dxa"/>
-              <w:right w:w="180" w:type="dxa"/>
-            </w:tcMar>
-            <w:vAlign w:val="center"/>
-          </w:tcPr>
-          <w:p>
-            <w:r>
-              <w:rPr>
-                <w:lang w:val="en-US" w:eastAsia="zh-CN"/>
-              </w:rPr>
-              <w:t>用例标识</w:t>
-            </w:r>
-          </w:p>
-        </w:tc>
-        <w:tc>
-          <w:tcPr>
-            <w:tcW w:w="0" w:type="auto"/>
-            <w:tcBorders>
-              <w:top w:val="nil"/>
-              <w:left w:val="nil"/>
-              <w:bottom w:val="nil"/>
-              <w:right w:val="nil"/>
-            </w:tcBorders>
-            <w:shd w:val="clear" w:color="auto" w:fill="auto"/>
-            <w:tcMar>
-              <w:top w:w="120" w:type="dxa"/>
-              <w:left w:w="180" w:type="dxa"/>
-              <w:bottom w:w="120" w:type="dxa"/>
-              <w:right w:w="180" w:type="dxa"/>
-            </w:tcMar>
-            <w:vAlign w:val="center"/>
-          </w:tcPr>
-          <w:p>
-            <w:r>
-              <w:rPr>
-                <w:lang w:val="en-US" w:eastAsia="zh-CN"/>
-              </w:rPr>
-              <w:t>UC-STU-002-QualityCheck</w:t>
+                <w:rFonts w:hint="eastAsia"/>
+                <w:lang w:val="en-US" w:eastAsia="zh-CN"/>
+              </w:rPr>
+              <w:t>学生查询水质信息</w:t>
             </w:r>
           </w:p>
         </w:tc>
@@ -9512,6 +9518,78 @@
               <w:rPr>
                 <w:lang w:val="en-US" w:eastAsia="zh-CN"/>
               </w:rPr>
+              <w:t>用例标识</w:t>
+            </w:r>
+          </w:p>
+        </w:tc>
+        <w:tc>
+          <w:tcPr>
+            <w:tcW w:w="0" w:type="auto"/>
+            <w:tcBorders>
+              <w:top w:val="nil"/>
+              <w:left w:val="nil"/>
+              <w:bottom w:val="nil"/>
+              <w:right w:val="nil"/>
+            </w:tcBorders>
+            <w:shd w:val="clear" w:color="auto" w:fill="auto"/>
+            <w:tcMar>
+              <w:top w:w="120" w:type="dxa"/>
+              <w:left w:w="180" w:type="dxa"/>
+              <w:bottom w:w="120" w:type="dxa"/>
+              <w:right w:w="180" w:type="dxa"/>
+            </w:tcMar>
+            <w:vAlign w:val="center"/>
+          </w:tcPr>
+          <w:p>
+            <w:r>
+              <w:rPr>
+                <w:lang w:val="en-US" w:eastAsia="zh-CN"/>
+              </w:rPr>
+              <w:t>UC-STU-002-QualityCheck</w:t>
+            </w:r>
+          </w:p>
+        </w:tc>
+      </w:tr>
+      <w:tr>
+        <w:tblPrEx>
+          <w:tblBorders>
+            <w:top w:val="single" w:color="auto" w:sz="2" w:space="0"/>
+            <w:left w:val="single" w:color="auto" w:sz="2" w:space="0"/>
+            <w:bottom w:val="single" w:color="auto" w:sz="2" w:space="0"/>
+            <w:right w:val="single" w:color="auto" w:sz="2" w:space="0"/>
+            <w:insideH w:val="none" w:color="auto" w:sz="0" w:space="0"/>
+            <w:insideV w:val="none" w:color="auto" w:sz="0" w:space="0"/>
+          </w:tblBorders>
+          <w:tblCellMar>
+            <w:top w:w="0" w:type="dxa"/>
+            <w:left w:w="0" w:type="dxa"/>
+            <w:bottom w:w="0" w:type="dxa"/>
+            <w:right w:w="0" w:type="dxa"/>
+          </w:tblCellMar>
+        </w:tblPrEx>
+        <w:tc>
+          <w:tcPr>
+            <w:tcW w:w="0" w:type="auto"/>
+            <w:tcBorders>
+              <w:top w:val="nil"/>
+              <w:left w:val="nil"/>
+              <w:bottom w:val="nil"/>
+              <w:right w:val="single" w:color="auto" w:sz="2" w:space="0"/>
+            </w:tcBorders>
+            <w:shd w:val="clear" w:color="auto" w:fill="auto"/>
+            <w:tcMar>
+              <w:top w:w="120" w:type="dxa"/>
+              <w:left w:w="180" w:type="dxa"/>
+              <w:bottom w:w="120" w:type="dxa"/>
+              <w:right w:w="180" w:type="dxa"/>
+            </w:tcMar>
+            <w:vAlign w:val="center"/>
+          </w:tcPr>
+          <w:p>
+            <w:r>
+              <w:rPr>
+                <w:lang w:val="en-US" w:eastAsia="zh-CN"/>
+              </w:rPr>
               <w:t>主要执行者</w:t>
             </w:r>
           </w:p>
@@ -9540,6 +9618,150 @@
                 <w:lang w:val="en-US" w:eastAsia="zh-CN"/>
               </w:rPr>
               <w:t>学生</w:t>
+            </w:r>
+          </w:p>
+        </w:tc>
+      </w:tr>
+      <w:tr>
+        <w:tblPrEx>
+          <w:tblBorders>
+            <w:top w:val="single" w:color="auto" w:sz="2" w:space="0"/>
+            <w:left w:val="single" w:color="auto" w:sz="2" w:space="0"/>
+            <w:bottom w:val="single" w:color="auto" w:sz="2" w:space="0"/>
+            <w:right w:val="single" w:color="auto" w:sz="2" w:space="0"/>
+            <w:insideH w:val="none" w:color="auto" w:sz="0" w:space="0"/>
+            <w:insideV w:val="none" w:color="auto" w:sz="0" w:space="0"/>
+          </w:tblBorders>
+          <w:tblCellMar>
+            <w:top w:w="0" w:type="dxa"/>
+            <w:left w:w="0" w:type="dxa"/>
+            <w:bottom w:w="0" w:type="dxa"/>
+            <w:right w:w="0" w:type="dxa"/>
+          </w:tblCellMar>
+        </w:tblPrEx>
+        <w:tc>
+          <w:tcPr>
+            <w:tcW w:w="0" w:type="auto"/>
+            <w:tcBorders>
+              <w:top w:val="nil"/>
+              <w:left w:val="nil"/>
+              <w:bottom w:val="nil"/>
+              <w:right w:val="single" w:color="auto" w:sz="2" w:space="0"/>
+            </w:tcBorders>
+            <w:shd w:val="clear" w:color="auto" w:fill="auto"/>
+            <w:tcMar>
+              <w:top w:w="120" w:type="dxa"/>
+              <w:left w:w="180" w:type="dxa"/>
+              <w:bottom w:w="120" w:type="dxa"/>
+              <w:right w:w="180" w:type="dxa"/>
+            </w:tcMar>
+            <w:vAlign w:val="center"/>
+          </w:tcPr>
+          <w:p>
+            <w:r>
+              <w:rPr>
+                <w:lang w:val="en-US" w:eastAsia="zh-CN"/>
+              </w:rPr>
+              <w:t>目标</w:t>
+            </w:r>
+          </w:p>
+        </w:tc>
+        <w:tc>
+          <w:tcPr>
+            <w:tcW w:w="0" w:type="auto"/>
+            <w:tcBorders>
+              <w:top w:val="nil"/>
+              <w:left w:val="nil"/>
+              <w:bottom w:val="nil"/>
+              <w:right w:val="nil"/>
+            </w:tcBorders>
+            <w:shd w:val="clear" w:color="auto" w:fill="auto"/>
+            <w:tcMar>
+              <w:top w:w="120" w:type="dxa"/>
+              <w:left w:w="180" w:type="dxa"/>
+              <w:bottom w:w="120" w:type="dxa"/>
+              <w:right w:w="180" w:type="dxa"/>
+            </w:tcMar>
+            <w:vAlign w:val="center"/>
+          </w:tcPr>
+          <w:p>
+            <w:r>
+              <w:rPr>
+                <w:lang w:val="en-US" w:eastAsia="zh-CN"/>
+              </w:rPr>
+              <w:t>扫码查看终端机关联制水机的实时水质及历史水质变化</w:t>
+            </w:r>
+          </w:p>
+        </w:tc>
+      </w:tr>
+      <w:tr>
+        <w:tblPrEx>
+          <w:tblBorders>
+            <w:top w:val="single" w:color="auto" w:sz="2" w:space="0"/>
+            <w:left w:val="single" w:color="auto" w:sz="2" w:space="0"/>
+            <w:bottom w:val="single" w:color="auto" w:sz="2" w:space="0"/>
+            <w:right w:val="single" w:color="auto" w:sz="2" w:space="0"/>
+            <w:insideH w:val="none" w:color="auto" w:sz="0" w:space="0"/>
+            <w:insideV w:val="none" w:color="auto" w:sz="0" w:space="0"/>
+          </w:tblBorders>
+          <w:tblCellMar>
+            <w:top w:w="0" w:type="dxa"/>
+            <w:left w:w="0" w:type="dxa"/>
+            <w:bottom w:w="0" w:type="dxa"/>
+            <w:right w:w="0" w:type="dxa"/>
+          </w:tblCellMar>
+        </w:tblPrEx>
+        <w:tc>
+          <w:tcPr>
+            <w:tcW w:w="0" w:type="auto"/>
+            <w:tcBorders>
+              <w:top w:val="nil"/>
+              <w:left w:val="nil"/>
+              <w:bottom w:val="nil"/>
+              <w:right w:val="single" w:color="auto" w:sz="2" w:space="0"/>
+            </w:tcBorders>
+            <w:shd w:val="clear" w:color="auto" w:fill="auto"/>
+            <w:tcMar>
+              <w:top w:w="120" w:type="dxa"/>
+              <w:left w:w="180" w:type="dxa"/>
+              <w:bottom w:w="120" w:type="dxa"/>
+              <w:right w:w="180" w:type="dxa"/>
+            </w:tcMar>
+            <w:vAlign w:val="center"/>
+          </w:tcPr>
+          <w:p>
+            <w:r>
+              <w:rPr>
+                <w:lang w:val="en-US" w:eastAsia="zh-CN"/>
+              </w:rPr>
+              <w:t>范围</w:t>
+            </w:r>
+          </w:p>
+        </w:tc>
+        <w:tc>
+          <w:tcPr>
+            <w:tcW w:w="0" w:type="auto"/>
+            <w:tcBorders>
+              <w:top w:val="nil"/>
+              <w:left w:val="nil"/>
+              <w:bottom w:val="nil"/>
+              <w:right w:val="nil"/>
+            </w:tcBorders>
+            <w:shd w:val="clear" w:color="auto" w:fill="auto"/>
+            <w:tcMar>
+              <w:top w:w="120" w:type="dxa"/>
+              <w:left w:w="180" w:type="dxa"/>
+              <w:bottom w:w="120" w:type="dxa"/>
+              <w:right w:w="180" w:type="dxa"/>
+            </w:tcMar>
+            <w:vAlign w:val="center"/>
+          </w:tcPr>
+          <w:p>
+            <w:r>
+              <w:rPr>
+                <w:lang w:val="en-US" w:eastAsia="zh-CN"/>
+              </w:rPr>
+              <w:t>校园直饮矿化水物联网运维平台 - 水伴 APP</w:t>
             </w:r>
           </w:p>
         </w:tc>
@@ -9585,7 +9807,7 @@
               <w:rPr>
                 <w:lang w:val="en-US" w:eastAsia="zh-CN"/>
               </w:rPr>
-              <w:t>目标</w:t>
+              <w:t>前置条件</w:t>
             </w:r>
           </w:p>
         </w:tc>
@@ -9612,7 +9834,92 @@
               <w:rPr>
                 <w:lang w:val="en-US" w:eastAsia="zh-CN"/>
               </w:rPr>
-              <w:t>扫码查看终端机关联制水机的实时水质及历史水质变化</w:t>
+              <w:t>学生已登录 APP；在终端机旁可扫描二维码；APP 网络连接正常；终端机已关联制水机</w:t>
+            </w:r>
+          </w:p>
+        </w:tc>
+      </w:tr>
+      <w:tr>
+        <w:tblPrEx>
+          <w:tblBorders>
+            <w:top w:val="single" w:color="auto" w:sz="2" w:space="0"/>
+            <w:left w:val="single" w:color="auto" w:sz="2" w:space="0"/>
+            <w:bottom w:val="single" w:color="auto" w:sz="2" w:space="0"/>
+            <w:right w:val="single" w:color="auto" w:sz="2" w:space="0"/>
+            <w:insideH w:val="none" w:color="auto" w:sz="0" w:space="0"/>
+            <w:insideV w:val="none" w:color="auto" w:sz="0" w:space="0"/>
+          </w:tblBorders>
+          <w:tblCellMar>
+            <w:top w:w="0" w:type="dxa"/>
+            <w:left w:w="0" w:type="dxa"/>
+            <w:bottom w:w="0" w:type="dxa"/>
+            <w:right w:w="0" w:type="dxa"/>
+          </w:tblCellMar>
+        </w:tblPrEx>
+        <w:tc>
+          <w:tcPr>
+            <w:tcW w:w="0" w:type="auto"/>
+            <w:tcBorders>
+              <w:top w:val="nil"/>
+              <w:left w:val="nil"/>
+              <w:bottom w:val="nil"/>
+              <w:right w:val="single" w:color="auto" w:sz="2" w:space="0"/>
+            </w:tcBorders>
+            <w:shd w:val="clear" w:color="auto" w:fill="auto"/>
+            <w:tcMar>
+              <w:top w:w="120" w:type="dxa"/>
+              <w:left w:w="180" w:type="dxa"/>
+              <w:bottom w:w="120" w:type="dxa"/>
+              <w:right w:w="180" w:type="dxa"/>
+            </w:tcMar>
+            <w:vAlign w:val="center"/>
+          </w:tcPr>
+          <w:p>
+            <w:r>
+              <w:rPr>
+                <w:lang w:val="en-US" w:eastAsia="zh-CN"/>
+              </w:rPr>
+              <w:t>交互动作</w:t>
+            </w:r>
+          </w:p>
+        </w:tc>
+        <w:tc>
+          <w:tcPr>
+            <w:tcW w:w="0" w:type="auto"/>
+            <w:tcBorders>
+              <w:top w:val="nil"/>
+              <w:left w:val="nil"/>
+              <w:bottom w:val="nil"/>
+              <w:right w:val="nil"/>
+            </w:tcBorders>
+            <w:shd w:val="clear" w:color="auto" w:fill="auto"/>
+            <w:tcMar>
+              <w:top w:w="120" w:type="dxa"/>
+              <w:left w:w="180" w:type="dxa"/>
+              <w:bottom w:w="120" w:type="dxa"/>
+              <w:right w:w="180" w:type="dxa"/>
+            </w:tcMar>
+            <w:vAlign w:val="center"/>
+          </w:tcPr>
+          <w:p>
+            <w:pPr>
+              <w:rPr>
+                <w:rFonts w:hint="default"/>
+                <w:lang w:val="en-US"/>
+              </w:rPr>
+            </w:pPr>
+            <w:r>
+              <w:rPr>
+                <w:lang w:val="en-US" w:eastAsia="zh-CN"/>
+              </w:rPr>
+              <w:t>（1）学生点击 APP 首页 “扫码用水” 按钮，启动扫码功能（2）扫描终端机二维码，选择 “查水质”：系统返回关联制水机实时 TDS 值、水质等级（3）操作完成，APP 展示</w:t>
+            </w:r>
+            <w:r>
+              <w:rPr>
+                <w:rFonts w:hint="eastAsia"/>
+                <w:lang w:val="en-US" w:eastAsia="zh-CN"/>
+              </w:rPr>
+              <w:t>数据。</w:t>
             </w:r>
           </w:p>
         </w:tc>
@@ -9658,237 +9965,6 @@
               <w:rPr>
                 <w:lang w:val="en-US" w:eastAsia="zh-CN"/>
               </w:rPr>
-              <w:t>范围</w:t>
-            </w:r>
-          </w:p>
-        </w:tc>
-        <w:tc>
-          <w:tcPr>
-            <w:tcW w:w="0" w:type="auto"/>
-            <w:tcBorders>
-              <w:top w:val="nil"/>
-              <w:left w:val="nil"/>
-              <w:bottom w:val="nil"/>
-              <w:right w:val="nil"/>
-            </w:tcBorders>
-            <w:shd w:val="clear" w:color="auto" w:fill="auto"/>
-            <w:tcMar>
-              <w:top w:w="120" w:type="dxa"/>
-              <w:left w:w="180" w:type="dxa"/>
-              <w:bottom w:w="120" w:type="dxa"/>
-              <w:right w:w="180" w:type="dxa"/>
-            </w:tcMar>
-            <w:vAlign w:val="center"/>
-          </w:tcPr>
-          <w:p>
-            <w:r>
-              <w:rPr>
-                <w:lang w:val="en-US" w:eastAsia="zh-CN"/>
-              </w:rPr>
-              <w:t>校园直饮矿化水物联网运维平台 - 水伴 APP</w:t>
-            </w:r>
-          </w:p>
-        </w:tc>
-      </w:tr>
-      <w:tr>
-        <w:tblPrEx>
-          <w:tblBorders>
-            <w:top w:val="single" w:color="auto" w:sz="2" w:space="0"/>
-            <w:left w:val="single" w:color="auto" w:sz="2" w:space="0"/>
-            <w:bottom w:val="single" w:color="auto" w:sz="2" w:space="0"/>
-            <w:right w:val="single" w:color="auto" w:sz="2" w:space="0"/>
-            <w:insideH w:val="none" w:color="auto" w:sz="0" w:space="0"/>
-            <w:insideV w:val="none" w:color="auto" w:sz="0" w:space="0"/>
-          </w:tblBorders>
-          <w:tblCellMar>
-            <w:top w:w="0" w:type="dxa"/>
-            <w:left w:w="0" w:type="dxa"/>
-            <w:bottom w:w="0" w:type="dxa"/>
-            <w:right w:w="0" w:type="dxa"/>
-          </w:tblCellMar>
-        </w:tblPrEx>
-        <w:tc>
-          <w:tcPr>
-            <w:tcW w:w="0" w:type="auto"/>
-            <w:tcBorders>
-              <w:top w:val="nil"/>
-              <w:left w:val="nil"/>
-              <w:bottom w:val="nil"/>
-              <w:right w:val="single" w:color="auto" w:sz="2" w:space="0"/>
-            </w:tcBorders>
-            <w:shd w:val="clear" w:color="auto" w:fill="auto"/>
-            <w:tcMar>
-              <w:top w:w="120" w:type="dxa"/>
-              <w:left w:w="180" w:type="dxa"/>
-              <w:bottom w:w="120" w:type="dxa"/>
-              <w:right w:w="180" w:type="dxa"/>
-            </w:tcMar>
-            <w:vAlign w:val="center"/>
-          </w:tcPr>
-          <w:p>
-            <w:r>
-              <w:rPr>
-                <w:lang w:val="en-US" w:eastAsia="zh-CN"/>
-              </w:rPr>
-              <w:t>前置条件</w:t>
-            </w:r>
-          </w:p>
-        </w:tc>
-        <w:tc>
-          <w:tcPr>
-            <w:tcW w:w="0" w:type="auto"/>
-            <w:tcBorders>
-              <w:top w:val="nil"/>
-              <w:left w:val="nil"/>
-              <w:bottom w:val="nil"/>
-              <w:right w:val="nil"/>
-            </w:tcBorders>
-            <w:shd w:val="clear" w:color="auto" w:fill="auto"/>
-            <w:tcMar>
-              <w:top w:w="120" w:type="dxa"/>
-              <w:left w:w="180" w:type="dxa"/>
-              <w:bottom w:w="120" w:type="dxa"/>
-              <w:right w:w="180" w:type="dxa"/>
-            </w:tcMar>
-            <w:vAlign w:val="center"/>
-          </w:tcPr>
-          <w:p>
-            <w:r>
-              <w:rPr>
-                <w:lang w:val="en-US" w:eastAsia="zh-CN"/>
-              </w:rPr>
-              <w:t>学生已登录 APP；在终端机旁可扫描二维码；APP 网络连接正常；终端机已关联制水机</w:t>
-            </w:r>
-          </w:p>
-        </w:tc>
-      </w:tr>
-      <w:tr>
-        <w:tblPrEx>
-          <w:tblBorders>
-            <w:top w:val="single" w:color="auto" w:sz="2" w:space="0"/>
-            <w:left w:val="single" w:color="auto" w:sz="2" w:space="0"/>
-            <w:bottom w:val="single" w:color="auto" w:sz="2" w:space="0"/>
-            <w:right w:val="single" w:color="auto" w:sz="2" w:space="0"/>
-            <w:insideH w:val="none" w:color="auto" w:sz="0" w:space="0"/>
-            <w:insideV w:val="none" w:color="auto" w:sz="0" w:space="0"/>
-          </w:tblBorders>
-          <w:shd w:val="clear" w:color="auto" w:fill="auto"/>
-          <w:tblCellMar>
-            <w:top w:w="0" w:type="dxa"/>
-            <w:left w:w="0" w:type="dxa"/>
-            <w:bottom w:w="0" w:type="dxa"/>
-            <w:right w:w="0" w:type="dxa"/>
-          </w:tblCellMar>
-        </w:tblPrEx>
-        <w:tc>
-          <w:tcPr>
-            <w:tcW w:w="0" w:type="auto"/>
-            <w:tcBorders>
-              <w:top w:val="nil"/>
-              <w:left w:val="nil"/>
-              <w:bottom w:val="nil"/>
-              <w:right w:val="single" w:color="auto" w:sz="2" w:space="0"/>
-            </w:tcBorders>
-            <w:shd w:val="clear" w:color="auto" w:fill="auto"/>
-            <w:tcMar>
-              <w:top w:w="120" w:type="dxa"/>
-              <w:left w:w="180" w:type="dxa"/>
-              <w:bottom w:w="120" w:type="dxa"/>
-              <w:right w:w="180" w:type="dxa"/>
-            </w:tcMar>
-            <w:vAlign w:val="center"/>
-          </w:tcPr>
-          <w:p>
-            <w:r>
-              <w:rPr>
-                <w:lang w:val="en-US" w:eastAsia="zh-CN"/>
-              </w:rPr>
-              <w:t>交互动作</w:t>
-            </w:r>
-          </w:p>
-        </w:tc>
-        <w:tc>
-          <w:tcPr>
-            <w:tcW w:w="0" w:type="auto"/>
-            <w:tcBorders>
-              <w:top w:val="nil"/>
-              <w:left w:val="nil"/>
-              <w:bottom w:val="nil"/>
-              <w:right w:val="nil"/>
-            </w:tcBorders>
-            <w:shd w:val="clear" w:color="auto" w:fill="auto"/>
-            <w:tcMar>
-              <w:top w:w="120" w:type="dxa"/>
-              <w:left w:w="180" w:type="dxa"/>
-              <w:bottom w:w="120" w:type="dxa"/>
-              <w:right w:w="180" w:type="dxa"/>
-            </w:tcMar>
-            <w:vAlign w:val="center"/>
-          </w:tcPr>
-          <w:p>
-            <w:pPr>
-              <w:rPr>
-                <w:rFonts w:hint="default"/>
-                <w:lang w:val="en-US"/>
-              </w:rPr>
-            </w:pPr>
-            <w:r>
-              <w:rPr>
-                <w:lang w:val="en-US" w:eastAsia="zh-CN"/>
-              </w:rPr>
-              <w:t>（1）学生点击 APP 首页 “扫码用水” 按钮，启动扫码功能（2）扫描终端机二维码，选择 “查水质”：系统返回关联制水机实时 TDS 值、水质等级（3）操作完成，APP 展示</w:t>
-            </w:r>
-            <w:r>
-              <w:rPr>
-                <w:rFonts w:hint="eastAsia"/>
-                <w:lang w:val="en-US" w:eastAsia="zh-CN"/>
-              </w:rPr>
-              <w:t>数据。</w:t>
-            </w:r>
-          </w:p>
-        </w:tc>
-      </w:tr>
-      <w:tr>
-        <w:tblPrEx>
-          <w:tblBorders>
-            <w:top w:val="single" w:color="auto" w:sz="2" w:space="0"/>
-            <w:left w:val="single" w:color="auto" w:sz="2" w:space="0"/>
-            <w:bottom w:val="single" w:color="auto" w:sz="2" w:space="0"/>
-            <w:right w:val="single" w:color="auto" w:sz="2" w:space="0"/>
-            <w:insideH w:val="none" w:color="auto" w:sz="0" w:space="0"/>
-            <w:insideV w:val="none" w:color="auto" w:sz="0" w:space="0"/>
-          </w:tblBorders>
-          <w:shd w:val="clear" w:color="auto" w:fill="auto"/>
-          <w:tblCellMar>
-            <w:top w:w="0" w:type="dxa"/>
-            <w:left w:w="0" w:type="dxa"/>
-            <w:bottom w:w="0" w:type="dxa"/>
-            <w:right w:w="0" w:type="dxa"/>
-          </w:tblCellMar>
-        </w:tblPrEx>
-        <w:tc>
-          <w:tcPr>
-            <w:tcW w:w="0" w:type="auto"/>
-            <w:tcBorders>
-              <w:top w:val="nil"/>
-              <w:left w:val="nil"/>
-              <w:bottom w:val="nil"/>
-              <w:right w:val="single" w:color="auto" w:sz="2" w:space="0"/>
-            </w:tcBorders>
-            <w:shd w:val="clear" w:color="auto" w:fill="auto"/>
-            <w:tcMar>
-              <w:top w:w="120" w:type="dxa"/>
-              <w:left w:w="180" w:type="dxa"/>
-              <w:bottom w:w="120" w:type="dxa"/>
-              <w:right w:w="180" w:type="dxa"/>
-            </w:tcMar>
-            <w:vAlign w:val="center"/>
-          </w:tcPr>
-          <w:p>
-            <w:r>
-              <w:rPr>
-                <w:lang w:val="en-US" w:eastAsia="zh-CN"/>
-              </w:rPr>
               <w:t>扩展交互</w:t>
             </w:r>
           </w:p>
@@ -9987,7 +10063,14 @@
         <w:rPr>
           <w:rFonts w:hint="default"/>
         </w:rPr>
-        <w:t>：查看每日饮水量</w:t>
+        <w:t>：</w:t>
+      </w:r>
+      <w:r>
+        <w:rPr>
+          <w:rFonts w:hint="eastAsia"/>
+          <w:lang w:val="en-US" w:eastAsia="zh-CN"/>
+        </w:rPr>
+        <w:t>学生查看每日饮水量</w:t>
       </w:r>
     </w:p>
     <w:tbl>
@@ -10026,6 +10109,7 @@
             <w:insideH w:val="none" w:color="auto" w:sz="0" w:space="0"/>
             <w:insideV w:val="none" w:color="auto" w:sz="0" w:space="0"/>
           </w:tblBorders>
+          <w:shd w:val="clear" w:color="auto" w:fill="auto"/>
           <w:tblCellMar>
             <w:top w:w="0" w:type="dxa"/>
             <w:left w:w="0" w:type="dxa"/>
@@ -10087,78 +10171,6 @@
                 <w:lang w:val="en-US" w:eastAsia="zh-CN"/>
               </w:rPr>
               <w:t>内容</w:t>
-            </w:r>
-          </w:p>
-        </w:tc>
-      </w:tr>
-      <w:tr>
-        <w:tblPrEx>
-          <w:tblBorders>
-            <w:top w:val="single" w:color="auto" w:sz="2" w:space="0"/>
-            <w:left w:val="single" w:color="auto" w:sz="2" w:space="0"/>
-            <w:bottom w:val="single" w:color="auto" w:sz="2" w:space="0"/>
-            <w:right w:val="single" w:color="auto" w:sz="2" w:space="0"/>
-            <w:insideH w:val="none" w:color="auto" w:sz="0" w:space="0"/>
-            <w:insideV w:val="none" w:color="auto" w:sz="0" w:space="0"/>
-          </w:tblBorders>
-          <w:tblCellMar>
-            <w:top w:w="0" w:type="dxa"/>
-            <w:left w:w="0" w:type="dxa"/>
-            <w:bottom w:w="0" w:type="dxa"/>
-            <w:right w:w="0" w:type="dxa"/>
-          </w:tblCellMar>
-        </w:tblPrEx>
-        <w:tc>
-          <w:tcPr>
-            <w:tcW w:w="0" w:type="auto"/>
-            <w:tcBorders>
-              <w:top w:val="nil"/>
-              <w:left w:val="nil"/>
-              <w:bottom w:val="nil"/>
-              <w:right w:val="single" w:color="auto" w:sz="2" w:space="0"/>
-            </w:tcBorders>
-            <w:shd w:val="clear" w:color="auto" w:fill="auto"/>
-            <w:tcMar>
-              <w:top w:w="120" w:type="dxa"/>
-              <w:left w:w="180" w:type="dxa"/>
-              <w:bottom w:w="120" w:type="dxa"/>
-              <w:right w:w="180" w:type="dxa"/>
-            </w:tcMar>
-            <w:vAlign w:val="center"/>
-          </w:tcPr>
-          <w:p>
-            <w:r>
-              <w:rPr>
-                <w:lang w:val="en-US" w:eastAsia="zh-CN"/>
-              </w:rPr>
-              <w:t>用例名</w:t>
-            </w:r>
-          </w:p>
-        </w:tc>
-        <w:tc>
-          <w:tcPr>
-            <w:tcW w:w="0" w:type="auto"/>
-            <w:tcBorders>
-              <w:top w:val="nil"/>
-              <w:left w:val="nil"/>
-              <w:bottom w:val="nil"/>
-              <w:right w:val="nil"/>
-            </w:tcBorders>
-            <w:shd w:val="clear" w:color="auto" w:fill="auto"/>
-            <w:tcMar>
-              <w:top w:w="120" w:type="dxa"/>
-              <w:left w:w="180" w:type="dxa"/>
-              <w:bottom w:w="120" w:type="dxa"/>
-              <w:right w:w="180" w:type="dxa"/>
-            </w:tcMar>
-            <w:vAlign w:val="center"/>
-          </w:tcPr>
-          <w:p>
-            <w:r>
-              <w:rPr>
-                <w:lang w:val="en-US" w:eastAsia="zh-CN"/>
-              </w:rPr>
-              <w:t>查看每日饮水量</w:t>
             </w:r>
           </w:p>
         </w:tc>
@@ -10204,7 +10216,7 @@
               <w:rPr>
                 <w:lang w:val="en-US" w:eastAsia="zh-CN"/>
               </w:rPr>
-              <w:t>用例标识</w:t>
+              <w:t>用例名</w:t>
             </w:r>
           </w:p>
         </w:tc>
@@ -10229,22 +10241,10 @@
           <w:p>
             <w:r>
               <w:rPr>
-                <w:lang w:val="en-US" w:eastAsia="zh-CN"/>
-              </w:rPr>
-              <w:t>UC-STU-00</w:t>
-            </w:r>
-            <w:r>
-              <w:rPr>
                 <w:rFonts w:hint="eastAsia"/>
                 <w:lang w:val="en-US" w:eastAsia="zh-CN"/>
               </w:rPr>
-              <w:t>3</w:t>
-            </w:r>
-            <w:r>
-              <w:rPr>
-                <w:lang w:val="en-US" w:eastAsia="zh-CN"/>
-              </w:rPr>
-              <w:t>-DrinkRecord</w:t>
+              <w:t>学生查看每日饮水量</w:t>
             </w:r>
           </w:p>
         </w:tc>
@@ -10290,7 +10290,7 @@
               <w:rPr>
                 <w:lang w:val="en-US" w:eastAsia="zh-CN"/>
               </w:rPr>
-              <w:t>主要执行者</w:t>
+              <w:t>用例标识</w:t>
             </w:r>
           </w:p>
         </w:tc>
@@ -10317,7 +10317,20 @@
               <w:rPr>
                 <w:lang w:val="en-US" w:eastAsia="zh-CN"/>
               </w:rPr>
-              <w:t>学生</w:t>
+              <w:t>UC-STU-00</w:t>
+            </w:r>
+            <w:r>
+              <w:rPr>
+                <w:rFonts w:hint="eastAsia"/>
+                <w:lang w:val="en-US" w:eastAsia="zh-CN"/>
+              </w:rPr>
+              <w:t>3</w:t>
+            </w:r>
+            <w:r>
+              <w:rPr>
+                <w:lang w:val="en-US" w:eastAsia="zh-CN"/>
+              </w:rPr>
+              <w:t>-DrinkRecord</w:t>
             </w:r>
           </w:p>
         </w:tc>
@@ -10363,7 +10376,7 @@
               <w:rPr>
                 <w:lang w:val="en-US" w:eastAsia="zh-CN"/>
               </w:rPr>
-              <w:t>目标</w:t>
+              <w:t>主要执行者</w:t>
             </w:r>
           </w:p>
         </w:tc>
@@ -10390,7 +10403,7 @@
               <w:rPr>
                 <w:lang w:val="en-US" w:eastAsia="zh-CN"/>
               </w:rPr>
-              <w:t>查看当日及历史饮水量，掌握个人饮水情况</w:t>
+              <w:t>学生</w:t>
             </w:r>
           </w:p>
         </w:tc>
@@ -10436,7 +10449,7 @@
               <w:rPr>
                 <w:lang w:val="en-US" w:eastAsia="zh-CN"/>
               </w:rPr>
-              <w:t>范围</w:t>
+              <w:t>目标</w:t>
             </w:r>
           </w:p>
         </w:tc>
@@ -10463,7 +10476,7 @@
               <w:rPr>
                 <w:lang w:val="en-US" w:eastAsia="zh-CN"/>
               </w:rPr>
-              <w:t>校园直饮矿化水物联网运维平台 - 水伴 APP</w:t>
+              <w:t>查看当日及历史饮水量，掌握个人饮水情况</w:t>
             </w:r>
           </w:p>
         </w:tc>
@@ -10509,7 +10522,7 @@
               <w:rPr>
                 <w:lang w:val="en-US" w:eastAsia="zh-CN"/>
               </w:rPr>
-              <w:t>前置条件</w:t>
+              <w:t>范围</w:t>
             </w:r>
           </w:p>
         </w:tc>
@@ -10536,7 +10549,7 @@
               <w:rPr>
                 <w:lang w:val="en-US" w:eastAsia="zh-CN"/>
               </w:rPr>
-              <w:t>学生已登录 APP，存在历史饮水记录（当日或往日）；APP 网络连接正常（或有缓存数据）</w:t>
+              <w:t>校园直饮矿化水物联网运维平台 - 水伴 APP</w:t>
             </w:r>
           </w:p>
         </w:tc>
@@ -10582,7 +10595,7 @@
               <w:rPr>
                 <w:lang w:val="en-US" w:eastAsia="zh-CN"/>
               </w:rPr>
-              <w:t>交互动作</w:t>
+              <w:t>前置条件</w:t>
             </w:r>
           </w:p>
         </w:tc>
@@ -10609,7 +10622,7 @@
               <w:rPr>
                 <w:lang w:val="en-US" w:eastAsia="zh-CN"/>
               </w:rPr>
-              <w:t>（1）学生点击 “我的→饮水记录”（2）页面默认展示 “今日” 饮水量：顶部进度条（当前 / 推荐饮水量）、下方按时间展示当日每次饮水记录（3）学生切换 “昨日 / 本周 / 本月” 标签，查看历史饮水量（本周 / 本月用柱状图展示）</w:t>
+              <w:t>学生已登录 APP，存在历史饮水记录（当日或往日）；APP 网络连接正常（或有缓存数据）</w:t>
             </w:r>
           </w:p>
         </w:tc>
@@ -10624,6 +10637,7 @@
             <w:insideH w:val="none" w:color="auto" w:sz="0" w:space="0"/>
             <w:insideV w:val="none" w:color="auto" w:sz="0" w:space="0"/>
           </w:tblBorders>
+          <w:shd w:val="clear" w:color="auto" w:fill="auto"/>
           <w:tblCellMar>
             <w:top w:w="0" w:type="dxa"/>
             <w:left w:w="0" w:type="dxa"/>
@@ -10654,6 +10668,79 @@
               <w:rPr>
                 <w:lang w:val="en-US" w:eastAsia="zh-CN"/>
               </w:rPr>
+              <w:t>交互动作</w:t>
+            </w:r>
+          </w:p>
+        </w:tc>
+        <w:tc>
+          <w:tcPr>
+            <w:tcW w:w="0" w:type="auto"/>
+            <w:tcBorders>
+              <w:top w:val="nil"/>
+              <w:left w:val="nil"/>
+              <w:bottom w:val="nil"/>
+              <w:right w:val="nil"/>
+            </w:tcBorders>
+            <w:shd w:val="clear" w:color="auto" w:fill="auto"/>
+            <w:tcMar>
+              <w:top w:w="120" w:type="dxa"/>
+              <w:left w:w="180" w:type="dxa"/>
+              <w:bottom w:w="120" w:type="dxa"/>
+              <w:right w:w="180" w:type="dxa"/>
+            </w:tcMar>
+            <w:vAlign w:val="center"/>
+          </w:tcPr>
+          <w:p>
+            <w:r>
+              <w:rPr>
+                <w:lang w:val="en-US" w:eastAsia="zh-CN"/>
+              </w:rPr>
+              <w:t>（1）学生点击 “我的→饮水记录”（2）页面默认展示 “今日” 饮水量：顶部进度条（当前 / 推荐饮水量）、下方按时间展示当日每次饮水记录（3）学生切换 “昨日 / 本周 / 本月” 标签，查看历史饮水量（本周 / 本月用柱状图展示）</w:t>
+            </w:r>
+          </w:p>
+        </w:tc>
+      </w:tr>
+      <w:tr>
+        <w:tblPrEx>
+          <w:tblBorders>
+            <w:top w:val="single" w:color="auto" w:sz="2" w:space="0"/>
+            <w:left w:val="single" w:color="auto" w:sz="2" w:space="0"/>
+            <w:bottom w:val="single" w:color="auto" w:sz="2" w:space="0"/>
+            <w:right w:val="single" w:color="auto" w:sz="2" w:space="0"/>
+            <w:insideH w:val="none" w:color="auto" w:sz="0" w:space="0"/>
+            <w:insideV w:val="none" w:color="auto" w:sz="0" w:space="0"/>
+          </w:tblBorders>
+          <w:shd w:val="clear" w:color="auto" w:fill="auto"/>
+          <w:tblCellMar>
+            <w:top w:w="0" w:type="dxa"/>
+            <w:left w:w="0" w:type="dxa"/>
+            <w:bottom w:w="0" w:type="dxa"/>
+            <w:right w:w="0" w:type="dxa"/>
+          </w:tblCellMar>
+        </w:tblPrEx>
+        <w:tc>
+          <w:tcPr>
+            <w:tcW w:w="0" w:type="auto"/>
+            <w:tcBorders>
+              <w:top w:val="nil"/>
+              <w:left w:val="nil"/>
+              <w:bottom w:val="nil"/>
+              <w:right w:val="single" w:color="auto" w:sz="2" w:space="0"/>
+            </w:tcBorders>
+            <w:shd w:val="clear" w:color="auto" w:fill="auto"/>
+            <w:tcMar>
+              <w:top w:w="120" w:type="dxa"/>
+              <w:left w:w="180" w:type="dxa"/>
+              <w:bottom w:w="120" w:type="dxa"/>
+              <w:right w:w="180" w:type="dxa"/>
+            </w:tcMar>
+            <w:vAlign w:val="center"/>
+          </w:tcPr>
+          <w:p>
+            <w:r>
+              <w:rPr>
+                <w:lang w:val="en-US" w:eastAsia="zh-CN"/>
+              </w:rPr>
               <w:t>扩展交互</w:t>
             </w:r>
           </w:p>
@@ -10836,13 +10923,7 @@
           <w:rFonts w:hint="eastAsia"/>
           <w:lang w:val="en-US" w:eastAsia="zh-CN"/>
         </w:rPr>
-        <w:t>用例4：</w:t>
-      </w:r>
-      <w:r>
-        <w:rPr>
-          <w:rFonts w:hint="default"/>
-        </w:rPr>
-        <w:t>查看校内矿化水终端机的位置</w:t>
+        <w:t>用例4：学生查看校内矿化水终端机的位置</w:t>
       </w:r>
     </w:p>
     <w:tbl>
@@ -11031,10 +11112,10 @@
             </w:pPr>
             <w:r>
               <w:rPr>
-                <w:rFonts w:hint="default"/>
-                <w:lang w:val="en-US" w:eastAsia="zh-CN"/>
-              </w:rPr>
-              <w:t>查看校内矿化水终端机的位置</w:t>
+                <w:rFonts w:hint="eastAsia"/>
+                <w:lang w:val="en-US" w:eastAsia="zh-CN"/>
+              </w:rPr>
+              <w:t>学生查看校内矿化水终端机的位置</w:t>
             </w:r>
           </w:p>
         </w:tc>
@@ -11403,6 +11484,7 @@
             <w:insideH w:val="none" w:color="auto" w:sz="0" w:space="0"/>
             <w:insideV w:val="none" w:color="auto" w:sz="0" w:space="0"/>
           </w:tblBorders>
+          <w:shd w:val="clear" w:color="auto" w:fill="FFFFFF"/>
           <w:tblCellMar>
             <w:top w:w="0" w:type="dxa"/>
             <w:left w:w="0" w:type="dxa"/>
@@ -11487,6 +11569,7 @@
             <w:insideH w:val="none" w:color="auto" w:sz="0" w:space="0"/>
             <w:insideV w:val="none" w:color="auto" w:sz="0" w:space="0"/>
           </w:tblBorders>
+          <w:shd w:val="clear" w:color="auto" w:fill="FFFFFF"/>
           <w:tblCellMar>
             <w:top w:w="0" w:type="dxa"/>
             <w:left w:w="0" w:type="dxa"/>
@@ -11571,6 +11654,7 @@
             <w:insideH w:val="none" w:color="auto" w:sz="0" w:space="0"/>
             <w:insideV w:val="none" w:color="auto" w:sz="0" w:space="0"/>
           </w:tblBorders>
+          <w:shd w:val="clear" w:color="auto" w:fill="FFFFFF"/>
           <w:tblCellMar>
             <w:top w:w="0" w:type="dxa"/>
             <w:left w:w="0" w:type="dxa"/>
@@ -11978,7 +12062,6 @@
             <w:insideH w:val="none" w:color="auto" w:sz="0" w:space="0"/>
             <w:insideV w:val="none" w:color="auto" w:sz="0" w:space="0"/>
           </w:tblBorders>
-          <w:shd w:val="clear" w:color="auto" w:fill="auto"/>
           <w:tblCellMar>
             <w:top w:w="0" w:type="dxa"/>
             <w:left w:w="0" w:type="dxa"/>
@@ -12124,7 +12207,6 @@
             <w:insideH w:val="none" w:color="auto" w:sz="0" w:space="0"/>
             <w:insideV w:val="none" w:color="auto" w:sz="0" w:space="0"/>
           </w:tblBorders>
-          <w:shd w:val="clear" w:color="auto" w:fill="auto"/>
           <w:tblCellMar>
             <w:top w:w="0" w:type="dxa"/>
             <w:left w:w="0" w:type="dxa"/>

--- a/doc/project/01-需求文档/用例文档最终稿.docx
+++ b/doc/project/01-需求文档/用例文档最终稿.docx
@@ -982,7 +982,7 @@
           <w:rFonts w:hint="eastAsia"/>
           <w:lang w:val="en-US" w:eastAsia="zh-CN"/>
         </w:rPr>
-        <w:t xml:space="preserve">   3.2维修人员用例描述                                                  12 </w:t>
+        <w:t xml:space="preserve">   3.2维修人员用例描述                                                  13 </w:t>
       </w:r>
     </w:p>
     <w:p>
@@ -997,7 +997,7 @@
           <w:rFonts w:hint="eastAsia"/>
           <w:lang w:val="en-US" w:eastAsia="zh-CN"/>
         </w:rPr>
-        <w:t xml:space="preserve">   3.3学生用例描述                                                      14</w:t>
+        <w:t xml:space="preserve">   3.3学生用例描述                                                      15</w:t>
       </w:r>
     </w:p>
     <w:p>
@@ -1012,7 +1012,7 @@
           <w:rFonts w:hint="eastAsia"/>
           <w:lang w:val="en-US" w:eastAsia="zh-CN"/>
         </w:rPr>
-        <w:t xml:space="preserve">   3.4系统用例描述                                                      18</w:t>
+        <w:t xml:space="preserve">   3.4系统用例描述                                                      19</w:t>
       </w:r>
     </w:p>
     <w:p>
@@ -1292,7 +1292,7 @@
       </w:tblPr>
       <w:tblGrid>
         <w:gridCol w:w="1200"/>
-        <w:gridCol w:w="3510"/>
+        <w:gridCol w:w="3090"/>
         <w:gridCol w:w="3342"/>
       </w:tblGrid>
       <w:tr>
@@ -1501,7 +1501,7 @@
                 <w:rFonts w:hint="eastAsia"/>
                 <w:lang w:val="en-US" w:eastAsia="zh-CN"/>
               </w:rPr>
-              <w:t>管理员实时监控设备</w:t>
+              <w:t>实时监控设备</w:t>
             </w:r>
           </w:p>
         </w:tc>
@@ -1536,6 +1536,246 @@
                 <w:lang w:val="en-US" w:eastAsia="zh-CN"/>
               </w:rPr>
               <w:t>UC-ADMIN-001-MonitorDevice</w:t>
+            </w:r>
+          </w:p>
+        </w:tc>
+      </w:tr>
+      <w:tr>
+        <w:tblPrEx>
+          <w:tblBorders>
+            <w:top w:val="single" w:color="auto" w:sz="2" w:space="0"/>
+            <w:left w:val="single" w:color="auto" w:sz="2" w:space="0"/>
+            <w:bottom w:val="single" w:color="auto" w:sz="2" w:space="0"/>
+            <w:right w:val="single" w:color="auto" w:sz="2" w:space="0"/>
+            <w:insideH w:val="none" w:color="auto" w:sz="0" w:space="0"/>
+            <w:insideV w:val="none" w:color="auto" w:sz="0" w:space="0"/>
+          </w:tblBorders>
+          <w:tblCellMar>
+            <w:top w:w="0" w:type="dxa"/>
+            <w:left w:w="0" w:type="dxa"/>
+            <w:bottom w:w="0" w:type="dxa"/>
+            <w:right w:w="0" w:type="dxa"/>
+          </w:tblCellMar>
+        </w:tblPrEx>
+        <w:tc>
+          <w:tcPr>
+            <w:tcW w:w="0" w:type="auto"/>
+            <w:tcBorders>
+              <w:top w:val="nil"/>
+              <w:left w:val="nil"/>
+              <w:bottom w:val="nil"/>
+              <w:right w:val="single" w:color="auto" w:sz="2" w:space="0"/>
+            </w:tcBorders>
+            <w:shd w:val="clear" w:color="auto" w:fill="auto"/>
+            <w:tcMar>
+              <w:top w:w="120" w:type="dxa"/>
+              <w:left w:w="180" w:type="dxa"/>
+              <w:bottom w:w="120" w:type="dxa"/>
+              <w:right w:w="180" w:type="dxa"/>
+            </w:tcMar>
+            <w:vAlign w:val="center"/>
+          </w:tcPr>
+          <w:p>
+            <w:pPr>
+              <w:rPr>
+                <w:rFonts w:hint="eastAsia"/>
+                <w:lang w:val="en-US" w:eastAsia="zh-CN"/>
+              </w:rPr>
+            </w:pPr>
+            <w:r>
+              <w:rPr>
+                <w:rFonts w:hint="eastAsia"/>
+                <w:lang w:val="en-US" w:eastAsia="zh-CN"/>
+              </w:rPr>
+              <w:t>管理员</w:t>
+            </w:r>
+          </w:p>
+        </w:tc>
+        <w:tc>
+          <w:tcPr>
+            <w:tcW w:w="0" w:type="auto"/>
+            <w:tcBorders>
+              <w:top w:val="nil"/>
+              <w:left w:val="nil"/>
+              <w:bottom w:val="nil"/>
+              <w:right w:val="single" w:color="auto" w:sz="2" w:space="0"/>
+            </w:tcBorders>
+            <w:shd w:val="clear" w:color="auto" w:fill="auto"/>
+            <w:tcMar>
+              <w:top w:w="120" w:type="dxa"/>
+              <w:left w:w="180" w:type="dxa"/>
+              <w:bottom w:w="120" w:type="dxa"/>
+              <w:right w:w="180" w:type="dxa"/>
+            </w:tcMar>
+            <w:vAlign w:val="center"/>
+          </w:tcPr>
+          <w:p>
+            <w:pPr>
+              <w:rPr>
+                <w:rFonts w:hint="default"/>
+                <w:lang w:val="en-US" w:eastAsia="zh-CN"/>
+              </w:rPr>
+            </w:pPr>
+            <w:r>
+              <w:rPr>
+                <w:rFonts w:hint="eastAsia"/>
+                <w:lang w:val="en-US" w:eastAsia="zh-CN"/>
+              </w:rPr>
+              <w:t>人工派发超时工单</w:t>
+            </w:r>
+          </w:p>
+        </w:tc>
+        <w:tc>
+          <w:tcPr>
+            <w:tcW w:w="0" w:type="auto"/>
+            <w:tcBorders>
+              <w:top w:val="nil"/>
+              <w:left w:val="nil"/>
+              <w:bottom w:val="nil"/>
+              <w:right w:val="nil"/>
+            </w:tcBorders>
+            <w:shd w:val="clear" w:color="auto" w:fill="auto"/>
+            <w:tcMar>
+              <w:top w:w="120" w:type="dxa"/>
+              <w:left w:w="180" w:type="dxa"/>
+              <w:bottom w:w="120" w:type="dxa"/>
+              <w:right w:w="180" w:type="dxa"/>
+            </w:tcMar>
+            <w:vAlign w:val="center"/>
+          </w:tcPr>
+          <w:p>
+            <w:pPr>
+              <w:rPr>
+                <w:rFonts w:hint="eastAsia"/>
+                <w:lang w:val="en-US" w:eastAsia="zh-CN"/>
+              </w:rPr>
+            </w:pPr>
+            <w:r>
+              <w:rPr>
+                <w:rFonts w:hint="eastAsia"/>
+                <w:lang w:val="en-US" w:eastAsia="zh-CN"/>
+              </w:rPr>
+              <w:t>UC-ADMIN-002-WorkOrderAssign</w:t>
+            </w:r>
+          </w:p>
+        </w:tc>
+      </w:tr>
+      <w:tr>
+        <w:tblPrEx>
+          <w:tblBorders>
+            <w:top w:val="single" w:color="auto" w:sz="2" w:space="0"/>
+            <w:left w:val="single" w:color="auto" w:sz="2" w:space="0"/>
+            <w:bottom w:val="single" w:color="auto" w:sz="2" w:space="0"/>
+            <w:right w:val="single" w:color="auto" w:sz="2" w:space="0"/>
+            <w:insideH w:val="none" w:color="auto" w:sz="0" w:space="0"/>
+            <w:insideV w:val="none" w:color="auto" w:sz="0" w:space="0"/>
+          </w:tblBorders>
+          <w:tblCellMar>
+            <w:top w:w="0" w:type="dxa"/>
+            <w:left w:w="0" w:type="dxa"/>
+            <w:bottom w:w="0" w:type="dxa"/>
+            <w:right w:w="0" w:type="dxa"/>
+          </w:tblCellMar>
+        </w:tblPrEx>
+        <w:tc>
+          <w:tcPr>
+            <w:tcW w:w="0" w:type="auto"/>
+            <w:tcBorders>
+              <w:top w:val="nil"/>
+              <w:left w:val="nil"/>
+              <w:bottom w:val="nil"/>
+              <w:right w:val="single" w:color="auto" w:sz="2" w:space="0"/>
+            </w:tcBorders>
+            <w:shd w:val="clear" w:color="auto" w:fill="auto"/>
+            <w:tcMar>
+              <w:top w:w="120" w:type="dxa"/>
+              <w:left w:w="180" w:type="dxa"/>
+              <w:bottom w:w="120" w:type="dxa"/>
+              <w:right w:w="180" w:type="dxa"/>
+            </w:tcMar>
+            <w:vAlign w:val="center"/>
+          </w:tcPr>
+          <w:p>
+            <w:pPr>
+              <w:rPr>
+                <w:rFonts w:hint="eastAsia"/>
+                <w:lang w:val="en-US" w:eastAsia="zh-CN"/>
+              </w:rPr>
+            </w:pPr>
+            <w:r>
+              <w:rPr>
+                <w:rFonts w:hint="eastAsia"/>
+                <w:lang w:val="en-US" w:eastAsia="zh-CN"/>
+              </w:rPr>
+              <w:t>管理员</w:t>
+            </w:r>
+          </w:p>
+        </w:tc>
+        <w:tc>
+          <w:tcPr>
+            <w:tcW w:w="0" w:type="auto"/>
+            <w:tcBorders>
+              <w:top w:val="nil"/>
+              <w:left w:val="nil"/>
+              <w:bottom w:val="nil"/>
+              <w:right w:val="single" w:color="auto" w:sz="2" w:space="0"/>
+            </w:tcBorders>
+            <w:shd w:val="clear" w:color="auto" w:fill="auto"/>
+            <w:tcMar>
+              <w:top w:w="120" w:type="dxa"/>
+              <w:left w:w="180" w:type="dxa"/>
+              <w:bottom w:w="120" w:type="dxa"/>
+              <w:right w:w="180" w:type="dxa"/>
+            </w:tcMar>
+            <w:vAlign w:val="center"/>
+          </w:tcPr>
+          <w:p>
+            <w:pPr>
+              <w:rPr>
+                <w:rFonts w:hint="default"/>
+                <w:lang w:val="en-US" w:eastAsia="zh-CN"/>
+              </w:rPr>
+            </w:pPr>
+            <w:r>
+              <w:rPr>
+                <w:rFonts w:hint="eastAsia"/>
+                <w:lang w:val="en-US" w:eastAsia="zh-CN"/>
+              </w:rPr>
+              <w:t>管理人员信息</w:t>
+            </w:r>
+          </w:p>
+        </w:tc>
+        <w:tc>
+          <w:tcPr>
+            <w:tcW w:w="0" w:type="auto"/>
+            <w:tcBorders>
+              <w:top w:val="nil"/>
+              <w:left w:val="nil"/>
+              <w:bottom w:val="nil"/>
+              <w:right w:val="nil"/>
+            </w:tcBorders>
+            <w:shd w:val="clear" w:color="auto" w:fill="auto"/>
+            <w:tcMar>
+              <w:top w:w="120" w:type="dxa"/>
+              <w:left w:w="180" w:type="dxa"/>
+              <w:bottom w:w="120" w:type="dxa"/>
+              <w:right w:w="180" w:type="dxa"/>
+            </w:tcMar>
+            <w:vAlign w:val="center"/>
+          </w:tcPr>
+          <w:p>
+            <w:pPr>
+              <w:rPr>
+                <w:rFonts w:hint="eastAsia"/>
+                <w:lang w:val="en-US" w:eastAsia="zh-CN"/>
+              </w:rPr>
+            </w:pPr>
+            <w:r>
+              <w:rPr>
+                <w:rFonts w:hint="eastAsia"/>
+                <w:lang w:val="en-US" w:eastAsia="zh-CN"/>
+              </w:rPr>
+              <w:t>UC-ADMIN-003-UserManage</w:t>
             </w:r>
           </w:p>
         </w:tc>
@@ -1622,7 +1862,7 @@
                 <w:rFonts w:hint="eastAsia"/>
                 <w:lang w:val="en-US" w:eastAsia="zh-CN"/>
               </w:rPr>
-              <w:t>管理员人工派发超时工单</w:t>
+              <w:t>管理地区信息</w:t>
             </w:r>
           </w:p>
         </w:tc>
@@ -1656,7 +1896,247 @@
                 <w:rFonts w:hint="eastAsia"/>
                 <w:lang w:val="en-US" w:eastAsia="zh-CN"/>
               </w:rPr>
-              <w:t>UC-ADMIN-002-WorkOrderAssign</w:t>
+              <w:t>UC-ADMIN-004-AreaManage</w:t>
+            </w:r>
+          </w:p>
+        </w:tc>
+      </w:tr>
+      <w:tr>
+        <w:tblPrEx>
+          <w:tblBorders>
+            <w:top w:val="single" w:color="auto" w:sz="2" w:space="0"/>
+            <w:left w:val="single" w:color="auto" w:sz="2" w:space="0"/>
+            <w:bottom w:val="single" w:color="auto" w:sz="2" w:space="0"/>
+            <w:right w:val="single" w:color="auto" w:sz="2" w:space="0"/>
+            <w:insideH w:val="none" w:color="auto" w:sz="0" w:space="0"/>
+            <w:insideV w:val="none" w:color="auto" w:sz="0" w:space="0"/>
+          </w:tblBorders>
+          <w:tblCellMar>
+            <w:top w:w="0" w:type="dxa"/>
+            <w:left w:w="0" w:type="dxa"/>
+            <w:bottom w:w="0" w:type="dxa"/>
+            <w:right w:w="0" w:type="dxa"/>
+          </w:tblCellMar>
+        </w:tblPrEx>
+        <w:tc>
+          <w:tcPr>
+            <w:tcW w:w="0" w:type="auto"/>
+            <w:tcBorders>
+              <w:top w:val="nil"/>
+              <w:left w:val="nil"/>
+              <w:bottom w:val="nil"/>
+              <w:right w:val="single" w:color="auto" w:sz="2" w:space="0"/>
+            </w:tcBorders>
+            <w:shd w:val="clear" w:color="auto" w:fill="auto"/>
+            <w:tcMar>
+              <w:top w:w="120" w:type="dxa"/>
+              <w:left w:w="180" w:type="dxa"/>
+              <w:bottom w:w="120" w:type="dxa"/>
+              <w:right w:w="180" w:type="dxa"/>
+            </w:tcMar>
+            <w:vAlign w:val="center"/>
+          </w:tcPr>
+          <w:p>
+            <w:pPr>
+              <w:rPr>
+                <w:rFonts w:hint="default"/>
+                <w:lang w:val="en-US" w:eastAsia="zh-CN"/>
+              </w:rPr>
+            </w:pPr>
+            <w:r>
+              <w:rPr>
+                <w:rFonts w:hint="eastAsia"/>
+                <w:lang w:val="en-US" w:eastAsia="zh-CN"/>
+              </w:rPr>
+              <w:t>管理员</w:t>
+            </w:r>
+          </w:p>
+        </w:tc>
+        <w:tc>
+          <w:tcPr>
+            <w:tcW w:w="0" w:type="auto"/>
+            <w:tcBorders>
+              <w:top w:val="nil"/>
+              <w:left w:val="nil"/>
+              <w:bottom w:val="nil"/>
+              <w:right w:val="single" w:color="auto" w:sz="2" w:space="0"/>
+            </w:tcBorders>
+            <w:shd w:val="clear" w:color="auto" w:fill="auto"/>
+            <w:tcMar>
+              <w:top w:w="120" w:type="dxa"/>
+              <w:left w:w="180" w:type="dxa"/>
+              <w:bottom w:w="120" w:type="dxa"/>
+              <w:right w:w="180" w:type="dxa"/>
+            </w:tcMar>
+            <w:vAlign w:val="center"/>
+          </w:tcPr>
+          <w:p>
+            <w:pPr>
+              <w:rPr>
+                <w:rFonts w:hint="default"/>
+                <w:lang w:val="en-US" w:eastAsia="zh-CN"/>
+              </w:rPr>
+            </w:pPr>
+            <w:r>
+              <w:rPr>
+                <w:rFonts w:hint="eastAsia"/>
+                <w:lang w:val="en-US" w:eastAsia="zh-CN"/>
+              </w:rPr>
+              <w:t>管理设备</w:t>
+            </w:r>
+          </w:p>
+        </w:tc>
+        <w:tc>
+          <w:tcPr>
+            <w:tcW w:w="0" w:type="auto"/>
+            <w:tcBorders>
+              <w:top w:val="nil"/>
+              <w:left w:val="nil"/>
+              <w:bottom w:val="nil"/>
+              <w:right w:val="nil"/>
+            </w:tcBorders>
+            <w:shd w:val="clear" w:color="auto" w:fill="auto"/>
+            <w:tcMar>
+              <w:top w:w="120" w:type="dxa"/>
+              <w:left w:w="180" w:type="dxa"/>
+              <w:bottom w:w="120" w:type="dxa"/>
+              <w:right w:w="180" w:type="dxa"/>
+            </w:tcMar>
+            <w:vAlign w:val="center"/>
+          </w:tcPr>
+          <w:p>
+            <w:pPr>
+              <w:rPr>
+                <w:rFonts w:hint="default"/>
+                <w:lang w:val="en-US" w:eastAsia="zh-CN"/>
+              </w:rPr>
+            </w:pPr>
+            <w:r>
+              <w:rPr>
+                <w:rFonts w:hint="eastAsia"/>
+                <w:lang w:val="en-US" w:eastAsia="zh-CN"/>
+              </w:rPr>
+              <w:t>UC-ADMIN-005-DeviceManage</w:t>
+            </w:r>
+          </w:p>
+        </w:tc>
+      </w:tr>
+      <w:tr>
+        <w:tblPrEx>
+          <w:tblBorders>
+            <w:top w:val="single" w:color="auto" w:sz="2" w:space="0"/>
+            <w:left w:val="single" w:color="auto" w:sz="2" w:space="0"/>
+            <w:bottom w:val="single" w:color="auto" w:sz="2" w:space="0"/>
+            <w:right w:val="single" w:color="auto" w:sz="2" w:space="0"/>
+            <w:insideH w:val="none" w:color="auto" w:sz="0" w:space="0"/>
+            <w:insideV w:val="none" w:color="auto" w:sz="0" w:space="0"/>
+          </w:tblBorders>
+          <w:tblCellMar>
+            <w:top w:w="0" w:type="dxa"/>
+            <w:left w:w="0" w:type="dxa"/>
+            <w:bottom w:w="0" w:type="dxa"/>
+            <w:right w:w="0" w:type="dxa"/>
+          </w:tblCellMar>
+        </w:tblPrEx>
+        <w:tc>
+          <w:tcPr>
+            <w:tcW w:w="0" w:type="auto"/>
+            <w:tcBorders>
+              <w:top w:val="nil"/>
+              <w:left w:val="nil"/>
+              <w:bottom w:val="nil"/>
+              <w:right w:val="single" w:color="auto" w:sz="2" w:space="0"/>
+            </w:tcBorders>
+            <w:shd w:val="clear" w:color="auto" w:fill="auto"/>
+            <w:tcMar>
+              <w:top w:w="120" w:type="dxa"/>
+              <w:left w:w="180" w:type="dxa"/>
+              <w:bottom w:w="120" w:type="dxa"/>
+              <w:right w:w="180" w:type="dxa"/>
+            </w:tcMar>
+            <w:vAlign w:val="center"/>
+          </w:tcPr>
+          <w:p>
+            <w:pPr>
+              <w:rPr>
+                <w:rFonts w:hint="eastAsia"/>
+                <w:lang w:val="en-US" w:eastAsia="zh-CN"/>
+              </w:rPr>
+            </w:pPr>
+            <w:r>
+              <w:rPr>
+                <w:rFonts w:hint="eastAsia"/>
+                <w:lang w:val="en-US" w:eastAsia="zh-CN"/>
+              </w:rPr>
+              <w:t>维修人员</w:t>
+            </w:r>
+          </w:p>
+        </w:tc>
+        <w:tc>
+          <w:tcPr>
+            <w:tcW w:w="0" w:type="auto"/>
+            <w:tcBorders>
+              <w:top w:val="nil"/>
+              <w:left w:val="nil"/>
+              <w:bottom w:val="nil"/>
+              <w:right w:val="single" w:color="auto" w:sz="2" w:space="0"/>
+            </w:tcBorders>
+            <w:shd w:val="clear" w:color="auto" w:fill="auto"/>
+            <w:tcMar>
+              <w:top w:w="120" w:type="dxa"/>
+              <w:left w:w="180" w:type="dxa"/>
+              <w:bottom w:w="120" w:type="dxa"/>
+              <w:right w:w="180" w:type="dxa"/>
+            </w:tcMar>
+            <w:vAlign w:val="center"/>
+          </w:tcPr>
+          <w:p>
+            <w:pPr>
+              <w:rPr>
+                <w:rFonts w:hint="eastAsia"/>
+                <w:lang w:val="en-US" w:eastAsia="zh-CN"/>
+              </w:rPr>
+            </w:pPr>
+            <w:r>
+              <w:rPr>
+                <w:rFonts w:hint="eastAsia"/>
+                <w:lang w:val="en-US" w:eastAsia="zh-CN"/>
+              </w:rPr>
+              <w:t>巡检本辖区设备</w:t>
+            </w:r>
+          </w:p>
+        </w:tc>
+        <w:tc>
+          <w:tcPr>
+            <w:tcW w:w="0" w:type="auto"/>
+            <w:tcBorders>
+              <w:top w:val="nil"/>
+              <w:left w:val="nil"/>
+              <w:bottom w:val="nil"/>
+              <w:right w:val="nil"/>
+            </w:tcBorders>
+            <w:shd w:val="clear" w:color="auto" w:fill="auto"/>
+            <w:tcMar>
+              <w:top w:w="120" w:type="dxa"/>
+              <w:left w:w="180" w:type="dxa"/>
+              <w:bottom w:w="120" w:type="dxa"/>
+              <w:right w:w="180" w:type="dxa"/>
+            </w:tcMar>
+            <w:vAlign w:val="center"/>
+          </w:tcPr>
+          <w:p>
+            <w:pPr>
+              <w:rPr>
+                <w:rFonts w:hint="eastAsia"/>
+                <w:lang w:val="en-US" w:eastAsia="zh-CN"/>
+              </w:rPr>
+            </w:pPr>
+            <w:r>
+              <w:rPr>
+                <w:rFonts w:hint="eastAsia"/>
+                <w:lang w:val="en-US" w:eastAsia="zh-CN"/>
+              </w:rPr>
+              <w:t>UC-REP-001-DeviceCheck</w:t>
             </w:r>
           </w:p>
         </w:tc>
@@ -1709,7 +2189,7 @@
                 <w:rFonts w:hint="eastAsia"/>
                 <w:lang w:val="en-US" w:eastAsia="zh-CN"/>
               </w:rPr>
-              <w:t>管理员</w:t>
+              <w:t>维修人员</w:t>
             </w:r>
           </w:p>
         </w:tc>
@@ -1734,7 +2214,7 @@
           <w:p>
             <w:pPr>
               <w:rPr>
-                <w:rFonts w:hint="default"/>
+                <w:rFonts w:hint="eastAsia"/>
                 <w:lang w:val="en-US" w:eastAsia="zh-CN"/>
               </w:rPr>
             </w:pPr>
@@ -1743,7 +2223,7 @@
                 <w:rFonts w:hint="eastAsia"/>
                 <w:lang w:val="en-US" w:eastAsia="zh-CN"/>
               </w:rPr>
-              <w:t>管理员管理人员信息</w:t>
+              <w:t>抢单与处理工单</w:t>
             </w:r>
           </w:p>
         </w:tc>
@@ -1777,7 +2257,133 @@
                 <w:rFonts w:hint="eastAsia"/>
                 <w:lang w:val="en-US" w:eastAsia="zh-CN"/>
               </w:rPr>
-              <w:t>UC-ADMIN-003-UserManage</w:t>
+              <w:t>UC-REP-002-WorkOrderHandle</w:t>
+            </w:r>
+          </w:p>
+        </w:tc>
+      </w:tr>
+      <w:tr>
+        <w:tblPrEx>
+          <w:tblBorders>
+            <w:top w:val="single" w:color="auto" w:sz="2" w:space="0"/>
+            <w:left w:val="single" w:color="auto" w:sz="2" w:space="0"/>
+            <w:bottom w:val="single" w:color="auto" w:sz="2" w:space="0"/>
+            <w:right w:val="single" w:color="auto" w:sz="2" w:space="0"/>
+            <w:insideH w:val="none" w:color="auto" w:sz="0" w:space="0"/>
+            <w:insideV w:val="none" w:color="auto" w:sz="0" w:space="0"/>
+          </w:tblBorders>
+          <w:tblCellMar>
+            <w:top w:w="0" w:type="dxa"/>
+            <w:left w:w="0" w:type="dxa"/>
+            <w:bottom w:w="0" w:type="dxa"/>
+            <w:right w:w="0" w:type="dxa"/>
+          </w:tblCellMar>
+        </w:tblPrEx>
+        <w:tc>
+          <w:tcPr>
+            <w:tcW w:w="0" w:type="auto"/>
+            <w:tcBorders>
+              <w:top w:val="nil"/>
+              <w:left w:val="nil"/>
+              <w:bottom w:val="nil"/>
+              <w:right w:val="single" w:color="auto" w:sz="2" w:space="0"/>
+            </w:tcBorders>
+            <w:shd w:val="clear" w:color="auto" w:fill="auto"/>
+            <w:tcMar>
+              <w:top w:w="120" w:type="dxa"/>
+              <w:left w:w="180" w:type="dxa"/>
+              <w:bottom w:w="120" w:type="dxa"/>
+              <w:right w:w="180" w:type="dxa"/>
+            </w:tcMar>
+            <w:vAlign w:val="center"/>
+          </w:tcPr>
+          <w:p>
+            <w:pPr>
+              <w:rPr>
+                <w:rFonts w:hint="eastAsia"/>
+                <w:lang w:val="en-US" w:eastAsia="zh-CN"/>
+              </w:rPr>
+            </w:pPr>
+            <w:r>
+              <w:rPr>
+                <w:rFonts w:hint="eastAsia"/>
+                <w:lang w:val="en-US" w:eastAsia="zh-CN"/>
+              </w:rPr>
+              <w:t>学生</w:t>
+            </w:r>
+          </w:p>
+        </w:tc>
+        <w:tc>
+          <w:tcPr>
+            <w:tcW w:w="0" w:type="auto"/>
+            <w:tcBorders>
+              <w:top w:val="nil"/>
+              <w:left w:val="nil"/>
+              <w:bottom w:val="nil"/>
+              <w:right w:val="single" w:color="auto" w:sz="2" w:space="0"/>
+            </w:tcBorders>
+            <w:shd w:val="clear" w:color="auto" w:fill="auto"/>
+            <w:tcMar>
+              <w:top w:w="120" w:type="dxa"/>
+              <w:left w:w="180" w:type="dxa"/>
+              <w:bottom w:w="120" w:type="dxa"/>
+              <w:right w:w="180" w:type="dxa"/>
+            </w:tcMar>
+            <w:vAlign w:val="center"/>
+          </w:tcPr>
+          <w:p>
+            <w:pPr>
+              <w:rPr>
+                <w:rFonts w:hint="eastAsia"/>
+                <w:lang w:val="en-US" w:eastAsia="zh-CN"/>
+              </w:rPr>
+            </w:pPr>
+            <w:r>
+              <w:rPr>
+                <w:rFonts w:hint="eastAsia"/>
+                <w:lang w:val="en-US" w:eastAsia="zh-CN"/>
+              </w:rPr>
+              <w:t>扫码用水</w:t>
+            </w:r>
+          </w:p>
+        </w:tc>
+        <w:tc>
+          <w:tcPr>
+            <w:tcW w:w="0" w:type="auto"/>
+            <w:tcBorders>
+              <w:top w:val="nil"/>
+              <w:left w:val="nil"/>
+              <w:bottom w:val="nil"/>
+              <w:right w:val="nil"/>
+            </w:tcBorders>
+            <w:shd w:val="clear" w:color="auto" w:fill="auto"/>
+            <w:tcMar>
+              <w:top w:w="120" w:type="dxa"/>
+              <w:left w:w="180" w:type="dxa"/>
+              <w:bottom w:w="120" w:type="dxa"/>
+              <w:right w:w="180" w:type="dxa"/>
+            </w:tcMar>
+            <w:vAlign w:val="center"/>
+          </w:tcPr>
+          <w:p>
+            <w:pPr>
+              <w:rPr>
+                <w:rFonts w:hint="eastAsia"/>
+                <w:lang w:val="en-US" w:eastAsia="zh-CN"/>
+              </w:rPr>
+            </w:pPr>
+            <w:r>
+              <w:rPr>
+                <w:rFonts w:hint="eastAsia"/>
+                <w:lang w:val="en-US" w:eastAsia="zh-CN"/>
+              </w:rPr>
+              <w:t>UC-STU-001-</w:t>
+            </w:r>
+            <w:r>
+              <w:rPr>
+                <w:lang w:val="en-US" w:eastAsia="zh-CN"/>
+              </w:rPr>
+              <w:t>ScanDrink</w:t>
             </w:r>
           </w:p>
         </w:tc>
@@ -1821,19 +2427,104 @@
           <w:p>
             <w:pPr>
               <w:rPr>
+                <w:rFonts w:hint="default"/>
+                <w:lang w:val="en-US" w:eastAsia="zh-CN"/>
+              </w:rPr>
+            </w:pPr>
+            <w:r>
+              <w:rPr>
                 <w:rFonts w:hint="eastAsia"/>
                 <w:lang w:val="en-US" w:eastAsia="zh-CN"/>
               </w:rPr>
+              <w:t>学生</w:t>
+            </w:r>
+          </w:p>
+        </w:tc>
+        <w:tc>
+          <w:tcPr>
+            <w:tcW w:w="0" w:type="auto"/>
+            <w:tcBorders>
+              <w:top w:val="nil"/>
+              <w:left w:val="nil"/>
+              <w:bottom w:val="nil"/>
+              <w:right w:val="single" w:color="auto" w:sz="2" w:space="0"/>
+            </w:tcBorders>
+            <w:shd w:val="clear" w:color="auto" w:fill="auto"/>
+            <w:tcMar>
+              <w:top w:w="120" w:type="dxa"/>
+              <w:left w:w="180" w:type="dxa"/>
+              <w:bottom w:w="120" w:type="dxa"/>
+              <w:right w:w="180" w:type="dxa"/>
+            </w:tcMar>
+            <w:vAlign w:val="center"/>
+          </w:tcPr>
+          <w:p>
+            <w:pPr>
+              <w:rPr>
+                <w:rFonts w:hint="default"/>
+                <w:lang w:val="en-US" w:eastAsia="zh-CN"/>
+              </w:rPr>
             </w:pPr>
             <w:r>
               <w:rPr>
                 <w:rFonts w:hint="eastAsia"/>
                 <w:lang w:val="en-US" w:eastAsia="zh-CN"/>
               </w:rPr>
-              <w:t>管理员</w:t>
-            </w:r>
-          </w:p>
-        </w:tc>
+              <w:t>查询水质信息</w:t>
+            </w:r>
+          </w:p>
+        </w:tc>
+        <w:tc>
+          <w:tcPr>
+            <w:tcW w:w="0" w:type="auto"/>
+            <w:tcBorders>
+              <w:top w:val="nil"/>
+              <w:left w:val="nil"/>
+              <w:bottom w:val="nil"/>
+              <w:right w:val="nil"/>
+            </w:tcBorders>
+            <w:shd w:val="clear" w:color="auto" w:fill="auto"/>
+            <w:tcMar>
+              <w:top w:w="120" w:type="dxa"/>
+              <w:left w:w="180" w:type="dxa"/>
+              <w:bottom w:w="120" w:type="dxa"/>
+              <w:right w:w="180" w:type="dxa"/>
+            </w:tcMar>
+            <w:vAlign w:val="center"/>
+          </w:tcPr>
+          <w:p>
+            <w:pPr>
+              <w:rPr>
+                <w:rFonts w:hint="eastAsia"/>
+                <w:lang w:val="en-US" w:eastAsia="zh-CN"/>
+              </w:rPr>
+            </w:pPr>
+            <w:r>
+              <w:rPr>
+                <w:lang w:val="en-US" w:eastAsia="zh-CN"/>
+              </w:rPr>
+              <w:t>UC-STU-002-QualityCheck</w:t>
+            </w:r>
+          </w:p>
+        </w:tc>
+      </w:tr>
+      <w:tr>
+        <w:tblPrEx>
+          <w:tblBorders>
+            <w:top w:val="single" w:color="auto" w:sz="2" w:space="0"/>
+            <w:left w:val="single" w:color="auto" w:sz="2" w:space="0"/>
+            <w:bottom w:val="single" w:color="auto" w:sz="2" w:space="0"/>
+            <w:right w:val="single" w:color="auto" w:sz="2" w:space="0"/>
+            <w:insideH w:val="none" w:color="auto" w:sz="0" w:space="0"/>
+            <w:insideV w:val="none" w:color="auto" w:sz="0" w:space="0"/>
+          </w:tblBorders>
+          <w:tblCellMar>
+            <w:top w:w="0" w:type="dxa"/>
+            <w:left w:w="0" w:type="dxa"/>
+            <w:bottom w:w="0" w:type="dxa"/>
+            <w:right w:w="0" w:type="dxa"/>
+          </w:tblCellMar>
+        </w:tblPrEx>
         <w:tc>
           <w:tcPr>
             <w:tcW w:w="0" w:type="auto"/>
@@ -1855,7 +2546,7 @@
           <w:p>
             <w:pPr>
               <w:rPr>
-                <w:rFonts w:hint="default"/>
+                <w:rFonts w:hint="eastAsia"/>
                 <w:lang w:val="en-US" w:eastAsia="zh-CN"/>
               </w:rPr>
             </w:pPr>
@@ -1864,7 +2555,41 @@
                 <w:rFonts w:hint="eastAsia"/>
                 <w:lang w:val="en-US" w:eastAsia="zh-CN"/>
               </w:rPr>
-              <w:t>管理员管理地区信息</w:t>
+              <w:t>学生</w:t>
+            </w:r>
+          </w:p>
+        </w:tc>
+        <w:tc>
+          <w:tcPr>
+            <w:tcW w:w="0" w:type="auto"/>
+            <w:tcBorders>
+              <w:top w:val="nil"/>
+              <w:left w:val="nil"/>
+              <w:bottom w:val="nil"/>
+              <w:right w:val="single" w:color="auto" w:sz="2" w:space="0"/>
+            </w:tcBorders>
+            <w:shd w:val="clear" w:color="auto" w:fill="auto"/>
+            <w:tcMar>
+              <w:top w:w="120" w:type="dxa"/>
+              <w:left w:w="180" w:type="dxa"/>
+              <w:bottom w:w="120" w:type="dxa"/>
+              <w:right w:w="180" w:type="dxa"/>
+            </w:tcMar>
+            <w:vAlign w:val="center"/>
+          </w:tcPr>
+          <w:p>
+            <w:pPr>
+              <w:rPr>
+                <w:rFonts w:hint="eastAsia"/>
+                <w:lang w:val="en-US" w:eastAsia="zh-CN"/>
+              </w:rPr>
+            </w:pPr>
+            <w:r>
+              <w:rPr>
+                <w:rFonts w:hint="eastAsia"/>
+                <w:lang w:val="en-US" w:eastAsia="zh-CN"/>
+              </w:rPr>
+              <w:t>查看每日饮水量</w:t>
             </w:r>
           </w:p>
         </w:tc>
@@ -1898,7 +2623,127 @@
                 <w:rFonts w:hint="eastAsia"/>
                 <w:lang w:val="en-US" w:eastAsia="zh-CN"/>
               </w:rPr>
-              <w:t>UC-ADMIN-004-AreaManage</w:t>
+              <w:t>UC-STU-003-DrinkRecord</w:t>
+            </w:r>
+          </w:p>
+        </w:tc>
+      </w:tr>
+      <w:tr>
+        <w:tblPrEx>
+          <w:tblBorders>
+            <w:top w:val="single" w:color="auto" w:sz="2" w:space="0"/>
+            <w:left w:val="single" w:color="auto" w:sz="2" w:space="0"/>
+            <w:bottom w:val="single" w:color="auto" w:sz="2" w:space="0"/>
+            <w:right w:val="single" w:color="auto" w:sz="2" w:space="0"/>
+            <w:insideH w:val="none" w:color="auto" w:sz="0" w:space="0"/>
+            <w:insideV w:val="none" w:color="auto" w:sz="0" w:space="0"/>
+          </w:tblBorders>
+          <w:tblCellMar>
+            <w:top w:w="0" w:type="dxa"/>
+            <w:left w:w="0" w:type="dxa"/>
+            <w:bottom w:w="0" w:type="dxa"/>
+            <w:right w:w="0" w:type="dxa"/>
+          </w:tblCellMar>
+        </w:tblPrEx>
+        <w:tc>
+          <w:tcPr>
+            <w:tcW w:w="0" w:type="auto"/>
+            <w:tcBorders>
+              <w:top w:val="nil"/>
+              <w:left w:val="nil"/>
+              <w:bottom w:val="nil"/>
+              <w:right w:val="single" w:color="auto" w:sz="2" w:space="0"/>
+            </w:tcBorders>
+            <w:shd w:val="clear" w:color="auto" w:fill="auto"/>
+            <w:tcMar>
+              <w:top w:w="120" w:type="dxa"/>
+              <w:left w:w="180" w:type="dxa"/>
+              <w:bottom w:w="120" w:type="dxa"/>
+              <w:right w:w="180" w:type="dxa"/>
+            </w:tcMar>
+            <w:vAlign w:val="center"/>
+          </w:tcPr>
+          <w:p>
+            <w:pPr>
+              <w:rPr>
+                <w:rFonts w:hint="eastAsia"/>
+                <w:lang w:val="en-US" w:eastAsia="zh-CN"/>
+              </w:rPr>
+            </w:pPr>
+            <w:r>
+              <w:rPr>
+                <w:rFonts w:hint="eastAsia"/>
+                <w:lang w:val="en-US" w:eastAsia="zh-CN"/>
+              </w:rPr>
+              <w:t>学生</w:t>
+            </w:r>
+          </w:p>
+        </w:tc>
+        <w:tc>
+          <w:tcPr>
+            <w:tcW w:w="0" w:type="auto"/>
+            <w:tcBorders>
+              <w:top w:val="nil"/>
+              <w:left w:val="nil"/>
+              <w:bottom w:val="nil"/>
+              <w:right w:val="single" w:color="auto" w:sz="2" w:space="0"/>
+            </w:tcBorders>
+            <w:shd w:val="clear" w:color="auto" w:fill="auto"/>
+            <w:tcMar>
+              <w:top w:w="120" w:type="dxa"/>
+              <w:left w:w="180" w:type="dxa"/>
+              <w:bottom w:w="120" w:type="dxa"/>
+              <w:right w:w="180" w:type="dxa"/>
+            </w:tcMar>
+            <w:vAlign w:val="center"/>
+          </w:tcPr>
+          <w:p>
+            <w:pPr>
+              <w:rPr>
+                <w:rFonts w:hint="eastAsia"/>
+                <w:lang w:val="en-US" w:eastAsia="zh-CN"/>
+              </w:rPr>
+            </w:pPr>
+            <w:r>
+              <w:rPr>
+                <w:rFonts w:hint="eastAsia"/>
+                <w:lang w:val="en-US" w:eastAsia="zh-CN"/>
+              </w:rPr>
+              <w:t>查看校内矿化水终端机的位置</w:t>
+            </w:r>
+          </w:p>
+        </w:tc>
+        <w:tc>
+          <w:tcPr>
+            <w:tcW w:w="0" w:type="auto"/>
+            <w:tcBorders>
+              <w:top w:val="nil"/>
+              <w:left w:val="nil"/>
+              <w:bottom w:val="nil"/>
+              <w:right w:val="nil"/>
+            </w:tcBorders>
+            <w:shd w:val="clear" w:color="auto" w:fill="auto"/>
+            <w:tcMar>
+              <w:top w:w="120" w:type="dxa"/>
+              <w:left w:w="180" w:type="dxa"/>
+              <w:bottom w:w="120" w:type="dxa"/>
+              <w:right w:w="180" w:type="dxa"/>
+            </w:tcMar>
+            <w:vAlign w:val="center"/>
+          </w:tcPr>
+          <w:p>
+            <w:pPr>
+              <w:rPr>
+                <w:rFonts w:hint="eastAsia"/>
+                <w:lang w:val="en-US" w:eastAsia="zh-CN"/>
+              </w:rPr>
+            </w:pPr>
+            <w:r>
+              <w:rPr>
+                <w:rFonts w:hint="eastAsia"/>
+                <w:lang w:val="en-US" w:eastAsia="zh-CN"/>
+              </w:rPr>
+              <w:t>UC-STU-004-ViewTerminalLocation</w:t>
             </w:r>
           </w:p>
         </w:tc>
@@ -1951,7 +2796,7 @@
                 <w:rFonts w:hint="eastAsia"/>
                 <w:lang w:val="en-US" w:eastAsia="zh-CN"/>
               </w:rPr>
-              <w:t>维修人员</w:t>
+              <w:t>系统</w:t>
             </w:r>
           </w:p>
         </w:tc>
@@ -1985,738 +2830,7 @@
                 <w:rFonts w:hint="eastAsia"/>
                 <w:lang w:val="en-US" w:eastAsia="zh-CN"/>
               </w:rPr>
-              <w:t>维修人员巡检本辖区设备</w:t>
-            </w:r>
-          </w:p>
-        </w:tc>
-        <w:tc>
-          <w:tcPr>
-            <w:tcW w:w="0" w:type="auto"/>
-            <w:tcBorders>
-              <w:top w:val="nil"/>
-              <w:left w:val="nil"/>
-              <w:bottom w:val="nil"/>
-              <w:right w:val="nil"/>
-            </w:tcBorders>
-            <w:shd w:val="clear" w:color="auto" w:fill="auto"/>
-            <w:tcMar>
-              <w:top w:w="120" w:type="dxa"/>
-              <w:left w:w="180" w:type="dxa"/>
-              <w:bottom w:w="120" w:type="dxa"/>
-              <w:right w:w="180" w:type="dxa"/>
-            </w:tcMar>
-            <w:vAlign w:val="center"/>
-          </w:tcPr>
-          <w:p>
-            <w:pPr>
-              <w:rPr>
-                <w:rFonts w:hint="eastAsia"/>
-                <w:lang w:val="en-US" w:eastAsia="zh-CN"/>
-              </w:rPr>
-            </w:pPr>
-            <w:r>
-              <w:rPr>
-                <w:rFonts w:hint="eastAsia"/>
-                <w:lang w:val="en-US" w:eastAsia="zh-CN"/>
-              </w:rPr>
-              <w:t>UC-REP-001-DeviceCheck</w:t>
-            </w:r>
-          </w:p>
-        </w:tc>
-      </w:tr>
-      <w:tr>
-        <w:tblPrEx>
-          <w:tblBorders>
-            <w:top w:val="single" w:color="auto" w:sz="2" w:space="0"/>
-            <w:left w:val="single" w:color="auto" w:sz="2" w:space="0"/>
-            <w:bottom w:val="single" w:color="auto" w:sz="2" w:space="0"/>
-            <w:right w:val="single" w:color="auto" w:sz="2" w:space="0"/>
-            <w:insideH w:val="none" w:color="auto" w:sz="0" w:space="0"/>
-            <w:insideV w:val="none" w:color="auto" w:sz="0" w:space="0"/>
-          </w:tblBorders>
-          <w:shd w:val="clear" w:color="auto" w:fill="auto"/>
-          <w:tblCellMar>
-            <w:top w:w="0" w:type="dxa"/>
-            <w:left w:w="0" w:type="dxa"/>
-            <w:bottom w:w="0" w:type="dxa"/>
-            <w:right w:w="0" w:type="dxa"/>
-          </w:tblCellMar>
-        </w:tblPrEx>
-        <w:tc>
-          <w:tcPr>
-            <w:tcW w:w="0" w:type="auto"/>
-            <w:tcBorders>
-              <w:top w:val="nil"/>
-              <w:left w:val="nil"/>
-              <w:bottom w:val="nil"/>
-              <w:right w:val="single" w:color="auto" w:sz="2" w:space="0"/>
-            </w:tcBorders>
-            <w:shd w:val="clear" w:color="auto" w:fill="auto"/>
-            <w:tcMar>
-              <w:top w:w="120" w:type="dxa"/>
-              <w:left w:w="180" w:type="dxa"/>
-              <w:bottom w:w="120" w:type="dxa"/>
-              <w:right w:w="180" w:type="dxa"/>
-            </w:tcMar>
-            <w:vAlign w:val="center"/>
-          </w:tcPr>
-          <w:p>
-            <w:pPr>
-              <w:rPr>
-                <w:rFonts w:hint="eastAsia"/>
-                <w:lang w:val="en-US" w:eastAsia="zh-CN"/>
-              </w:rPr>
-            </w:pPr>
-            <w:r>
-              <w:rPr>
-                <w:rFonts w:hint="eastAsia"/>
-                <w:lang w:val="en-US" w:eastAsia="zh-CN"/>
-              </w:rPr>
-              <w:t>维修人员</w:t>
-            </w:r>
-          </w:p>
-        </w:tc>
-        <w:tc>
-          <w:tcPr>
-            <w:tcW w:w="0" w:type="auto"/>
-            <w:tcBorders>
-              <w:top w:val="nil"/>
-              <w:left w:val="nil"/>
-              <w:bottom w:val="nil"/>
-              <w:right w:val="single" w:color="auto" w:sz="2" w:space="0"/>
-            </w:tcBorders>
-            <w:shd w:val="clear" w:color="auto" w:fill="auto"/>
-            <w:tcMar>
-              <w:top w:w="120" w:type="dxa"/>
-              <w:left w:w="180" w:type="dxa"/>
-              <w:bottom w:w="120" w:type="dxa"/>
-              <w:right w:w="180" w:type="dxa"/>
-            </w:tcMar>
-            <w:vAlign w:val="center"/>
-          </w:tcPr>
-          <w:p>
-            <w:pPr>
-              <w:rPr>
-                <w:rFonts w:hint="eastAsia"/>
-                <w:lang w:val="en-US" w:eastAsia="zh-CN"/>
-              </w:rPr>
-            </w:pPr>
-            <w:r>
-              <w:rPr>
-                <w:rFonts w:hint="eastAsia"/>
-                <w:lang w:val="en-US" w:eastAsia="zh-CN"/>
-              </w:rPr>
-              <w:t>维修人员抢单与处理工单</w:t>
-            </w:r>
-          </w:p>
-        </w:tc>
-        <w:tc>
-          <w:tcPr>
-            <w:tcW w:w="0" w:type="auto"/>
-            <w:tcBorders>
-              <w:top w:val="nil"/>
-              <w:left w:val="nil"/>
-              <w:bottom w:val="nil"/>
-              <w:right w:val="nil"/>
-            </w:tcBorders>
-            <w:shd w:val="clear" w:color="auto" w:fill="auto"/>
-            <w:tcMar>
-              <w:top w:w="120" w:type="dxa"/>
-              <w:left w:w="180" w:type="dxa"/>
-              <w:bottom w:w="120" w:type="dxa"/>
-              <w:right w:w="180" w:type="dxa"/>
-            </w:tcMar>
-            <w:vAlign w:val="center"/>
-          </w:tcPr>
-          <w:p>
-            <w:pPr>
-              <w:rPr>
-                <w:rFonts w:hint="eastAsia"/>
-                <w:lang w:val="en-US" w:eastAsia="zh-CN"/>
-              </w:rPr>
-            </w:pPr>
-            <w:r>
-              <w:rPr>
-                <w:rFonts w:hint="eastAsia"/>
-                <w:lang w:val="en-US" w:eastAsia="zh-CN"/>
-              </w:rPr>
-              <w:t>UC-REP-002-WorkOrderHandle</w:t>
-            </w:r>
-          </w:p>
-        </w:tc>
-      </w:tr>
-      <w:tr>
-        <w:tblPrEx>
-          <w:tblBorders>
-            <w:top w:val="single" w:color="auto" w:sz="2" w:space="0"/>
-            <w:left w:val="single" w:color="auto" w:sz="2" w:space="0"/>
-            <w:bottom w:val="single" w:color="auto" w:sz="2" w:space="0"/>
-            <w:right w:val="single" w:color="auto" w:sz="2" w:space="0"/>
-            <w:insideH w:val="none" w:color="auto" w:sz="0" w:space="0"/>
-            <w:insideV w:val="none" w:color="auto" w:sz="0" w:space="0"/>
-          </w:tblBorders>
-          <w:shd w:val="clear" w:color="auto" w:fill="auto"/>
-          <w:tblCellMar>
-            <w:top w:w="0" w:type="dxa"/>
-            <w:left w:w="0" w:type="dxa"/>
-            <w:bottom w:w="0" w:type="dxa"/>
-            <w:right w:w="0" w:type="dxa"/>
-          </w:tblCellMar>
-        </w:tblPrEx>
-        <w:tc>
-          <w:tcPr>
-            <w:tcW w:w="0" w:type="auto"/>
-            <w:tcBorders>
-              <w:top w:val="nil"/>
-              <w:left w:val="nil"/>
-              <w:bottom w:val="nil"/>
-              <w:right w:val="single" w:color="auto" w:sz="2" w:space="0"/>
-            </w:tcBorders>
-            <w:shd w:val="clear" w:color="auto" w:fill="auto"/>
-            <w:tcMar>
-              <w:top w:w="120" w:type="dxa"/>
-              <w:left w:w="180" w:type="dxa"/>
-              <w:bottom w:w="120" w:type="dxa"/>
-              <w:right w:w="180" w:type="dxa"/>
-            </w:tcMar>
-            <w:vAlign w:val="center"/>
-          </w:tcPr>
-          <w:p>
-            <w:pPr>
-              <w:rPr>
-                <w:rFonts w:hint="eastAsia"/>
-                <w:lang w:val="en-US" w:eastAsia="zh-CN"/>
-              </w:rPr>
-            </w:pPr>
-            <w:r>
-              <w:rPr>
-                <w:rFonts w:hint="eastAsia"/>
-                <w:lang w:val="en-US" w:eastAsia="zh-CN"/>
-              </w:rPr>
-              <w:t>学生</w:t>
-            </w:r>
-          </w:p>
-        </w:tc>
-        <w:tc>
-          <w:tcPr>
-            <w:tcW w:w="0" w:type="auto"/>
-            <w:tcBorders>
-              <w:top w:val="nil"/>
-              <w:left w:val="nil"/>
-              <w:bottom w:val="nil"/>
-              <w:right w:val="single" w:color="auto" w:sz="2" w:space="0"/>
-            </w:tcBorders>
-            <w:shd w:val="clear" w:color="auto" w:fill="auto"/>
-            <w:tcMar>
-              <w:top w:w="120" w:type="dxa"/>
-              <w:left w:w="180" w:type="dxa"/>
-              <w:bottom w:w="120" w:type="dxa"/>
-              <w:right w:w="180" w:type="dxa"/>
-            </w:tcMar>
-            <w:vAlign w:val="center"/>
-          </w:tcPr>
-          <w:p>
-            <w:pPr>
-              <w:rPr>
-                <w:rFonts w:hint="eastAsia"/>
-                <w:lang w:val="en-US" w:eastAsia="zh-CN"/>
-              </w:rPr>
-            </w:pPr>
-            <w:r>
-              <w:rPr>
-                <w:rFonts w:hint="eastAsia"/>
-                <w:lang w:val="en-US" w:eastAsia="zh-CN"/>
-              </w:rPr>
-              <w:t>学生扫码用水</w:t>
-            </w:r>
-          </w:p>
-        </w:tc>
-        <w:tc>
-          <w:tcPr>
-            <w:tcW w:w="0" w:type="auto"/>
-            <w:tcBorders>
-              <w:top w:val="nil"/>
-              <w:left w:val="nil"/>
-              <w:bottom w:val="nil"/>
-              <w:right w:val="nil"/>
-            </w:tcBorders>
-            <w:shd w:val="clear" w:color="auto" w:fill="auto"/>
-            <w:tcMar>
-              <w:top w:w="120" w:type="dxa"/>
-              <w:left w:w="180" w:type="dxa"/>
-              <w:bottom w:w="120" w:type="dxa"/>
-              <w:right w:w="180" w:type="dxa"/>
-            </w:tcMar>
-            <w:vAlign w:val="center"/>
-          </w:tcPr>
-          <w:p>
-            <w:pPr>
-              <w:rPr>
-                <w:rFonts w:hint="eastAsia"/>
-                <w:lang w:val="en-US" w:eastAsia="zh-CN"/>
-              </w:rPr>
-            </w:pPr>
-            <w:r>
-              <w:rPr>
-                <w:rFonts w:hint="eastAsia"/>
-                <w:lang w:val="en-US" w:eastAsia="zh-CN"/>
-              </w:rPr>
-              <w:t>UC-STU-001-</w:t>
-            </w:r>
-            <w:r>
-              <w:rPr>
-                <w:lang w:val="en-US" w:eastAsia="zh-CN"/>
-              </w:rPr>
-              <w:t>ScanDrink</w:t>
-            </w:r>
-          </w:p>
-        </w:tc>
-      </w:tr>
-      <w:tr>
-        <w:tblPrEx>
-          <w:tblBorders>
-            <w:top w:val="single" w:color="auto" w:sz="2" w:space="0"/>
-            <w:left w:val="single" w:color="auto" w:sz="2" w:space="0"/>
-            <w:bottom w:val="single" w:color="auto" w:sz="2" w:space="0"/>
-            <w:right w:val="single" w:color="auto" w:sz="2" w:space="0"/>
-            <w:insideH w:val="none" w:color="auto" w:sz="0" w:space="0"/>
-            <w:insideV w:val="none" w:color="auto" w:sz="0" w:space="0"/>
-          </w:tblBorders>
-          <w:shd w:val="clear" w:color="auto" w:fill="auto"/>
-          <w:tblCellMar>
-            <w:top w:w="0" w:type="dxa"/>
-            <w:left w:w="0" w:type="dxa"/>
-            <w:bottom w:w="0" w:type="dxa"/>
-            <w:right w:w="0" w:type="dxa"/>
-          </w:tblCellMar>
-        </w:tblPrEx>
-        <w:tc>
-          <w:tcPr>
-            <w:tcW w:w="0" w:type="auto"/>
-            <w:tcBorders>
-              <w:top w:val="nil"/>
-              <w:left w:val="nil"/>
-              <w:bottom w:val="nil"/>
-              <w:right w:val="single" w:color="auto" w:sz="2" w:space="0"/>
-            </w:tcBorders>
-            <w:shd w:val="clear" w:color="auto" w:fill="auto"/>
-            <w:tcMar>
-              <w:top w:w="120" w:type="dxa"/>
-              <w:left w:w="180" w:type="dxa"/>
-              <w:bottom w:w="120" w:type="dxa"/>
-              <w:right w:w="180" w:type="dxa"/>
-            </w:tcMar>
-            <w:vAlign w:val="center"/>
-          </w:tcPr>
-          <w:p>
-            <w:pPr>
-              <w:rPr>
-                <w:rFonts w:hint="default"/>
-                <w:lang w:val="en-US" w:eastAsia="zh-CN"/>
-              </w:rPr>
-            </w:pPr>
-            <w:r>
-              <w:rPr>
-                <w:rFonts w:hint="eastAsia"/>
-                <w:lang w:val="en-US" w:eastAsia="zh-CN"/>
-              </w:rPr>
-              <w:t>学生</w:t>
-            </w:r>
-          </w:p>
-        </w:tc>
-        <w:tc>
-          <w:tcPr>
-            <w:tcW w:w="0" w:type="auto"/>
-            <w:tcBorders>
-              <w:top w:val="nil"/>
-              <w:left w:val="nil"/>
-              <w:bottom w:val="nil"/>
-              <w:right w:val="single" w:color="auto" w:sz="2" w:space="0"/>
-            </w:tcBorders>
-            <w:shd w:val="clear" w:color="auto" w:fill="auto"/>
-            <w:tcMar>
-              <w:top w:w="120" w:type="dxa"/>
-              <w:left w:w="180" w:type="dxa"/>
-              <w:bottom w:w="120" w:type="dxa"/>
-              <w:right w:w="180" w:type="dxa"/>
-            </w:tcMar>
-            <w:vAlign w:val="center"/>
-          </w:tcPr>
-          <w:p>
-            <w:pPr>
-              <w:rPr>
-                <w:rFonts w:hint="default"/>
-                <w:lang w:val="en-US" w:eastAsia="zh-CN"/>
-              </w:rPr>
-            </w:pPr>
-            <w:r>
-              <w:rPr>
-                <w:rFonts w:hint="eastAsia"/>
-                <w:lang w:val="en-US" w:eastAsia="zh-CN"/>
-              </w:rPr>
-              <w:t>学生查询水质信息</w:t>
-            </w:r>
-          </w:p>
-        </w:tc>
-        <w:tc>
-          <w:tcPr>
-            <w:tcW w:w="0" w:type="auto"/>
-            <w:tcBorders>
-              <w:top w:val="nil"/>
-              <w:left w:val="nil"/>
-              <w:bottom w:val="nil"/>
-              <w:right w:val="nil"/>
-            </w:tcBorders>
-            <w:shd w:val="clear" w:color="auto" w:fill="auto"/>
-            <w:tcMar>
-              <w:top w:w="120" w:type="dxa"/>
-              <w:left w:w="180" w:type="dxa"/>
-              <w:bottom w:w="120" w:type="dxa"/>
-              <w:right w:w="180" w:type="dxa"/>
-            </w:tcMar>
-            <w:vAlign w:val="center"/>
-          </w:tcPr>
-          <w:p>
-            <w:pPr>
-              <w:rPr>
-                <w:rFonts w:hint="eastAsia"/>
-                <w:lang w:val="en-US" w:eastAsia="zh-CN"/>
-              </w:rPr>
-            </w:pPr>
-            <w:r>
-              <w:rPr>
-                <w:lang w:val="en-US" w:eastAsia="zh-CN"/>
-              </w:rPr>
-              <w:t>UC-STU-002-QualityCheck</w:t>
-            </w:r>
-          </w:p>
-        </w:tc>
-      </w:tr>
-      <w:tr>
-        <w:tblPrEx>
-          <w:tblBorders>
-            <w:top w:val="single" w:color="auto" w:sz="2" w:space="0"/>
-            <w:left w:val="single" w:color="auto" w:sz="2" w:space="0"/>
-            <w:bottom w:val="single" w:color="auto" w:sz="2" w:space="0"/>
-            <w:right w:val="single" w:color="auto" w:sz="2" w:space="0"/>
-            <w:insideH w:val="none" w:color="auto" w:sz="0" w:space="0"/>
-            <w:insideV w:val="none" w:color="auto" w:sz="0" w:space="0"/>
-          </w:tblBorders>
-          <w:shd w:val="clear" w:color="auto" w:fill="auto"/>
-          <w:tblCellMar>
-            <w:top w:w="0" w:type="dxa"/>
-            <w:left w:w="0" w:type="dxa"/>
-            <w:bottom w:w="0" w:type="dxa"/>
-            <w:right w:w="0" w:type="dxa"/>
-          </w:tblCellMar>
-        </w:tblPrEx>
-        <w:tc>
-          <w:tcPr>
-            <w:tcW w:w="0" w:type="auto"/>
-            <w:tcBorders>
-              <w:top w:val="nil"/>
-              <w:left w:val="nil"/>
-              <w:bottom w:val="nil"/>
-              <w:right w:val="single" w:color="auto" w:sz="2" w:space="0"/>
-            </w:tcBorders>
-            <w:shd w:val="clear" w:color="auto" w:fill="auto"/>
-            <w:tcMar>
-              <w:top w:w="120" w:type="dxa"/>
-              <w:left w:w="180" w:type="dxa"/>
-              <w:bottom w:w="120" w:type="dxa"/>
-              <w:right w:w="180" w:type="dxa"/>
-            </w:tcMar>
-            <w:vAlign w:val="center"/>
-          </w:tcPr>
-          <w:p>
-            <w:pPr>
-              <w:rPr>
-                <w:rFonts w:hint="eastAsia"/>
-                <w:lang w:val="en-US" w:eastAsia="zh-CN"/>
-              </w:rPr>
-            </w:pPr>
-            <w:r>
-              <w:rPr>
-                <w:rFonts w:hint="eastAsia"/>
-                <w:lang w:val="en-US" w:eastAsia="zh-CN"/>
-              </w:rPr>
-              <w:t>学生</w:t>
-            </w:r>
-          </w:p>
-        </w:tc>
-        <w:tc>
-          <w:tcPr>
-            <w:tcW w:w="0" w:type="auto"/>
-            <w:tcBorders>
-              <w:top w:val="nil"/>
-              <w:left w:val="nil"/>
-              <w:bottom w:val="nil"/>
-              <w:right w:val="single" w:color="auto" w:sz="2" w:space="0"/>
-            </w:tcBorders>
-            <w:shd w:val="clear" w:color="auto" w:fill="auto"/>
-            <w:tcMar>
-              <w:top w:w="120" w:type="dxa"/>
-              <w:left w:w="180" w:type="dxa"/>
-              <w:bottom w:w="120" w:type="dxa"/>
-              <w:right w:w="180" w:type="dxa"/>
-            </w:tcMar>
-            <w:vAlign w:val="center"/>
-          </w:tcPr>
-          <w:p>
-            <w:pPr>
-              <w:rPr>
-                <w:rFonts w:hint="eastAsia"/>
-                <w:lang w:val="en-US" w:eastAsia="zh-CN"/>
-              </w:rPr>
-            </w:pPr>
-            <w:r>
-              <w:rPr>
-                <w:rFonts w:hint="eastAsia"/>
-                <w:lang w:val="en-US" w:eastAsia="zh-CN"/>
-              </w:rPr>
-              <w:t>学生查看每日饮水量</w:t>
-            </w:r>
-          </w:p>
-        </w:tc>
-        <w:tc>
-          <w:tcPr>
-            <w:tcW w:w="0" w:type="auto"/>
-            <w:tcBorders>
-              <w:top w:val="nil"/>
-              <w:left w:val="nil"/>
-              <w:bottom w:val="nil"/>
-              <w:right w:val="nil"/>
-            </w:tcBorders>
-            <w:shd w:val="clear" w:color="auto" w:fill="auto"/>
-            <w:tcMar>
-              <w:top w:w="120" w:type="dxa"/>
-              <w:left w:w="180" w:type="dxa"/>
-              <w:bottom w:w="120" w:type="dxa"/>
-              <w:right w:w="180" w:type="dxa"/>
-            </w:tcMar>
-            <w:vAlign w:val="center"/>
-          </w:tcPr>
-          <w:p>
-            <w:pPr>
-              <w:rPr>
-                <w:rFonts w:hint="eastAsia"/>
-                <w:lang w:val="en-US" w:eastAsia="zh-CN"/>
-              </w:rPr>
-            </w:pPr>
-            <w:r>
-              <w:rPr>
-                <w:rFonts w:hint="eastAsia"/>
-                <w:lang w:val="en-US" w:eastAsia="zh-CN"/>
-              </w:rPr>
-              <w:t>UC-STU-003-DrinkRecord</w:t>
-            </w:r>
-          </w:p>
-        </w:tc>
-      </w:tr>
-      <w:tr>
-        <w:tblPrEx>
-          <w:tblBorders>
-            <w:top w:val="single" w:color="auto" w:sz="2" w:space="0"/>
-            <w:left w:val="single" w:color="auto" w:sz="2" w:space="0"/>
-            <w:bottom w:val="single" w:color="auto" w:sz="2" w:space="0"/>
-            <w:right w:val="single" w:color="auto" w:sz="2" w:space="0"/>
-            <w:insideH w:val="none" w:color="auto" w:sz="0" w:space="0"/>
-            <w:insideV w:val="none" w:color="auto" w:sz="0" w:space="0"/>
-          </w:tblBorders>
-          <w:shd w:val="clear" w:color="auto" w:fill="auto"/>
-          <w:tblCellMar>
-            <w:top w:w="0" w:type="dxa"/>
-            <w:left w:w="0" w:type="dxa"/>
-            <w:bottom w:w="0" w:type="dxa"/>
-            <w:right w:w="0" w:type="dxa"/>
-          </w:tblCellMar>
-        </w:tblPrEx>
-        <w:tc>
-          <w:tcPr>
-            <w:tcW w:w="0" w:type="auto"/>
-            <w:tcBorders>
-              <w:top w:val="nil"/>
-              <w:left w:val="nil"/>
-              <w:bottom w:val="nil"/>
-              <w:right w:val="single" w:color="auto" w:sz="2" w:space="0"/>
-            </w:tcBorders>
-            <w:shd w:val="clear" w:color="auto" w:fill="auto"/>
-            <w:tcMar>
-              <w:top w:w="120" w:type="dxa"/>
-              <w:left w:w="180" w:type="dxa"/>
-              <w:bottom w:w="120" w:type="dxa"/>
-              <w:right w:w="180" w:type="dxa"/>
-            </w:tcMar>
-            <w:vAlign w:val="center"/>
-          </w:tcPr>
-          <w:p>
-            <w:pPr>
-              <w:rPr>
-                <w:rFonts w:hint="eastAsia"/>
-                <w:lang w:val="en-US" w:eastAsia="zh-CN"/>
-              </w:rPr>
-            </w:pPr>
-            <w:r>
-              <w:rPr>
-                <w:rFonts w:hint="eastAsia"/>
-                <w:lang w:val="en-US" w:eastAsia="zh-CN"/>
-              </w:rPr>
-              <w:t>学生</w:t>
-            </w:r>
-          </w:p>
-        </w:tc>
-        <w:tc>
-          <w:tcPr>
-            <w:tcW w:w="0" w:type="auto"/>
-            <w:tcBorders>
-              <w:top w:val="nil"/>
-              <w:left w:val="nil"/>
-              <w:bottom w:val="nil"/>
-              <w:right w:val="single" w:color="auto" w:sz="2" w:space="0"/>
-            </w:tcBorders>
-            <w:shd w:val="clear" w:color="auto" w:fill="auto"/>
-            <w:tcMar>
-              <w:top w:w="120" w:type="dxa"/>
-              <w:left w:w="180" w:type="dxa"/>
-              <w:bottom w:w="120" w:type="dxa"/>
-              <w:right w:w="180" w:type="dxa"/>
-            </w:tcMar>
-            <w:vAlign w:val="center"/>
-          </w:tcPr>
-          <w:p>
-            <w:pPr>
-              <w:rPr>
-                <w:rFonts w:hint="eastAsia"/>
-                <w:lang w:val="en-US" w:eastAsia="zh-CN"/>
-              </w:rPr>
-            </w:pPr>
-            <w:r>
-              <w:rPr>
-                <w:rFonts w:hint="eastAsia"/>
-                <w:lang w:val="en-US" w:eastAsia="zh-CN"/>
-              </w:rPr>
-              <w:t>学生查看校内矿化水终端机的位置</w:t>
-            </w:r>
-          </w:p>
-        </w:tc>
-        <w:tc>
-          <w:tcPr>
-            <w:tcW w:w="0" w:type="auto"/>
-            <w:tcBorders>
-              <w:top w:val="nil"/>
-              <w:left w:val="nil"/>
-              <w:bottom w:val="nil"/>
-              <w:right w:val="nil"/>
-            </w:tcBorders>
-            <w:shd w:val="clear" w:color="auto" w:fill="auto"/>
-            <w:tcMar>
-              <w:top w:w="120" w:type="dxa"/>
-              <w:left w:w="180" w:type="dxa"/>
-              <w:bottom w:w="120" w:type="dxa"/>
-              <w:right w:w="180" w:type="dxa"/>
-            </w:tcMar>
-            <w:vAlign w:val="center"/>
-          </w:tcPr>
-          <w:p>
-            <w:pPr>
-              <w:rPr>
-                <w:rFonts w:hint="eastAsia"/>
-                <w:lang w:val="en-US" w:eastAsia="zh-CN"/>
-              </w:rPr>
-            </w:pPr>
-            <w:r>
-              <w:rPr>
-                <w:rFonts w:hint="eastAsia"/>
-                <w:lang w:val="en-US" w:eastAsia="zh-CN"/>
-              </w:rPr>
-              <w:t>UC-STU-004-ViewTerminalLocation</w:t>
-            </w:r>
-          </w:p>
-        </w:tc>
-      </w:tr>
-      <w:tr>
-        <w:tblPrEx>
-          <w:tblBorders>
-            <w:top w:val="single" w:color="auto" w:sz="2" w:space="0"/>
-            <w:left w:val="single" w:color="auto" w:sz="2" w:space="0"/>
-            <w:bottom w:val="single" w:color="auto" w:sz="2" w:space="0"/>
-            <w:right w:val="single" w:color="auto" w:sz="2" w:space="0"/>
-            <w:insideH w:val="none" w:color="auto" w:sz="0" w:space="0"/>
-            <w:insideV w:val="none" w:color="auto" w:sz="0" w:space="0"/>
-          </w:tblBorders>
-          <w:shd w:val="clear" w:color="auto" w:fill="auto"/>
-          <w:tblCellMar>
-            <w:top w:w="0" w:type="dxa"/>
-            <w:left w:w="0" w:type="dxa"/>
-            <w:bottom w:w="0" w:type="dxa"/>
-            <w:right w:w="0" w:type="dxa"/>
-          </w:tblCellMar>
-        </w:tblPrEx>
-        <w:tc>
-          <w:tcPr>
-            <w:tcW w:w="0" w:type="auto"/>
-            <w:tcBorders>
-              <w:top w:val="nil"/>
-              <w:left w:val="nil"/>
-              <w:bottom w:val="nil"/>
-              <w:right w:val="single" w:color="auto" w:sz="2" w:space="0"/>
-            </w:tcBorders>
-            <w:shd w:val="clear" w:color="auto" w:fill="auto"/>
-            <w:tcMar>
-              <w:top w:w="120" w:type="dxa"/>
-              <w:left w:w="180" w:type="dxa"/>
-              <w:bottom w:w="120" w:type="dxa"/>
-              <w:right w:w="180" w:type="dxa"/>
-            </w:tcMar>
-            <w:vAlign w:val="center"/>
-          </w:tcPr>
-          <w:p>
-            <w:pPr>
-              <w:rPr>
-                <w:rFonts w:hint="eastAsia"/>
-                <w:lang w:val="en-US" w:eastAsia="zh-CN"/>
-              </w:rPr>
-            </w:pPr>
-            <w:r>
-              <w:rPr>
-                <w:rFonts w:hint="eastAsia"/>
-                <w:lang w:val="en-US" w:eastAsia="zh-CN"/>
-              </w:rPr>
-              <w:t>系统</w:t>
-            </w:r>
-          </w:p>
-        </w:tc>
-        <w:tc>
-          <w:tcPr>
-            <w:tcW w:w="0" w:type="auto"/>
-            <w:tcBorders>
-              <w:top w:val="nil"/>
-              <w:left w:val="nil"/>
-              <w:bottom w:val="nil"/>
-              <w:right w:val="single" w:color="auto" w:sz="2" w:space="0"/>
-            </w:tcBorders>
-            <w:shd w:val="clear" w:color="auto" w:fill="auto"/>
-            <w:tcMar>
-              <w:top w:w="120" w:type="dxa"/>
-              <w:left w:w="180" w:type="dxa"/>
-              <w:bottom w:w="120" w:type="dxa"/>
-              <w:right w:w="180" w:type="dxa"/>
-            </w:tcMar>
-            <w:vAlign w:val="center"/>
-          </w:tcPr>
-          <w:p>
-            <w:pPr>
-              <w:rPr>
-                <w:rFonts w:hint="eastAsia"/>
-                <w:lang w:val="en-US" w:eastAsia="zh-CN"/>
-              </w:rPr>
-            </w:pPr>
-            <w:r>
-              <w:rPr>
-                <w:rFonts w:hint="eastAsia"/>
-                <w:lang w:val="en-US" w:eastAsia="zh-CN"/>
-              </w:rPr>
-              <w:t>系统自动生成设备异常告警与工单</w:t>
+              <w:t>自动生成设备异常告警与工单</w:t>
             </w:r>
           </w:p>
         </w:tc>
@@ -2927,9 +3041,9 @@
       <w:r>
         <w:drawing>
           <wp:inline distT="0" distB="0" distL="114300" distR="114300">
-            <wp:extent cx="5270500" cy="4902200"/>
-            <wp:effectExtent l="0" t="0" r="0" b="0"/>
-            <wp:docPr id="6" name="图片 1"/>
+            <wp:extent cx="5273040" cy="4553585"/>
+            <wp:effectExtent l="0" t="0" r="10160" b="5715"/>
+            <wp:docPr id="2" name="图片 1"/>
             <wp:cNvGraphicFramePr>
               <a:graphicFrameLocks xmlns:a="http://schemas.openxmlformats.org/drawingml/2006/main" noChangeAspect="1"/>
             </wp:cNvGraphicFramePr>
@@ -2937,7 +3051,7 @@
               <a:graphicData uri="http://schemas.openxmlformats.org/drawingml/2006/picture">
                 <pic:pic xmlns:pic="http://schemas.openxmlformats.org/drawingml/2006/picture">
                   <pic:nvPicPr>
-                    <pic:cNvPr id="6" name="图片 1"/>
+                    <pic:cNvPr id="2" name="图片 1"/>
                     <pic:cNvPicPr>
                       <a:picLocks noChangeAspect="1"/>
                     </pic:cNvPicPr>
@@ -2951,7 +3065,7 @@
                   <pic:spPr>
                     <a:xfrm>
                       <a:off x="0" y="0"/>
-                      <a:ext cx="5270500" cy="4902200"/>
+                      <a:ext cx="5273040" cy="4553585"/>
                     </a:xfrm>
                     <a:prstGeom prst="rect">
                       <a:avLst/>
@@ -3072,55 +3186,6 @@
           <w:rFonts w:hint="default"/>
         </w:rPr>
       </w:pPr>
-    </w:p>
-    <w:p>
-      <w:pPr>
-        <w:rPr>
-          <w:rFonts w:hint="default"/>
-        </w:rPr>
-      </w:pPr>
-    </w:p>
-    <w:p>
-      <w:pPr>
-        <w:rPr>
-          <w:rFonts w:hint="default"/>
-        </w:rPr>
-      </w:pPr>
-    </w:p>
-    <w:p>
-      <w:pPr>
-        <w:rPr>
-          <w:rFonts w:hint="default"/>
-        </w:rPr>
-      </w:pPr>
-    </w:p>
-    <w:p>
-      <w:pPr>
-        <w:rPr>
-          <w:rFonts w:hint="default"/>
-        </w:rPr>
-      </w:pPr>
-    </w:p>
-    <w:p>
-      <w:pPr>
-        <w:rPr>
-          <w:rFonts w:hint="default"/>
-        </w:rPr>
-      </w:pPr>
-    </w:p>
-    <w:p>
-      <w:pPr>
-        <w:rPr>
-          <w:rFonts w:hint="default"/>
-        </w:rPr>
-      </w:pPr>
-    </w:p>
-    <w:p>
-      <w:pPr>
-        <w:rPr>
-          <w:rFonts w:hint="default"/>
-        </w:rPr>
-      </w:pPr>
       <w:r>
         <w:rPr>
           <w:rFonts w:hint="eastAsia"/>
@@ -3160,9 +3225,9 @@
       <w:r>
         <w:drawing>
           <wp:inline distT="0" distB="0" distL="114300" distR="114300">
-            <wp:extent cx="5273040" cy="4653280"/>
-            <wp:effectExtent l="0" t="0" r="10160" b="7620"/>
-            <wp:docPr id="7" name="图片 2"/>
+            <wp:extent cx="4603750" cy="4286250"/>
+            <wp:effectExtent l="0" t="0" r="6350" b="6350"/>
+            <wp:docPr id="3" name="图片 2"/>
             <wp:cNvGraphicFramePr>
               <a:graphicFrameLocks xmlns:a="http://schemas.openxmlformats.org/drawingml/2006/main" noChangeAspect="1"/>
             </wp:cNvGraphicFramePr>
@@ -3170,7 +3235,7 @@
               <a:graphicData uri="http://schemas.openxmlformats.org/drawingml/2006/picture">
                 <pic:pic xmlns:pic="http://schemas.openxmlformats.org/drawingml/2006/picture">
                   <pic:nvPicPr>
-                    <pic:cNvPr id="7" name="图片 2"/>
+                    <pic:cNvPr id="3" name="图片 2"/>
                     <pic:cNvPicPr>
                       <a:picLocks noChangeAspect="1"/>
                     </pic:cNvPicPr>
@@ -3184,7 +3249,7 @@
                   <pic:spPr>
                     <a:xfrm>
                       <a:off x="0" y="0"/>
-                      <a:ext cx="5273040" cy="4653280"/>
+                      <a:ext cx="4603750" cy="4286250"/>
                     </a:xfrm>
                     <a:prstGeom prst="rect">
                       <a:avLst/>
@@ -3358,9 +3423,9 @@
       <w:r>
         <w:drawing>
           <wp:inline distT="0" distB="0" distL="114300" distR="114300">
-            <wp:extent cx="5272405" cy="4565650"/>
-            <wp:effectExtent l="0" t="0" r="10795" b="6350"/>
-            <wp:docPr id="8" name="图片 3"/>
+            <wp:extent cx="4775200" cy="4775200"/>
+            <wp:effectExtent l="0" t="0" r="0" b="0"/>
+            <wp:docPr id="4" name="图片 3"/>
             <wp:cNvGraphicFramePr>
               <a:graphicFrameLocks xmlns:a="http://schemas.openxmlformats.org/drawingml/2006/main" noChangeAspect="1"/>
             </wp:cNvGraphicFramePr>
@@ -3368,7 +3433,7 @@
               <a:graphicData uri="http://schemas.openxmlformats.org/drawingml/2006/picture">
                 <pic:pic xmlns:pic="http://schemas.openxmlformats.org/drawingml/2006/picture">
                   <pic:nvPicPr>
-                    <pic:cNvPr id="8" name="图片 3"/>
+                    <pic:cNvPr id="4" name="图片 3"/>
                     <pic:cNvPicPr>
                       <a:picLocks noChangeAspect="1"/>
                     </pic:cNvPicPr>
@@ -3382,7 +3447,7 @@
                   <pic:spPr>
                     <a:xfrm>
                       <a:off x="0" y="0"/>
-                      <a:ext cx="5272405" cy="4565650"/>
+                      <a:ext cx="4775200" cy="4775200"/>
                     </a:xfrm>
                     <a:prstGeom prst="rect">
                       <a:avLst/>
@@ -3584,9 +3649,9 @@
       <w:r>
         <w:drawing>
           <wp:inline distT="0" distB="0" distL="114300" distR="114300">
-            <wp:extent cx="5274310" cy="4508500"/>
-            <wp:effectExtent l="0" t="0" r="8890" b="0"/>
-            <wp:docPr id="9" name="图片 4"/>
+            <wp:extent cx="4870450" cy="4876800"/>
+            <wp:effectExtent l="0" t="0" r="6350" b="0"/>
+            <wp:docPr id="5" name="图片 4"/>
             <wp:cNvGraphicFramePr>
               <a:graphicFrameLocks xmlns:a="http://schemas.openxmlformats.org/drawingml/2006/main" noChangeAspect="1"/>
             </wp:cNvGraphicFramePr>
@@ -3594,7 +3659,7 @@
               <a:graphicData uri="http://schemas.openxmlformats.org/drawingml/2006/picture">
                 <pic:pic xmlns:pic="http://schemas.openxmlformats.org/drawingml/2006/picture">
                   <pic:nvPicPr>
-                    <pic:cNvPr id="9" name="图片 4"/>
+                    <pic:cNvPr id="5" name="图片 4"/>
                     <pic:cNvPicPr>
                       <a:picLocks noChangeAspect="1"/>
                     </pic:cNvPicPr>
@@ -3608,7 +3673,7 @@
                   <pic:spPr>
                     <a:xfrm>
                       <a:off x="0" y="0"/>
-                      <a:ext cx="5274310" cy="4508500"/>
+                      <a:ext cx="4870450" cy="4876800"/>
                     </a:xfrm>
                     <a:prstGeom prst="rect">
                       <a:avLst/>
@@ -3698,62 +3763,6 @@
       </w:pPr>
     </w:p>
     <w:p>
-      <w:pPr>
-        <w:rPr>
-          <w:rFonts w:hint="default"/>
-        </w:rPr>
-      </w:pPr>
-    </w:p>
-    <w:p>
-      <w:pPr>
-        <w:rPr>
-          <w:rFonts w:hint="default"/>
-        </w:rPr>
-      </w:pPr>
-    </w:p>
-    <w:p>
-      <w:pPr>
-        <w:rPr>
-          <w:rFonts w:hint="default"/>
-        </w:rPr>
-      </w:pPr>
-    </w:p>
-    <w:p>
-      <w:pPr>
-        <w:rPr>
-          <w:rFonts w:hint="default"/>
-        </w:rPr>
-      </w:pPr>
-    </w:p>
-    <w:p>
-      <w:pPr>
-        <w:rPr>
-          <w:rFonts w:hint="default"/>
-        </w:rPr>
-      </w:pPr>
-    </w:p>
-    <w:p>
-      <w:pPr>
-        <w:rPr>
-          <w:rFonts w:hint="default"/>
-        </w:rPr>
-      </w:pPr>
-    </w:p>
-    <w:p>
-      <w:pPr>
-        <w:rPr>
-          <w:rFonts w:hint="default"/>
-        </w:rPr>
-      </w:pPr>
-    </w:p>
-    <w:p>
-      <w:pPr>
-        <w:rPr>
-          <w:rFonts w:hint="default"/>
-        </w:rPr>
-      </w:pPr>
-    </w:p>
-    <w:p>
       <w:r>
         <w:rPr>
           <w:rFonts w:hint="default"/>
@@ -3778,7 +3787,7 @@
           <w:rFonts w:hint="eastAsia"/>
           <w:lang w:val="en-US" w:eastAsia="zh-CN"/>
         </w:rPr>
-        <w:t>管理员实时监控设备</w:t>
+        <w:t>实时监控设备</w:t>
       </w:r>
     </w:p>
     <w:tbl>
@@ -3952,7 +3961,7 @@
                 <w:rFonts w:hint="eastAsia"/>
                 <w:lang w:val="en-US" w:eastAsia="zh-CN"/>
               </w:rPr>
-              <w:t>管理员实时监控设备</w:t>
+              <w:t>实时监控设备</w:t>
             </w:r>
           </w:p>
         </w:tc>
@@ -4040,6 +4049,7 @@
             <w:insideH w:val="none" w:color="auto" w:sz="0" w:space="0"/>
             <w:insideV w:val="none" w:color="auto" w:sz="0" w:space="0"/>
           </w:tblBorders>
+          <w:shd w:val="clear" w:color="auto" w:fill="auto"/>
           <w:tblCellMar>
             <w:top w:w="0" w:type="dxa"/>
             <w:left w:w="0" w:type="dxa"/>
@@ -4098,333 +4108,6 @@
                 <w:lang w:val="en-US" w:eastAsia="zh-CN"/>
               </w:rPr>
               <w:t>管理员</w:t>
-            </w:r>
-          </w:p>
-        </w:tc>
-      </w:tr>
-      <w:tr>
-        <w:tblPrEx>
-          <w:tblBorders>
-            <w:top w:val="single" w:color="auto" w:sz="2" w:space="0"/>
-            <w:left w:val="single" w:color="auto" w:sz="2" w:space="0"/>
-            <w:bottom w:val="single" w:color="auto" w:sz="2" w:space="0"/>
-            <w:right w:val="single" w:color="auto" w:sz="2" w:space="0"/>
-            <w:insideH w:val="none" w:color="auto" w:sz="0" w:space="0"/>
-            <w:insideV w:val="none" w:color="auto" w:sz="0" w:space="0"/>
-          </w:tblBorders>
-          <w:tblCellMar>
-            <w:top w:w="0" w:type="dxa"/>
-            <w:left w:w="0" w:type="dxa"/>
-            <w:bottom w:w="0" w:type="dxa"/>
-            <w:right w:w="0" w:type="dxa"/>
-          </w:tblCellMar>
-        </w:tblPrEx>
-        <w:tc>
-          <w:tcPr>
-            <w:tcW w:w="0" w:type="auto"/>
-            <w:tcBorders>
-              <w:top w:val="nil"/>
-              <w:left w:val="nil"/>
-              <w:bottom w:val="nil"/>
-              <w:right w:val="single" w:color="auto" w:sz="2" w:space="0"/>
-            </w:tcBorders>
-            <w:shd w:val="clear" w:color="auto" w:fill="auto"/>
-            <w:tcMar>
-              <w:top w:w="120" w:type="dxa"/>
-              <w:left w:w="180" w:type="dxa"/>
-              <w:bottom w:w="120" w:type="dxa"/>
-              <w:right w:w="180" w:type="dxa"/>
-            </w:tcMar>
-            <w:vAlign w:val="center"/>
-          </w:tcPr>
-          <w:p>
-            <w:r>
-              <w:rPr>
-                <w:lang w:val="en-US" w:eastAsia="zh-CN"/>
-              </w:rPr>
-              <w:t>目标</w:t>
-            </w:r>
-          </w:p>
-        </w:tc>
-        <w:tc>
-          <w:tcPr>
-            <w:tcW w:w="0" w:type="auto"/>
-            <w:tcBorders>
-              <w:top w:val="nil"/>
-              <w:left w:val="nil"/>
-              <w:bottom w:val="nil"/>
-              <w:right w:val="nil"/>
-            </w:tcBorders>
-            <w:shd w:val="clear" w:color="auto" w:fill="auto"/>
-            <w:tcMar>
-              <w:top w:w="120" w:type="dxa"/>
-              <w:left w:w="180" w:type="dxa"/>
-              <w:bottom w:w="120" w:type="dxa"/>
-              <w:right w:w="180" w:type="dxa"/>
-            </w:tcMar>
-            <w:vAlign w:val="center"/>
-          </w:tcPr>
-          <w:p>
-            <w:r>
-              <w:rPr>
-                <w:lang w:val="en-US" w:eastAsia="zh-CN"/>
-              </w:rPr>
-              <w:t>实时掌握全量设备运行状态，获取异常设备告警信息</w:t>
-            </w:r>
-          </w:p>
-        </w:tc>
-      </w:tr>
-      <w:tr>
-        <w:tblPrEx>
-          <w:tblBorders>
-            <w:top w:val="single" w:color="auto" w:sz="2" w:space="0"/>
-            <w:left w:val="single" w:color="auto" w:sz="2" w:space="0"/>
-            <w:bottom w:val="single" w:color="auto" w:sz="2" w:space="0"/>
-            <w:right w:val="single" w:color="auto" w:sz="2" w:space="0"/>
-            <w:insideH w:val="none" w:color="auto" w:sz="0" w:space="0"/>
-            <w:insideV w:val="none" w:color="auto" w:sz="0" w:space="0"/>
-          </w:tblBorders>
-          <w:tblCellMar>
-            <w:top w:w="0" w:type="dxa"/>
-            <w:left w:w="0" w:type="dxa"/>
-            <w:bottom w:w="0" w:type="dxa"/>
-            <w:right w:w="0" w:type="dxa"/>
-          </w:tblCellMar>
-        </w:tblPrEx>
-        <w:tc>
-          <w:tcPr>
-            <w:tcW w:w="0" w:type="auto"/>
-            <w:tcBorders>
-              <w:top w:val="nil"/>
-              <w:left w:val="nil"/>
-              <w:bottom w:val="nil"/>
-              <w:right w:val="single" w:color="auto" w:sz="2" w:space="0"/>
-            </w:tcBorders>
-            <w:shd w:val="clear" w:color="auto" w:fill="auto"/>
-            <w:tcMar>
-              <w:top w:w="120" w:type="dxa"/>
-              <w:left w:w="180" w:type="dxa"/>
-              <w:bottom w:w="120" w:type="dxa"/>
-              <w:right w:w="180" w:type="dxa"/>
-            </w:tcMar>
-            <w:vAlign w:val="center"/>
-          </w:tcPr>
-          <w:p>
-            <w:r>
-              <w:rPr>
-                <w:lang w:val="en-US" w:eastAsia="zh-CN"/>
-              </w:rPr>
-              <w:t>范围</w:t>
-            </w:r>
-          </w:p>
-        </w:tc>
-        <w:tc>
-          <w:tcPr>
-            <w:tcW w:w="0" w:type="auto"/>
-            <w:tcBorders>
-              <w:top w:val="nil"/>
-              <w:left w:val="nil"/>
-              <w:bottom w:val="nil"/>
-              <w:right w:val="nil"/>
-            </w:tcBorders>
-            <w:shd w:val="clear" w:color="auto" w:fill="auto"/>
-            <w:tcMar>
-              <w:top w:w="120" w:type="dxa"/>
-              <w:left w:w="180" w:type="dxa"/>
-              <w:bottom w:w="120" w:type="dxa"/>
-              <w:right w:w="180" w:type="dxa"/>
-            </w:tcMar>
-            <w:vAlign w:val="center"/>
-          </w:tcPr>
-          <w:p>
-            <w:r>
-              <w:rPr>
-                <w:lang w:val="en-US" w:eastAsia="zh-CN"/>
-              </w:rPr>
-              <w:t>校园直饮矿化水物联网运维平台 - Web 管理端</w:t>
-            </w:r>
-          </w:p>
-        </w:tc>
-      </w:tr>
-      <w:tr>
-        <w:tblPrEx>
-          <w:tblBorders>
-            <w:top w:val="single" w:color="auto" w:sz="2" w:space="0"/>
-            <w:left w:val="single" w:color="auto" w:sz="2" w:space="0"/>
-            <w:bottom w:val="single" w:color="auto" w:sz="2" w:space="0"/>
-            <w:right w:val="single" w:color="auto" w:sz="2" w:space="0"/>
-            <w:insideH w:val="none" w:color="auto" w:sz="0" w:space="0"/>
-            <w:insideV w:val="none" w:color="auto" w:sz="0" w:space="0"/>
-          </w:tblBorders>
-          <w:tblCellMar>
-            <w:top w:w="0" w:type="dxa"/>
-            <w:left w:w="0" w:type="dxa"/>
-            <w:bottom w:w="0" w:type="dxa"/>
-            <w:right w:w="0" w:type="dxa"/>
-          </w:tblCellMar>
-        </w:tblPrEx>
-        <w:tc>
-          <w:tcPr>
-            <w:tcW w:w="0" w:type="auto"/>
-            <w:tcBorders>
-              <w:top w:val="nil"/>
-              <w:left w:val="nil"/>
-              <w:bottom w:val="nil"/>
-              <w:right w:val="single" w:color="auto" w:sz="2" w:space="0"/>
-            </w:tcBorders>
-            <w:shd w:val="clear" w:color="auto" w:fill="auto"/>
-            <w:tcMar>
-              <w:top w:w="120" w:type="dxa"/>
-              <w:left w:w="180" w:type="dxa"/>
-              <w:bottom w:w="120" w:type="dxa"/>
-              <w:right w:w="180" w:type="dxa"/>
-            </w:tcMar>
-            <w:vAlign w:val="center"/>
-          </w:tcPr>
-          <w:p>
-            <w:r>
-              <w:rPr>
-                <w:lang w:val="en-US" w:eastAsia="zh-CN"/>
-              </w:rPr>
-              <w:t>前置条件</w:t>
-            </w:r>
-          </w:p>
-        </w:tc>
-        <w:tc>
-          <w:tcPr>
-            <w:tcW w:w="0" w:type="auto"/>
-            <w:tcBorders>
-              <w:top w:val="nil"/>
-              <w:left w:val="nil"/>
-              <w:bottom w:val="nil"/>
-              <w:right w:val="nil"/>
-            </w:tcBorders>
-            <w:shd w:val="clear" w:color="auto" w:fill="auto"/>
-            <w:tcMar>
-              <w:top w:w="120" w:type="dxa"/>
-              <w:left w:w="180" w:type="dxa"/>
-              <w:bottom w:w="120" w:type="dxa"/>
-              <w:right w:w="180" w:type="dxa"/>
-            </w:tcMar>
-            <w:vAlign w:val="center"/>
-          </w:tcPr>
-          <w:p>
-            <w:r>
-              <w:rPr>
-                <w:lang w:val="en-US" w:eastAsia="zh-CN"/>
-              </w:rPr>
-              <w:t>管理员已登录系统；平台已连接 MQTT 服务器，可接收设备实时数据</w:t>
-            </w:r>
-          </w:p>
-        </w:tc>
-      </w:tr>
-      <w:tr>
-        <w:tblPrEx>
-          <w:tblBorders>
-            <w:top w:val="single" w:color="auto" w:sz="2" w:space="0"/>
-            <w:left w:val="single" w:color="auto" w:sz="2" w:space="0"/>
-            <w:bottom w:val="single" w:color="auto" w:sz="2" w:space="0"/>
-            <w:right w:val="single" w:color="auto" w:sz="2" w:space="0"/>
-            <w:insideH w:val="none" w:color="auto" w:sz="0" w:space="0"/>
-            <w:insideV w:val="none" w:color="auto" w:sz="0" w:space="0"/>
-          </w:tblBorders>
-          <w:tblCellMar>
-            <w:top w:w="0" w:type="dxa"/>
-            <w:left w:w="0" w:type="dxa"/>
-            <w:bottom w:w="0" w:type="dxa"/>
-            <w:right w:w="0" w:type="dxa"/>
-          </w:tblCellMar>
-        </w:tblPrEx>
-        <w:tc>
-          <w:tcPr>
-            <w:tcW w:w="0" w:type="auto"/>
-            <w:tcBorders>
-              <w:top w:val="nil"/>
-              <w:left w:val="nil"/>
-              <w:bottom w:val="nil"/>
-              <w:right w:val="single" w:color="auto" w:sz="2" w:space="0"/>
-            </w:tcBorders>
-            <w:shd w:val="clear" w:color="auto" w:fill="auto"/>
-            <w:tcMar>
-              <w:top w:w="120" w:type="dxa"/>
-              <w:left w:w="180" w:type="dxa"/>
-              <w:bottom w:w="120" w:type="dxa"/>
-              <w:right w:w="180" w:type="dxa"/>
-            </w:tcMar>
-            <w:vAlign w:val="center"/>
-          </w:tcPr>
-          <w:p>
-            <w:r>
-              <w:rPr>
-                <w:lang w:val="en-US" w:eastAsia="zh-CN"/>
-              </w:rPr>
-              <w:t>交互动作</w:t>
-            </w:r>
-          </w:p>
-        </w:tc>
-        <w:tc>
-          <w:tcPr>
-            <w:tcW w:w="0" w:type="auto"/>
-            <w:tcBorders>
-              <w:top w:val="nil"/>
-              <w:left w:val="nil"/>
-              <w:bottom w:val="nil"/>
-              <w:right w:val="nil"/>
-            </w:tcBorders>
-            <w:shd w:val="clear" w:color="auto" w:fill="auto"/>
-            <w:tcMar>
-              <w:top w:w="120" w:type="dxa"/>
-              <w:left w:w="180" w:type="dxa"/>
-              <w:bottom w:w="120" w:type="dxa"/>
-              <w:right w:w="180" w:type="dxa"/>
-            </w:tcMar>
-            <w:vAlign w:val="center"/>
-          </w:tcPr>
-          <w:p>
-            <w:r>
-              <w:rPr>
-                <w:lang w:val="en-US" w:eastAsia="zh-CN"/>
-              </w:rPr>
-              <w:t>（1）管理员点击左侧菜单 “设备监控→实时监控”（2）系统加载全量设备列表，按 “制水机 / 供水机 ” 分组展示，含设备 ID、名称、所属片区、实时状态</w:t>
-            </w:r>
-            <w:r>
-              <w:rPr>
-                <w:rFonts w:hint="eastAsia"/>
-                <w:lang w:val="en-US" w:eastAsia="zh-CN"/>
-              </w:rPr>
-              <w:t>等</w:t>
-            </w:r>
-            <w:r>
-              <w:rPr>
-                <w:lang w:val="en-US" w:eastAsia="zh-CN"/>
-              </w:rPr>
-              <w:t>（3）管理员点击某设备</w:t>
-            </w:r>
-            <w:r>
-              <w:rPr>
-                <w:rFonts w:hint="eastAsia"/>
-                <w:lang w:val="en-US" w:eastAsia="zh-CN"/>
-              </w:rPr>
-              <w:t>查看详情</w:t>
-            </w:r>
-            <w:r>
-              <w:rPr>
-                <w:lang w:val="en-US" w:eastAsia="zh-CN"/>
-              </w:rPr>
-              <w:t>，</w:t>
-            </w:r>
-            <w:r>
-              <w:rPr>
-                <w:rFonts w:hint="eastAsia"/>
-                <w:lang w:val="en-US" w:eastAsia="zh-CN"/>
-              </w:rPr>
-              <w:t>在新窗口会显示</w:t>
-            </w:r>
-            <w:r>
-              <w:rPr>
-                <w:lang w:val="en-US" w:eastAsia="zh-CN"/>
-              </w:rPr>
-              <w:t>数据面板，展示实时传感器数据（如制水机 TDS / 水压 / 流量、供水机水位 / 漏水状态）（4）系统每 5 秒自动刷新数据，管理员可手动点击 “刷新” 按钮同步最新数据</w:t>
             </w:r>
           </w:p>
         </w:tc>
@@ -4470,6 +4153,337 @@
               <w:rPr>
                 <w:lang w:val="en-US" w:eastAsia="zh-CN"/>
               </w:rPr>
+              <w:t>目标</w:t>
+            </w:r>
+          </w:p>
+        </w:tc>
+        <w:tc>
+          <w:tcPr>
+            <w:tcW w:w="0" w:type="auto"/>
+            <w:tcBorders>
+              <w:top w:val="nil"/>
+              <w:left w:val="nil"/>
+              <w:bottom w:val="nil"/>
+              <w:right w:val="nil"/>
+            </w:tcBorders>
+            <w:shd w:val="clear" w:color="auto" w:fill="auto"/>
+            <w:tcMar>
+              <w:top w:w="120" w:type="dxa"/>
+              <w:left w:w="180" w:type="dxa"/>
+              <w:bottom w:w="120" w:type="dxa"/>
+              <w:right w:w="180" w:type="dxa"/>
+            </w:tcMar>
+            <w:vAlign w:val="center"/>
+          </w:tcPr>
+          <w:p>
+            <w:r>
+              <w:rPr>
+                <w:lang w:val="en-US" w:eastAsia="zh-CN"/>
+              </w:rPr>
+              <w:t>实时掌握全量设备运行状态，获取异常设备告警信息</w:t>
+            </w:r>
+          </w:p>
+        </w:tc>
+      </w:tr>
+      <w:tr>
+        <w:tblPrEx>
+          <w:tblBorders>
+            <w:top w:val="single" w:color="auto" w:sz="2" w:space="0"/>
+            <w:left w:val="single" w:color="auto" w:sz="2" w:space="0"/>
+            <w:bottom w:val="single" w:color="auto" w:sz="2" w:space="0"/>
+            <w:right w:val="single" w:color="auto" w:sz="2" w:space="0"/>
+            <w:insideH w:val="none" w:color="auto" w:sz="0" w:space="0"/>
+            <w:insideV w:val="none" w:color="auto" w:sz="0" w:space="0"/>
+          </w:tblBorders>
+          <w:shd w:val="clear" w:color="auto" w:fill="auto"/>
+          <w:tblCellMar>
+            <w:top w:w="0" w:type="dxa"/>
+            <w:left w:w="0" w:type="dxa"/>
+            <w:bottom w:w="0" w:type="dxa"/>
+            <w:right w:w="0" w:type="dxa"/>
+          </w:tblCellMar>
+        </w:tblPrEx>
+        <w:tc>
+          <w:tcPr>
+            <w:tcW w:w="0" w:type="auto"/>
+            <w:tcBorders>
+              <w:top w:val="nil"/>
+              <w:left w:val="nil"/>
+              <w:bottom w:val="nil"/>
+              <w:right w:val="single" w:color="auto" w:sz="2" w:space="0"/>
+            </w:tcBorders>
+            <w:shd w:val="clear" w:color="auto" w:fill="auto"/>
+            <w:tcMar>
+              <w:top w:w="120" w:type="dxa"/>
+              <w:left w:w="180" w:type="dxa"/>
+              <w:bottom w:w="120" w:type="dxa"/>
+              <w:right w:w="180" w:type="dxa"/>
+            </w:tcMar>
+            <w:vAlign w:val="center"/>
+          </w:tcPr>
+          <w:p>
+            <w:r>
+              <w:rPr>
+                <w:lang w:val="en-US" w:eastAsia="zh-CN"/>
+              </w:rPr>
+              <w:t>范围</w:t>
+            </w:r>
+          </w:p>
+        </w:tc>
+        <w:tc>
+          <w:tcPr>
+            <w:tcW w:w="0" w:type="auto"/>
+            <w:tcBorders>
+              <w:top w:val="nil"/>
+              <w:left w:val="nil"/>
+              <w:bottom w:val="nil"/>
+              <w:right w:val="nil"/>
+            </w:tcBorders>
+            <w:shd w:val="clear" w:color="auto" w:fill="auto"/>
+            <w:tcMar>
+              <w:top w:w="120" w:type="dxa"/>
+              <w:left w:w="180" w:type="dxa"/>
+              <w:bottom w:w="120" w:type="dxa"/>
+              <w:right w:w="180" w:type="dxa"/>
+            </w:tcMar>
+            <w:vAlign w:val="center"/>
+          </w:tcPr>
+          <w:p>
+            <w:r>
+              <w:rPr>
+                <w:lang w:val="en-US" w:eastAsia="zh-CN"/>
+              </w:rPr>
+              <w:t>校园直饮矿化水物联网运维平台 - Web 管理端</w:t>
+            </w:r>
+          </w:p>
+        </w:tc>
+      </w:tr>
+      <w:tr>
+        <w:tblPrEx>
+          <w:tblBorders>
+            <w:top w:val="single" w:color="auto" w:sz="2" w:space="0"/>
+            <w:left w:val="single" w:color="auto" w:sz="2" w:space="0"/>
+            <w:bottom w:val="single" w:color="auto" w:sz="2" w:space="0"/>
+            <w:right w:val="single" w:color="auto" w:sz="2" w:space="0"/>
+            <w:insideH w:val="none" w:color="auto" w:sz="0" w:space="0"/>
+            <w:insideV w:val="none" w:color="auto" w:sz="0" w:space="0"/>
+          </w:tblBorders>
+          <w:shd w:val="clear" w:color="auto" w:fill="auto"/>
+          <w:tblCellMar>
+            <w:top w:w="0" w:type="dxa"/>
+            <w:left w:w="0" w:type="dxa"/>
+            <w:bottom w:w="0" w:type="dxa"/>
+            <w:right w:w="0" w:type="dxa"/>
+          </w:tblCellMar>
+        </w:tblPrEx>
+        <w:tc>
+          <w:tcPr>
+            <w:tcW w:w="0" w:type="auto"/>
+            <w:tcBorders>
+              <w:top w:val="nil"/>
+              <w:left w:val="nil"/>
+              <w:bottom w:val="nil"/>
+              <w:right w:val="single" w:color="auto" w:sz="2" w:space="0"/>
+            </w:tcBorders>
+            <w:shd w:val="clear" w:color="auto" w:fill="auto"/>
+            <w:tcMar>
+              <w:top w:w="120" w:type="dxa"/>
+              <w:left w:w="180" w:type="dxa"/>
+              <w:bottom w:w="120" w:type="dxa"/>
+              <w:right w:w="180" w:type="dxa"/>
+            </w:tcMar>
+            <w:vAlign w:val="center"/>
+          </w:tcPr>
+          <w:p>
+            <w:r>
+              <w:rPr>
+                <w:lang w:val="en-US" w:eastAsia="zh-CN"/>
+              </w:rPr>
+              <w:t>前置条件</w:t>
+            </w:r>
+          </w:p>
+        </w:tc>
+        <w:tc>
+          <w:tcPr>
+            <w:tcW w:w="0" w:type="auto"/>
+            <w:tcBorders>
+              <w:top w:val="nil"/>
+              <w:left w:val="nil"/>
+              <w:bottom w:val="nil"/>
+              <w:right w:val="nil"/>
+            </w:tcBorders>
+            <w:shd w:val="clear" w:color="auto" w:fill="auto"/>
+            <w:tcMar>
+              <w:top w:w="120" w:type="dxa"/>
+              <w:left w:w="180" w:type="dxa"/>
+              <w:bottom w:w="120" w:type="dxa"/>
+              <w:right w:w="180" w:type="dxa"/>
+            </w:tcMar>
+            <w:vAlign w:val="center"/>
+          </w:tcPr>
+          <w:p>
+            <w:r>
+              <w:rPr>
+                <w:lang w:val="en-US" w:eastAsia="zh-CN"/>
+              </w:rPr>
+              <w:t>管理员已登录系统；平台已连接 MQTT 服务器，可接收设备实时数据</w:t>
+            </w:r>
+          </w:p>
+        </w:tc>
+      </w:tr>
+      <w:tr>
+        <w:tblPrEx>
+          <w:tblBorders>
+            <w:top w:val="single" w:color="auto" w:sz="2" w:space="0"/>
+            <w:left w:val="single" w:color="auto" w:sz="2" w:space="0"/>
+            <w:bottom w:val="single" w:color="auto" w:sz="2" w:space="0"/>
+            <w:right w:val="single" w:color="auto" w:sz="2" w:space="0"/>
+            <w:insideH w:val="none" w:color="auto" w:sz="0" w:space="0"/>
+            <w:insideV w:val="none" w:color="auto" w:sz="0" w:space="0"/>
+          </w:tblBorders>
+          <w:shd w:val="clear" w:color="auto" w:fill="auto"/>
+          <w:tblCellMar>
+            <w:top w:w="0" w:type="dxa"/>
+            <w:left w:w="0" w:type="dxa"/>
+            <w:bottom w:w="0" w:type="dxa"/>
+            <w:right w:w="0" w:type="dxa"/>
+          </w:tblCellMar>
+        </w:tblPrEx>
+        <w:tc>
+          <w:tcPr>
+            <w:tcW w:w="0" w:type="auto"/>
+            <w:tcBorders>
+              <w:top w:val="nil"/>
+              <w:left w:val="nil"/>
+              <w:bottom w:val="nil"/>
+              <w:right w:val="single" w:color="auto" w:sz="2" w:space="0"/>
+            </w:tcBorders>
+            <w:shd w:val="clear" w:color="auto" w:fill="auto"/>
+            <w:tcMar>
+              <w:top w:w="120" w:type="dxa"/>
+              <w:left w:w="180" w:type="dxa"/>
+              <w:bottom w:w="120" w:type="dxa"/>
+              <w:right w:w="180" w:type="dxa"/>
+            </w:tcMar>
+            <w:vAlign w:val="center"/>
+          </w:tcPr>
+          <w:p>
+            <w:r>
+              <w:rPr>
+                <w:lang w:val="en-US" w:eastAsia="zh-CN"/>
+              </w:rPr>
+              <w:t>交互动作</w:t>
+            </w:r>
+          </w:p>
+        </w:tc>
+        <w:tc>
+          <w:tcPr>
+            <w:tcW w:w="0" w:type="auto"/>
+            <w:tcBorders>
+              <w:top w:val="nil"/>
+              <w:left w:val="nil"/>
+              <w:bottom w:val="nil"/>
+              <w:right w:val="nil"/>
+            </w:tcBorders>
+            <w:shd w:val="clear" w:color="auto" w:fill="auto"/>
+            <w:tcMar>
+              <w:top w:w="120" w:type="dxa"/>
+              <w:left w:w="180" w:type="dxa"/>
+              <w:bottom w:w="120" w:type="dxa"/>
+              <w:right w:w="180" w:type="dxa"/>
+            </w:tcMar>
+            <w:vAlign w:val="center"/>
+          </w:tcPr>
+          <w:p>
+            <w:r>
+              <w:rPr>
+                <w:lang w:val="en-US" w:eastAsia="zh-CN"/>
+              </w:rPr>
+              <w:t>（1）管理员点击左侧菜单 “设备监控→实时监控”（2）系统加载全量设备列表，按 “制水机 / 供水机 ” 分组展示，含设备 ID、名称、所属片区、实时状态</w:t>
+            </w:r>
+            <w:r>
+              <w:rPr>
+                <w:rFonts w:hint="eastAsia"/>
+                <w:lang w:val="en-US" w:eastAsia="zh-CN"/>
+              </w:rPr>
+              <w:t>等</w:t>
+            </w:r>
+            <w:r>
+              <w:rPr>
+                <w:lang w:val="en-US" w:eastAsia="zh-CN"/>
+              </w:rPr>
+              <w:t>（3）管理员点击某设备</w:t>
+            </w:r>
+            <w:r>
+              <w:rPr>
+                <w:rFonts w:hint="eastAsia"/>
+                <w:lang w:val="en-US" w:eastAsia="zh-CN"/>
+              </w:rPr>
+              <w:t>查看详情</w:t>
+            </w:r>
+            <w:r>
+              <w:rPr>
+                <w:lang w:val="en-US" w:eastAsia="zh-CN"/>
+              </w:rPr>
+              <w:t>，</w:t>
+            </w:r>
+            <w:r>
+              <w:rPr>
+                <w:rFonts w:hint="eastAsia"/>
+                <w:lang w:val="en-US" w:eastAsia="zh-CN"/>
+              </w:rPr>
+              <w:t>在新窗口会显示</w:t>
+            </w:r>
+            <w:r>
+              <w:rPr>
+                <w:lang w:val="en-US" w:eastAsia="zh-CN"/>
+              </w:rPr>
+              <w:t>数据面板，展示实时传感器数据（如制水机 TDS / 水压 / 流量、供水机水位 / 漏水状态）（4）系统每 5 秒自动刷新数据，管理员可手动点击 “刷新” 按钮同步最新数据</w:t>
+            </w:r>
+          </w:p>
+        </w:tc>
+      </w:tr>
+      <w:tr>
+        <w:tblPrEx>
+          <w:tblBorders>
+            <w:top w:val="single" w:color="auto" w:sz="2" w:space="0"/>
+            <w:left w:val="single" w:color="auto" w:sz="2" w:space="0"/>
+            <w:bottom w:val="single" w:color="auto" w:sz="2" w:space="0"/>
+            <w:right w:val="single" w:color="auto" w:sz="2" w:space="0"/>
+            <w:insideH w:val="none" w:color="auto" w:sz="0" w:space="0"/>
+            <w:insideV w:val="none" w:color="auto" w:sz="0" w:space="0"/>
+          </w:tblBorders>
+          <w:shd w:val="clear" w:color="auto" w:fill="auto"/>
+          <w:tblCellMar>
+            <w:top w:w="0" w:type="dxa"/>
+            <w:left w:w="0" w:type="dxa"/>
+            <w:bottom w:w="0" w:type="dxa"/>
+            <w:right w:w="0" w:type="dxa"/>
+          </w:tblCellMar>
+        </w:tblPrEx>
+        <w:tc>
+          <w:tcPr>
+            <w:tcW w:w="0" w:type="auto"/>
+            <w:tcBorders>
+              <w:top w:val="nil"/>
+              <w:left w:val="nil"/>
+              <w:bottom w:val="nil"/>
+              <w:right w:val="single" w:color="auto" w:sz="2" w:space="0"/>
+            </w:tcBorders>
+            <w:shd w:val="clear" w:color="auto" w:fill="auto"/>
+            <w:tcMar>
+              <w:top w:w="120" w:type="dxa"/>
+              <w:left w:w="180" w:type="dxa"/>
+              <w:bottom w:w="120" w:type="dxa"/>
+              <w:right w:w="180" w:type="dxa"/>
+            </w:tcMar>
+            <w:vAlign w:val="center"/>
+          </w:tcPr>
+          <w:p>
+            <w:r>
+              <w:rPr>
+                <w:lang w:val="en-US" w:eastAsia="zh-CN"/>
+              </w:rPr>
               <w:t>扩展交互</w:t>
             </w:r>
           </w:p>
@@ -4574,7 +4588,7 @@
           <w:rFonts w:hint="eastAsia"/>
           <w:lang w:val="en-US" w:eastAsia="zh-CN"/>
         </w:rPr>
-        <w:t>管理员人工派发超时工单</w:t>
+        <w:t>人工派发超时工单</w:t>
       </w:r>
     </w:p>
     <w:tbl>
@@ -4613,6 +4627,7 @@
             <w:insideH w:val="none" w:color="auto" w:sz="0" w:space="0"/>
             <w:insideV w:val="none" w:color="auto" w:sz="0" w:space="0"/>
           </w:tblBorders>
+          <w:shd w:val="clear" w:color="auto" w:fill="auto"/>
           <w:tblCellMar>
             <w:top w:w="0" w:type="dxa"/>
             <w:left w:w="0" w:type="dxa"/>
@@ -4747,7 +4762,7 @@
                 <w:rFonts w:hint="eastAsia"/>
                 <w:lang w:val="en-US" w:eastAsia="zh-CN"/>
               </w:rPr>
-              <w:t>管理员人工派发超时工单</w:t>
+              <w:t>人工派发超时工单</w:t>
             </w:r>
           </w:p>
         </w:tc>
@@ -4835,6 +4850,7 @@
             <w:insideH w:val="none" w:color="auto" w:sz="0" w:space="0"/>
             <w:insideV w:val="none" w:color="auto" w:sz="0" w:space="0"/>
           </w:tblBorders>
+          <w:shd w:val="clear" w:color="auto" w:fill="auto"/>
           <w:tblCellMar>
             <w:top w:w="0" w:type="dxa"/>
             <w:left w:w="0" w:type="dxa"/>
@@ -4907,6 +4923,7 @@
             <w:insideH w:val="none" w:color="auto" w:sz="0" w:space="0"/>
             <w:insideV w:val="none" w:color="auto" w:sz="0" w:space="0"/>
           </w:tblBorders>
+          <w:shd w:val="clear" w:color="auto" w:fill="auto"/>
           <w:tblCellMar>
             <w:top w:w="0" w:type="dxa"/>
             <w:left w:w="0" w:type="dxa"/>
@@ -4979,6 +4996,7 @@
             <w:insideH w:val="none" w:color="auto" w:sz="0" w:space="0"/>
             <w:insideV w:val="none" w:color="auto" w:sz="0" w:space="0"/>
           </w:tblBorders>
+          <w:shd w:val="clear" w:color="auto" w:fill="auto"/>
           <w:tblCellMar>
             <w:top w:w="0" w:type="dxa"/>
             <w:left w:w="0" w:type="dxa"/>
@@ -5051,6 +5069,7 @@
             <w:insideH w:val="none" w:color="auto" w:sz="0" w:space="0"/>
             <w:insideV w:val="none" w:color="auto" w:sz="0" w:space="0"/>
           </w:tblBorders>
+          <w:shd w:val="clear" w:color="auto" w:fill="auto"/>
           <w:tblCellMar>
             <w:top w:w="0" w:type="dxa"/>
             <w:left w:w="0" w:type="dxa"/>
@@ -5136,6 +5155,7 @@
             <w:insideH w:val="none" w:color="auto" w:sz="0" w:space="0"/>
             <w:insideV w:val="none" w:color="auto" w:sz="0" w:space="0"/>
           </w:tblBorders>
+          <w:shd w:val="clear" w:color="auto" w:fill="auto"/>
           <w:tblCellMar>
             <w:top w:w="0" w:type="dxa"/>
             <w:left w:w="0" w:type="dxa"/>
@@ -5221,6 +5241,7 @@
             <w:insideH w:val="none" w:color="auto" w:sz="0" w:space="0"/>
             <w:insideV w:val="none" w:color="auto" w:sz="0" w:space="0"/>
           </w:tblBorders>
+          <w:shd w:val="clear" w:color="auto" w:fill="auto"/>
           <w:tblCellMar>
             <w:top w:w="0" w:type="dxa"/>
             <w:left w:w="0" w:type="dxa"/>
@@ -5382,7 +5403,7 @@
           <w:rFonts w:hint="eastAsia"/>
           <w:lang w:val="en-US" w:eastAsia="zh-CN"/>
         </w:rPr>
-        <w:t>管理员管理人员信息</w:t>
+        <w:t>管理人员信息</w:t>
       </w:r>
     </w:p>
     <w:tbl>
@@ -5497,6 +5518,7 @@
             <w:insideH w:val="none" w:color="auto" w:sz="0" w:space="0"/>
             <w:insideV w:val="none" w:color="auto" w:sz="0" w:space="0"/>
           </w:tblBorders>
+          <w:shd w:val="clear" w:color="auto" w:fill="auto"/>
           <w:tblCellMar>
             <w:top w:w="0" w:type="dxa"/>
             <w:left w:w="0" w:type="dxa"/>
@@ -5555,7 +5577,7 @@
                 <w:rFonts w:hint="eastAsia"/>
                 <w:lang w:val="en-US" w:eastAsia="zh-CN"/>
               </w:rPr>
-              <w:t>管理员管理人员信息</w:t>
+              <w:t>管理人员信息</w:t>
             </w:r>
           </w:p>
         </w:tc>
@@ -5715,7 +5737,6 @@
             <w:insideH w:val="none" w:color="auto" w:sz="0" w:space="0"/>
             <w:insideV w:val="none" w:color="auto" w:sz="0" w:space="0"/>
           </w:tblBorders>
-          <w:shd w:val="clear" w:color="auto" w:fill="auto"/>
           <w:tblCellMar>
             <w:top w:w="0" w:type="dxa"/>
             <w:left w:w="0" w:type="dxa"/>
@@ -5774,78 +5795,6 @@
                 <w:lang w:val="en-US" w:eastAsia="zh-CN"/>
               </w:rPr>
               <w:t>管理维修人员账号（新增、编辑、禁用、重置密码），并分配所属片区</w:t>
-            </w:r>
-          </w:p>
-        </w:tc>
-      </w:tr>
-      <w:tr>
-        <w:tblPrEx>
-          <w:tblBorders>
-            <w:top w:val="single" w:color="auto" w:sz="2" w:space="0"/>
-            <w:left w:val="single" w:color="auto" w:sz="2" w:space="0"/>
-            <w:bottom w:val="single" w:color="auto" w:sz="2" w:space="0"/>
-            <w:right w:val="single" w:color="auto" w:sz="2" w:space="0"/>
-            <w:insideH w:val="none" w:color="auto" w:sz="0" w:space="0"/>
-            <w:insideV w:val="none" w:color="auto" w:sz="0" w:space="0"/>
-          </w:tblBorders>
-          <w:tblCellMar>
-            <w:top w:w="0" w:type="dxa"/>
-            <w:left w:w="0" w:type="dxa"/>
-            <w:bottom w:w="0" w:type="dxa"/>
-            <w:right w:w="0" w:type="dxa"/>
-          </w:tblCellMar>
-        </w:tblPrEx>
-        <w:tc>
-          <w:tcPr>
-            <w:tcW w:w="0" w:type="auto"/>
-            <w:tcBorders>
-              <w:top w:val="nil"/>
-              <w:left w:val="nil"/>
-              <w:bottom w:val="nil"/>
-              <w:right w:val="single" w:color="auto" w:sz="2" w:space="0"/>
-            </w:tcBorders>
-            <w:shd w:val="clear" w:color="auto" w:fill="auto"/>
-            <w:tcMar>
-              <w:top w:w="120" w:type="dxa"/>
-              <w:left w:w="180" w:type="dxa"/>
-              <w:bottom w:w="120" w:type="dxa"/>
-              <w:right w:w="180" w:type="dxa"/>
-            </w:tcMar>
-            <w:vAlign w:val="center"/>
-          </w:tcPr>
-          <w:p>
-            <w:r>
-              <w:rPr>
-                <w:lang w:val="en-US" w:eastAsia="zh-CN"/>
-              </w:rPr>
-              <w:t>范围</w:t>
-            </w:r>
-          </w:p>
-        </w:tc>
-        <w:tc>
-          <w:tcPr>
-            <w:tcW w:w="0" w:type="auto"/>
-            <w:tcBorders>
-              <w:top w:val="nil"/>
-              <w:left w:val="nil"/>
-              <w:bottom w:val="nil"/>
-              <w:right w:val="nil"/>
-            </w:tcBorders>
-            <w:shd w:val="clear" w:color="auto" w:fill="auto"/>
-            <w:tcMar>
-              <w:top w:w="120" w:type="dxa"/>
-              <w:left w:w="180" w:type="dxa"/>
-              <w:bottom w:w="120" w:type="dxa"/>
-              <w:right w:w="180" w:type="dxa"/>
-            </w:tcMar>
-            <w:vAlign w:val="center"/>
-          </w:tcPr>
-          <w:p>
-            <w:r>
-              <w:rPr>
-                <w:lang w:val="en-US" w:eastAsia="zh-CN"/>
-              </w:rPr>
-              <w:t>校园直饮矿化水物联网运维平台 - Web 管理端</w:t>
             </w:r>
           </w:p>
         </w:tc>
@@ -5891,6 +5840,78 @@
               <w:rPr>
                 <w:lang w:val="en-US" w:eastAsia="zh-CN"/>
               </w:rPr>
+              <w:t>范围</w:t>
+            </w:r>
+          </w:p>
+        </w:tc>
+        <w:tc>
+          <w:tcPr>
+            <w:tcW w:w="0" w:type="auto"/>
+            <w:tcBorders>
+              <w:top w:val="nil"/>
+              <w:left w:val="nil"/>
+              <w:bottom w:val="nil"/>
+              <w:right w:val="nil"/>
+            </w:tcBorders>
+            <w:shd w:val="clear" w:color="auto" w:fill="auto"/>
+            <w:tcMar>
+              <w:top w:w="120" w:type="dxa"/>
+              <w:left w:w="180" w:type="dxa"/>
+              <w:bottom w:w="120" w:type="dxa"/>
+              <w:right w:w="180" w:type="dxa"/>
+            </w:tcMar>
+            <w:vAlign w:val="center"/>
+          </w:tcPr>
+          <w:p>
+            <w:r>
+              <w:rPr>
+                <w:lang w:val="en-US" w:eastAsia="zh-CN"/>
+              </w:rPr>
+              <w:t>校园直饮矿化水物联网运维平台 - Web 管理端</w:t>
+            </w:r>
+          </w:p>
+        </w:tc>
+      </w:tr>
+      <w:tr>
+        <w:tblPrEx>
+          <w:tblBorders>
+            <w:top w:val="single" w:color="auto" w:sz="2" w:space="0"/>
+            <w:left w:val="single" w:color="auto" w:sz="2" w:space="0"/>
+            <w:bottom w:val="single" w:color="auto" w:sz="2" w:space="0"/>
+            <w:right w:val="single" w:color="auto" w:sz="2" w:space="0"/>
+            <w:insideH w:val="none" w:color="auto" w:sz="0" w:space="0"/>
+            <w:insideV w:val="none" w:color="auto" w:sz="0" w:space="0"/>
+          </w:tblBorders>
+          <w:tblCellMar>
+            <w:top w:w="0" w:type="dxa"/>
+            <w:left w:w="0" w:type="dxa"/>
+            <w:bottom w:w="0" w:type="dxa"/>
+            <w:right w:w="0" w:type="dxa"/>
+          </w:tblCellMar>
+        </w:tblPrEx>
+        <w:tc>
+          <w:tcPr>
+            <w:tcW w:w="0" w:type="auto"/>
+            <w:tcBorders>
+              <w:top w:val="nil"/>
+              <w:left w:val="nil"/>
+              <w:bottom w:val="nil"/>
+              <w:right w:val="single" w:color="auto" w:sz="2" w:space="0"/>
+            </w:tcBorders>
+            <w:shd w:val="clear" w:color="auto" w:fill="auto"/>
+            <w:tcMar>
+              <w:top w:w="120" w:type="dxa"/>
+              <w:left w:w="180" w:type="dxa"/>
+              <w:bottom w:w="120" w:type="dxa"/>
+              <w:right w:w="180" w:type="dxa"/>
+            </w:tcMar>
+            <w:vAlign w:val="center"/>
+          </w:tcPr>
+          <w:p>
+            <w:r>
+              <w:rPr>
+                <w:lang w:val="en-US" w:eastAsia="zh-CN"/>
+              </w:rPr>
               <w:t>前置条件</w:t>
             </w:r>
           </w:p>
@@ -6155,7 +6176,7 @@
           <w:rFonts w:hint="eastAsia"/>
           <w:lang w:val="en-US" w:eastAsia="zh-CN"/>
         </w:rPr>
-        <w:t>管理员管理地区信息</w:t>
+        <w:t>管理地区信息</w:t>
       </w:r>
     </w:p>
     <w:tbl>
@@ -6329,295 +6350,7 @@
                 <w:rFonts w:hint="eastAsia"/>
                 <w:lang w:val="en-US" w:eastAsia="zh-CN"/>
               </w:rPr>
-              <w:t>管理员管理地区信息</w:t>
-            </w:r>
-          </w:p>
-        </w:tc>
-      </w:tr>
-      <w:tr>
-        <w:tblPrEx>
-          <w:tblBorders>
-            <w:top w:val="single" w:color="auto" w:sz="2" w:space="0"/>
-            <w:left w:val="single" w:color="auto" w:sz="2" w:space="0"/>
-            <w:bottom w:val="single" w:color="auto" w:sz="2" w:space="0"/>
-            <w:right w:val="single" w:color="auto" w:sz="2" w:space="0"/>
-            <w:insideH w:val="none" w:color="auto" w:sz="0" w:space="0"/>
-            <w:insideV w:val="none" w:color="auto" w:sz="0" w:space="0"/>
-          </w:tblBorders>
-          <w:tblCellMar>
-            <w:top w:w="0" w:type="dxa"/>
-            <w:left w:w="0" w:type="dxa"/>
-            <w:bottom w:w="0" w:type="dxa"/>
-            <w:right w:w="0" w:type="dxa"/>
-          </w:tblCellMar>
-        </w:tblPrEx>
-        <w:tc>
-          <w:tcPr>
-            <w:tcW w:w="0" w:type="auto"/>
-            <w:tcBorders>
-              <w:top w:val="nil"/>
-              <w:left w:val="nil"/>
-              <w:bottom w:val="nil"/>
-              <w:right w:val="single" w:color="auto" w:sz="2" w:space="0"/>
-            </w:tcBorders>
-            <w:shd w:val="clear" w:color="auto" w:fill="auto"/>
-            <w:tcMar>
-              <w:top w:w="120" w:type="dxa"/>
-              <w:left w:w="180" w:type="dxa"/>
-              <w:bottom w:w="120" w:type="dxa"/>
-              <w:right w:w="180" w:type="dxa"/>
-            </w:tcMar>
-            <w:vAlign w:val="center"/>
-          </w:tcPr>
-          <w:p>
-            <w:r>
-              <w:rPr>
-                <w:lang w:val="en-US" w:eastAsia="zh-CN"/>
-              </w:rPr>
-              <w:t>用例标识</w:t>
-            </w:r>
-          </w:p>
-        </w:tc>
-        <w:tc>
-          <w:tcPr>
-            <w:tcW w:w="0" w:type="auto"/>
-            <w:tcBorders>
-              <w:top w:val="nil"/>
-              <w:left w:val="nil"/>
-              <w:bottom w:val="nil"/>
-              <w:right w:val="nil"/>
-            </w:tcBorders>
-            <w:shd w:val="clear" w:color="auto" w:fill="auto"/>
-            <w:tcMar>
-              <w:top w:w="120" w:type="dxa"/>
-              <w:left w:w="180" w:type="dxa"/>
-              <w:bottom w:w="120" w:type="dxa"/>
-              <w:right w:w="180" w:type="dxa"/>
-            </w:tcMar>
-            <w:vAlign w:val="center"/>
-          </w:tcPr>
-          <w:p>
-            <w:r>
-              <w:rPr>
-                <w:lang w:val="en-US" w:eastAsia="zh-CN"/>
-              </w:rPr>
-              <w:t>UC-ADMIN-004-AreaManage</w:t>
-            </w:r>
-          </w:p>
-        </w:tc>
-      </w:tr>
-      <w:tr>
-        <w:tblPrEx>
-          <w:tblBorders>
-            <w:top w:val="single" w:color="auto" w:sz="2" w:space="0"/>
-            <w:left w:val="single" w:color="auto" w:sz="2" w:space="0"/>
-            <w:bottom w:val="single" w:color="auto" w:sz="2" w:space="0"/>
-            <w:right w:val="single" w:color="auto" w:sz="2" w:space="0"/>
-            <w:insideH w:val="none" w:color="auto" w:sz="0" w:space="0"/>
-            <w:insideV w:val="none" w:color="auto" w:sz="0" w:space="0"/>
-          </w:tblBorders>
-          <w:tblCellMar>
-            <w:top w:w="0" w:type="dxa"/>
-            <w:left w:w="0" w:type="dxa"/>
-            <w:bottom w:w="0" w:type="dxa"/>
-            <w:right w:w="0" w:type="dxa"/>
-          </w:tblCellMar>
-        </w:tblPrEx>
-        <w:tc>
-          <w:tcPr>
-            <w:tcW w:w="0" w:type="auto"/>
-            <w:tcBorders>
-              <w:top w:val="nil"/>
-              <w:left w:val="nil"/>
-              <w:bottom w:val="nil"/>
-              <w:right w:val="single" w:color="auto" w:sz="2" w:space="0"/>
-            </w:tcBorders>
-            <w:shd w:val="clear" w:color="auto" w:fill="auto"/>
-            <w:tcMar>
-              <w:top w:w="120" w:type="dxa"/>
-              <w:left w:w="180" w:type="dxa"/>
-              <w:bottom w:w="120" w:type="dxa"/>
-              <w:right w:w="180" w:type="dxa"/>
-            </w:tcMar>
-            <w:vAlign w:val="center"/>
-          </w:tcPr>
-          <w:p>
-            <w:r>
-              <w:rPr>
-                <w:lang w:val="en-US" w:eastAsia="zh-CN"/>
-              </w:rPr>
-              <w:t>主要执行者</w:t>
-            </w:r>
-          </w:p>
-        </w:tc>
-        <w:tc>
-          <w:tcPr>
-            <w:tcW w:w="0" w:type="auto"/>
-            <w:tcBorders>
-              <w:top w:val="nil"/>
-              <w:left w:val="nil"/>
-              <w:bottom w:val="nil"/>
-              <w:right w:val="nil"/>
-            </w:tcBorders>
-            <w:shd w:val="clear" w:color="auto" w:fill="auto"/>
-            <w:tcMar>
-              <w:top w:w="120" w:type="dxa"/>
-              <w:left w:w="180" w:type="dxa"/>
-              <w:bottom w:w="120" w:type="dxa"/>
-              <w:right w:w="180" w:type="dxa"/>
-            </w:tcMar>
-            <w:vAlign w:val="center"/>
-          </w:tcPr>
-          <w:p>
-            <w:r>
-              <w:rPr>
-                <w:lang w:val="en-US" w:eastAsia="zh-CN"/>
-              </w:rPr>
-              <w:t>管理员</w:t>
-            </w:r>
-          </w:p>
-        </w:tc>
-      </w:tr>
-      <w:tr>
-        <w:tblPrEx>
-          <w:tblBorders>
-            <w:top w:val="single" w:color="auto" w:sz="2" w:space="0"/>
-            <w:left w:val="single" w:color="auto" w:sz="2" w:space="0"/>
-            <w:bottom w:val="single" w:color="auto" w:sz="2" w:space="0"/>
-            <w:right w:val="single" w:color="auto" w:sz="2" w:space="0"/>
-            <w:insideH w:val="none" w:color="auto" w:sz="0" w:space="0"/>
-            <w:insideV w:val="none" w:color="auto" w:sz="0" w:space="0"/>
-          </w:tblBorders>
-          <w:tblCellMar>
-            <w:top w:w="0" w:type="dxa"/>
-            <w:left w:w="0" w:type="dxa"/>
-            <w:bottom w:w="0" w:type="dxa"/>
-            <w:right w:w="0" w:type="dxa"/>
-          </w:tblCellMar>
-        </w:tblPrEx>
-        <w:tc>
-          <w:tcPr>
-            <w:tcW w:w="0" w:type="auto"/>
-            <w:tcBorders>
-              <w:top w:val="nil"/>
-              <w:left w:val="nil"/>
-              <w:bottom w:val="nil"/>
-              <w:right w:val="single" w:color="auto" w:sz="2" w:space="0"/>
-            </w:tcBorders>
-            <w:shd w:val="clear" w:color="auto" w:fill="auto"/>
-            <w:tcMar>
-              <w:top w:w="120" w:type="dxa"/>
-              <w:left w:w="180" w:type="dxa"/>
-              <w:bottom w:w="120" w:type="dxa"/>
-              <w:right w:w="180" w:type="dxa"/>
-            </w:tcMar>
-            <w:vAlign w:val="center"/>
-          </w:tcPr>
-          <w:p>
-            <w:r>
-              <w:rPr>
-                <w:lang w:val="en-US" w:eastAsia="zh-CN"/>
-              </w:rPr>
-              <w:t>目标</w:t>
-            </w:r>
-          </w:p>
-        </w:tc>
-        <w:tc>
-          <w:tcPr>
-            <w:tcW w:w="0" w:type="auto"/>
-            <w:tcBorders>
-              <w:top w:val="nil"/>
-              <w:left w:val="nil"/>
-              <w:bottom w:val="nil"/>
-              <w:right w:val="nil"/>
-            </w:tcBorders>
-            <w:shd w:val="clear" w:color="auto" w:fill="auto"/>
-            <w:tcMar>
-              <w:top w:w="120" w:type="dxa"/>
-              <w:left w:w="180" w:type="dxa"/>
-              <w:bottom w:w="120" w:type="dxa"/>
-              <w:right w:w="180" w:type="dxa"/>
-            </w:tcMar>
-            <w:vAlign w:val="center"/>
-          </w:tcPr>
-          <w:p>
-            <w:r>
-              <w:rPr>
-                <w:lang w:val="en-US" w:eastAsia="zh-CN"/>
-              </w:rPr>
-              <w:t>管理校园片区（新增、编辑、删除），查看片区设备分布</w:t>
-            </w:r>
-          </w:p>
-        </w:tc>
-      </w:tr>
-      <w:tr>
-        <w:tblPrEx>
-          <w:tblBorders>
-            <w:top w:val="single" w:color="auto" w:sz="2" w:space="0"/>
-            <w:left w:val="single" w:color="auto" w:sz="2" w:space="0"/>
-            <w:bottom w:val="single" w:color="auto" w:sz="2" w:space="0"/>
-            <w:right w:val="single" w:color="auto" w:sz="2" w:space="0"/>
-            <w:insideH w:val="none" w:color="auto" w:sz="0" w:space="0"/>
-            <w:insideV w:val="none" w:color="auto" w:sz="0" w:space="0"/>
-          </w:tblBorders>
-          <w:tblCellMar>
-            <w:top w:w="0" w:type="dxa"/>
-            <w:left w:w="0" w:type="dxa"/>
-            <w:bottom w:w="0" w:type="dxa"/>
-            <w:right w:w="0" w:type="dxa"/>
-          </w:tblCellMar>
-        </w:tblPrEx>
-        <w:tc>
-          <w:tcPr>
-            <w:tcW w:w="0" w:type="auto"/>
-            <w:tcBorders>
-              <w:top w:val="nil"/>
-              <w:left w:val="nil"/>
-              <w:bottom w:val="nil"/>
-              <w:right w:val="single" w:color="auto" w:sz="2" w:space="0"/>
-            </w:tcBorders>
-            <w:shd w:val="clear" w:color="auto" w:fill="auto"/>
-            <w:tcMar>
-              <w:top w:w="120" w:type="dxa"/>
-              <w:left w:w="180" w:type="dxa"/>
-              <w:bottom w:w="120" w:type="dxa"/>
-              <w:right w:w="180" w:type="dxa"/>
-            </w:tcMar>
-            <w:vAlign w:val="center"/>
-          </w:tcPr>
-          <w:p>
-            <w:r>
-              <w:rPr>
-                <w:lang w:val="en-US" w:eastAsia="zh-CN"/>
-              </w:rPr>
-              <w:t>范围</w:t>
-            </w:r>
-          </w:p>
-        </w:tc>
-        <w:tc>
-          <w:tcPr>
-            <w:tcW w:w="0" w:type="auto"/>
-            <w:tcBorders>
-              <w:top w:val="nil"/>
-              <w:left w:val="nil"/>
-              <w:bottom w:val="nil"/>
-              <w:right w:val="nil"/>
-            </w:tcBorders>
-            <w:shd w:val="clear" w:color="auto" w:fill="auto"/>
-            <w:tcMar>
-              <w:top w:w="120" w:type="dxa"/>
-              <w:left w:w="180" w:type="dxa"/>
-              <w:bottom w:w="120" w:type="dxa"/>
-              <w:right w:w="180" w:type="dxa"/>
-            </w:tcMar>
-            <w:vAlign w:val="center"/>
-          </w:tcPr>
-          <w:p>
-            <w:r>
-              <w:rPr>
-                <w:lang w:val="en-US" w:eastAsia="zh-CN"/>
-              </w:rPr>
-              <w:t>校园直饮矿化水物联网运维平台 - Web 管理端</w:t>
+              <w:t>管理地区信息</w:t>
             </w:r>
           </w:p>
         </w:tc>
@@ -6663,7 +6396,7 @@
               <w:rPr>
                 <w:lang w:val="en-US" w:eastAsia="zh-CN"/>
               </w:rPr>
-              <w:t>前置条件</w:t>
+              <w:t>用例标识</w:t>
             </w:r>
           </w:p>
         </w:tc>
@@ -6690,7 +6423,7 @@
               <w:rPr>
                 <w:lang w:val="en-US" w:eastAsia="zh-CN"/>
               </w:rPr>
-              <w:t>管理员已登录系统</w:t>
+              <w:t>UC-ADMIN-004-AreaManage</w:t>
             </w:r>
           </w:p>
         </w:tc>
@@ -6736,7 +6469,7 @@
               <w:rPr>
                 <w:lang w:val="en-US" w:eastAsia="zh-CN"/>
               </w:rPr>
-              <w:t>交互动作</w:t>
+              <w:t>主要执行者</w:t>
             </w:r>
           </w:p>
         </w:tc>
@@ -6763,20 +6496,7 @@
               <w:rPr>
                 <w:lang w:val="en-US" w:eastAsia="zh-CN"/>
               </w:rPr>
-              <w:t>（1）管理员点击 “地区管理→片区列表”</w:t>
-            </w:r>
-            <w:r>
-              <w:rPr>
-                <w:rFonts w:hint="eastAsia"/>
-                <w:lang w:val="en-US" w:eastAsia="zh-CN"/>
-              </w:rPr>
-              <w:t>，会直接显示片区列表与设备片区分布图</w:t>
-            </w:r>
-            <w:r>
-              <w:rPr>
-                <w:lang w:val="en-US" w:eastAsia="zh-CN"/>
-              </w:rPr>
-              <w:t>（2）点击 “新增” 按钮，填写片区信息（片区 ID、名称、父片区等），点击 “保存”（3）点击 “删除” 按钮（无设备关联时可删除）</w:t>
+              <w:t>管理员</w:t>
             </w:r>
           </w:p>
         </w:tc>
@@ -6822,6 +6542,309 @@
               <w:rPr>
                 <w:lang w:val="en-US" w:eastAsia="zh-CN"/>
               </w:rPr>
+              <w:t>目标</w:t>
+            </w:r>
+          </w:p>
+        </w:tc>
+        <w:tc>
+          <w:tcPr>
+            <w:tcW w:w="0" w:type="auto"/>
+            <w:tcBorders>
+              <w:top w:val="nil"/>
+              <w:left w:val="nil"/>
+              <w:bottom w:val="nil"/>
+              <w:right w:val="nil"/>
+            </w:tcBorders>
+            <w:shd w:val="clear" w:color="auto" w:fill="auto"/>
+            <w:tcMar>
+              <w:top w:w="120" w:type="dxa"/>
+              <w:left w:w="180" w:type="dxa"/>
+              <w:bottom w:w="120" w:type="dxa"/>
+              <w:right w:w="180" w:type="dxa"/>
+            </w:tcMar>
+            <w:vAlign w:val="center"/>
+          </w:tcPr>
+          <w:p>
+            <w:r>
+              <w:rPr>
+                <w:lang w:val="en-US" w:eastAsia="zh-CN"/>
+              </w:rPr>
+              <w:t>管理校园片区（新增、编辑、删除），查看片区设备分布</w:t>
+            </w:r>
+          </w:p>
+        </w:tc>
+      </w:tr>
+      <w:tr>
+        <w:tblPrEx>
+          <w:tblBorders>
+            <w:top w:val="single" w:color="auto" w:sz="2" w:space="0"/>
+            <w:left w:val="single" w:color="auto" w:sz="2" w:space="0"/>
+            <w:bottom w:val="single" w:color="auto" w:sz="2" w:space="0"/>
+            <w:right w:val="single" w:color="auto" w:sz="2" w:space="0"/>
+            <w:insideH w:val="none" w:color="auto" w:sz="0" w:space="0"/>
+            <w:insideV w:val="none" w:color="auto" w:sz="0" w:space="0"/>
+          </w:tblBorders>
+          <w:tblCellMar>
+            <w:top w:w="0" w:type="dxa"/>
+            <w:left w:w="0" w:type="dxa"/>
+            <w:bottom w:w="0" w:type="dxa"/>
+            <w:right w:w="0" w:type="dxa"/>
+          </w:tblCellMar>
+        </w:tblPrEx>
+        <w:tc>
+          <w:tcPr>
+            <w:tcW w:w="0" w:type="auto"/>
+            <w:tcBorders>
+              <w:top w:val="nil"/>
+              <w:left w:val="nil"/>
+              <w:bottom w:val="nil"/>
+              <w:right w:val="single" w:color="auto" w:sz="2" w:space="0"/>
+            </w:tcBorders>
+            <w:shd w:val="clear" w:color="auto" w:fill="auto"/>
+            <w:tcMar>
+              <w:top w:w="120" w:type="dxa"/>
+              <w:left w:w="180" w:type="dxa"/>
+              <w:bottom w:w="120" w:type="dxa"/>
+              <w:right w:w="180" w:type="dxa"/>
+            </w:tcMar>
+            <w:vAlign w:val="center"/>
+          </w:tcPr>
+          <w:p>
+            <w:r>
+              <w:rPr>
+                <w:lang w:val="en-US" w:eastAsia="zh-CN"/>
+              </w:rPr>
+              <w:t>范围</w:t>
+            </w:r>
+          </w:p>
+        </w:tc>
+        <w:tc>
+          <w:tcPr>
+            <w:tcW w:w="0" w:type="auto"/>
+            <w:tcBorders>
+              <w:top w:val="nil"/>
+              <w:left w:val="nil"/>
+              <w:bottom w:val="nil"/>
+              <w:right w:val="nil"/>
+            </w:tcBorders>
+            <w:shd w:val="clear" w:color="auto" w:fill="auto"/>
+            <w:tcMar>
+              <w:top w:w="120" w:type="dxa"/>
+              <w:left w:w="180" w:type="dxa"/>
+              <w:bottom w:w="120" w:type="dxa"/>
+              <w:right w:w="180" w:type="dxa"/>
+            </w:tcMar>
+            <w:vAlign w:val="center"/>
+          </w:tcPr>
+          <w:p>
+            <w:r>
+              <w:rPr>
+                <w:lang w:val="en-US" w:eastAsia="zh-CN"/>
+              </w:rPr>
+              <w:t>校园直饮矿化水物联网运维平台 - Web 管理端</w:t>
+            </w:r>
+          </w:p>
+        </w:tc>
+      </w:tr>
+      <w:tr>
+        <w:tblPrEx>
+          <w:tblBorders>
+            <w:top w:val="single" w:color="auto" w:sz="2" w:space="0"/>
+            <w:left w:val="single" w:color="auto" w:sz="2" w:space="0"/>
+            <w:bottom w:val="single" w:color="auto" w:sz="2" w:space="0"/>
+            <w:right w:val="single" w:color="auto" w:sz="2" w:space="0"/>
+            <w:insideH w:val="none" w:color="auto" w:sz="0" w:space="0"/>
+            <w:insideV w:val="none" w:color="auto" w:sz="0" w:space="0"/>
+          </w:tblBorders>
+          <w:shd w:val="clear" w:color="auto" w:fill="auto"/>
+          <w:tblCellMar>
+            <w:top w:w="0" w:type="dxa"/>
+            <w:left w:w="0" w:type="dxa"/>
+            <w:bottom w:w="0" w:type="dxa"/>
+            <w:right w:w="0" w:type="dxa"/>
+          </w:tblCellMar>
+        </w:tblPrEx>
+        <w:tc>
+          <w:tcPr>
+            <w:tcW w:w="0" w:type="auto"/>
+            <w:tcBorders>
+              <w:top w:val="nil"/>
+              <w:left w:val="nil"/>
+              <w:bottom w:val="nil"/>
+              <w:right w:val="single" w:color="auto" w:sz="2" w:space="0"/>
+            </w:tcBorders>
+            <w:shd w:val="clear" w:color="auto" w:fill="auto"/>
+            <w:tcMar>
+              <w:top w:w="120" w:type="dxa"/>
+              <w:left w:w="180" w:type="dxa"/>
+              <w:bottom w:w="120" w:type="dxa"/>
+              <w:right w:w="180" w:type="dxa"/>
+            </w:tcMar>
+            <w:vAlign w:val="center"/>
+          </w:tcPr>
+          <w:p>
+            <w:r>
+              <w:rPr>
+                <w:lang w:val="en-US" w:eastAsia="zh-CN"/>
+              </w:rPr>
+              <w:t>前置条件</w:t>
+            </w:r>
+          </w:p>
+        </w:tc>
+        <w:tc>
+          <w:tcPr>
+            <w:tcW w:w="0" w:type="auto"/>
+            <w:tcBorders>
+              <w:top w:val="nil"/>
+              <w:left w:val="nil"/>
+              <w:bottom w:val="nil"/>
+              <w:right w:val="nil"/>
+            </w:tcBorders>
+            <w:shd w:val="clear" w:color="auto" w:fill="auto"/>
+            <w:tcMar>
+              <w:top w:w="120" w:type="dxa"/>
+              <w:left w:w="180" w:type="dxa"/>
+              <w:bottom w:w="120" w:type="dxa"/>
+              <w:right w:w="180" w:type="dxa"/>
+            </w:tcMar>
+            <w:vAlign w:val="center"/>
+          </w:tcPr>
+          <w:p>
+            <w:r>
+              <w:rPr>
+                <w:lang w:val="en-US" w:eastAsia="zh-CN"/>
+              </w:rPr>
+              <w:t>管理员已登录系统</w:t>
+            </w:r>
+          </w:p>
+        </w:tc>
+      </w:tr>
+      <w:tr>
+        <w:tblPrEx>
+          <w:tblBorders>
+            <w:top w:val="single" w:color="auto" w:sz="2" w:space="0"/>
+            <w:left w:val="single" w:color="auto" w:sz="2" w:space="0"/>
+            <w:bottom w:val="single" w:color="auto" w:sz="2" w:space="0"/>
+            <w:right w:val="single" w:color="auto" w:sz="2" w:space="0"/>
+            <w:insideH w:val="none" w:color="auto" w:sz="0" w:space="0"/>
+            <w:insideV w:val="none" w:color="auto" w:sz="0" w:space="0"/>
+          </w:tblBorders>
+          <w:tblCellMar>
+            <w:top w:w="0" w:type="dxa"/>
+            <w:left w:w="0" w:type="dxa"/>
+            <w:bottom w:w="0" w:type="dxa"/>
+            <w:right w:w="0" w:type="dxa"/>
+          </w:tblCellMar>
+        </w:tblPrEx>
+        <w:tc>
+          <w:tcPr>
+            <w:tcW w:w="0" w:type="auto"/>
+            <w:tcBorders>
+              <w:top w:val="nil"/>
+              <w:left w:val="nil"/>
+              <w:bottom w:val="nil"/>
+              <w:right w:val="single" w:color="auto" w:sz="2" w:space="0"/>
+            </w:tcBorders>
+            <w:shd w:val="clear" w:color="auto" w:fill="auto"/>
+            <w:tcMar>
+              <w:top w:w="120" w:type="dxa"/>
+              <w:left w:w="180" w:type="dxa"/>
+              <w:bottom w:w="120" w:type="dxa"/>
+              <w:right w:w="180" w:type="dxa"/>
+            </w:tcMar>
+            <w:vAlign w:val="center"/>
+          </w:tcPr>
+          <w:p>
+            <w:r>
+              <w:rPr>
+                <w:lang w:val="en-US" w:eastAsia="zh-CN"/>
+              </w:rPr>
+              <w:t>交互动作</w:t>
+            </w:r>
+          </w:p>
+        </w:tc>
+        <w:tc>
+          <w:tcPr>
+            <w:tcW w:w="0" w:type="auto"/>
+            <w:tcBorders>
+              <w:top w:val="nil"/>
+              <w:left w:val="nil"/>
+              <w:bottom w:val="nil"/>
+              <w:right w:val="nil"/>
+            </w:tcBorders>
+            <w:shd w:val="clear" w:color="auto" w:fill="auto"/>
+            <w:tcMar>
+              <w:top w:w="120" w:type="dxa"/>
+              <w:left w:w="180" w:type="dxa"/>
+              <w:bottom w:w="120" w:type="dxa"/>
+              <w:right w:w="180" w:type="dxa"/>
+            </w:tcMar>
+            <w:vAlign w:val="center"/>
+          </w:tcPr>
+          <w:p>
+            <w:r>
+              <w:rPr>
+                <w:lang w:val="en-US" w:eastAsia="zh-CN"/>
+              </w:rPr>
+              <w:t>（1）管理员点击 “地区管理→片区列表”</w:t>
+            </w:r>
+            <w:r>
+              <w:rPr>
+                <w:rFonts w:hint="eastAsia"/>
+                <w:lang w:val="en-US" w:eastAsia="zh-CN"/>
+              </w:rPr>
+              <w:t>，会直接显示片区列表与设备片区分布图</w:t>
+            </w:r>
+            <w:r>
+              <w:rPr>
+                <w:lang w:val="en-US" w:eastAsia="zh-CN"/>
+              </w:rPr>
+              <w:t>（2）点击 “新增” 按钮，填写片区信息（片区 ID、名称、父片区等），点击 “保存”（3）点击 “删除” 按钮（无设备关联时可删除）</w:t>
+            </w:r>
+          </w:p>
+        </w:tc>
+      </w:tr>
+      <w:tr>
+        <w:tblPrEx>
+          <w:tblBorders>
+            <w:top w:val="single" w:color="auto" w:sz="2" w:space="0"/>
+            <w:left w:val="single" w:color="auto" w:sz="2" w:space="0"/>
+            <w:bottom w:val="single" w:color="auto" w:sz="2" w:space="0"/>
+            <w:right w:val="single" w:color="auto" w:sz="2" w:space="0"/>
+            <w:insideH w:val="none" w:color="auto" w:sz="0" w:space="0"/>
+            <w:insideV w:val="none" w:color="auto" w:sz="0" w:space="0"/>
+          </w:tblBorders>
+          <w:shd w:val="clear" w:color="auto" w:fill="auto"/>
+          <w:tblCellMar>
+            <w:top w:w="0" w:type="dxa"/>
+            <w:left w:w="0" w:type="dxa"/>
+            <w:bottom w:w="0" w:type="dxa"/>
+            <w:right w:w="0" w:type="dxa"/>
+          </w:tblCellMar>
+        </w:tblPrEx>
+        <w:tc>
+          <w:tcPr>
+            <w:tcW w:w="0" w:type="auto"/>
+            <w:tcBorders>
+              <w:top w:val="nil"/>
+              <w:left w:val="nil"/>
+              <w:bottom w:val="nil"/>
+              <w:right w:val="single" w:color="auto" w:sz="2" w:space="0"/>
+            </w:tcBorders>
+            <w:shd w:val="clear" w:color="auto" w:fill="auto"/>
+            <w:tcMar>
+              <w:top w:w="120" w:type="dxa"/>
+              <w:left w:w="180" w:type="dxa"/>
+              <w:bottom w:w="120" w:type="dxa"/>
+              <w:right w:w="180" w:type="dxa"/>
+            </w:tcMar>
+            <w:vAlign w:val="center"/>
+          </w:tcPr>
+          <w:p>
+            <w:r>
+              <w:rPr>
+                <w:lang w:val="en-US" w:eastAsia="zh-CN"/>
+              </w:rPr>
               <w:t>扩展交互</w:t>
             </w:r>
           </w:p>
@@ -6851,10 +6874,1095 @@
               </w:rPr>
               <w:t>（1）删除片区存在设备关联：提示 “该片区下存在设备，无法删除，请先移除设备关联”（2）新增片区父片区不存在：提示 “父片区不存在，请检查后再操作”</w:t>
             </w:r>
+          </w:p>
+        </w:tc>
+      </w:tr>
+      <w:tr>
+        <w:tblPrEx>
+          <w:tblBorders>
+            <w:top w:val="single" w:color="auto" w:sz="2" w:space="0"/>
+            <w:left w:val="single" w:color="auto" w:sz="2" w:space="0"/>
+            <w:bottom w:val="single" w:color="auto" w:sz="2" w:space="0"/>
+            <w:right w:val="single" w:color="auto" w:sz="2" w:space="0"/>
+            <w:insideH w:val="none" w:color="auto" w:sz="0" w:space="0"/>
+            <w:insideV w:val="none" w:color="auto" w:sz="0" w:space="0"/>
+          </w:tblBorders>
+          <w:shd w:val="clear" w:color="auto" w:fill="auto"/>
+          <w:tblCellMar>
+            <w:top w:w="0" w:type="dxa"/>
+            <w:left w:w="0" w:type="dxa"/>
+            <w:bottom w:w="0" w:type="dxa"/>
+            <w:right w:w="0" w:type="dxa"/>
+          </w:tblCellMar>
+        </w:tblPrEx>
+        <w:tc>
+          <w:tcPr>
+            <w:tcW w:w="0" w:type="auto"/>
+            <w:tcBorders>
+              <w:top w:val="nil"/>
+              <w:left w:val="nil"/>
+              <w:bottom w:val="nil"/>
+              <w:right w:val="single" w:color="auto" w:sz="2" w:space="0"/>
+            </w:tcBorders>
+            <w:shd w:val="clear" w:color="auto" w:fill="auto"/>
+            <w:tcMar>
+              <w:top w:w="120" w:type="dxa"/>
+              <w:left w:w="180" w:type="dxa"/>
+              <w:bottom w:w="120" w:type="dxa"/>
+              <w:right w:w="180" w:type="dxa"/>
+            </w:tcMar>
+            <w:vAlign w:val="center"/>
+          </w:tcPr>
+          <w:p>
+            <w:pPr>
+              <w:rPr>
+                <w:lang w:val="en-US" w:eastAsia="zh-CN"/>
+              </w:rPr>
+            </w:pPr>
+          </w:p>
+        </w:tc>
+        <w:tc>
+          <w:tcPr>
+            <w:tcW w:w="0" w:type="auto"/>
+            <w:tcBorders>
+              <w:top w:val="nil"/>
+              <w:left w:val="nil"/>
+              <w:bottom w:val="nil"/>
+              <w:right w:val="nil"/>
+            </w:tcBorders>
+            <w:shd w:val="clear" w:color="auto" w:fill="auto"/>
+            <w:tcMar>
+              <w:top w:w="120" w:type="dxa"/>
+              <w:left w:w="180" w:type="dxa"/>
+              <w:bottom w:w="120" w:type="dxa"/>
+              <w:right w:w="180" w:type="dxa"/>
+            </w:tcMar>
+            <w:vAlign w:val="center"/>
+          </w:tcPr>
+          <w:p>
+            <w:pPr>
+              <w:rPr>
+                <w:lang w:val="en-US" w:eastAsia="zh-CN"/>
+              </w:rPr>
+            </w:pPr>
           </w:p>
         </w:tc>
       </w:tr>
     </w:tbl>
+    <w:p>
+      <w:pPr>
+        <w:rPr>
+          <w:rFonts w:hint="default"/>
+        </w:rPr>
+      </w:pPr>
+    </w:p>
+    <w:p>
+      <w:pPr>
+        <w:rPr>
+          <w:rFonts w:hint="default"/>
+        </w:rPr>
+      </w:pPr>
+    </w:p>
+    <w:p>
+      <w:pPr>
+        <w:rPr>
+          <w:rFonts w:hint="default"/>
+        </w:rPr>
+      </w:pPr>
+    </w:p>
+    <w:p>
+      <w:pPr>
+        <w:rPr>
+          <w:rFonts w:hint="default"/>
+        </w:rPr>
+      </w:pPr>
+    </w:p>
+    <w:p>
+      <w:pPr>
+        <w:rPr>
+          <w:rFonts w:hint="default"/>
+        </w:rPr>
+      </w:pPr>
+    </w:p>
+    <w:p>
+      <w:pPr>
+        <w:rPr>
+          <w:rFonts w:hint="default"/>
+        </w:rPr>
+      </w:pPr>
+    </w:p>
+    <w:p>
+      <w:pPr>
+        <w:rPr>
+          <w:rFonts w:hint="default"/>
+        </w:rPr>
+      </w:pPr>
+    </w:p>
+    <w:p>
+      <w:pPr>
+        <w:rPr>
+          <w:rFonts w:hint="default"/>
+        </w:rPr>
+      </w:pPr>
+    </w:p>
+    <w:p>
+      <w:pPr>
+        <w:rPr>
+          <w:rFonts w:hint="default"/>
+        </w:rPr>
+      </w:pPr>
+    </w:p>
+    <w:p>
+      <w:pPr>
+        <w:rPr>
+          <w:rFonts w:hint="default"/>
+        </w:rPr>
+      </w:pPr>
+    </w:p>
+    <w:p>
+      <w:pPr>
+        <w:rPr>
+          <w:rFonts w:hint="default"/>
+        </w:rPr>
+      </w:pPr>
+    </w:p>
+    <w:p>
+      <w:pPr>
+        <w:rPr>
+          <w:rFonts w:hint="default"/>
+        </w:rPr>
+      </w:pPr>
+    </w:p>
+    <w:p>
+      <w:pPr>
+        <w:rPr>
+          <w:rFonts w:hint="default"/>
+        </w:rPr>
+      </w:pPr>
+    </w:p>
+    <w:p>
+      <w:pPr>
+        <w:rPr>
+          <w:rFonts w:hint="default"/>
+        </w:rPr>
+      </w:pPr>
+    </w:p>
+    <w:p>
+      <w:pPr>
+        <w:rPr>
+          <w:rFonts w:hint="default"/>
+        </w:rPr>
+      </w:pPr>
+    </w:p>
+    <w:p>
+      <w:pPr>
+        <w:rPr>
+          <w:rFonts w:hint="default"/>
+        </w:rPr>
+      </w:pPr>
+    </w:p>
+    <w:p>
+      <w:pPr>
+        <w:rPr>
+          <w:rFonts w:hint="default"/>
+        </w:rPr>
+      </w:pPr>
+      <w:r>
+        <w:rPr>
+          <w:rFonts w:hint="default"/>
+        </w:rPr>
+        <w:t xml:space="preserve">用例 </w:t>
+      </w:r>
+      <w:r>
+        <w:rPr>
+          <w:rFonts w:hint="eastAsia"/>
+          <w:lang w:val="en-US" w:eastAsia="zh-CN"/>
+        </w:rPr>
+        <w:t>5</w:t>
+      </w:r>
+      <w:r>
+        <w:rPr>
+          <w:rFonts w:hint="default"/>
+        </w:rPr>
+        <w:t>：</w:t>
+      </w:r>
+      <w:r>
+        <w:rPr>
+          <w:rFonts w:hint="eastAsia"/>
+          <w:lang w:val="en-US" w:eastAsia="zh-CN"/>
+        </w:rPr>
+        <w:t>管理设备</w:t>
+      </w:r>
+    </w:p>
+    <w:tbl>
+      <w:tblPr>
+        <w:tblStyle w:val="8"/>
+        <w:tblW w:w="0" w:type="auto"/>
+        <w:tblInd w:w="0" w:type="dxa"/>
+        <w:tblBorders>
+          <w:top w:val="none" w:color="auto" w:sz="0" w:space="0"/>
+          <w:left w:val="single" w:color="auto" w:sz="2" w:space="0"/>
+          <w:bottom w:val="single" w:color="auto" w:sz="2" w:space="0"/>
+          <w:right w:val="single" w:color="auto" w:sz="2" w:space="0"/>
+          <w:insideH w:val="none" w:color="auto" w:sz="0" w:space="0"/>
+          <w:insideV w:val="none" w:color="auto" w:sz="0" w:space="0"/>
+        </w:tblBorders>
+        <w:shd w:val="clear" w:color="auto" w:fill="auto"/>
+        <w:tblLayout w:type="autofit"/>
+        <w:tblCellMar>
+          <w:top w:w="0" w:type="dxa"/>
+          <w:left w:w="0" w:type="dxa"/>
+          <w:bottom w:w="0" w:type="dxa"/>
+          <w:right w:w="0" w:type="dxa"/>
+        </w:tblCellMar>
+      </w:tblPr>
+      <w:tblGrid>
+        <w:gridCol w:w="915"/>
+        <w:gridCol w:w="7751"/>
+      </w:tblGrid>
+      <w:tr>
+        <w:tblPrEx>
+          <w:tblBorders>
+            <w:top w:val="none" w:color="auto" w:sz="0" w:space="0"/>
+            <w:left w:val="single" w:color="auto" w:sz="2" w:space="0"/>
+            <w:bottom w:val="single" w:color="auto" w:sz="2" w:space="0"/>
+            <w:right w:val="single" w:color="auto" w:sz="2" w:space="0"/>
+            <w:insideH w:val="none" w:color="auto" w:sz="0" w:space="0"/>
+            <w:insideV w:val="none" w:color="auto" w:sz="0" w:space="0"/>
+          </w:tblBorders>
+          <w:shd w:val="clear" w:color="auto" w:fill="auto"/>
+          <w:tblCellMar>
+            <w:top w:w="0" w:type="dxa"/>
+            <w:left w:w="0" w:type="dxa"/>
+            <w:bottom w:w="0" w:type="dxa"/>
+            <w:right w:w="0" w:type="dxa"/>
+          </w:tblCellMar>
+        </w:tblPrEx>
+        <w:trPr>
+          <w:tblHeader/>
+        </w:trPr>
+        <w:tc>
+          <w:tcPr>
+            <w:tcW w:w="0" w:type="auto"/>
+            <w:tcBorders>
+              <w:top w:val="nil"/>
+              <w:left w:val="nil"/>
+              <w:bottom w:val="nil"/>
+              <w:right w:val="single" w:color="auto" w:sz="2" w:space="0"/>
+            </w:tcBorders>
+            <w:shd w:val="clear" w:color="auto" w:fill="F2F2F2"/>
+            <w:tcMar>
+              <w:top w:w="120" w:type="dxa"/>
+              <w:left w:w="180" w:type="dxa"/>
+              <w:bottom w:w="120" w:type="dxa"/>
+              <w:right w:w="180" w:type="dxa"/>
+            </w:tcMar>
+            <w:vAlign w:val="center"/>
+          </w:tcPr>
+          <w:p>
+            <w:r>
+              <w:rPr>
+                <w:lang w:val="en-US" w:eastAsia="zh-CN"/>
+              </w:rPr>
+              <w:t>字段</w:t>
+            </w:r>
+          </w:p>
+        </w:tc>
+        <w:tc>
+          <w:tcPr>
+            <w:tcW w:w="0" w:type="auto"/>
+            <w:tcBorders>
+              <w:top w:val="nil"/>
+              <w:left w:val="nil"/>
+              <w:bottom w:val="nil"/>
+              <w:right w:val="nil"/>
+            </w:tcBorders>
+            <w:shd w:val="clear" w:color="auto" w:fill="F2F2F2"/>
+            <w:tcMar>
+              <w:top w:w="120" w:type="dxa"/>
+              <w:left w:w="180" w:type="dxa"/>
+              <w:bottom w:w="120" w:type="dxa"/>
+              <w:right w:w="180" w:type="dxa"/>
+            </w:tcMar>
+            <w:vAlign w:val="center"/>
+          </w:tcPr>
+          <w:p>
+            <w:r>
+              <w:rPr>
+                <w:lang w:val="en-US" w:eastAsia="zh-CN"/>
+              </w:rPr>
+              <w:t>内容</w:t>
+            </w:r>
+          </w:p>
+        </w:tc>
+      </w:tr>
+      <w:tr>
+        <w:tblPrEx>
+          <w:tblBorders>
+            <w:top w:val="single" w:color="auto" w:sz="2" w:space="0"/>
+            <w:left w:val="single" w:color="auto" w:sz="2" w:space="0"/>
+            <w:bottom w:val="single" w:color="auto" w:sz="2" w:space="0"/>
+            <w:right w:val="single" w:color="auto" w:sz="2" w:space="0"/>
+            <w:insideH w:val="none" w:color="auto" w:sz="0" w:space="0"/>
+            <w:insideV w:val="none" w:color="auto" w:sz="0" w:space="0"/>
+          </w:tblBorders>
+          <w:shd w:val="clear" w:color="auto" w:fill="auto"/>
+          <w:tblCellMar>
+            <w:top w:w="0" w:type="dxa"/>
+            <w:left w:w="0" w:type="dxa"/>
+            <w:bottom w:w="0" w:type="dxa"/>
+            <w:right w:w="0" w:type="dxa"/>
+          </w:tblCellMar>
+        </w:tblPrEx>
+        <w:tc>
+          <w:tcPr>
+            <w:tcW w:w="0" w:type="auto"/>
+            <w:tcBorders>
+              <w:top w:val="nil"/>
+              <w:left w:val="nil"/>
+              <w:bottom w:val="nil"/>
+              <w:right w:val="single" w:color="auto" w:sz="2" w:space="0"/>
+            </w:tcBorders>
+            <w:shd w:val="clear" w:color="auto" w:fill="auto"/>
+            <w:tcMar>
+              <w:top w:w="120" w:type="dxa"/>
+              <w:left w:w="180" w:type="dxa"/>
+              <w:bottom w:w="120" w:type="dxa"/>
+              <w:right w:w="180" w:type="dxa"/>
+            </w:tcMar>
+            <w:vAlign w:val="center"/>
+          </w:tcPr>
+          <w:p>
+            <w:r>
+              <w:rPr>
+                <w:lang w:val="en-US" w:eastAsia="zh-CN"/>
+              </w:rPr>
+              <w:t>用例名</w:t>
+            </w:r>
+          </w:p>
+        </w:tc>
+        <w:tc>
+          <w:tcPr>
+            <w:tcW w:w="0" w:type="auto"/>
+            <w:tcBorders>
+              <w:top w:val="nil"/>
+              <w:left w:val="nil"/>
+              <w:bottom w:val="nil"/>
+              <w:right w:val="nil"/>
+            </w:tcBorders>
+            <w:shd w:val="clear" w:color="auto" w:fill="auto"/>
+            <w:tcMar>
+              <w:top w:w="120" w:type="dxa"/>
+              <w:left w:w="180" w:type="dxa"/>
+              <w:bottom w:w="120" w:type="dxa"/>
+              <w:right w:w="180" w:type="dxa"/>
+            </w:tcMar>
+            <w:vAlign w:val="center"/>
+          </w:tcPr>
+          <w:p>
+            <w:pPr>
+              <w:rPr>
+                <w:rFonts w:hint="default"/>
+                <w:lang w:val="en-US"/>
+              </w:rPr>
+            </w:pPr>
+            <w:r>
+              <w:rPr>
+                <w:rFonts w:hint="eastAsia"/>
+                <w:lang w:val="en-US" w:eastAsia="zh-CN"/>
+              </w:rPr>
+              <w:t>管理设备</w:t>
+            </w:r>
+          </w:p>
+        </w:tc>
+      </w:tr>
+      <w:tr>
+        <w:tblPrEx>
+          <w:tblBorders>
+            <w:top w:val="single" w:color="auto" w:sz="2" w:space="0"/>
+            <w:left w:val="single" w:color="auto" w:sz="2" w:space="0"/>
+            <w:bottom w:val="single" w:color="auto" w:sz="2" w:space="0"/>
+            <w:right w:val="single" w:color="auto" w:sz="2" w:space="0"/>
+            <w:insideH w:val="none" w:color="auto" w:sz="0" w:space="0"/>
+            <w:insideV w:val="none" w:color="auto" w:sz="0" w:space="0"/>
+          </w:tblBorders>
+          <w:shd w:val="clear" w:color="auto" w:fill="auto"/>
+          <w:tblCellMar>
+            <w:top w:w="0" w:type="dxa"/>
+            <w:left w:w="0" w:type="dxa"/>
+            <w:bottom w:w="0" w:type="dxa"/>
+            <w:right w:w="0" w:type="dxa"/>
+          </w:tblCellMar>
+        </w:tblPrEx>
+        <w:tc>
+          <w:tcPr>
+            <w:tcW w:w="0" w:type="auto"/>
+            <w:tcBorders>
+              <w:top w:val="nil"/>
+              <w:left w:val="nil"/>
+              <w:bottom w:val="nil"/>
+              <w:right w:val="single" w:color="auto" w:sz="2" w:space="0"/>
+            </w:tcBorders>
+            <w:shd w:val="clear" w:color="auto" w:fill="auto"/>
+            <w:tcMar>
+              <w:top w:w="120" w:type="dxa"/>
+              <w:left w:w="180" w:type="dxa"/>
+              <w:bottom w:w="120" w:type="dxa"/>
+              <w:right w:w="180" w:type="dxa"/>
+            </w:tcMar>
+            <w:vAlign w:val="center"/>
+          </w:tcPr>
+          <w:p>
+            <w:r>
+              <w:rPr>
+                <w:lang w:val="en-US" w:eastAsia="zh-CN"/>
+              </w:rPr>
+              <w:t>用例标识</w:t>
+            </w:r>
+          </w:p>
+        </w:tc>
+        <w:tc>
+          <w:tcPr>
+            <w:tcW w:w="0" w:type="auto"/>
+            <w:tcBorders>
+              <w:top w:val="nil"/>
+              <w:left w:val="nil"/>
+              <w:bottom w:val="nil"/>
+              <w:right w:val="nil"/>
+            </w:tcBorders>
+            <w:shd w:val="clear" w:color="auto" w:fill="auto"/>
+            <w:tcMar>
+              <w:top w:w="120" w:type="dxa"/>
+              <w:left w:w="180" w:type="dxa"/>
+              <w:bottom w:w="120" w:type="dxa"/>
+              <w:right w:w="180" w:type="dxa"/>
+            </w:tcMar>
+            <w:vAlign w:val="center"/>
+          </w:tcPr>
+          <w:p>
+            <w:r>
+              <w:rPr>
+                <w:lang w:val="en-US" w:eastAsia="zh-CN"/>
+              </w:rPr>
+              <w:t>UC-ADMIN-00</w:t>
+            </w:r>
+            <w:r>
+              <w:rPr>
+                <w:rFonts w:hint="eastAsia"/>
+                <w:lang w:val="en-US" w:eastAsia="zh-CN"/>
+              </w:rPr>
+              <w:t>5</w:t>
+            </w:r>
+            <w:r>
+              <w:rPr>
+                <w:lang w:val="en-US" w:eastAsia="zh-CN"/>
+              </w:rPr>
+              <w:t>-</w:t>
+            </w:r>
+            <w:r>
+              <w:rPr>
+                <w:rFonts w:hint="eastAsia"/>
+                <w:lang w:val="en-US" w:eastAsia="zh-CN"/>
+              </w:rPr>
+              <w:t>Device</w:t>
+            </w:r>
+            <w:r>
+              <w:rPr>
+                <w:lang w:val="en-US" w:eastAsia="zh-CN"/>
+              </w:rPr>
+              <w:t>Manage</w:t>
+            </w:r>
+          </w:p>
+        </w:tc>
+      </w:tr>
+      <w:tr>
+        <w:tblPrEx>
+          <w:tblBorders>
+            <w:top w:val="single" w:color="auto" w:sz="2" w:space="0"/>
+            <w:left w:val="single" w:color="auto" w:sz="2" w:space="0"/>
+            <w:bottom w:val="single" w:color="auto" w:sz="2" w:space="0"/>
+            <w:right w:val="single" w:color="auto" w:sz="2" w:space="0"/>
+            <w:insideH w:val="none" w:color="auto" w:sz="0" w:space="0"/>
+            <w:insideV w:val="none" w:color="auto" w:sz="0" w:space="0"/>
+          </w:tblBorders>
+          <w:tblCellMar>
+            <w:top w:w="0" w:type="dxa"/>
+            <w:left w:w="0" w:type="dxa"/>
+            <w:bottom w:w="0" w:type="dxa"/>
+            <w:right w:w="0" w:type="dxa"/>
+          </w:tblCellMar>
+        </w:tblPrEx>
+        <w:tc>
+          <w:tcPr>
+            <w:tcW w:w="0" w:type="auto"/>
+            <w:tcBorders>
+              <w:top w:val="nil"/>
+              <w:left w:val="nil"/>
+              <w:bottom w:val="nil"/>
+              <w:right w:val="single" w:color="auto" w:sz="2" w:space="0"/>
+            </w:tcBorders>
+            <w:shd w:val="clear" w:color="auto" w:fill="auto"/>
+            <w:tcMar>
+              <w:top w:w="120" w:type="dxa"/>
+              <w:left w:w="180" w:type="dxa"/>
+              <w:bottom w:w="120" w:type="dxa"/>
+              <w:right w:w="180" w:type="dxa"/>
+            </w:tcMar>
+            <w:vAlign w:val="center"/>
+          </w:tcPr>
+          <w:p>
+            <w:r>
+              <w:rPr>
+                <w:lang w:val="en-US" w:eastAsia="zh-CN"/>
+              </w:rPr>
+              <w:t>主要执行者</w:t>
+            </w:r>
+          </w:p>
+        </w:tc>
+        <w:tc>
+          <w:tcPr>
+            <w:tcW w:w="0" w:type="auto"/>
+            <w:tcBorders>
+              <w:top w:val="nil"/>
+              <w:left w:val="nil"/>
+              <w:bottom w:val="nil"/>
+              <w:right w:val="nil"/>
+            </w:tcBorders>
+            <w:shd w:val="clear" w:color="auto" w:fill="auto"/>
+            <w:tcMar>
+              <w:top w:w="120" w:type="dxa"/>
+              <w:left w:w="180" w:type="dxa"/>
+              <w:bottom w:w="120" w:type="dxa"/>
+              <w:right w:w="180" w:type="dxa"/>
+            </w:tcMar>
+            <w:vAlign w:val="center"/>
+          </w:tcPr>
+          <w:p>
+            <w:r>
+              <w:rPr>
+                <w:lang w:val="en-US" w:eastAsia="zh-CN"/>
+              </w:rPr>
+              <w:t>管理员</w:t>
+            </w:r>
+          </w:p>
+        </w:tc>
+      </w:tr>
+      <w:tr>
+        <w:tblPrEx>
+          <w:tblBorders>
+            <w:top w:val="single" w:color="auto" w:sz="2" w:space="0"/>
+            <w:left w:val="single" w:color="auto" w:sz="2" w:space="0"/>
+            <w:bottom w:val="single" w:color="auto" w:sz="2" w:space="0"/>
+            <w:right w:val="single" w:color="auto" w:sz="2" w:space="0"/>
+            <w:insideH w:val="none" w:color="auto" w:sz="0" w:space="0"/>
+            <w:insideV w:val="none" w:color="auto" w:sz="0" w:space="0"/>
+          </w:tblBorders>
+          <w:shd w:val="clear" w:color="auto" w:fill="auto"/>
+          <w:tblCellMar>
+            <w:top w:w="0" w:type="dxa"/>
+            <w:left w:w="0" w:type="dxa"/>
+            <w:bottom w:w="0" w:type="dxa"/>
+            <w:right w:w="0" w:type="dxa"/>
+          </w:tblCellMar>
+        </w:tblPrEx>
+        <w:tc>
+          <w:tcPr>
+            <w:tcW w:w="0" w:type="auto"/>
+            <w:tcBorders>
+              <w:top w:val="nil"/>
+              <w:left w:val="nil"/>
+              <w:bottom w:val="nil"/>
+              <w:right w:val="single" w:color="auto" w:sz="2" w:space="0"/>
+            </w:tcBorders>
+            <w:shd w:val="clear" w:color="auto" w:fill="auto"/>
+            <w:tcMar>
+              <w:top w:w="120" w:type="dxa"/>
+              <w:left w:w="180" w:type="dxa"/>
+              <w:bottom w:w="120" w:type="dxa"/>
+              <w:right w:w="180" w:type="dxa"/>
+            </w:tcMar>
+            <w:vAlign w:val="center"/>
+          </w:tcPr>
+          <w:p>
+            <w:r>
+              <w:rPr>
+                <w:lang w:val="en-US" w:eastAsia="zh-CN"/>
+              </w:rPr>
+              <w:t>目标</w:t>
+            </w:r>
+          </w:p>
+        </w:tc>
+        <w:tc>
+          <w:tcPr>
+            <w:tcW w:w="0" w:type="auto"/>
+            <w:tcBorders>
+              <w:top w:val="nil"/>
+              <w:left w:val="nil"/>
+              <w:bottom w:val="nil"/>
+              <w:right w:val="nil"/>
+            </w:tcBorders>
+            <w:shd w:val="clear" w:color="auto" w:fill="auto"/>
+            <w:tcMar>
+              <w:top w:w="120" w:type="dxa"/>
+              <w:left w:w="180" w:type="dxa"/>
+              <w:bottom w:w="120" w:type="dxa"/>
+              <w:right w:w="180" w:type="dxa"/>
+            </w:tcMar>
+            <w:vAlign w:val="center"/>
+          </w:tcPr>
+          <w:p>
+            <w:r>
+              <w:rPr>
+                <w:lang w:val="en-US" w:eastAsia="zh-CN"/>
+              </w:rPr>
+              <w:t>管理</w:t>
+            </w:r>
+            <w:r>
+              <w:rPr>
+                <w:rFonts w:hint="eastAsia"/>
+                <w:lang w:val="en-US" w:eastAsia="zh-CN"/>
+              </w:rPr>
+              <w:t>设备</w:t>
+            </w:r>
+            <w:r>
+              <w:rPr>
+                <w:lang w:val="en-US" w:eastAsia="zh-CN"/>
+              </w:rPr>
+              <w:t>（新增、编辑、删除）</w:t>
+            </w:r>
+          </w:p>
+        </w:tc>
+      </w:tr>
+      <w:tr>
+        <w:tblPrEx>
+          <w:tblBorders>
+            <w:top w:val="single" w:color="auto" w:sz="2" w:space="0"/>
+            <w:left w:val="single" w:color="auto" w:sz="2" w:space="0"/>
+            <w:bottom w:val="single" w:color="auto" w:sz="2" w:space="0"/>
+            <w:right w:val="single" w:color="auto" w:sz="2" w:space="0"/>
+            <w:insideH w:val="none" w:color="auto" w:sz="0" w:space="0"/>
+            <w:insideV w:val="none" w:color="auto" w:sz="0" w:space="0"/>
+          </w:tblBorders>
+          <w:shd w:val="clear" w:color="auto" w:fill="auto"/>
+          <w:tblCellMar>
+            <w:top w:w="0" w:type="dxa"/>
+            <w:left w:w="0" w:type="dxa"/>
+            <w:bottom w:w="0" w:type="dxa"/>
+            <w:right w:w="0" w:type="dxa"/>
+          </w:tblCellMar>
+        </w:tblPrEx>
+        <w:tc>
+          <w:tcPr>
+            <w:tcW w:w="0" w:type="auto"/>
+            <w:tcBorders>
+              <w:top w:val="nil"/>
+              <w:left w:val="nil"/>
+              <w:bottom w:val="nil"/>
+              <w:right w:val="single" w:color="auto" w:sz="2" w:space="0"/>
+            </w:tcBorders>
+            <w:shd w:val="clear" w:color="auto" w:fill="auto"/>
+            <w:tcMar>
+              <w:top w:w="120" w:type="dxa"/>
+              <w:left w:w="180" w:type="dxa"/>
+              <w:bottom w:w="120" w:type="dxa"/>
+              <w:right w:w="180" w:type="dxa"/>
+            </w:tcMar>
+            <w:vAlign w:val="center"/>
+          </w:tcPr>
+          <w:p>
+            <w:r>
+              <w:rPr>
+                <w:lang w:val="en-US" w:eastAsia="zh-CN"/>
+              </w:rPr>
+              <w:t>范围</w:t>
+            </w:r>
+          </w:p>
+        </w:tc>
+        <w:tc>
+          <w:tcPr>
+            <w:tcW w:w="0" w:type="auto"/>
+            <w:tcBorders>
+              <w:top w:val="nil"/>
+              <w:left w:val="nil"/>
+              <w:bottom w:val="nil"/>
+              <w:right w:val="nil"/>
+            </w:tcBorders>
+            <w:shd w:val="clear" w:color="auto" w:fill="auto"/>
+            <w:tcMar>
+              <w:top w:w="120" w:type="dxa"/>
+              <w:left w:w="180" w:type="dxa"/>
+              <w:bottom w:w="120" w:type="dxa"/>
+              <w:right w:w="180" w:type="dxa"/>
+            </w:tcMar>
+            <w:vAlign w:val="center"/>
+          </w:tcPr>
+          <w:p>
+            <w:r>
+              <w:rPr>
+                <w:lang w:val="en-US" w:eastAsia="zh-CN"/>
+              </w:rPr>
+              <w:t>校园直饮矿化水物联网运维平台 - Web 管理端</w:t>
+            </w:r>
+          </w:p>
+        </w:tc>
+      </w:tr>
+      <w:tr>
+        <w:tblPrEx>
+          <w:tblBorders>
+            <w:top w:val="single" w:color="auto" w:sz="2" w:space="0"/>
+            <w:left w:val="single" w:color="auto" w:sz="2" w:space="0"/>
+            <w:bottom w:val="single" w:color="auto" w:sz="2" w:space="0"/>
+            <w:right w:val="single" w:color="auto" w:sz="2" w:space="0"/>
+            <w:insideH w:val="none" w:color="auto" w:sz="0" w:space="0"/>
+            <w:insideV w:val="none" w:color="auto" w:sz="0" w:space="0"/>
+          </w:tblBorders>
+          <w:tblCellMar>
+            <w:top w:w="0" w:type="dxa"/>
+            <w:left w:w="0" w:type="dxa"/>
+            <w:bottom w:w="0" w:type="dxa"/>
+            <w:right w:w="0" w:type="dxa"/>
+          </w:tblCellMar>
+        </w:tblPrEx>
+        <w:tc>
+          <w:tcPr>
+            <w:tcW w:w="0" w:type="auto"/>
+            <w:tcBorders>
+              <w:top w:val="nil"/>
+              <w:left w:val="nil"/>
+              <w:bottom w:val="nil"/>
+              <w:right w:val="single" w:color="auto" w:sz="2" w:space="0"/>
+            </w:tcBorders>
+            <w:shd w:val="clear" w:color="auto" w:fill="auto"/>
+            <w:tcMar>
+              <w:top w:w="120" w:type="dxa"/>
+              <w:left w:w="180" w:type="dxa"/>
+              <w:bottom w:w="120" w:type="dxa"/>
+              <w:right w:w="180" w:type="dxa"/>
+            </w:tcMar>
+            <w:vAlign w:val="center"/>
+          </w:tcPr>
+          <w:p>
+            <w:r>
+              <w:rPr>
+                <w:lang w:val="en-US" w:eastAsia="zh-CN"/>
+              </w:rPr>
+              <w:t>前置条件</w:t>
+            </w:r>
+          </w:p>
+        </w:tc>
+        <w:tc>
+          <w:tcPr>
+            <w:tcW w:w="0" w:type="auto"/>
+            <w:tcBorders>
+              <w:top w:val="nil"/>
+              <w:left w:val="nil"/>
+              <w:bottom w:val="nil"/>
+              <w:right w:val="nil"/>
+            </w:tcBorders>
+            <w:shd w:val="clear" w:color="auto" w:fill="auto"/>
+            <w:tcMar>
+              <w:top w:w="120" w:type="dxa"/>
+              <w:left w:w="180" w:type="dxa"/>
+              <w:bottom w:w="120" w:type="dxa"/>
+              <w:right w:w="180" w:type="dxa"/>
+            </w:tcMar>
+            <w:vAlign w:val="center"/>
+          </w:tcPr>
+          <w:p>
+            <w:r>
+              <w:rPr>
+                <w:lang w:val="en-US" w:eastAsia="zh-CN"/>
+              </w:rPr>
+              <w:t>管理员已登录系统</w:t>
+            </w:r>
+          </w:p>
+        </w:tc>
+      </w:tr>
+      <w:tr>
+        <w:tblPrEx>
+          <w:tblBorders>
+            <w:top w:val="single" w:color="auto" w:sz="2" w:space="0"/>
+            <w:left w:val="single" w:color="auto" w:sz="2" w:space="0"/>
+            <w:bottom w:val="single" w:color="auto" w:sz="2" w:space="0"/>
+            <w:right w:val="single" w:color="auto" w:sz="2" w:space="0"/>
+            <w:insideH w:val="none" w:color="auto" w:sz="0" w:space="0"/>
+            <w:insideV w:val="none" w:color="auto" w:sz="0" w:space="0"/>
+          </w:tblBorders>
+          <w:shd w:val="clear" w:color="auto" w:fill="auto"/>
+          <w:tblCellMar>
+            <w:top w:w="0" w:type="dxa"/>
+            <w:left w:w="0" w:type="dxa"/>
+            <w:bottom w:w="0" w:type="dxa"/>
+            <w:right w:w="0" w:type="dxa"/>
+          </w:tblCellMar>
+        </w:tblPrEx>
+        <w:tc>
+          <w:tcPr>
+            <w:tcW w:w="0" w:type="auto"/>
+            <w:tcBorders>
+              <w:top w:val="nil"/>
+              <w:left w:val="nil"/>
+              <w:bottom w:val="nil"/>
+              <w:right w:val="single" w:color="auto" w:sz="2" w:space="0"/>
+            </w:tcBorders>
+            <w:shd w:val="clear" w:color="auto" w:fill="auto"/>
+            <w:tcMar>
+              <w:top w:w="120" w:type="dxa"/>
+              <w:left w:w="180" w:type="dxa"/>
+              <w:bottom w:w="120" w:type="dxa"/>
+              <w:right w:w="180" w:type="dxa"/>
+            </w:tcMar>
+            <w:vAlign w:val="center"/>
+          </w:tcPr>
+          <w:p>
+            <w:r>
+              <w:rPr>
+                <w:lang w:val="en-US" w:eastAsia="zh-CN"/>
+              </w:rPr>
+              <w:t>交互动作</w:t>
+            </w:r>
+          </w:p>
+        </w:tc>
+        <w:tc>
+          <w:tcPr>
+            <w:tcW w:w="0" w:type="auto"/>
+            <w:tcBorders>
+              <w:top w:val="nil"/>
+              <w:left w:val="nil"/>
+              <w:bottom w:val="nil"/>
+              <w:right w:val="nil"/>
+            </w:tcBorders>
+            <w:shd w:val="clear" w:color="auto" w:fill="auto"/>
+            <w:tcMar>
+              <w:top w:w="120" w:type="dxa"/>
+              <w:left w:w="180" w:type="dxa"/>
+              <w:bottom w:w="120" w:type="dxa"/>
+              <w:right w:w="180" w:type="dxa"/>
+            </w:tcMar>
+            <w:vAlign w:val="center"/>
+          </w:tcPr>
+          <w:p>
+            <w:r>
+              <w:rPr>
+                <w:lang w:val="en-US" w:eastAsia="zh-CN"/>
+              </w:rPr>
+              <w:t>（1）管理员点击 “</w:t>
+            </w:r>
+            <w:r>
+              <w:rPr>
+                <w:rFonts w:hint="eastAsia"/>
+                <w:lang w:val="en-US" w:eastAsia="zh-CN"/>
+              </w:rPr>
+              <w:t>设备</w:t>
+            </w:r>
+            <w:r>
+              <w:rPr>
+                <w:lang w:val="en-US" w:eastAsia="zh-CN"/>
+              </w:rPr>
+              <w:t>管理”</w:t>
+            </w:r>
+            <w:r>
+              <w:rPr>
+                <w:rFonts w:hint="eastAsia"/>
+                <w:lang w:val="en-US" w:eastAsia="zh-CN"/>
+              </w:rPr>
+              <w:t>，会直接显示设备列表</w:t>
+            </w:r>
+            <w:r>
+              <w:rPr>
+                <w:lang w:val="en-US" w:eastAsia="zh-CN"/>
+              </w:rPr>
+              <w:t>（2）点击 “新增” 按钮，填写</w:t>
+            </w:r>
+            <w:r>
+              <w:rPr>
+                <w:rFonts w:hint="eastAsia"/>
+                <w:lang w:val="en-US" w:eastAsia="zh-CN"/>
+              </w:rPr>
+              <w:t>设备</w:t>
+            </w:r>
+            <w:r>
+              <w:rPr>
+                <w:lang w:val="en-US" w:eastAsia="zh-CN"/>
+              </w:rPr>
+              <w:t>信息，点击 “保存”（3）点击 “删除” 按钮</w:t>
+            </w:r>
+          </w:p>
+        </w:tc>
+      </w:tr>
+      <w:tr>
+        <w:tblPrEx>
+          <w:tblBorders>
+            <w:top w:val="single" w:color="auto" w:sz="2" w:space="0"/>
+            <w:left w:val="single" w:color="auto" w:sz="2" w:space="0"/>
+            <w:bottom w:val="single" w:color="auto" w:sz="2" w:space="0"/>
+            <w:right w:val="single" w:color="auto" w:sz="2" w:space="0"/>
+            <w:insideH w:val="none" w:color="auto" w:sz="0" w:space="0"/>
+            <w:insideV w:val="none" w:color="auto" w:sz="0" w:space="0"/>
+          </w:tblBorders>
+          <w:shd w:val="clear" w:color="auto" w:fill="auto"/>
+          <w:tblCellMar>
+            <w:top w:w="0" w:type="dxa"/>
+            <w:left w:w="0" w:type="dxa"/>
+            <w:bottom w:w="0" w:type="dxa"/>
+            <w:right w:w="0" w:type="dxa"/>
+          </w:tblCellMar>
+        </w:tblPrEx>
+        <w:tc>
+          <w:tcPr>
+            <w:tcW w:w="0" w:type="auto"/>
+            <w:tcBorders>
+              <w:top w:val="nil"/>
+              <w:left w:val="nil"/>
+              <w:bottom w:val="nil"/>
+              <w:right w:val="single" w:color="auto" w:sz="2" w:space="0"/>
+            </w:tcBorders>
+            <w:shd w:val="clear" w:color="auto" w:fill="auto"/>
+            <w:tcMar>
+              <w:top w:w="120" w:type="dxa"/>
+              <w:left w:w="180" w:type="dxa"/>
+              <w:bottom w:w="120" w:type="dxa"/>
+              <w:right w:w="180" w:type="dxa"/>
+            </w:tcMar>
+            <w:vAlign w:val="center"/>
+          </w:tcPr>
+          <w:p>
+            <w:r>
+              <w:rPr>
+                <w:lang w:val="en-US" w:eastAsia="zh-CN"/>
+              </w:rPr>
+              <w:t>扩展交互</w:t>
+            </w:r>
+          </w:p>
+        </w:tc>
+        <w:tc>
+          <w:tcPr>
+            <w:tcW w:w="0" w:type="auto"/>
+            <w:tcBorders>
+              <w:top w:val="nil"/>
+              <w:left w:val="nil"/>
+              <w:bottom w:val="nil"/>
+              <w:right w:val="nil"/>
+            </w:tcBorders>
+            <w:shd w:val="clear" w:color="auto" w:fill="auto"/>
+            <w:tcMar>
+              <w:top w:w="120" w:type="dxa"/>
+              <w:left w:w="180" w:type="dxa"/>
+              <w:bottom w:w="120" w:type="dxa"/>
+              <w:right w:w="180" w:type="dxa"/>
+            </w:tcMar>
+            <w:vAlign w:val="center"/>
+          </w:tcPr>
+          <w:p>
+            <w:r>
+              <w:rPr>
+                <w:lang w:val="en-US" w:eastAsia="zh-CN"/>
+              </w:rPr>
+              <w:t>（1）删除存在设备关联</w:t>
+            </w:r>
+            <w:r>
+              <w:rPr>
+                <w:rFonts w:hint="eastAsia"/>
+                <w:lang w:val="en-US" w:eastAsia="zh-CN"/>
+              </w:rPr>
+              <w:t>，</w:t>
+            </w:r>
+            <w:r>
+              <w:rPr>
+                <w:lang w:val="en-US" w:eastAsia="zh-CN"/>
+              </w:rPr>
+              <w:t>提示 “该</w:t>
+            </w:r>
+            <w:r>
+              <w:rPr>
+                <w:rFonts w:hint="eastAsia"/>
+                <w:lang w:val="en-US" w:eastAsia="zh-CN"/>
+              </w:rPr>
+              <w:t>设备</w:t>
+            </w:r>
+            <w:r>
+              <w:rPr>
+                <w:lang w:val="en-US" w:eastAsia="zh-CN"/>
+              </w:rPr>
+              <w:t>存在</w:t>
+            </w:r>
+            <w:r>
+              <w:rPr>
+                <w:rFonts w:hint="eastAsia"/>
+                <w:lang w:val="en-US" w:eastAsia="zh-CN"/>
+              </w:rPr>
+              <w:t>关联</w:t>
+            </w:r>
+            <w:r>
+              <w:rPr>
+                <w:lang w:val="en-US" w:eastAsia="zh-CN"/>
+              </w:rPr>
+              <w:t>设备，无法删除，请先移除设备关联”（2）</w:t>
+            </w:r>
+            <w:r>
+              <w:rPr>
+                <w:rFonts w:hint="eastAsia"/>
+                <w:lang w:val="en-US" w:eastAsia="zh-CN"/>
+              </w:rPr>
+              <w:t>添加</w:t>
+            </w:r>
+            <w:r>
+              <w:rPr>
+                <w:lang w:val="en-US" w:eastAsia="zh-CN"/>
+              </w:rPr>
+              <w:t>片区</w:t>
+            </w:r>
+            <w:r>
+              <w:rPr>
+                <w:rFonts w:hint="eastAsia"/>
+                <w:lang w:val="en-US" w:eastAsia="zh-CN"/>
+              </w:rPr>
+              <w:t>信息</w:t>
+            </w:r>
+            <w:r>
+              <w:rPr>
+                <w:lang w:val="en-US" w:eastAsia="zh-CN"/>
+              </w:rPr>
+              <w:t>不存在：提示 “</w:t>
+            </w:r>
+            <w:r>
+              <w:rPr>
+                <w:rFonts w:hint="eastAsia"/>
+                <w:lang w:val="en-US" w:eastAsia="zh-CN"/>
+              </w:rPr>
+              <w:t>该</w:t>
+            </w:r>
+            <w:r>
+              <w:rPr>
+                <w:lang w:val="en-US" w:eastAsia="zh-CN"/>
+              </w:rPr>
+              <w:t>片区不存在，请检查后再操作”</w:t>
+            </w:r>
+          </w:p>
+        </w:tc>
+      </w:tr>
+    </w:tbl>
+    <w:p>
+      <w:pPr>
+        <w:rPr>
+          <w:rFonts w:hint="default"/>
+        </w:rPr>
+      </w:pPr>
+    </w:p>
+    <w:p>
+      <w:pPr>
+        <w:rPr>
+          <w:rFonts w:hint="default"/>
+        </w:rPr>
+      </w:pPr>
+    </w:p>
+    <w:p>
+      <w:pPr>
+        <w:rPr>
+          <w:rFonts w:hint="default"/>
+        </w:rPr>
+      </w:pPr>
+    </w:p>
     <w:p>
       <w:pPr>
         <w:rPr>
@@ -6997,7 +8105,7 @@
           <w:rFonts w:hint="eastAsia"/>
           <w:lang w:val="en-US" w:eastAsia="zh-CN"/>
         </w:rPr>
-        <w:t>维修人员巡检本辖区设备</w:t>
+        <w:t>巡检本辖区设备</w:t>
       </w:r>
     </w:p>
     <w:tbl>
@@ -7113,12 +8221,6 @@
             <w:insideV w:val="none" w:color="auto" w:sz="0" w:space="0"/>
           </w:tblBorders>
           <w:shd w:val="clear" w:color="auto" w:fill="auto"/>
-          <w:tblCellMar>
-            <w:top w:w="0" w:type="dxa"/>
-            <w:left w:w="0" w:type="dxa"/>
-            <w:bottom w:w="0" w:type="dxa"/>
-            <w:right w:w="0" w:type="dxa"/>
-          </w:tblCellMar>
         </w:tblPrEx>
         <w:tc>
           <w:tcPr>
@@ -7171,7 +8273,7 @@
                 <w:rFonts w:hint="eastAsia"/>
                 <w:lang w:val="en-US" w:eastAsia="zh-CN"/>
               </w:rPr>
-              <w:t>维修人员巡检本辖区设备</w:t>
+              <w:t>巡检本辖区设备</w:t>
             </w:r>
           </w:p>
         </w:tc>
@@ -7805,7 +8907,7 @@
           <w:rFonts w:hint="eastAsia"/>
           <w:lang w:val="en-US" w:eastAsia="zh-CN"/>
         </w:rPr>
-        <w:t>维修人员抢单与处理工单</w:t>
+        <w:t>抢单与处理工单</w:t>
       </w:r>
     </w:p>
     <w:tbl>
@@ -7844,7 +8946,6 @@
             <w:insideH w:val="none" w:color="auto" w:sz="0" w:space="0"/>
             <w:insideV w:val="none" w:color="auto" w:sz="0" w:space="0"/>
           </w:tblBorders>
-          <w:shd w:val="clear" w:color="auto" w:fill="auto"/>
           <w:tblCellMar>
             <w:top w:w="0" w:type="dxa"/>
             <w:left w:w="0" w:type="dxa"/>
@@ -7979,7 +9080,151 @@
                 <w:rFonts w:hint="eastAsia"/>
                 <w:lang w:val="en-US" w:eastAsia="zh-CN"/>
               </w:rPr>
-              <w:t>维修人员抢单与处理工单</w:t>
+              <w:t>抢单与处理工单</w:t>
+            </w:r>
+          </w:p>
+        </w:tc>
+      </w:tr>
+      <w:tr>
+        <w:tblPrEx>
+          <w:tblBorders>
+            <w:top w:val="single" w:color="auto" w:sz="2" w:space="0"/>
+            <w:left w:val="single" w:color="auto" w:sz="2" w:space="0"/>
+            <w:bottom w:val="single" w:color="auto" w:sz="2" w:space="0"/>
+            <w:right w:val="single" w:color="auto" w:sz="2" w:space="0"/>
+            <w:insideH w:val="none" w:color="auto" w:sz="0" w:space="0"/>
+            <w:insideV w:val="none" w:color="auto" w:sz="0" w:space="0"/>
+          </w:tblBorders>
+          <w:tblCellMar>
+            <w:top w:w="0" w:type="dxa"/>
+            <w:left w:w="0" w:type="dxa"/>
+            <w:bottom w:w="0" w:type="dxa"/>
+            <w:right w:w="0" w:type="dxa"/>
+          </w:tblCellMar>
+        </w:tblPrEx>
+        <w:tc>
+          <w:tcPr>
+            <w:tcW w:w="0" w:type="auto"/>
+            <w:tcBorders>
+              <w:top w:val="nil"/>
+              <w:left w:val="nil"/>
+              <w:bottom w:val="nil"/>
+              <w:right w:val="single" w:color="auto" w:sz="2" w:space="0"/>
+            </w:tcBorders>
+            <w:shd w:val="clear" w:color="auto" w:fill="auto"/>
+            <w:tcMar>
+              <w:top w:w="120" w:type="dxa"/>
+              <w:left w:w="180" w:type="dxa"/>
+              <w:bottom w:w="120" w:type="dxa"/>
+              <w:right w:w="180" w:type="dxa"/>
+            </w:tcMar>
+            <w:vAlign w:val="center"/>
+          </w:tcPr>
+          <w:p>
+            <w:r>
+              <w:rPr>
+                <w:lang w:val="en-US" w:eastAsia="zh-CN"/>
+              </w:rPr>
+              <w:t>用例标识</w:t>
+            </w:r>
+          </w:p>
+        </w:tc>
+        <w:tc>
+          <w:tcPr>
+            <w:tcW w:w="0" w:type="auto"/>
+            <w:tcBorders>
+              <w:top w:val="nil"/>
+              <w:left w:val="nil"/>
+              <w:bottom w:val="nil"/>
+              <w:right w:val="nil"/>
+            </w:tcBorders>
+            <w:shd w:val="clear" w:color="auto" w:fill="auto"/>
+            <w:tcMar>
+              <w:top w:w="120" w:type="dxa"/>
+              <w:left w:w="180" w:type="dxa"/>
+              <w:bottom w:w="120" w:type="dxa"/>
+              <w:right w:w="180" w:type="dxa"/>
+            </w:tcMar>
+            <w:vAlign w:val="center"/>
+          </w:tcPr>
+          <w:p>
+            <w:r>
+              <w:rPr>
+                <w:lang w:val="en-US" w:eastAsia="zh-CN"/>
+              </w:rPr>
+              <w:t>UC-REP-002-WorkOrderHandle</w:t>
+            </w:r>
+          </w:p>
+        </w:tc>
+      </w:tr>
+      <w:tr>
+        <w:tblPrEx>
+          <w:tblBorders>
+            <w:top w:val="single" w:color="auto" w:sz="2" w:space="0"/>
+            <w:left w:val="single" w:color="auto" w:sz="2" w:space="0"/>
+            <w:bottom w:val="single" w:color="auto" w:sz="2" w:space="0"/>
+            <w:right w:val="single" w:color="auto" w:sz="2" w:space="0"/>
+            <w:insideH w:val="none" w:color="auto" w:sz="0" w:space="0"/>
+            <w:insideV w:val="none" w:color="auto" w:sz="0" w:space="0"/>
+          </w:tblBorders>
+          <w:tblCellMar>
+            <w:top w:w="0" w:type="dxa"/>
+            <w:left w:w="0" w:type="dxa"/>
+            <w:bottom w:w="0" w:type="dxa"/>
+            <w:right w:w="0" w:type="dxa"/>
+          </w:tblCellMar>
+        </w:tblPrEx>
+        <w:tc>
+          <w:tcPr>
+            <w:tcW w:w="0" w:type="auto"/>
+            <w:tcBorders>
+              <w:top w:val="nil"/>
+              <w:left w:val="nil"/>
+              <w:bottom w:val="nil"/>
+              <w:right w:val="single" w:color="auto" w:sz="2" w:space="0"/>
+            </w:tcBorders>
+            <w:shd w:val="clear" w:color="auto" w:fill="auto"/>
+            <w:tcMar>
+              <w:top w:w="120" w:type="dxa"/>
+              <w:left w:w="180" w:type="dxa"/>
+              <w:bottom w:w="120" w:type="dxa"/>
+              <w:right w:w="180" w:type="dxa"/>
+            </w:tcMar>
+            <w:vAlign w:val="center"/>
+          </w:tcPr>
+          <w:p>
+            <w:r>
+              <w:rPr>
+                <w:lang w:val="en-US" w:eastAsia="zh-CN"/>
+              </w:rPr>
+              <w:t>主要执行者</w:t>
+            </w:r>
+          </w:p>
+        </w:tc>
+        <w:tc>
+          <w:tcPr>
+            <w:tcW w:w="0" w:type="auto"/>
+            <w:tcBorders>
+              <w:top w:val="nil"/>
+              <w:left w:val="nil"/>
+              <w:bottom w:val="nil"/>
+              <w:right w:val="nil"/>
+            </w:tcBorders>
+            <w:shd w:val="clear" w:color="auto" w:fill="auto"/>
+            <w:tcMar>
+              <w:top w:w="120" w:type="dxa"/>
+              <w:left w:w="180" w:type="dxa"/>
+              <w:bottom w:w="120" w:type="dxa"/>
+              <w:right w:w="180" w:type="dxa"/>
+            </w:tcMar>
+            <w:vAlign w:val="center"/>
+          </w:tcPr>
+          <w:p>
+            <w:r>
+              <w:rPr>
+                <w:lang w:val="en-US" w:eastAsia="zh-CN"/>
+              </w:rPr>
+              <w:t>维修人员</w:t>
             </w:r>
           </w:p>
         </w:tc>
@@ -8025,7 +9270,7 @@
               <w:rPr>
                 <w:lang w:val="en-US" w:eastAsia="zh-CN"/>
               </w:rPr>
-              <w:t>用例标识</w:t>
+              <w:t>目标</w:t>
             </w:r>
           </w:p>
         </w:tc>
@@ -8052,7 +9297,7 @@
               <w:rPr>
                 <w:lang w:val="en-US" w:eastAsia="zh-CN"/>
               </w:rPr>
-              <w:t>UC-REP-002-WorkOrderHandle</w:t>
+              <w:t>抢单并处理本辖区工单，提交处理结果</w:t>
             </w:r>
           </w:p>
         </w:tc>
@@ -8098,7 +9343,7 @@
               <w:rPr>
                 <w:lang w:val="en-US" w:eastAsia="zh-CN"/>
               </w:rPr>
-              <w:t>主要执行者</w:t>
+              <w:t>范围</w:t>
             </w:r>
           </w:p>
         </w:tc>
@@ -8125,7 +9370,7 @@
               <w:rPr>
                 <w:lang w:val="en-US" w:eastAsia="zh-CN"/>
               </w:rPr>
-              <w:t>维修人员</w:t>
+              <w:t>校园直饮矿化水物联网运维平台 - 运维 APP</w:t>
             </w:r>
           </w:p>
         </w:tc>
@@ -8140,7 +9385,6 @@
             <w:insideH w:val="none" w:color="auto" w:sz="0" w:space="0"/>
             <w:insideV w:val="none" w:color="auto" w:sz="0" w:space="0"/>
           </w:tblBorders>
-          <w:shd w:val="clear" w:color="auto" w:fill="auto"/>
           <w:tblCellMar>
             <w:top w:w="0" w:type="dxa"/>
             <w:left w:w="0" w:type="dxa"/>
@@ -8171,7 +9415,7 @@
               <w:rPr>
                 <w:lang w:val="en-US" w:eastAsia="zh-CN"/>
               </w:rPr>
-              <w:t>目标</w:t>
+              <w:t>前置条件</w:t>
             </w:r>
           </w:p>
         </w:tc>
@@ -8198,7 +9442,7 @@
               <w:rPr>
                 <w:lang w:val="en-US" w:eastAsia="zh-CN"/>
               </w:rPr>
-              <w:t>抢单并处理本辖区工单，提交处理结果</w:t>
+              <w:t>维修人员已登录 APP，所属片区存在待抢单工单；APP 网络连接正常（或有离线缓存）</w:t>
             </w:r>
           </w:p>
         </w:tc>
@@ -8213,7 +9457,6 @@
             <w:insideH w:val="none" w:color="auto" w:sz="0" w:space="0"/>
             <w:insideV w:val="none" w:color="auto" w:sz="0" w:space="0"/>
           </w:tblBorders>
-          <w:shd w:val="clear" w:color="auto" w:fill="auto"/>
           <w:tblCellMar>
             <w:top w:w="0" w:type="dxa"/>
             <w:left w:w="0" w:type="dxa"/>
@@ -8244,7 +9487,7 @@
               <w:rPr>
                 <w:lang w:val="en-US" w:eastAsia="zh-CN"/>
               </w:rPr>
-              <w:t>范围</w:t>
+              <w:t>交互动作</w:t>
             </w:r>
           </w:p>
         </w:tc>
@@ -8267,11 +9510,24 @@
             <w:vAlign w:val="center"/>
           </w:tcPr>
           <w:p>
-            <w:r>
-              <w:rPr>
-                <w:lang w:val="en-US" w:eastAsia="zh-CN"/>
-              </w:rPr>
-              <w:t>校园直饮矿化水物联网运维平台 - 运维 APP</w:t>
+            <w:pPr>
+              <w:rPr>
+                <w:rFonts w:hint="default"/>
+                <w:lang w:val="en-US"/>
+              </w:rPr>
+            </w:pPr>
+            <w:r>
+              <w:rPr>
+                <w:lang w:val="en-US" w:eastAsia="zh-CN"/>
+              </w:rPr>
+              <w:t>（1）抢单阶段：点击 “工单→待抢单”，查看本辖区待抢单工单，点击 “抢单” 按钮，系统校验后反馈结果（2）处理阶段：点击 “处理中” 工单的 “开始处理” 按钮，到达现场后填写处理表单（结果、备注、照片可选），点击 “提交处理结果”</w:t>
+            </w:r>
+            <w:r>
+              <w:rPr>
+                <w:rFonts w:hint="eastAsia"/>
+                <w:lang w:val="en-US" w:eastAsia="zh-CN"/>
+              </w:rPr>
+              <w:t>（3）点击“历史”可查看历史工单，并了解是否结款</w:t>
             </w:r>
           </w:p>
         </w:tc>
@@ -8286,7 +9542,6 @@
             <w:insideH w:val="none" w:color="auto" w:sz="0" w:space="0"/>
             <w:insideV w:val="none" w:color="auto" w:sz="0" w:space="0"/>
           </w:tblBorders>
-          <w:shd w:val="clear" w:color="auto" w:fill="auto"/>
           <w:tblCellMar>
             <w:top w:w="0" w:type="dxa"/>
             <w:left w:w="0" w:type="dxa"/>
@@ -8317,165 +9572,6 @@
               <w:rPr>
                 <w:lang w:val="en-US" w:eastAsia="zh-CN"/>
               </w:rPr>
-              <w:t>前置条件</w:t>
-            </w:r>
-          </w:p>
-        </w:tc>
-        <w:tc>
-          <w:tcPr>
-            <w:tcW w:w="0" w:type="auto"/>
-            <w:tcBorders>
-              <w:top w:val="nil"/>
-              <w:left w:val="nil"/>
-              <w:bottom w:val="nil"/>
-              <w:right w:val="nil"/>
-            </w:tcBorders>
-            <w:shd w:val="clear" w:color="auto" w:fill="auto"/>
-            <w:tcMar>
-              <w:top w:w="120" w:type="dxa"/>
-              <w:left w:w="180" w:type="dxa"/>
-              <w:bottom w:w="120" w:type="dxa"/>
-              <w:right w:w="180" w:type="dxa"/>
-            </w:tcMar>
-            <w:vAlign w:val="center"/>
-          </w:tcPr>
-          <w:p>
-            <w:r>
-              <w:rPr>
-                <w:lang w:val="en-US" w:eastAsia="zh-CN"/>
-              </w:rPr>
-              <w:t>维修人员已登录 APP，所属片区存在待抢单工单；APP 网络连接正常（或有离线缓存）</w:t>
-            </w:r>
-          </w:p>
-        </w:tc>
-      </w:tr>
-      <w:tr>
-        <w:tblPrEx>
-          <w:tblBorders>
-            <w:top w:val="single" w:color="auto" w:sz="2" w:space="0"/>
-            <w:left w:val="single" w:color="auto" w:sz="2" w:space="0"/>
-            <w:bottom w:val="single" w:color="auto" w:sz="2" w:space="0"/>
-            <w:right w:val="single" w:color="auto" w:sz="2" w:space="0"/>
-            <w:insideH w:val="none" w:color="auto" w:sz="0" w:space="0"/>
-            <w:insideV w:val="none" w:color="auto" w:sz="0" w:space="0"/>
-          </w:tblBorders>
-          <w:shd w:val="clear" w:color="auto" w:fill="auto"/>
-          <w:tblCellMar>
-            <w:top w:w="0" w:type="dxa"/>
-            <w:left w:w="0" w:type="dxa"/>
-            <w:bottom w:w="0" w:type="dxa"/>
-            <w:right w:w="0" w:type="dxa"/>
-          </w:tblCellMar>
-        </w:tblPrEx>
-        <w:tc>
-          <w:tcPr>
-            <w:tcW w:w="0" w:type="auto"/>
-            <w:tcBorders>
-              <w:top w:val="nil"/>
-              <w:left w:val="nil"/>
-              <w:bottom w:val="nil"/>
-              <w:right w:val="single" w:color="auto" w:sz="2" w:space="0"/>
-            </w:tcBorders>
-            <w:shd w:val="clear" w:color="auto" w:fill="auto"/>
-            <w:tcMar>
-              <w:top w:w="120" w:type="dxa"/>
-              <w:left w:w="180" w:type="dxa"/>
-              <w:bottom w:w="120" w:type="dxa"/>
-              <w:right w:w="180" w:type="dxa"/>
-            </w:tcMar>
-            <w:vAlign w:val="center"/>
-          </w:tcPr>
-          <w:p>
-            <w:r>
-              <w:rPr>
-                <w:lang w:val="en-US" w:eastAsia="zh-CN"/>
-              </w:rPr>
-              <w:t>交互动作</w:t>
-            </w:r>
-          </w:p>
-        </w:tc>
-        <w:tc>
-          <w:tcPr>
-            <w:tcW w:w="0" w:type="auto"/>
-            <w:tcBorders>
-              <w:top w:val="nil"/>
-              <w:left w:val="nil"/>
-              <w:bottom w:val="nil"/>
-              <w:right w:val="nil"/>
-            </w:tcBorders>
-            <w:shd w:val="clear" w:color="auto" w:fill="auto"/>
-            <w:tcMar>
-              <w:top w:w="120" w:type="dxa"/>
-              <w:left w:w="180" w:type="dxa"/>
-              <w:bottom w:w="120" w:type="dxa"/>
-              <w:right w:w="180" w:type="dxa"/>
-            </w:tcMar>
-            <w:vAlign w:val="center"/>
-          </w:tcPr>
-          <w:p>
-            <w:pPr>
-              <w:rPr>
-                <w:rFonts w:hint="default"/>
-                <w:lang w:val="en-US"/>
-              </w:rPr>
-            </w:pPr>
-            <w:r>
-              <w:rPr>
-                <w:lang w:val="en-US" w:eastAsia="zh-CN"/>
-              </w:rPr>
-              <w:t>（1）抢单阶段：点击 “工单→待抢单”，查看本辖区待抢单工单，点击 “抢单” 按钮，系统校验后反馈结果（2）处理阶段：点击 “处理中” 工单的 “开始处理” 按钮，到达现场后填写处理表单（结果、备注、照片可选），点击 “提交处理结果”</w:t>
-            </w:r>
-            <w:r>
-              <w:rPr>
-                <w:rFonts w:hint="eastAsia"/>
-                <w:lang w:val="en-US" w:eastAsia="zh-CN"/>
-              </w:rPr>
-              <w:t>（3）点击“历史”可查看历史工单，并了解是否结款</w:t>
-            </w:r>
-          </w:p>
-        </w:tc>
-      </w:tr>
-      <w:tr>
-        <w:tblPrEx>
-          <w:tblBorders>
-            <w:top w:val="single" w:color="auto" w:sz="2" w:space="0"/>
-            <w:left w:val="single" w:color="auto" w:sz="2" w:space="0"/>
-            <w:bottom w:val="single" w:color="auto" w:sz="2" w:space="0"/>
-            <w:right w:val="single" w:color="auto" w:sz="2" w:space="0"/>
-            <w:insideH w:val="none" w:color="auto" w:sz="0" w:space="0"/>
-            <w:insideV w:val="none" w:color="auto" w:sz="0" w:space="0"/>
-          </w:tblBorders>
-          <w:shd w:val="clear" w:color="auto" w:fill="auto"/>
-          <w:tblCellMar>
-            <w:top w:w="0" w:type="dxa"/>
-            <w:left w:w="0" w:type="dxa"/>
-            <w:bottom w:w="0" w:type="dxa"/>
-            <w:right w:w="0" w:type="dxa"/>
-          </w:tblCellMar>
-        </w:tblPrEx>
-        <w:tc>
-          <w:tcPr>
-            <w:tcW w:w="0" w:type="auto"/>
-            <w:tcBorders>
-              <w:top w:val="nil"/>
-              <w:left w:val="nil"/>
-              <w:bottom w:val="nil"/>
-              <w:right w:val="single" w:color="auto" w:sz="2" w:space="0"/>
-            </w:tcBorders>
-            <w:shd w:val="clear" w:color="auto" w:fill="auto"/>
-            <w:tcMar>
-              <w:top w:w="120" w:type="dxa"/>
-              <w:left w:w="180" w:type="dxa"/>
-              <w:bottom w:w="120" w:type="dxa"/>
-              <w:right w:w="180" w:type="dxa"/>
-            </w:tcMar>
-            <w:vAlign w:val="center"/>
-          </w:tcPr>
-          <w:p>
-            <w:r>
-              <w:rPr>
-                <w:lang w:val="en-US" w:eastAsia="zh-CN"/>
-              </w:rPr>
               <w:t>扩展交互</w:t>
             </w:r>
           </w:p>
@@ -8562,7 +9658,7 @@
           <w:rFonts w:hint="eastAsia"/>
           <w:lang w:val="en-US" w:eastAsia="zh-CN"/>
         </w:rPr>
-        <w:t>学生扫码用水</w:t>
+        <w:t>扫码用水</w:t>
       </w:r>
     </w:p>
     <w:tbl>
@@ -8601,7 +9697,6 @@
             <w:insideH w:val="none" w:color="auto" w:sz="0" w:space="0"/>
             <w:insideV w:val="none" w:color="auto" w:sz="0" w:space="0"/>
           </w:tblBorders>
-          <w:shd w:val="clear" w:color="auto" w:fill="auto"/>
           <w:tblCellMar>
             <w:top w:w="0" w:type="dxa"/>
             <w:left w:w="0" w:type="dxa"/>
@@ -8736,7 +9831,7 @@
                 <w:rFonts w:hint="eastAsia"/>
                 <w:lang w:val="en-US" w:eastAsia="zh-CN"/>
               </w:rPr>
-              <w:t>学生扫码用水</w:t>
+              <w:t>扫码用水</w:t>
             </w:r>
           </w:p>
         </w:tc>
@@ -8953,235 +10048,6 @@
                 <w:lang w:val="en-US" w:eastAsia="zh-CN"/>
               </w:rPr>
               <w:t>扫码使用校园直饮矿化水终端机饮水，生成饮水记录</w:t>
-            </w:r>
-          </w:p>
-        </w:tc>
-      </w:tr>
-      <w:tr>
-        <w:tblPrEx>
-          <w:tblBorders>
-            <w:top w:val="single" w:color="auto" w:sz="2" w:space="0"/>
-            <w:left w:val="single" w:color="auto" w:sz="2" w:space="0"/>
-            <w:bottom w:val="single" w:color="auto" w:sz="2" w:space="0"/>
-            <w:right w:val="single" w:color="auto" w:sz="2" w:space="0"/>
-            <w:insideH w:val="none" w:color="auto" w:sz="0" w:space="0"/>
-            <w:insideV w:val="none" w:color="auto" w:sz="0" w:space="0"/>
-          </w:tblBorders>
-          <w:tblCellMar>
-            <w:top w:w="0" w:type="dxa"/>
-            <w:left w:w="0" w:type="dxa"/>
-            <w:bottom w:w="0" w:type="dxa"/>
-            <w:right w:w="0" w:type="dxa"/>
-          </w:tblCellMar>
-        </w:tblPrEx>
-        <w:tc>
-          <w:tcPr>
-            <w:tcW w:w="0" w:type="auto"/>
-            <w:tcBorders>
-              <w:top w:val="nil"/>
-              <w:left w:val="nil"/>
-              <w:bottom w:val="nil"/>
-              <w:right w:val="single" w:color="auto" w:sz="2" w:space="0"/>
-            </w:tcBorders>
-            <w:shd w:val="clear" w:color="auto" w:fill="auto"/>
-            <w:tcMar>
-              <w:top w:w="120" w:type="dxa"/>
-              <w:left w:w="180" w:type="dxa"/>
-              <w:bottom w:w="120" w:type="dxa"/>
-              <w:right w:w="180" w:type="dxa"/>
-            </w:tcMar>
-            <w:vAlign w:val="center"/>
-          </w:tcPr>
-          <w:p>
-            <w:r>
-              <w:rPr>
-                <w:lang w:val="en-US" w:eastAsia="zh-CN"/>
-              </w:rPr>
-              <w:t>范围</w:t>
-            </w:r>
-          </w:p>
-        </w:tc>
-        <w:tc>
-          <w:tcPr>
-            <w:tcW w:w="0" w:type="auto"/>
-            <w:tcBorders>
-              <w:top w:val="nil"/>
-              <w:left w:val="nil"/>
-              <w:bottom w:val="nil"/>
-              <w:right w:val="nil"/>
-            </w:tcBorders>
-            <w:shd w:val="clear" w:color="auto" w:fill="auto"/>
-            <w:tcMar>
-              <w:top w:w="120" w:type="dxa"/>
-              <w:left w:w="180" w:type="dxa"/>
-              <w:bottom w:w="120" w:type="dxa"/>
-              <w:right w:w="180" w:type="dxa"/>
-            </w:tcMar>
-            <w:vAlign w:val="center"/>
-          </w:tcPr>
-          <w:p>
-            <w:r>
-              <w:rPr>
-                <w:lang w:val="en-US" w:eastAsia="zh-CN"/>
-              </w:rPr>
-              <w:t>校园直饮矿化水物联网运维平台 - 水伴 APP</w:t>
-            </w:r>
-          </w:p>
-        </w:tc>
-      </w:tr>
-      <w:tr>
-        <w:tblPrEx>
-          <w:tblBorders>
-            <w:top w:val="single" w:color="auto" w:sz="2" w:space="0"/>
-            <w:left w:val="single" w:color="auto" w:sz="2" w:space="0"/>
-            <w:bottom w:val="single" w:color="auto" w:sz="2" w:space="0"/>
-            <w:right w:val="single" w:color="auto" w:sz="2" w:space="0"/>
-            <w:insideH w:val="none" w:color="auto" w:sz="0" w:space="0"/>
-            <w:insideV w:val="none" w:color="auto" w:sz="0" w:space="0"/>
-          </w:tblBorders>
-          <w:tblCellMar>
-            <w:top w:w="0" w:type="dxa"/>
-            <w:left w:w="0" w:type="dxa"/>
-            <w:bottom w:w="0" w:type="dxa"/>
-            <w:right w:w="0" w:type="dxa"/>
-          </w:tblCellMar>
-        </w:tblPrEx>
-        <w:tc>
-          <w:tcPr>
-            <w:tcW w:w="0" w:type="auto"/>
-            <w:tcBorders>
-              <w:top w:val="nil"/>
-              <w:left w:val="nil"/>
-              <w:bottom w:val="nil"/>
-              <w:right w:val="single" w:color="auto" w:sz="2" w:space="0"/>
-            </w:tcBorders>
-            <w:shd w:val="clear" w:color="auto" w:fill="auto"/>
-            <w:tcMar>
-              <w:top w:w="120" w:type="dxa"/>
-              <w:left w:w="180" w:type="dxa"/>
-              <w:bottom w:w="120" w:type="dxa"/>
-              <w:right w:w="180" w:type="dxa"/>
-            </w:tcMar>
-            <w:vAlign w:val="center"/>
-          </w:tcPr>
-          <w:p>
-            <w:r>
-              <w:rPr>
-                <w:lang w:val="en-US" w:eastAsia="zh-CN"/>
-              </w:rPr>
-              <w:t>前置条件</w:t>
-            </w:r>
-          </w:p>
-        </w:tc>
-        <w:tc>
-          <w:tcPr>
-            <w:tcW w:w="0" w:type="auto"/>
-            <w:tcBorders>
-              <w:top w:val="nil"/>
-              <w:left w:val="nil"/>
-              <w:bottom w:val="nil"/>
-              <w:right w:val="nil"/>
-            </w:tcBorders>
-            <w:shd w:val="clear" w:color="auto" w:fill="auto"/>
-            <w:tcMar>
-              <w:top w:w="120" w:type="dxa"/>
-              <w:left w:w="180" w:type="dxa"/>
-              <w:bottom w:w="120" w:type="dxa"/>
-              <w:right w:w="180" w:type="dxa"/>
-            </w:tcMar>
-            <w:vAlign w:val="center"/>
-          </w:tcPr>
-          <w:p>
-            <w:r>
-              <w:rPr>
-                <w:lang w:val="en-US" w:eastAsia="zh-CN"/>
-              </w:rPr>
-              <w:t>学生已登录 APP；在终端机旁可扫描二维码；APP 网络连接正常；终端机在线且状态正常</w:t>
-            </w:r>
-          </w:p>
-        </w:tc>
-      </w:tr>
-      <w:tr>
-        <w:tblPrEx>
-          <w:tblBorders>
-            <w:top w:val="single" w:color="auto" w:sz="2" w:space="0"/>
-            <w:left w:val="single" w:color="auto" w:sz="2" w:space="0"/>
-            <w:bottom w:val="single" w:color="auto" w:sz="2" w:space="0"/>
-            <w:right w:val="single" w:color="auto" w:sz="2" w:space="0"/>
-            <w:insideH w:val="none" w:color="auto" w:sz="0" w:space="0"/>
-            <w:insideV w:val="none" w:color="auto" w:sz="0" w:space="0"/>
-          </w:tblBorders>
-          <w:tblCellMar>
-            <w:top w:w="0" w:type="dxa"/>
-            <w:left w:w="0" w:type="dxa"/>
-            <w:bottom w:w="0" w:type="dxa"/>
-            <w:right w:w="0" w:type="dxa"/>
-          </w:tblCellMar>
-        </w:tblPrEx>
-        <w:tc>
-          <w:tcPr>
-            <w:tcW w:w="0" w:type="auto"/>
-            <w:tcBorders>
-              <w:top w:val="nil"/>
-              <w:left w:val="nil"/>
-              <w:bottom w:val="nil"/>
-              <w:right w:val="single" w:color="auto" w:sz="2" w:space="0"/>
-            </w:tcBorders>
-            <w:shd w:val="clear" w:color="auto" w:fill="auto"/>
-            <w:tcMar>
-              <w:top w:w="120" w:type="dxa"/>
-              <w:left w:w="180" w:type="dxa"/>
-              <w:bottom w:w="120" w:type="dxa"/>
-              <w:right w:w="180" w:type="dxa"/>
-            </w:tcMar>
-            <w:vAlign w:val="center"/>
-          </w:tcPr>
-          <w:p>
-            <w:r>
-              <w:rPr>
-                <w:lang w:val="en-US" w:eastAsia="zh-CN"/>
-              </w:rPr>
-              <w:t>交互动作</w:t>
-            </w:r>
-          </w:p>
-        </w:tc>
-        <w:tc>
-          <w:tcPr>
-            <w:tcW w:w="0" w:type="auto"/>
-            <w:tcBorders>
-              <w:top w:val="nil"/>
-              <w:left w:val="nil"/>
-              <w:bottom w:val="nil"/>
-              <w:right w:val="nil"/>
-            </w:tcBorders>
-            <w:shd w:val="clear" w:color="auto" w:fill="auto"/>
-            <w:tcMar>
-              <w:top w:w="120" w:type="dxa"/>
-              <w:left w:w="180" w:type="dxa"/>
-              <w:bottom w:w="120" w:type="dxa"/>
-              <w:right w:w="180" w:type="dxa"/>
-            </w:tcMar>
-            <w:vAlign w:val="center"/>
-          </w:tcPr>
-          <w:p>
-            <w:r>
-              <w:rPr>
-                <w:lang w:val="en-US" w:eastAsia="zh-CN"/>
-              </w:rPr>
-              <w:t>（1）学生点击 APP 首页 “扫码用水” 按钮，启动扫码功能（2）扫描终端机二维码，选择 “用水” ：系统校验终端机状态，返回出水指令，终端机出水，APP 记录饮水量（</w:t>
-            </w:r>
-            <w:r>
-              <w:rPr>
-                <w:rFonts w:hint="eastAsia"/>
-                <w:lang w:val="en-US" w:eastAsia="zh-CN"/>
-              </w:rPr>
-              <w:t>3</w:t>
-            </w:r>
-            <w:r>
-              <w:rPr>
-                <w:lang w:val="en-US" w:eastAsia="zh-CN"/>
-              </w:rPr>
-              <w:t>）学生接水完成后，点击 APP “停止出水” 按钮，终端机停止出水</w:t>
             </w:r>
           </w:p>
         </w:tc>
@@ -9227,6 +10093,235 @@
               <w:rPr>
                 <w:lang w:val="en-US" w:eastAsia="zh-CN"/>
               </w:rPr>
+              <w:t>范围</w:t>
+            </w:r>
+          </w:p>
+        </w:tc>
+        <w:tc>
+          <w:tcPr>
+            <w:tcW w:w="0" w:type="auto"/>
+            <w:tcBorders>
+              <w:top w:val="nil"/>
+              <w:left w:val="nil"/>
+              <w:bottom w:val="nil"/>
+              <w:right w:val="nil"/>
+            </w:tcBorders>
+            <w:shd w:val="clear" w:color="auto" w:fill="auto"/>
+            <w:tcMar>
+              <w:top w:w="120" w:type="dxa"/>
+              <w:left w:w="180" w:type="dxa"/>
+              <w:bottom w:w="120" w:type="dxa"/>
+              <w:right w:w="180" w:type="dxa"/>
+            </w:tcMar>
+            <w:vAlign w:val="center"/>
+          </w:tcPr>
+          <w:p>
+            <w:r>
+              <w:rPr>
+                <w:lang w:val="en-US" w:eastAsia="zh-CN"/>
+              </w:rPr>
+              <w:t>校园直饮矿化水物联网运维平台 - 水伴 APP</w:t>
+            </w:r>
+          </w:p>
+        </w:tc>
+      </w:tr>
+      <w:tr>
+        <w:tblPrEx>
+          <w:tblBorders>
+            <w:top w:val="single" w:color="auto" w:sz="2" w:space="0"/>
+            <w:left w:val="single" w:color="auto" w:sz="2" w:space="0"/>
+            <w:bottom w:val="single" w:color="auto" w:sz="2" w:space="0"/>
+            <w:right w:val="single" w:color="auto" w:sz="2" w:space="0"/>
+            <w:insideH w:val="none" w:color="auto" w:sz="0" w:space="0"/>
+            <w:insideV w:val="none" w:color="auto" w:sz="0" w:space="0"/>
+          </w:tblBorders>
+          <w:tblCellMar>
+            <w:top w:w="0" w:type="dxa"/>
+            <w:left w:w="0" w:type="dxa"/>
+            <w:bottom w:w="0" w:type="dxa"/>
+            <w:right w:w="0" w:type="dxa"/>
+          </w:tblCellMar>
+        </w:tblPrEx>
+        <w:tc>
+          <w:tcPr>
+            <w:tcW w:w="0" w:type="auto"/>
+            <w:tcBorders>
+              <w:top w:val="nil"/>
+              <w:left w:val="nil"/>
+              <w:bottom w:val="nil"/>
+              <w:right w:val="single" w:color="auto" w:sz="2" w:space="0"/>
+            </w:tcBorders>
+            <w:shd w:val="clear" w:color="auto" w:fill="auto"/>
+            <w:tcMar>
+              <w:top w:w="120" w:type="dxa"/>
+              <w:left w:w="180" w:type="dxa"/>
+              <w:bottom w:w="120" w:type="dxa"/>
+              <w:right w:w="180" w:type="dxa"/>
+            </w:tcMar>
+            <w:vAlign w:val="center"/>
+          </w:tcPr>
+          <w:p>
+            <w:r>
+              <w:rPr>
+                <w:lang w:val="en-US" w:eastAsia="zh-CN"/>
+              </w:rPr>
+              <w:t>前置条件</w:t>
+            </w:r>
+          </w:p>
+        </w:tc>
+        <w:tc>
+          <w:tcPr>
+            <w:tcW w:w="0" w:type="auto"/>
+            <w:tcBorders>
+              <w:top w:val="nil"/>
+              <w:left w:val="nil"/>
+              <w:bottom w:val="nil"/>
+              <w:right w:val="nil"/>
+            </w:tcBorders>
+            <w:shd w:val="clear" w:color="auto" w:fill="auto"/>
+            <w:tcMar>
+              <w:top w:w="120" w:type="dxa"/>
+              <w:left w:w="180" w:type="dxa"/>
+              <w:bottom w:w="120" w:type="dxa"/>
+              <w:right w:w="180" w:type="dxa"/>
+            </w:tcMar>
+            <w:vAlign w:val="center"/>
+          </w:tcPr>
+          <w:p>
+            <w:r>
+              <w:rPr>
+                <w:lang w:val="en-US" w:eastAsia="zh-CN"/>
+              </w:rPr>
+              <w:t>学生已登录 APP；在终端机旁可扫描二维码；APP 网络连接正常；终端机在线且状态正常</w:t>
+            </w:r>
+          </w:p>
+        </w:tc>
+      </w:tr>
+      <w:tr>
+        <w:tblPrEx>
+          <w:tblBorders>
+            <w:top w:val="single" w:color="auto" w:sz="2" w:space="0"/>
+            <w:left w:val="single" w:color="auto" w:sz="2" w:space="0"/>
+            <w:bottom w:val="single" w:color="auto" w:sz="2" w:space="0"/>
+            <w:right w:val="single" w:color="auto" w:sz="2" w:space="0"/>
+            <w:insideH w:val="none" w:color="auto" w:sz="0" w:space="0"/>
+            <w:insideV w:val="none" w:color="auto" w:sz="0" w:space="0"/>
+          </w:tblBorders>
+          <w:tblCellMar>
+            <w:top w:w="0" w:type="dxa"/>
+            <w:left w:w="0" w:type="dxa"/>
+            <w:bottom w:w="0" w:type="dxa"/>
+            <w:right w:w="0" w:type="dxa"/>
+          </w:tblCellMar>
+        </w:tblPrEx>
+        <w:tc>
+          <w:tcPr>
+            <w:tcW w:w="0" w:type="auto"/>
+            <w:tcBorders>
+              <w:top w:val="nil"/>
+              <w:left w:val="nil"/>
+              <w:bottom w:val="nil"/>
+              <w:right w:val="single" w:color="auto" w:sz="2" w:space="0"/>
+            </w:tcBorders>
+            <w:shd w:val="clear" w:color="auto" w:fill="auto"/>
+            <w:tcMar>
+              <w:top w:w="120" w:type="dxa"/>
+              <w:left w:w="180" w:type="dxa"/>
+              <w:bottom w:w="120" w:type="dxa"/>
+              <w:right w:w="180" w:type="dxa"/>
+            </w:tcMar>
+            <w:vAlign w:val="center"/>
+          </w:tcPr>
+          <w:p>
+            <w:r>
+              <w:rPr>
+                <w:lang w:val="en-US" w:eastAsia="zh-CN"/>
+              </w:rPr>
+              <w:t>交互动作</w:t>
+            </w:r>
+          </w:p>
+        </w:tc>
+        <w:tc>
+          <w:tcPr>
+            <w:tcW w:w="0" w:type="auto"/>
+            <w:tcBorders>
+              <w:top w:val="nil"/>
+              <w:left w:val="nil"/>
+              <w:bottom w:val="nil"/>
+              <w:right w:val="nil"/>
+            </w:tcBorders>
+            <w:shd w:val="clear" w:color="auto" w:fill="auto"/>
+            <w:tcMar>
+              <w:top w:w="120" w:type="dxa"/>
+              <w:left w:w="180" w:type="dxa"/>
+              <w:bottom w:w="120" w:type="dxa"/>
+              <w:right w:w="180" w:type="dxa"/>
+            </w:tcMar>
+            <w:vAlign w:val="center"/>
+          </w:tcPr>
+          <w:p>
+            <w:r>
+              <w:rPr>
+                <w:lang w:val="en-US" w:eastAsia="zh-CN"/>
+              </w:rPr>
+              <w:t>（1）学生点击 APP 首页 “扫码用水” 按钮，启动扫码功能（2）扫描终端机二维码，选择 “用水” ：系统校验终端机状态，返回出水指令，终端机出水，APP 记录饮水量（</w:t>
+            </w:r>
+            <w:r>
+              <w:rPr>
+                <w:rFonts w:hint="eastAsia"/>
+                <w:lang w:val="en-US" w:eastAsia="zh-CN"/>
+              </w:rPr>
+              <w:t>3</w:t>
+            </w:r>
+            <w:r>
+              <w:rPr>
+                <w:lang w:val="en-US" w:eastAsia="zh-CN"/>
+              </w:rPr>
+              <w:t>）学生接水完成后，点击 APP “停止出水” 按钮，终端机停止出水</w:t>
+            </w:r>
+          </w:p>
+        </w:tc>
+      </w:tr>
+      <w:tr>
+        <w:tblPrEx>
+          <w:tblBorders>
+            <w:top w:val="single" w:color="auto" w:sz="2" w:space="0"/>
+            <w:left w:val="single" w:color="auto" w:sz="2" w:space="0"/>
+            <w:bottom w:val="single" w:color="auto" w:sz="2" w:space="0"/>
+            <w:right w:val="single" w:color="auto" w:sz="2" w:space="0"/>
+            <w:insideH w:val="none" w:color="auto" w:sz="0" w:space="0"/>
+            <w:insideV w:val="none" w:color="auto" w:sz="0" w:space="0"/>
+          </w:tblBorders>
+          <w:tblCellMar>
+            <w:top w:w="0" w:type="dxa"/>
+            <w:left w:w="0" w:type="dxa"/>
+            <w:bottom w:w="0" w:type="dxa"/>
+            <w:right w:w="0" w:type="dxa"/>
+          </w:tblCellMar>
+        </w:tblPrEx>
+        <w:tc>
+          <w:tcPr>
+            <w:tcW w:w="0" w:type="auto"/>
+            <w:tcBorders>
+              <w:top w:val="nil"/>
+              <w:left w:val="nil"/>
+              <w:bottom w:val="nil"/>
+              <w:right w:val="single" w:color="auto" w:sz="2" w:space="0"/>
+            </w:tcBorders>
+            <w:shd w:val="clear" w:color="auto" w:fill="auto"/>
+            <w:tcMar>
+              <w:top w:w="120" w:type="dxa"/>
+              <w:left w:w="180" w:type="dxa"/>
+              <w:bottom w:w="120" w:type="dxa"/>
+              <w:right w:w="180" w:type="dxa"/>
+            </w:tcMar>
+            <w:vAlign w:val="center"/>
+          </w:tcPr>
+          <w:p>
+            <w:r>
+              <w:rPr>
+                <w:lang w:val="en-US" w:eastAsia="zh-CN"/>
+              </w:rPr>
               <w:t>扩展交互</w:t>
             </w:r>
           </w:p>
@@ -9298,7 +10393,7 @@
           <w:rFonts w:hint="eastAsia"/>
           <w:lang w:val="en-US" w:eastAsia="zh-CN"/>
         </w:rPr>
-        <w:t>学生查询水质信息</w:t>
+        <w:t>查询水质信息</w:t>
       </w:r>
     </w:p>
     <w:tbl>
@@ -9472,7 +10567,7 @@
                 <w:rFonts w:hint="eastAsia"/>
                 <w:lang w:val="en-US" w:eastAsia="zh-CN"/>
               </w:rPr>
-              <w:t>学生查询水质信息</w:t>
+              <w:t>查询水质信息</w:t>
             </w:r>
           </w:p>
         </w:tc>
@@ -9560,6 +10655,7 @@
             <w:insideH w:val="none" w:color="auto" w:sz="0" w:space="0"/>
             <w:insideV w:val="none" w:color="auto" w:sz="0" w:space="0"/>
           </w:tblBorders>
+          <w:shd w:val="clear" w:color="auto" w:fill="auto"/>
           <w:tblCellMar>
             <w:top w:w="0" w:type="dxa"/>
             <w:left w:w="0" w:type="dxa"/>
@@ -9618,150 +10714,6 @@
                 <w:lang w:val="en-US" w:eastAsia="zh-CN"/>
               </w:rPr>
               <w:t>学生</w:t>
-            </w:r>
-          </w:p>
-        </w:tc>
-      </w:tr>
-      <w:tr>
-        <w:tblPrEx>
-          <w:tblBorders>
-            <w:top w:val="single" w:color="auto" w:sz="2" w:space="0"/>
-            <w:left w:val="single" w:color="auto" w:sz="2" w:space="0"/>
-            <w:bottom w:val="single" w:color="auto" w:sz="2" w:space="0"/>
-            <w:right w:val="single" w:color="auto" w:sz="2" w:space="0"/>
-            <w:insideH w:val="none" w:color="auto" w:sz="0" w:space="0"/>
-            <w:insideV w:val="none" w:color="auto" w:sz="0" w:space="0"/>
-          </w:tblBorders>
-          <w:tblCellMar>
-            <w:top w:w="0" w:type="dxa"/>
-            <w:left w:w="0" w:type="dxa"/>
-            <w:bottom w:w="0" w:type="dxa"/>
-            <w:right w:w="0" w:type="dxa"/>
-          </w:tblCellMar>
-        </w:tblPrEx>
-        <w:tc>
-          <w:tcPr>
-            <w:tcW w:w="0" w:type="auto"/>
-            <w:tcBorders>
-              <w:top w:val="nil"/>
-              <w:left w:val="nil"/>
-              <w:bottom w:val="nil"/>
-              <w:right w:val="single" w:color="auto" w:sz="2" w:space="0"/>
-            </w:tcBorders>
-            <w:shd w:val="clear" w:color="auto" w:fill="auto"/>
-            <w:tcMar>
-              <w:top w:w="120" w:type="dxa"/>
-              <w:left w:w="180" w:type="dxa"/>
-              <w:bottom w:w="120" w:type="dxa"/>
-              <w:right w:w="180" w:type="dxa"/>
-            </w:tcMar>
-            <w:vAlign w:val="center"/>
-          </w:tcPr>
-          <w:p>
-            <w:r>
-              <w:rPr>
-                <w:lang w:val="en-US" w:eastAsia="zh-CN"/>
-              </w:rPr>
-              <w:t>目标</w:t>
-            </w:r>
-          </w:p>
-        </w:tc>
-        <w:tc>
-          <w:tcPr>
-            <w:tcW w:w="0" w:type="auto"/>
-            <w:tcBorders>
-              <w:top w:val="nil"/>
-              <w:left w:val="nil"/>
-              <w:bottom w:val="nil"/>
-              <w:right w:val="nil"/>
-            </w:tcBorders>
-            <w:shd w:val="clear" w:color="auto" w:fill="auto"/>
-            <w:tcMar>
-              <w:top w:w="120" w:type="dxa"/>
-              <w:left w:w="180" w:type="dxa"/>
-              <w:bottom w:w="120" w:type="dxa"/>
-              <w:right w:w="180" w:type="dxa"/>
-            </w:tcMar>
-            <w:vAlign w:val="center"/>
-          </w:tcPr>
-          <w:p>
-            <w:r>
-              <w:rPr>
-                <w:lang w:val="en-US" w:eastAsia="zh-CN"/>
-              </w:rPr>
-              <w:t>扫码查看终端机关联制水机的实时水质及历史水质变化</w:t>
-            </w:r>
-          </w:p>
-        </w:tc>
-      </w:tr>
-      <w:tr>
-        <w:tblPrEx>
-          <w:tblBorders>
-            <w:top w:val="single" w:color="auto" w:sz="2" w:space="0"/>
-            <w:left w:val="single" w:color="auto" w:sz="2" w:space="0"/>
-            <w:bottom w:val="single" w:color="auto" w:sz="2" w:space="0"/>
-            <w:right w:val="single" w:color="auto" w:sz="2" w:space="0"/>
-            <w:insideH w:val="none" w:color="auto" w:sz="0" w:space="0"/>
-            <w:insideV w:val="none" w:color="auto" w:sz="0" w:space="0"/>
-          </w:tblBorders>
-          <w:tblCellMar>
-            <w:top w:w="0" w:type="dxa"/>
-            <w:left w:w="0" w:type="dxa"/>
-            <w:bottom w:w="0" w:type="dxa"/>
-            <w:right w:w="0" w:type="dxa"/>
-          </w:tblCellMar>
-        </w:tblPrEx>
-        <w:tc>
-          <w:tcPr>
-            <w:tcW w:w="0" w:type="auto"/>
-            <w:tcBorders>
-              <w:top w:val="nil"/>
-              <w:left w:val="nil"/>
-              <w:bottom w:val="nil"/>
-              <w:right w:val="single" w:color="auto" w:sz="2" w:space="0"/>
-            </w:tcBorders>
-            <w:shd w:val="clear" w:color="auto" w:fill="auto"/>
-            <w:tcMar>
-              <w:top w:w="120" w:type="dxa"/>
-              <w:left w:w="180" w:type="dxa"/>
-              <w:bottom w:w="120" w:type="dxa"/>
-              <w:right w:w="180" w:type="dxa"/>
-            </w:tcMar>
-            <w:vAlign w:val="center"/>
-          </w:tcPr>
-          <w:p>
-            <w:r>
-              <w:rPr>
-                <w:lang w:val="en-US" w:eastAsia="zh-CN"/>
-              </w:rPr>
-              <w:t>范围</w:t>
-            </w:r>
-          </w:p>
-        </w:tc>
-        <w:tc>
-          <w:tcPr>
-            <w:tcW w:w="0" w:type="auto"/>
-            <w:tcBorders>
-              <w:top w:val="nil"/>
-              <w:left w:val="nil"/>
-              <w:bottom w:val="nil"/>
-              <w:right w:val="nil"/>
-            </w:tcBorders>
-            <w:shd w:val="clear" w:color="auto" w:fill="auto"/>
-            <w:tcMar>
-              <w:top w:w="120" w:type="dxa"/>
-              <w:left w:w="180" w:type="dxa"/>
-              <w:bottom w:w="120" w:type="dxa"/>
-              <w:right w:w="180" w:type="dxa"/>
-            </w:tcMar>
-            <w:vAlign w:val="center"/>
-          </w:tcPr>
-          <w:p>
-            <w:r>
-              <w:rPr>
-                <w:lang w:val="en-US" w:eastAsia="zh-CN"/>
-              </w:rPr>
-              <w:t>校园直饮矿化水物联网运维平台 - 水伴 APP</w:t>
             </w:r>
           </w:p>
         </w:tc>
@@ -9807,7 +10759,7 @@
               <w:rPr>
                 <w:lang w:val="en-US" w:eastAsia="zh-CN"/>
               </w:rPr>
-              <w:t>前置条件</w:t>
+              <w:t>目标</w:t>
             </w:r>
           </w:p>
         </w:tc>
@@ -9834,92 +10786,7 @@
               <w:rPr>
                 <w:lang w:val="en-US" w:eastAsia="zh-CN"/>
               </w:rPr>
-              <w:t>学生已登录 APP；在终端机旁可扫描二维码；APP 网络连接正常；终端机已关联制水机</w:t>
-            </w:r>
-          </w:p>
-        </w:tc>
-      </w:tr>
-      <w:tr>
-        <w:tblPrEx>
-          <w:tblBorders>
-            <w:top w:val="single" w:color="auto" w:sz="2" w:space="0"/>
-            <w:left w:val="single" w:color="auto" w:sz="2" w:space="0"/>
-            <w:bottom w:val="single" w:color="auto" w:sz="2" w:space="0"/>
-            <w:right w:val="single" w:color="auto" w:sz="2" w:space="0"/>
-            <w:insideH w:val="none" w:color="auto" w:sz="0" w:space="0"/>
-            <w:insideV w:val="none" w:color="auto" w:sz="0" w:space="0"/>
-          </w:tblBorders>
-          <w:tblCellMar>
-            <w:top w:w="0" w:type="dxa"/>
-            <w:left w:w="0" w:type="dxa"/>
-            <w:bottom w:w="0" w:type="dxa"/>
-            <w:right w:w="0" w:type="dxa"/>
-          </w:tblCellMar>
-        </w:tblPrEx>
-        <w:tc>
-          <w:tcPr>
-            <w:tcW w:w="0" w:type="auto"/>
-            <w:tcBorders>
-              <w:top w:val="nil"/>
-              <w:left w:val="nil"/>
-              <w:bottom w:val="nil"/>
-              <w:right w:val="single" w:color="auto" w:sz="2" w:space="0"/>
-            </w:tcBorders>
-            <w:shd w:val="clear" w:color="auto" w:fill="auto"/>
-            <w:tcMar>
-              <w:top w:w="120" w:type="dxa"/>
-              <w:left w:w="180" w:type="dxa"/>
-              <w:bottom w:w="120" w:type="dxa"/>
-              <w:right w:w="180" w:type="dxa"/>
-            </w:tcMar>
-            <w:vAlign w:val="center"/>
-          </w:tcPr>
-          <w:p>
-            <w:r>
-              <w:rPr>
-                <w:lang w:val="en-US" w:eastAsia="zh-CN"/>
-              </w:rPr>
-              <w:t>交互动作</w:t>
-            </w:r>
-          </w:p>
-        </w:tc>
-        <w:tc>
-          <w:tcPr>
-            <w:tcW w:w="0" w:type="auto"/>
-            <w:tcBorders>
-              <w:top w:val="nil"/>
-              <w:left w:val="nil"/>
-              <w:bottom w:val="nil"/>
-              <w:right w:val="nil"/>
-            </w:tcBorders>
-            <w:shd w:val="clear" w:color="auto" w:fill="auto"/>
-            <w:tcMar>
-              <w:top w:w="120" w:type="dxa"/>
-              <w:left w:w="180" w:type="dxa"/>
-              <w:bottom w:w="120" w:type="dxa"/>
-              <w:right w:w="180" w:type="dxa"/>
-            </w:tcMar>
-            <w:vAlign w:val="center"/>
-          </w:tcPr>
-          <w:p>
-            <w:pPr>
-              <w:rPr>
-                <w:rFonts w:hint="default"/>
-                <w:lang w:val="en-US"/>
-              </w:rPr>
-            </w:pPr>
-            <w:r>
-              <w:rPr>
-                <w:lang w:val="en-US" w:eastAsia="zh-CN"/>
-              </w:rPr>
-              <w:t>（1）学生点击 APP 首页 “扫码用水” 按钮，启动扫码功能（2）扫描终端机二维码，选择 “查水质”：系统返回关联制水机实时 TDS 值、水质等级（3）操作完成，APP 展示</w:t>
-            </w:r>
-            <w:r>
-              <w:rPr>
-                <w:rFonts w:hint="eastAsia"/>
-                <w:lang w:val="en-US" w:eastAsia="zh-CN"/>
-              </w:rPr>
-              <w:t>数据。</w:t>
+              <w:t>扫码查看终端机关联制水机的实时水质及历史水质变化</w:t>
             </w:r>
           </w:p>
         </w:tc>
@@ -9965,6 +10832,238 @@
               <w:rPr>
                 <w:lang w:val="en-US" w:eastAsia="zh-CN"/>
               </w:rPr>
+              <w:t>范围</w:t>
+            </w:r>
+          </w:p>
+        </w:tc>
+        <w:tc>
+          <w:tcPr>
+            <w:tcW w:w="0" w:type="auto"/>
+            <w:tcBorders>
+              <w:top w:val="nil"/>
+              <w:left w:val="nil"/>
+              <w:bottom w:val="nil"/>
+              <w:right w:val="nil"/>
+            </w:tcBorders>
+            <w:shd w:val="clear" w:color="auto" w:fill="auto"/>
+            <w:tcMar>
+              <w:top w:w="120" w:type="dxa"/>
+              <w:left w:w="180" w:type="dxa"/>
+              <w:bottom w:w="120" w:type="dxa"/>
+              <w:right w:w="180" w:type="dxa"/>
+            </w:tcMar>
+            <w:vAlign w:val="center"/>
+          </w:tcPr>
+          <w:p>
+            <w:r>
+              <w:rPr>
+                <w:lang w:val="en-US" w:eastAsia="zh-CN"/>
+              </w:rPr>
+              <w:t>校园直饮矿化水物联网运维平台 - 水伴 APP</w:t>
+            </w:r>
+          </w:p>
+        </w:tc>
+      </w:tr>
+      <w:tr>
+        <w:tblPrEx>
+          <w:tblBorders>
+            <w:top w:val="single" w:color="auto" w:sz="2" w:space="0"/>
+            <w:left w:val="single" w:color="auto" w:sz="2" w:space="0"/>
+            <w:bottom w:val="single" w:color="auto" w:sz="2" w:space="0"/>
+            <w:right w:val="single" w:color="auto" w:sz="2" w:space="0"/>
+            <w:insideH w:val="none" w:color="auto" w:sz="0" w:space="0"/>
+            <w:insideV w:val="none" w:color="auto" w:sz="0" w:space="0"/>
+          </w:tblBorders>
+          <w:shd w:val="clear" w:color="auto" w:fill="auto"/>
+          <w:tblCellMar>
+            <w:top w:w="0" w:type="dxa"/>
+            <w:left w:w="0" w:type="dxa"/>
+            <w:bottom w:w="0" w:type="dxa"/>
+            <w:right w:w="0" w:type="dxa"/>
+          </w:tblCellMar>
+        </w:tblPrEx>
+        <w:tc>
+          <w:tcPr>
+            <w:tcW w:w="0" w:type="auto"/>
+            <w:tcBorders>
+              <w:top w:val="nil"/>
+              <w:left w:val="nil"/>
+              <w:bottom w:val="nil"/>
+              <w:right w:val="single" w:color="auto" w:sz="2" w:space="0"/>
+            </w:tcBorders>
+            <w:shd w:val="clear" w:color="auto" w:fill="auto"/>
+            <w:tcMar>
+              <w:top w:w="120" w:type="dxa"/>
+              <w:left w:w="180" w:type="dxa"/>
+              <w:bottom w:w="120" w:type="dxa"/>
+              <w:right w:w="180" w:type="dxa"/>
+            </w:tcMar>
+            <w:vAlign w:val="center"/>
+          </w:tcPr>
+          <w:p>
+            <w:r>
+              <w:rPr>
+                <w:lang w:val="en-US" w:eastAsia="zh-CN"/>
+              </w:rPr>
+              <w:t>前置条件</w:t>
+            </w:r>
+          </w:p>
+        </w:tc>
+        <w:tc>
+          <w:tcPr>
+            <w:tcW w:w="0" w:type="auto"/>
+            <w:tcBorders>
+              <w:top w:val="nil"/>
+              <w:left w:val="nil"/>
+              <w:bottom w:val="nil"/>
+              <w:right w:val="nil"/>
+            </w:tcBorders>
+            <w:shd w:val="clear" w:color="auto" w:fill="auto"/>
+            <w:tcMar>
+              <w:top w:w="120" w:type="dxa"/>
+              <w:left w:w="180" w:type="dxa"/>
+              <w:bottom w:w="120" w:type="dxa"/>
+              <w:right w:w="180" w:type="dxa"/>
+            </w:tcMar>
+            <w:vAlign w:val="center"/>
+          </w:tcPr>
+          <w:p>
+            <w:r>
+              <w:rPr>
+                <w:lang w:val="en-US" w:eastAsia="zh-CN"/>
+              </w:rPr>
+              <w:t>学生已登录 APP；在终端机旁可扫描二维码；APP 网络连接正常；终端机已关联制水机</w:t>
+            </w:r>
+          </w:p>
+        </w:tc>
+      </w:tr>
+      <w:tr>
+        <w:tblPrEx>
+          <w:tblBorders>
+            <w:top w:val="single" w:color="auto" w:sz="2" w:space="0"/>
+            <w:left w:val="single" w:color="auto" w:sz="2" w:space="0"/>
+            <w:bottom w:val="single" w:color="auto" w:sz="2" w:space="0"/>
+            <w:right w:val="single" w:color="auto" w:sz="2" w:space="0"/>
+            <w:insideH w:val="none" w:color="auto" w:sz="0" w:space="0"/>
+            <w:insideV w:val="none" w:color="auto" w:sz="0" w:space="0"/>
+          </w:tblBorders>
+          <w:shd w:val="clear" w:color="auto" w:fill="auto"/>
+          <w:tblCellMar>
+            <w:top w:w="0" w:type="dxa"/>
+            <w:left w:w="0" w:type="dxa"/>
+            <w:bottom w:w="0" w:type="dxa"/>
+            <w:right w:w="0" w:type="dxa"/>
+          </w:tblCellMar>
+        </w:tblPrEx>
+        <w:tc>
+          <w:tcPr>
+            <w:tcW w:w="0" w:type="auto"/>
+            <w:tcBorders>
+              <w:top w:val="nil"/>
+              <w:left w:val="nil"/>
+              <w:bottom w:val="nil"/>
+              <w:right w:val="single" w:color="auto" w:sz="2" w:space="0"/>
+            </w:tcBorders>
+            <w:shd w:val="clear" w:color="auto" w:fill="auto"/>
+            <w:tcMar>
+              <w:top w:w="120" w:type="dxa"/>
+              <w:left w:w="180" w:type="dxa"/>
+              <w:bottom w:w="120" w:type="dxa"/>
+              <w:right w:w="180" w:type="dxa"/>
+            </w:tcMar>
+            <w:vAlign w:val="center"/>
+          </w:tcPr>
+          <w:p>
+            <w:r>
+              <w:rPr>
+                <w:lang w:val="en-US" w:eastAsia="zh-CN"/>
+              </w:rPr>
+              <w:t>交互动作</w:t>
+            </w:r>
+          </w:p>
+        </w:tc>
+        <w:tc>
+          <w:tcPr>
+            <w:tcW w:w="0" w:type="auto"/>
+            <w:tcBorders>
+              <w:top w:val="nil"/>
+              <w:left w:val="nil"/>
+              <w:bottom w:val="nil"/>
+              <w:right w:val="nil"/>
+            </w:tcBorders>
+            <w:shd w:val="clear" w:color="auto" w:fill="auto"/>
+            <w:tcMar>
+              <w:top w:w="120" w:type="dxa"/>
+              <w:left w:w="180" w:type="dxa"/>
+              <w:bottom w:w="120" w:type="dxa"/>
+              <w:right w:w="180" w:type="dxa"/>
+            </w:tcMar>
+            <w:vAlign w:val="center"/>
+          </w:tcPr>
+          <w:p>
+            <w:pPr>
+              <w:rPr>
+                <w:rFonts w:hint="default"/>
+                <w:lang w:val="en-US"/>
+              </w:rPr>
+            </w:pPr>
+            <w:r>
+              <w:rPr>
+                <w:lang w:val="en-US" w:eastAsia="zh-CN"/>
+              </w:rPr>
+              <w:t>（1）学生点击 APP 首页 “扫码用水” 按钮，启动扫码功能（2）扫描终端机二维码，选择 “查水质”：系统返回关联制水机实时 TDS 值、水质等级（3）操作完成，APP 展示</w:t>
+            </w:r>
+            <w:r>
+              <w:rPr>
+                <w:rFonts w:hint="eastAsia"/>
+                <w:lang w:val="en-US" w:eastAsia="zh-CN"/>
+              </w:rPr>
+              <w:t>数据。</w:t>
+            </w:r>
+          </w:p>
+        </w:tc>
+      </w:tr>
+      <w:tr>
+        <w:tblPrEx>
+          <w:tblBorders>
+            <w:top w:val="single" w:color="auto" w:sz="2" w:space="0"/>
+            <w:left w:val="single" w:color="auto" w:sz="2" w:space="0"/>
+            <w:bottom w:val="single" w:color="auto" w:sz="2" w:space="0"/>
+            <w:right w:val="single" w:color="auto" w:sz="2" w:space="0"/>
+            <w:insideH w:val="none" w:color="auto" w:sz="0" w:space="0"/>
+            <w:insideV w:val="none" w:color="auto" w:sz="0" w:space="0"/>
+          </w:tblBorders>
+          <w:shd w:val="clear" w:color="auto" w:fill="auto"/>
+          <w:tblCellMar>
+            <w:top w:w="0" w:type="dxa"/>
+            <w:left w:w="0" w:type="dxa"/>
+            <w:bottom w:w="0" w:type="dxa"/>
+            <w:right w:w="0" w:type="dxa"/>
+          </w:tblCellMar>
+        </w:tblPrEx>
+        <w:tc>
+          <w:tcPr>
+            <w:tcW w:w="0" w:type="auto"/>
+            <w:tcBorders>
+              <w:top w:val="nil"/>
+              <w:left w:val="nil"/>
+              <w:bottom w:val="nil"/>
+              <w:right w:val="single" w:color="auto" w:sz="2" w:space="0"/>
+            </w:tcBorders>
+            <w:shd w:val="clear" w:color="auto" w:fill="auto"/>
+            <w:tcMar>
+              <w:top w:w="120" w:type="dxa"/>
+              <w:left w:w="180" w:type="dxa"/>
+              <w:bottom w:w="120" w:type="dxa"/>
+              <w:right w:w="180" w:type="dxa"/>
+            </w:tcMar>
+            <w:vAlign w:val="center"/>
+          </w:tcPr>
+          <w:p>
+            <w:r>
+              <w:rPr>
+                <w:lang w:val="en-US" w:eastAsia="zh-CN"/>
+              </w:rPr>
               <w:t>扩展交互</w:t>
             </w:r>
           </w:p>
@@ -10070,7 +11169,7 @@
           <w:rFonts w:hint="eastAsia"/>
           <w:lang w:val="en-US" w:eastAsia="zh-CN"/>
         </w:rPr>
-        <w:t>学生查看每日饮水量</w:t>
+        <w:t>查看每日饮水量</w:t>
       </w:r>
     </w:p>
     <w:tbl>
@@ -10244,7 +11343,7 @@
                 <w:rFonts w:hint="eastAsia"/>
                 <w:lang w:val="en-US" w:eastAsia="zh-CN"/>
               </w:rPr>
-              <w:t>学生查看每日饮水量</w:t>
+              <w:t>查看每日饮水量</w:t>
             </w:r>
           </w:p>
         </w:tc>
@@ -10923,7 +12022,7 @@
           <w:rFonts w:hint="eastAsia"/>
           <w:lang w:val="en-US" w:eastAsia="zh-CN"/>
         </w:rPr>
-        <w:t>用例4：学生查看校内矿化水终端机的位置</w:t>
+        <w:t>用例4查看校内矿化水终端机的位置</w:t>
       </w:r>
     </w:p>
     <w:tbl>
@@ -11115,7 +12214,7 @@
                 <w:rFonts w:hint="eastAsia"/>
                 <w:lang w:val="en-US" w:eastAsia="zh-CN"/>
               </w:rPr>
-              <w:t>学生查看校内矿化水终端机的位置</w:t>
+              <w:t>查看校内矿化水终端机的位置</w:t>
             </w:r>
           </w:p>
         </w:tc>
@@ -11918,6 +13017,7 @@
             <w:insideH w:val="none" w:color="auto" w:sz="0" w:space="0"/>
             <w:insideV w:val="none" w:color="auto" w:sz="0" w:space="0"/>
           </w:tblBorders>
+          <w:shd w:val="clear" w:color="auto" w:fill="auto"/>
           <w:tblCellMar>
             <w:top w:w="0" w:type="dxa"/>
             <w:left w:w="0" w:type="dxa"/>
@@ -12048,78 +13148,6 @@
                 <w:lang w:val="en-US" w:eastAsia="zh-CN"/>
               </w:rPr>
               <w:t>UC-SYS-001-AlertWorkOrderCreate</w:t>
-            </w:r>
-          </w:p>
-        </w:tc>
-      </w:tr>
-      <w:tr>
-        <w:tblPrEx>
-          <w:tblBorders>
-            <w:top w:val="single" w:color="auto" w:sz="2" w:space="0"/>
-            <w:left w:val="single" w:color="auto" w:sz="2" w:space="0"/>
-            <w:bottom w:val="single" w:color="auto" w:sz="2" w:space="0"/>
-            <w:right w:val="single" w:color="auto" w:sz="2" w:space="0"/>
-            <w:insideH w:val="none" w:color="auto" w:sz="0" w:space="0"/>
-            <w:insideV w:val="none" w:color="auto" w:sz="0" w:space="0"/>
-          </w:tblBorders>
-          <w:tblCellMar>
-            <w:top w:w="0" w:type="dxa"/>
-            <w:left w:w="0" w:type="dxa"/>
-            <w:bottom w:w="0" w:type="dxa"/>
-            <w:right w:w="0" w:type="dxa"/>
-          </w:tblCellMar>
-        </w:tblPrEx>
-        <w:tc>
-          <w:tcPr>
-            <w:tcW w:w="0" w:type="auto"/>
-            <w:tcBorders>
-              <w:top w:val="nil"/>
-              <w:left w:val="nil"/>
-              <w:bottom w:val="nil"/>
-              <w:right w:val="single" w:color="auto" w:sz="2" w:space="0"/>
-            </w:tcBorders>
-            <w:shd w:val="clear" w:color="auto" w:fill="auto"/>
-            <w:tcMar>
-              <w:top w:w="120" w:type="dxa"/>
-              <w:left w:w="180" w:type="dxa"/>
-              <w:bottom w:w="120" w:type="dxa"/>
-              <w:right w:w="180" w:type="dxa"/>
-            </w:tcMar>
-            <w:vAlign w:val="center"/>
-          </w:tcPr>
-          <w:p>
-            <w:r>
-              <w:rPr>
-                <w:lang w:val="en-US" w:eastAsia="zh-CN"/>
-              </w:rPr>
-              <w:t>主要执行者</w:t>
-            </w:r>
-          </w:p>
-        </w:tc>
-        <w:tc>
-          <w:tcPr>
-            <w:tcW w:w="0" w:type="auto"/>
-            <w:tcBorders>
-              <w:top w:val="nil"/>
-              <w:left w:val="nil"/>
-              <w:bottom w:val="nil"/>
-              <w:right w:val="nil"/>
-            </w:tcBorders>
-            <w:shd w:val="clear" w:color="auto" w:fill="auto"/>
-            <w:tcMar>
-              <w:top w:w="120" w:type="dxa"/>
-              <w:left w:w="180" w:type="dxa"/>
-              <w:bottom w:w="120" w:type="dxa"/>
-              <w:right w:w="180" w:type="dxa"/>
-            </w:tcMar>
-            <w:vAlign w:val="center"/>
-          </w:tcPr>
-          <w:p>
-            <w:r>
-              <w:rPr>
-                <w:lang w:val="en-US" w:eastAsia="zh-CN"/>
-              </w:rPr>
-              <w:t>系统（自动化能力）</w:t>
             </w:r>
           </w:p>
         </w:tc>
@@ -12165,7 +13193,7 @@
               <w:rPr>
                 <w:lang w:val="en-US" w:eastAsia="zh-CN"/>
               </w:rPr>
-              <w:t>目标</w:t>
+              <w:t>主要执行者</w:t>
             </w:r>
           </w:p>
         </w:tc>
@@ -12192,7 +13220,7 @@
               <w:rPr>
                 <w:lang w:val="en-US" w:eastAsia="zh-CN"/>
               </w:rPr>
-              <w:t>设备异常时自动发布告警报文，生成关联片区工单并推送至对应角色</w:t>
+              <w:t>系统（自动化能力）</w:t>
             </w:r>
           </w:p>
         </w:tc>
@@ -12207,6 +13235,80 @@
             <w:insideH w:val="none" w:color="auto" w:sz="0" w:space="0"/>
             <w:insideV w:val="none" w:color="auto" w:sz="0" w:space="0"/>
           </w:tblBorders>
+          <w:shd w:val="clear" w:color="auto" w:fill="auto"/>
+          <w:tblCellMar>
+            <w:top w:w="0" w:type="dxa"/>
+            <w:left w:w="0" w:type="dxa"/>
+            <w:bottom w:w="0" w:type="dxa"/>
+            <w:right w:w="0" w:type="dxa"/>
+          </w:tblCellMar>
+        </w:tblPrEx>
+        <w:tc>
+          <w:tcPr>
+            <w:tcW w:w="0" w:type="auto"/>
+            <w:tcBorders>
+              <w:top w:val="nil"/>
+              <w:left w:val="nil"/>
+              <w:bottom w:val="nil"/>
+              <w:right w:val="single" w:color="auto" w:sz="2" w:space="0"/>
+            </w:tcBorders>
+            <w:shd w:val="clear" w:color="auto" w:fill="auto"/>
+            <w:tcMar>
+              <w:top w:w="120" w:type="dxa"/>
+              <w:left w:w="180" w:type="dxa"/>
+              <w:bottom w:w="120" w:type="dxa"/>
+              <w:right w:w="180" w:type="dxa"/>
+            </w:tcMar>
+            <w:vAlign w:val="center"/>
+          </w:tcPr>
+          <w:p>
+            <w:r>
+              <w:rPr>
+                <w:lang w:val="en-US" w:eastAsia="zh-CN"/>
+              </w:rPr>
+              <w:t>目标</w:t>
+            </w:r>
+          </w:p>
+        </w:tc>
+        <w:tc>
+          <w:tcPr>
+            <w:tcW w:w="0" w:type="auto"/>
+            <w:tcBorders>
+              <w:top w:val="nil"/>
+              <w:left w:val="nil"/>
+              <w:bottom w:val="nil"/>
+              <w:right w:val="nil"/>
+            </w:tcBorders>
+            <w:shd w:val="clear" w:color="auto" w:fill="auto"/>
+            <w:tcMar>
+              <w:top w:w="120" w:type="dxa"/>
+              <w:left w:w="180" w:type="dxa"/>
+              <w:bottom w:w="120" w:type="dxa"/>
+              <w:right w:w="180" w:type="dxa"/>
+            </w:tcMar>
+            <w:vAlign w:val="center"/>
+          </w:tcPr>
+          <w:p>
+            <w:r>
+              <w:rPr>
+                <w:lang w:val="en-US" w:eastAsia="zh-CN"/>
+              </w:rPr>
+              <w:t>设备异常时自动发布告警报文，生成关联片区工单并推送至对应角色</w:t>
+            </w:r>
+          </w:p>
+        </w:tc>
+      </w:tr>
+      <w:tr>
+        <w:tblPrEx>
+          <w:tblBorders>
+            <w:top w:val="single" w:color="auto" w:sz="2" w:space="0"/>
+            <w:left w:val="single" w:color="auto" w:sz="2" w:space="0"/>
+            <w:bottom w:val="single" w:color="auto" w:sz="2" w:space="0"/>
+            <w:right w:val="single" w:color="auto" w:sz="2" w:space="0"/>
+            <w:insideH w:val="none" w:color="auto" w:sz="0" w:space="0"/>
+            <w:insideV w:val="none" w:color="auto" w:sz="0" w:space="0"/>
+          </w:tblBorders>
+          <w:shd w:val="clear" w:color="auto" w:fill="auto"/>
           <w:tblCellMar>
             <w:top w:w="0" w:type="dxa"/>
             <w:left w:w="0" w:type="dxa"/>

--- a/doc/project/01-需求文档/用例文档最终稿.docx
+++ b/doc/project/01-需求文档/用例文档最终稿.docx
@@ -1550,6 +1550,7 @@
             <w:insideH w:val="none" w:color="auto" w:sz="0" w:space="0"/>
             <w:insideV w:val="none" w:color="auto" w:sz="0" w:space="0"/>
           </w:tblBorders>
+          <w:shd w:val="clear" w:color="auto" w:fill="auto"/>
           <w:tblCellMar>
             <w:top w:w="0" w:type="dxa"/>
             <w:left w:w="0" w:type="dxa"/>
@@ -1656,126 +1657,6 @@
                 <w:lang w:val="en-US" w:eastAsia="zh-CN"/>
               </w:rPr>
               <w:t>UC-ADMIN-002-WorkOrderAssign</w:t>
-            </w:r>
-          </w:p>
-        </w:tc>
-      </w:tr>
-      <w:tr>
-        <w:tblPrEx>
-          <w:tblBorders>
-            <w:top w:val="single" w:color="auto" w:sz="2" w:space="0"/>
-            <w:left w:val="single" w:color="auto" w:sz="2" w:space="0"/>
-            <w:bottom w:val="single" w:color="auto" w:sz="2" w:space="0"/>
-            <w:right w:val="single" w:color="auto" w:sz="2" w:space="0"/>
-            <w:insideH w:val="none" w:color="auto" w:sz="0" w:space="0"/>
-            <w:insideV w:val="none" w:color="auto" w:sz="0" w:space="0"/>
-          </w:tblBorders>
-          <w:tblCellMar>
-            <w:top w:w="0" w:type="dxa"/>
-            <w:left w:w="0" w:type="dxa"/>
-            <w:bottom w:w="0" w:type="dxa"/>
-            <w:right w:w="0" w:type="dxa"/>
-          </w:tblCellMar>
-        </w:tblPrEx>
-        <w:tc>
-          <w:tcPr>
-            <w:tcW w:w="0" w:type="auto"/>
-            <w:tcBorders>
-              <w:top w:val="nil"/>
-              <w:left w:val="nil"/>
-              <w:bottom w:val="nil"/>
-              <w:right w:val="single" w:color="auto" w:sz="2" w:space="0"/>
-            </w:tcBorders>
-            <w:shd w:val="clear" w:color="auto" w:fill="auto"/>
-            <w:tcMar>
-              <w:top w:w="120" w:type="dxa"/>
-              <w:left w:w="180" w:type="dxa"/>
-              <w:bottom w:w="120" w:type="dxa"/>
-              <w:right w:w="180" w:type="dxa"/>
-            </w:tcMar>
-            <w:vAlign w:val="center"/>
-          </w:tcPr>
-          <w:p>
-            <w:pPr>
-              <w:rPr>
-                <w:rFonts w:hint="eastAsia"/>
-                <w:lang w:val="en-US" w:eastAsia="zh-CN"/>
-              </w:rPr>
-            </w:pPr>
-            <w:r>
-              <w:rPr>
-                <w:rFonts w:hint="eastAsia"/>
-                <w:lang w:val="en-US" w:eastAsia="zh-CN"/>
-              </w:rPr>
-              <w:t>管理员</w:t>
-            </w:r>
-          </w:p>
-        </w:tc>
-        <w:tc>
-          <w:tcPr>
-            <w:tcW w:w="0" w:type="auto"/>
-            <w:tcBorders>
-              <w:top w:val="nil"/>
-              <w:left w:val="nil"/>
-              <w:bottom w:val="nil"/>
-              <w:right w:val="single" w:color="auto" w:sz="2" w:space="0"/>
-            </w:tcBorders>
-            <w:shd w:val="clear" w:color="auto" w:fill="auto"/>
-            <w:tcMar>
-              <w:top w:w="120" w:type="dxa"/>
-              <w:left w:w="180" w:type="dxa"/>
-              <w:bottom w:w="120" w:type="dxa"/>
-              <w:right w:w="180" w:type="dxa"/>
-            </w:tcMar>
-            <w:vAlign w:val="center"/>
-          </w:tcPr>
-          <w:p>
-            <w:pPr>
-              <w:rPr>
-                <w:rFonts w:hint="default"/>
-                <w:lang w:val="en-US" w:eastAsia="zh-CN"/>
-              </w:rPr>
-            </w:pPr>
-            <w:r>
-              <w:rPr>
-                <w:rFonts w:hint="eastAsia"/>
-                <w:lang w:val="en-US" w:eastAsia="zh-CN"/>
-              </w:rPr>
-              <w:t>管理人员信息</w:t>
-            </w:r>
-          </w:p>
-        </w:tc>
-        <w:tc>
-          <w:tcPr>
-            <w:tcW w:w="0" w:type="auto"/>
-            <w:tcBorders>
-              <w:top w:val="nil"/>
-              <w:left w:val="nil"/>
-              <w:bottom w:val="nil"/>
-              <w:right w:val="nil"/>
-            </w:tcBorders>
-            <w:shd w:val="clear" w:color="auto" w:fill="auto"/>
-            <w:tcMar>
-              <w:top w:w="120" w:type="dxa"/>
-              <w:left w:w="180" w:type="dxa"/>
-              <w:bottom w:w="120" w:type="dxa"/>
-              <w:right w:w="180" w:type="dxa"/>
-            </w:tcMar>
-            <w:vAlign w:val="center"/>
-          </w:tcPr>
-          <w:p>
-            <w:pPr>
-              <w:rPr>
-                <w:rFonts w:hint="eastAsia"/>
-                <w:lang w:val="en-US" w:eastAsia="zh-CN"/>
-              </w:rPr>
-            </w:pPr>
-            <w:r>
-              <w:rPr>
-                <w:rFonts w:hint="eastAsia"/>
-                <w:lang w:val="en-US" w:eastAsia="zh-CN"/>
-              </w:rPr>
-              <w:t>UC-ADMIN-003-UserManage</w:t>
             </w:r>
           </w:p>
         </w:tc>
@@ -1862,7 +1743,7 @@
                 <w:rFonts w:hint="eastAsia"/>
                 <w:lang w:val="en-US" w:eastAsia="zh-CN"/>
               </w:rPr>
-              <w:t>管理地区信息</w:t>
+              <w:t>管理人员信息</w:t>
             </w:r>
           </w:p>
         </w:tc>
@@ -1896,247 +1777,7 @@
                 <w:rFonts w:hint="eastAsia"/>
                 <w:lang w:val="en-US" w:eastAsia="zh-CN"/>
               </w:rPr>
-              <w:t>UC-ADMIN-004-AreaManage</w:t>
-            </w:r>
-          </w:p>
-        </w:tc>
-      </w:tr>
-      <w:tr>
-        <w:tblPrEx>
-          <w:tblBorders>
-            <w:top w:val="single" w:color="auto" w:sz="2" w:space="0"/>
-            <w:left w:val="single" w:color="auto" w:sz="2" w:space="0"/>
-            <w:bottom w:val="single" w:color="auto" w:sz="2" w:space="0"/>
-            <w:right w:val="single" w:color="auto" w:sz="2" w:space="0"/>
-            <w:insideH w:val="none" w:color="auto" w:sz="0" w:space="0"/>
-            <w:insideV w:val="none" w:color="auto" w:sz="0" w:space="0"/>
-          </w:tblBorders>
-          <w:tblCellMar>
-            <w:top w:w="0" w:type="dxa"/>
-            <w:left w:w="0" w:type="dxa"/>
-            <w:bottom w:w="0" w:type="dxa"/>
-            <w:right w:w="0" w:type="dxa"/>
-          </w:tblCellMar>
-        </w:tblPrEx>
-        <w:tc>
-          <w:tcPr>
-            <w:tcW w:w="0" w:type="auto"/>
-            <w:tcBorders>
-              <w:top w:val="nil"/>
-              <w:left w:val="nil"/>
-              <w:bottom w:val="nil"/>
-              <w:right w:val="single" w:color="auto" w:sz="2" w:space="0"/>
-            </w:tcBorders>
-            <w:shd w:val="clear" w:color="auto" w:fill="auto"/>
-            <w:tcMar>
-              <w:top w:w="120" w:type="dxa"/>
-              <w:left w:w="180" w:type="dxa"/>
-              <w:bottom w:w="120" w:type="dxa"/>
-              <w:right w:w="180" w:type="dxa"/>
-            </w:tcMar>
-            <w:vAlign w:val="center"/>
-          </w:tcPr>
-          <w:p>
-            <w:pPr>
-              <w:rPr>
-                <w:rFonts w:hint="default"/>
-                <w:lang w:val="en-US" w:eastAsia="zh-CN"/>
-              </w:rPr>
-            </w:pPr>
-            <w:r>
-              <w:rPr>
-                <w:rFonts w:hint="eastAsia"/>
-                <w:lang w:val="en-US" w:eastAsia="zh-CN"/>
-              </w:rPr>
-              <w:t>管理员</w:t>
-            </w:r>
-          </w:p>
-        </w:tc>
-        <w:tc>
-          <w:tcPr>
-            <w:tcW w:w="0" w:type="auto"/>
-            <w:tcBorders>
-              <w:top w:val="nil"/>
-              <w:left w:val="nil"/>
-              <w:bottom w:val="nil"/>
-              <w:right w:val="single" w:color="auto" w:sz="2" w:space="0"/>
-            </w:tcBorders>
-            <w:shd w:val="clear" w:color="auto" w:fill="auto"/>
-            <w:tcMar>
-              <w:top w:w="120" w:type="dxa"/>
-              <w:left w:w="180" w:type="dxa"/>
-              <w:bottom w:w="120" w:type="dxa"/>
-              <w:right w:w="180" w:type="dxa"/>
-            </w:tcMar>
-            <w:vAlign w:val="center"/>
-          </w:tcPr>
-          <w:p>
-            <w:pPr>
-              <w:rPr>
-                <w:rFonts w:hint="default"/>
-                <w:lang w:val="en-US" w:eastAsia="zh-CN"/>
-              </w:rPr>
-            </w:pPr>
-            <w:r>
-              <w:rPr>
-                <w:rFonts w:hint="eastAsia"/>
-                <w:lang w:val="en-US" w:eastAsia="zh-CN"/>
-              </w:rPr>
-              <w:t>管理设备</w:t>
-            </w:r>
-          </w:p>
-        </w:tc>
-        <w:tc>
-          <w:tcPr>
-            <w:tcW w:w="0" w:type="auto"/>
-            <w:tcBorders>
-              <w:top w:val="nil"/>
-              <w:left w:val="nil"/>
-              <w:bottom w:val="nil"/>
-              <w:right w:val="nil"/>
-            </w:tcBorders>
-            <w:shd w:val="clear" w:color="auto" w:fill="auto"/>
-            <w:tcMar>
-              <w:top w:w="120" w:type="dxa"/>
-              <w:left w:w="180" w:type="dxa"/>
-              <w:bottom w:w="120" w:type="dxa"/>
-              <w:right w:w="180" w:type="dxa"/>
-            </w:tcMar>
-            <w:vAlign w:val="center"/>
-          </w:tcPr>
-          <w:p>
-            <w:pPr>
-              <w:rPr>
-                <w:rFonts w:hint="default"/>
-                <w:lang w:val="en-US" w:eastAsia="zh-CN"/>
-              </w:rPr>
-            </w:pPr>
-            <w:r>
-              <w:rPr>
-                <w:rFonts w:hint="eastAsia"/>
-                <w:lang w:val="en-US" w:eastAsia="zh-CN"/>
-              </w:rPr>
-              <w:t>UC-ADMIN-005-DeviceManage</w:t>
-            </w:r>
-          </w:p>
-        </w:tc>
-      </w:tr>
-      <w:tr>
-        <w:tblPrEx>
-          <w:tblBorders>
-            <w:top w:val="single" w:color="auto" w:sz="2" w:space="0"/>
-            <w:left w:val="single" w:color="auto" w:sz="2" w:space="0"/>
-            <w:bottom w:val="single" w:color="auto" w:sz="2" w:space="0"/>
-            <w:right w:val="single" w:color="auto" w:sz="2" w:space="0"/>
-            <w:insideH w:val="none" w:color="auto" w:sz="0" w:space="0"/>
-            <w:insideV w:val="none" w:color="auto" w:sz="0" w:space="0"/>
-          </w:tblBorders>
-          <w:tblCellMar>
-            <w:top w:w="0" w:type="dxa"/>
-            <w:left w:w="0" w:type="dxa"/>
-            <w:bottom w:w="0" w:type="dxa"/>
-            <w:right w:w="0" w:type="dxa"/>
-          </w:tblCellMar>
-        </w:tblPrEx>
-        <w:tc>
-          <w:tcPr>
-            <w:tcW w:w="0" w:type="auto"/>
-            <w:tcBorders>
-              <w:top w:val="nil"/>
-              <w:left w:val="nil"/>
-              <w:bottom w:val="nil"/>
-              <w:right w:val="single" w:color="auto" w:sz="2" w:space="0"/>
-            </w:tcBorders>
-            <w:shd w:val="clear" w:color="auto" w:fill="auto"/>
-            <w:tcMar>
-              <w:top w:w="120" w:type="dxa"/>
-              <w:left w:w="180" w:type="dxa"/>
-              <w:bottom w:w="120" w:type="dxa"/>
-              <w:right w:w="180" w:type="dxa"/>
-            </w:tcMar>
-            <w:vAlign w:val="center"/>
-          </w:tcPr>
-          <w:p>
-            <w:pPr>
-              <w:rPr>
-                <w:rFonts w:hint="eastAsia"/>
-                <w:lang w:val="en-US" w:eastAsia="zh-CN"/>
-              </w:rPr>
-            </w:pPr>
-            <w:r>
-              <w:rPr>
-                <w:rFonts w:hint="eastAsia"/>
-                <w:lang w:val="en-US" w:eastAsia="zh-CN"/>
-              </w:rPr>
-              <w:t>维修人员</w:t>
-            </w:r>
-          </w:p>
-        </w:tc>
-        <w:tc>
-          <w:tcPr>
-            <w:tcW w:w="0" w:type="auto"/>
-            <w:tcBorders>
-              <w:top w:val="nil"/>
-              <w:left w:val="nil"/>
-              <w:bottom w:val="nil"/>
-              <w:right w:val="single" w:color="auto" w:sz="2" w:space="0"/>
-            </w:tcBorders>
-            <w:shd w:val="clear" w:color="auto" w:fill="auto"/>
-            <w:tcMar>
-              <w:top w:w="120" w:type="dxa"/>
-              <w:left w:w="180" w:type="dxa"/>
-              <w:bottom w:w="120" w:type="dxa"/>
-              <w:right w:w="180" w:type="dxa"/>
-            </w:tcMar>
-            <w:vAlign w:val="center"/>
-          </w:tcPr>
-          <w:p>
-            <w:pPr>
-              <w:rPr>
-                <w:rFonts w:hint="eastAsia"/>
-                <w:lang w:val="en-US" w:eastAsia="zh-CN"/>
-              </w:rPr>
-            </w:pPr>
-            <w:r>
-              <w:rPr>
-                <w:rFonts w:hint="eastAsia"/>
-                <w:lang w:val="en-US" w:eastAsia="zh-CN"/>
-              </w:rPr>
-              <w:t>巡检本辖区设备</w:t>
-            </w:r>
-          </w:p>
-        </w:tc>
-        <w:tc>
-          <w:tcPr>
-            <w:tcW w:w="0" w:type="auto"/>
-            <w:tcBorders>
-              <w:top w:val="nil"/>
-              <w:left w:val="nil"/>
-              <w:bottom w:val="nil"/>
-              <w:right w:val="nil"/>
-            </w:tcBorders>
-            <w:shd w:val="clear" w:color="auto" w:fill="auto"/>
-            <w:tcMar>
-              <w:top w:w="120" w:type="dxa"/>
-              <w:left w:w="180" w:type="dxa"/>
-              <w:bottom w:w="120" w:type="dxa"/>
-              <w:right w:w="180" w:type="dxa"/>
-            </w:tcMar>
-            <w:vAlign w:val="center"/>
-          </w:tcPr>
-          <w:p>
-            <w:pPr>
-              <w:rPr>
-                <w:rFonts w:hint="eastAsia"/>
-                <w:lang w:val="en-US" w:eastAsia="zh-CN"/>
-              </w:rPr>
-            </w:pPr>
-            <w:r>
-              <w:rPr>
-                <w:rFonts w:hint="eastAsia"/>
-                <w:lang w:val="en-US" w:eastAsia="zh-CN"/>
-              </w:rPr>
-              <w:t>UC-REP-001-DeviceCheck</w:t>
+              <w:t>UC-ADMIN-003-UserManage</w:t>
             </w:r>
           </w:p>
         </w:tc>
@@ -2189,7 +1830,7 @@
                 <w:rFonts w:hint="eastAsia"/>
                 <w:lang w:val="en-US" w:eastAsia="zh-CN"/>
               </w:rPr>
-              <w:t>维修人员</w:t>
+              <w:t>管理员</w:t>
             </w:r>
           </w:p>
         </w:tc>
@@ -2214,50 +1855,50 @@
           <w:p>
             <w:pPr>
               <w:rPr>
+                <w:rFonts w:hint="default"/>
+                <w:lang w:val="en-US" w:eastAsia="zh-CN"/>
+              </w:rPr>
+            </w:pPr>
+            <w:r>
+              <w:rPr>
                 <w:rFonts w:hint="eastAsia"/>
                 <w:lang w:val="en-US" w:eastAsia="zh-CN"/>
               </w:rPr>
+              <w:t>管理地区信息</w:t>
+            </w:r>
+          </w:p>
+        </w:tc>
+        <w:tc>
+          <w:tcPr>
+            <w:tcW w:w="0" w:type="auto"/>
+            <w:tcBorders>
+              <w:top w:val="nil"/>
+              <w:left w:val="nil"/>
+              <w:bottom w:val="nil"/>
+              <w:right w:val="nil"/>
+            </w:tcBorders>
+            <w:shd w:val="clear" w:color="auto" w:fill="auto"/>
+            <w:tcMar>
+              <w:top w:w="120" w:type="dxa"/>
+              <w:left w:w="180" w:type="dxa"/>
+              <w:bottom w:w="120" w:type="dxa"/>
+              <w:right w:w="180" w:type="dxa"/>
+            </w:tcMar>
+            <w:vAlign w:val="center"/>
+          </w:tcPr>
+          <w:p>
+            <w:pPr>
+              <w:rPr>
+                <w:rFonts w:hint="eastAsia"/>
+                <w:lang w:val="en-US" w:eastAsia="zh-CN"/>
+              </w:rPr>
             </w:pPr>
             <w:r>
               <w:rPr>
                 <w:rFonts w:hint="eastAsia"/>
                 <w:lang w:val="en-US" w:eastAsia="zh-CN"/>
               </w:rPr>
-              <w:t>抢单与处理工单</w:t>
-            </w:r>
-          </w:p>
-        </w:tc>
-        <w:tc>
-          <w:tcPr>
-            <w:tcW w:w="0" w:type="auto"/>
-            <w:tcBorders>
-              <w:top w:val="nil"/>
-              <w:left w:val="nil"/>
-              <w:bottom w:val="nil"/>
-              <w:right w:val="nil"/>
-            </w:tcBorders>
-            <w:shd w:val="clear" w:color="auto" w:fill="auto"/>
-            <w:tcMar>
-              <w:top w:w="120" w:type="dxa"/>
-              <w:left w:w="180" w:type="dxa"/>
-              <w:bottom w:w="120" w:type="dxa"/>
-              <w:right w:w="180" w:type="dxa"/>
-            </w:tcMar>
-            <w:vAlign w:val="center"/>
-          </w:tcPr>
-          <w:p>
-            <w:pPr>
-              <w:rPr>
-                <w:rFonts w:hint="eastAsia"/>
-                <w:lang w:val="en-US" w:eastAsia="zh-CN"/>
-              </w:rPr>
-            </w:pPr>
-            <w:r>
-              <w:rPr>
-                <w:rFonts w:hint="eastAsia"/>
-                <w:lang w:val="en-US" w:eastAsia="zh-CN"/>
-              </w:rPr>
-              <w:t>UC-REP-002-WorkOrderHandle</w:t>
+              <w:t>UC-ADMIN-004-AreaManage</w:t>
             </w:r>
           </w:p>
         </w:tc>
@@ -2300,27 +1941,61 @@
           <w:p>
             <w:pPr>
               <w:rPr>
+                <w:rFonts w:hint="default"/>
+                <w:lang w:val="en-US" w:eastAsia="zh-CN"/>
+              </w:rPr>
+            </w:pPr>
+            <w:r>
+              <w:rPr>
                 <w:rFonts w:hint="eastAsia"/>
                 <w:lang w:val="en-US" w:eastAsia="zh-CN"/>
               </w:rPr>
+              <w:t>管理员</w:t>
+            </w:r>
+          </w:p>
+        </w:tc>
+        <w:tc>
+          <w:tcPr>
+            <w:tcW w:w="0" w:type="auto"/>
+            <w:tcBorders>
+              <w:top w:val="nil"/>
+              <w:left w:val="nil"/>
+              <w:bottom w:val="nil"/>
+              <w:right w:val="single" w:color="auto" w:sz="2" w:space="0"/>
+            </w:tcBorders>
+            <w:shd w:val="clear" w:color="auto" w:fill="auto"/>
+            <w:tcMar>
+              <w:top w:w="120" w:type="dxa"/>
+              <w:left w:w="180" w:type="dxa"/>
+              <w:bottom w:w="120" w:type="dxa"/>
+              <w:right w:w="180" w:type="dxa"/>
+            </w:tcMar>
+            <w:vAlign w:val="center"/>
+          </w:tcPr>
+          <w:p>
+            <w:pPr>
+              <w:rPr>
+                <w:rFonts w:hint="default"/>
+                <w:lang w:val="en-US" w:eastAsia="zh-CN"/>
+              </w:rPr>
             </w:pPr>
             <w:r>
               <w:rPr>
                 <w:rFonts w:hint="eastAsia"/>
                 <w:lang w:val="en-US" w:eastAsia="zh-CN"/>
               </w:rPr>
-              <w:t>学生</w:t>
-            </w:r>
-          </w:p>
-        </w:tc>
-        <w:tc>
-          <w:tcPr>
-            <w:tcW w:w="0" w:type="auto"/>
-            <w:tcBorders>
-              <w:top w:val="nil"/>
-              <w:left w:val="nil"/>
-              <w:bottom w:val="nil"/>
-              <w:right w:val="single" w:color="auto" w:sz="2" w:space="0"/>
+              <w:t>管理设备</w:t>
+            </w:r>
+          </w:p>
+        </w:tc>
+        <w:tc>
+          <w:tcPr>
+            <w:tcW w:w="0" w:type="auto"/>
+            <w:tcBorders>
+              <w:top w:val="nil"/>
+              <w:left w:val="nil"/>
+              <w:bottom w:val="nil"/>
+              <w:right w:val="nil"/>
             </w:tcBorders>
             <w:shd w:val="clear" w:color="auto" w:fill="auto"/>
             <w:tcMar>
@@ -2334,56 +2009,16 @@
           <w:p>
             <w:pPr>
               <w:rPr>
+                <w:rFonts w:hint="default"/>
+                <w:lang w:val="en-US" w:eastAsia="zh-CN"/>
+              </w:rPr>
+            </w:pPr>
+            <w:r>
+              <w:rPr>
                 <w:rFonts w:hint="eastAsia"/>
                 <w:lang w:val="en-US" w:eastAsia="zh-CN"/>
               </w:rPr>
-            </w:pPr>
-            <w:r>
-              <w:rPr>
-                <w:rFonts w:hint="eastAsia"/>
-                <w:lang w:val="en-US" w:eastAsia="zh-CN"/>
-              </w:rPr>
-              <w:t>扫码用水</w:t>
-            </w:r>
-          </w:p>
-        </w:tc>
-        <w:tc>
-          <w:tcPr>
-            <w:tcW w:w="0" w:type="auto"/>
-            <w:tcBorders>
-              <w:top w:val="nil"/>
-              <w:left w:val="nil"/>
-              <w:bottom w:val="nil"/>
-              <w:right w:val="nil"/>
-            </w:tcBorders>
-            <w:shd w:val="clear" w:color="auto" w:fill="auto"/>
-            <w:tcMar>
-              <w:top w:w="120" w:type="dxa"/>
-              <w:left w:w="180" w:type="dxa"/>
-              <w:bottom w:w="120" w:type="dxa"/>
-              <w:right w:w="180" w:type="dxa"/>
-            </w:tcMar>
-            <w:vAlign w:val="center"/>
-          </w:tcPr>
-          <w:p>
-            <w:pPr>
-              <w:rPr>
-                <w:rFonts w:hint="eastAsia"/>
-                <w:lang w:val="en-US" w:eastAsia="zh-CN"/>
-              </w:rPr>
-            </w:pPr>
-            <w:r>
-              <w:rPr>
-                <w:rFonts w:hint="eastAsia"/>
-                <w:lang w:val="en-US" w:eastAsia="zh-CN"/>
-              </w:rPr>
-              <w:t>UC-STU-001-</w:t>
-            </w:r>
-            <w:r>
-              <w:rPr>
-                <w:lang w:val="en-US" w:eastAsia="zh-CN"/>
-              </w:rPr>
-              <w:t>ScanDrink</w:t>
+              <w:t>UC-ADMIN-005-DeviceManage</w:t>
             </w:r>
           </w:p>
         </w:tc>
@@ -2427,7 +2062,7 @@
           <w:p>
             <w:pPr>
               <w:rPr>
-                <w:rFonts w:hint="default"/>
+                <w:rFonts w:hint="eastAsia"/>
                 <w:lang w:val="en-US" w:eastAsia="zh-CN"/>
               </w:rPr>
             </w:pPr>
@@ -2436,7 +2071,7 @@
                 <w:rFonts w:hint="eastAsia"/>
                 <w:lang w:val="en-US" w:eastAsia="zh-CN"/>
               </w:rPr>
-              <w:t>学生</w:t>
+              <w:t>维修人员</w:t>
             </w:r>
           </w:p>
         </w:tc>
@@ -2461,7 +2096,7 @@
           <w:p>
             <w:pPr>
               <w:rPr>
-                <w:rFonts w:hint="default"/>
+                <w:rFonts w:hint="eastAsia"/>
                 <w:lang w:val="en-US" w:eastAsia="zh-CN"/>
               </w:rPr>
             </w:pPr>
@@ -2470,7 +2105,7 @@
                 <w:rFonts w:hint="eastAsia"/>
                 <w:lang w:val="en-US" w:eastAsia="zh-CN"/>
               </w:rPr>
-              <w:t>查询水质信息</w:t>
+              <w:t>巡检本辖区设备</w:t>
             </w:r>
           </w:p>
         </w:tc>
@@ -2501,9 +2136,10 @@
             </w:pPr>
             <w:r>
               <w:rPr>
-                <w:lang w:val="en-US" w:eastAsia="zh-CN"/>
-              </w:rPr>
-              <w:t>UC-STU-002-QualityCheck</w:t>
+                <w:rFonts w:hint="eastAsia"/>
+                <w:lang w:val="en-US" w:eastAsia="zh-CN"/>
+              </w:rPr>
+              <w:t>UC-REP-001-DeviceCheck</w:t>
             </w:r>
           </w:p>
         </w:tc>
@@ -2555,7 +2191,7 @@
                 <w:rFonts w:hint="eastAsia"/>
                 <w:lang w:val="en-US" w:eastAsia="zh-CN"/>
               </w:rPr>
-              <w:t>学生</w:t>
+              <w:t>维修人员</w:t>
             </w:r>
           </w:p>
         </w:tc>
@@ -2589,7 +2225,7 @@
                 <w:rFonts w:hint="eastAsia"/>
                 <w:lang w:val="en-US" w:eastAsia="zh-CN"/>
               </w:rPr>
-              <w:t>查看每日饮水量</w:t>
+              <w:t>抢单与处理工单</w:t>
             </w:r>
           </w:p>
         </w:tc>
@@ -2623,7 +2259,7 @@
                 <w:rFonts w:hint="eastAsia"/>
                 <w:lang w:val="en-US" w:eastAsia="zh-CN"/>
               </w:rPr>
-              <w:t>UC-STU-003-DrinkRecord</w:t>
+              <w:t>UC-REP-002-WorkOrderHandle</w:t>
             </w:r>
           </w:p>
         </w:tc>
@@ -2638,6 +2274,375 @@
             <w:insideH w:val="none" w:color="auto" w:sz="0" w:space="0"/>
             <w:insideV w:val="none" w:color="auto" w:sz="0" w:space="0"/>
           </w:tblBorders>
+          <w:shd w:val="clear" w:color="auto" w:fill="auto"/>
+          <w:tblCellMar>
+            <w:top w:w="0" w:type="dxa"/>
+            <w:left w:w="0" w:type="dxa"/>
+            <w:bottom w:w="0" w:type="dxa"/>
+            <w:right w:w="0" w:type="dxa"/>
+          </w:tblCellMar>
+        </w:tblPrEx>
+        <w:tc>
+          <w:tcPr>
+            <w:tcW w:w="0" w:type="auto"/>
+            <w:tcBorders>
+              <w:top w:val="nil"/>
+              <w:left w:val="nil"/>
+              <w:bottom w:val="nil"/>
+              <w:right w:val="single" w:color="auto" w:sz="2" w:space="0"/>
+            </w:tcBorders>
+            <w:shd w:val="clear" w:color="auto" w:fill="auto"/>
+            <w:tcMar>
+              <w:top w:w="120" w:type="dxa"/>
+              <w:left w:w="180" w:type="dxa"/>
+              <w:bottom w:w="120" w:type="dxa"/>
+              <w:right w:w="180" w:type="dxa"/>
+            </w:tcMar>
+            <w:vAlign w:val="center"/>
+          </w:tcPr>
+          <w:p>
+            <w:pPr>
+              <w:rPr>
+                <w:rFonts w:hint="eastAsia"/>
+                <w:lang w:val="en-US" w:eastAsia="zh-CN"/>
+              </w:rPr>
+            </w:pPr>
+            <w:r>
+              <w:rPr>
+                <w:rFonts w:hint="eastAsia"/>
+                <w:lang w:val="en-US" w:eastAsia="zh-CN"/>
+              </w:rPr>
+              <w:t>学生</w:t>
+            </w:r>
+          </w:p>
+        </w:tc>
+        <w:tc>
+          <w:tcPr>
+            <w:tcW w:w="0" w:type="auto"/>
+            <w:tcBorders>
+              <w:top w:val="nil"/>
+              <w:left w:val="nil"/>
+              <w:bottom w:val="nil"/>
+              <w:right w:val="single" w:color="auto" w:sz="2" w:space="0"/>
+            </w:tcBorders>
+            <w:shd w:val="clear" w:color="auto" w:fill="auto"/>
+            <w:tcMar>
+              <w:top w:w="120" w:type="dxa"/>
+              <w:left w:w="180" w:type="dxa"/>
+              <w:bottom w:w="120" w:type="dxa"/>
+              <w:right w:w="180" w:type="dxa"/>
+            </w:tcMar>
+            <w:vAlign w:val="center"/>
+          </w:tcPr>
+          <w:p>
+            <w:pPr>
+              <w:rPr>
+                <w:rFonts w:hint="eastAsia"/>
+                <w:lang w:val="en-US" w:eastAsia="zh-CN"/>
+              </w:rPr>
+            </w:pPr>
+            <w:r>
+              <w:rPr>
+                <w:rFonts w:hint="eastAsia"/>
+                <w:lang w:val="en-US" w:eastAsia="zh-CN"/>
+              </w:rPr>
+              <w:t>扫码用水</w:t>
+            </w:r>
+          </w:p>
+        </w:tc>
+        <w:tc>
+          <w:tcPr>
+            <w:tcW w:w="0" w:type="auto"/>
+            <w:tcBorders>
+              <w:top w:val="nil"/>
+              <w:left w:val="nil"/>
+              <w:bottom w:val="nil"/>
+              <w:right w:val="nil"/>
+            </w:tcBorders>
+            <w:shd w:val="clear" w:color="auto" w:fill="auto"/>
+            <w:tcMar>
+              <w:top w:w="120" w:type="dxa"/>
+              <w:left w:w="180" w:type="dxa"/>
+              <w:bottom w:w="120" w:type="dxa"/>
+              <w:right w:w="180" w:type="dxa"/>
+            </w:tcMar>
+            <w:vAlign w:val="center"/>
+          </w:tcPr>
+          <w:p>
+            <w:pPr>
+              <w:rPr>
+                <w:rFonts w:hint="eastAsia"/>
+                <w:lang w:val="en-US" w:eastAsia="zh-CN"/>
+              </w:rPr>
+            </w:pPr>
+            <w:r>
+              <w:rPr>
+                <w:rFonts w:hint="eastAsia"/>
+                <w:lang w:val="en-US" w:eastAsia="zh-CN"/>
+              </w:rPr>
+              <w:t>UC-STU-001-</w:t>
+            </w:r>
+            <w:r>
+              <w:rPr>
+                <w:lang w:val="en-US" w:eastAsia="zh-CN"/>
+              </w:rPr>
+              <w:t>ScanDrink</w:t>
+            </w:r>
+          </w:p>
+        </w:tc>
+      </w:tr>
+      <w:tr>
+        <w:tblPrEx>
+          <w:tblBorders>
+            <w:top w:val="single" w:color="auto" w:sz="2" w:space="0"/>
+            <w:left w:val="single" w:color="auto" w:sz="2" w:space="0"/>
+            <w:bottom w:val="single" w:color="auto" w:sz="2" w:space="0"/>
+            <w:right w:val="single" w:color="auto" w:sz="2" w:space="0"/>
+            <w:insideH w:val="none" w:color="auto" w:sz="0" w:space="0"/>
+            <w:insideV w:val="none" w:color="auto" w:sz="0" w:space="0"/>
+          </w:tblBorders>
+          <w:shd w:val="clear" w:color="auto" w:fill="auto"/>
+          <w:tblCellMar>
+            <w:top w:w="0" w:type="dxa"/>
+            <w:left w:w="0" w:type="dxa"/>
+            <w:bottom w:w="0" w:type="dxa"/>
+            <w:right w:w="0" w:type="dxa"/>
+          </w:tblCellMar>
+        </w:tblPrEx>
+        <w:tc>
+          <w:tcPr>
+            <w:tcW w:w="0" w:type="auto"/>
+            <w:tcBorders>
+              <w:top w:val="nil"/>
+              <w:left w:val="nil"/>
+              <w:bottom w:val="nil"/>
+              <w:right w:val="single" w:color="auto" w:sz="2" w:space="0"/>
+            </w:tcBorders>
+            <w:shd w:val="clear" w:color="auto" w:fill="auto"/>
+            <w:tcMar>
+              <w:top w:w="120" w:type="dxa"/>
+              <w:left w:w="180" w:type="dxa"/>
+              <w:bottom w:w="120" w:type="dxa"/>
+              <w:right w:w="180" w:type="dxa"/>
+            </w:tcMar>
+            <w:vAlign w:val="center"/>
+          </w:tcPr>
+          <w:p>
+            <w:pPr>
+              <w:rPr>
+                <w:rFonts w:hint="default"/>
+                <w:lang w:val="en-US" w:eastAsia="zh-CN"/>
+              </w:rPr>
+            </w:pPr>
+            <w:r>
+              <w:rPr>
+                <w:rFonts w:hint="eastAsia"/>
+                <w:lang w:val="en-US" w:eastAsia="zh-CN"/>
+              </w:rPr>
+              <w:t>学生</w:t>
+            </w:r>
+          </w:p>
+        </w:tc>
+        <w:tc>
+          <w:tcPr>
+            <w:tcW w:w="0" w:type="auto"/>
+            <w:tcBorders>
+              <w:top w:val="nil"/>
+              <w:left w:val="nil"/>
+              <w:bottom w:val="nil"/>
+              <w:right w:val="single" w:color="auto" w:sz="2" w:space="0"/>
+            </w:tcBorders>
+            <w:shd w:val="clear" w:color="auto" w:fill="auto"/>
+            <w:tcMar>
+              <w:top w:w="120" w:type="dxa"/>
+              <w:left w:w="180" w:type="dxa"/>
+              <w:bottom w:w="120" w:type="dxa"/>
+              <w:right w:w="180" w:type="dxa"/>
+            </w:tcMar>
+            <w:vAlign w:val="center"/>
+          </w:tcPr>
+          <w:p>
+            <w:pPr>
+              <w:rPr>
+                <w:rFonts w:hint="default"/>
+                <w:lang w:val="en-US" w:eastAsia="zh-CN"/>
+              </w:rPr>
+            </w:pPr>
+            <w:r>
+              <w:rPr>
+                <w:rFonts w:hint="eastAsia"/>
+                <w:lang w:val="en-US" w:eastAsia="zh-CN"/>
+              </w:rPr>
+              <w:t>查询水质信息</w:t>
+            </w:r>
+          </w:p>
+        </w:tc>
+        <w:tc>
+          <w:tcPr>
+            <w:tcW w:w="0" w:type="auto"/>
+            <w:tcBorders>
+              <w:top w:val="nil"/>
+              <w:left w:val="nil"/>
+              <w:bottom w:val="nil"/>
+              <w:right w:val="nil"/>
+            </w:tcBorders>
+            <w:shd w:val="clear" w:color="auto" w:fill="auto"/>
+            <w:tcMar>
+              <w:top w:w="120" w:type="dxa"/>
+              <w:left w:w="180" w:type="dxa"/>
+              <w:bottom w:w="120" w:type="dxa"/>
+              <w:right w:w="180" w:type="dxa"/>
+            </w:tcMar>
+            <w:vAlign w:val="center"/>
+          </w:tcPr>
+          <w:p>
+            <w:pPr>
+              <w:rPr>
+                <w:rFonts w:hint="eastAsia"/>
+                <w:lang w:val="en-US" w:eastAsia="zh-CN"/>
+              </w:rPr>
+            </w:pPr>
+            <w:r>
+              <w:rPr>
+                <w:lang w:val="en-US" w:eastAsia="zh-CN"/>
+              </w:rPr>
+              <w:t>UC-STU-002-QualityCheck</w:t>
+            </w:r>
+          </w:p>
+        </w:tc>
+      </w:tr>
+      <w:tr>
+        <w:tblPrEx>
+          <w:tblBorders>
+            <w:top w:val="single" w:color="auto" w:sz="2" w:space="0"/>
+            <w:left w:val="single" w:color="auto" w:sz="2" w:space="0"/>
+            <w:bottom w:val="single" w:color="auto" w:sz="2" w:space="0"/>
+            <w:right w:val="single" w:color="auto" w:sz="2" w:space="0"/>
+            <w:insideH w:val="none" w:color="auto" w:sz="0" w:space="0"/>
+            <w:insideV w:val="none" w:color="auto" w:sz="0" w:space="0"/>
+          </w:tblBorders>
+          <w:shd w:val="clear" w:color="auto" w:fill="auto"/>
+          <w:tblCellMar>
+            <w:top w:w="0" w:type="dxa"/>
+            <w:left w:w="0" w:type="dxa"/>
+            <w:bottom w:w="0" w:type="dxa"/>
+            <w:right w:w="0" w:type="dxa"/>
+          </w:tblCellMar>
+        </w:tblPrEx>
+        <w:tc>
+          <w:tcPr>
+            <w:tcW w:w="0" w:type="auto"/>
+            <w:tcBorders>
+              <w:top w:val="nil"/>
+              <w:left w:val="nil"/>
+              <w:bottom w:val="nil"/>
+              <w:right w:val="single" w:color="auto" w:sz="2" w:space="0"/>
+            </w:tcBorders>
+            <w:shd w:val="clear" w:color="auto" w:fill="auto"/>
+            <w:tcMar>
+              <w:top w:w="120" w:type="dxa"/>
+              <w:left w:w="180" w:type="dxa"/>
+              <w:bottom w:w="120" w:type="dxa"/>
+              <w:right w:w="180" w:type="dxa"/>
+            </w:tcMar>
+            <w:vAlign w:val="center"/>
+          </w:tcPr>
+          <w:p>
+            <w:pPr>
+              <w:rPr>
+                <w:rFonts w:hint="eastAsia"/>
+                <w:lang w:val="en-US" w:eastAsia="zh-CN"/>
+              </w:rPr>
+            </w:pPr>
+            <w:r>
+              <w:rPr>
+                <w:rFonts w:hint="eastAsia"/>
+                <w:lang w:val="en-US" w:eastAsia="zh-CN"/>
+              </w:rPr>
+              <w:t>学生</w:t>
+            </w:r>
+          </w:p>
+        </w:tc>
+        <w:tc>
+          <w:tcPr>
+            <w:tcW w:w="0" w:type="auto"/>
+            <w:tcBorders>
+              <w:top w:val="nil"/>
+              <w:left w:val="nil"/>
+              <w:bottom w:val="nil"/>
+              <w:right w:val="single" w:color="auto" w:sz="2" w:space="0"/>
+            </w:tcBorders>
+            <w:shd w:val="clear" w:color="auto" w:fill="auto"/>
+            <w:tcMar>
+              <w:top w:w="120" w:type="dxa"/>
+              <w:left w:w="180" w:type="dxa"/>
+              <w:bottom w:w="120" w:type="dxa"/>
+              <w:right w:w="180" w:type="dxa"/>
+            </w:tcMar>
+            <w:vAlign w:val="center"/>
+          </w:tcPr>
+          <w:p>
+            <w:pPr>
+              <w:rPr>
+                <w:rFonts w:hint="eastAsia"/>
+                <w:lang w:val="en-US" w:eastAsia="zh-CN"/>
+              </w:rPr>
+            </w:pPr>
+            <w:r>
+              <w:rPr>
+                <w:rFonts w:hint="eastAsia"/>
+                <w:lang w:val="en-US" w:eastAsia="zh-CN"/>
+              </w:rPr>
+              <w:t>查看每日饮水量</w:t>
+            </w:r>
+          </w:p>
+        </w:tc>
+        <w:tc>
+          <w:tcPr>
+            <w:tcW w:w="0" w:type="auto"/>
+            <w:tcBorders>
+              <w:top w:val="nil"/>
+              <w:left w:val="nil"/>
+              <w:bottom w:val="nil"/>
+              <w:right w:val="nil"/>
+            </w:tcBorders>
+            <w:shd w:val="clear" w:color="auto" w:fill="auto"/>
+            <w:tcMar>
+              <w:top w:w="120" w:type="dxa"/>
+              <w:left w:w="180" w:type="dxa"/>
+              <w:bottom w:w="120" w:type="dxa"/>
+              <w:right w:w="180" w:type="dxa"/>
+            </w:tcMar>
+            <w:vAlign w:val="center"/>
+          </w:tcPr>
+          <w:p>
+            <w:pPr>
+              <w:rPr>
+                <w:rFonts w:hint="eastAsia"/>
+                <w:lang w:val="en-US" w:eastAsia="zh-CN"/>
+              </w:rPr>
+            </w:pPr>
+            <w:r>
+              <w:rPr>
+                <w:rFonts w:hint="eastAsia"/>
+                <w:lang w:val="en-US" w:eastAsia="zh-CN"/>
+              </w:rPr>
+              <w:t>UC-STU-003-DrinkRecord</w:t>
+            </w:r>
+          </w:p>
+        </w:tc>
+      </w:tr>
+      <w:tr>
+        <w:tblPrEx>
+          <w:tblBorders>
+            <w:top w:val="single" w:color="auto" w:sz="2" w:space="0"/>
+            <w:left w:val="single" w:color="auto" w:sz="2" w:space="0"/>
+            <w:bottom w:val="single" w:color="auto" w:sz="2" w:space="0"/>
+            <w:right w:val="single" w:color="auto" w:sz="2" w:space="0"/>
+            <w:insideH w:val="none" w:color="auto" w:sz="0" w:space="0"/>
+            <w:insideV w:val="none" w:color="auto" w:sz="0" w:space="0"/>
+          </w:tblBorders>
+          <w:shd w:val="clear" w:color="auto" w:fill="auto"/>
           <w:tblCellMar>
             <w:top w:w="0" w:type="dxa"/>
             <w:left w:w="0" w:type="dxa"/>
@@ -3649,9 +3654,9 @@
       <w:r>
         <w:drawing>
           <wp:inline distT="0" distB="0" distL="114300" distR="114300">
-            <wp:extent cx="4870450" cy="4876800"/>
-            <wp:effectExtent l="0" t="0" r="6350" b="0"/>
-            <wp:docPr id="5" name="图片 4"/>
+            <wp:extent cx="3492500" cy="3905250"/>
+            <wp:effectExtent l="0" t="0" r="0" b="6350"/>
+            <wp:docPr id="5" name="图片 1"/>
             <wp:cNvGraphicFramePr>
               <a:graphicFrameLocks xmlns:a="http://schemas.openxmlformats.org/drawingml/2006/main" noChangeAspect="1"/>
             </wp:cNvGraphicFramePr>
@@ -3659,7 +3664,7 @@
               <a:graphicData uri="http://schemas.openxmlformats.org/drawingml/2006/picture">
                 <pic:pic xmlns:pic="http://schemas.openxmlformats.org/drawingml/2006/picture">
                   <pic:nvPicPr>
-                    <pic:cNvPr id="5" name="图片 4"/>
+                    <pic:cNvPr id="5" name="图片 1"/>
                     <pic:cNvPicPr>
                       <a:picLocks noChangeAspect="1"/>
                     </pic:cNvPicPr>
@@ -3673,7 +3678,7 @@
                   <pic:spPr>
                     <a:xfrm>
                       <a:off x="0" y="0"/>
-                      <a:ext cx="4870450" cy="4876800"/>
+                      <a:ext cx="3492500" cy="3905250"/>
                     </a:xfrm>
                     <a:prstGeom prst="rect">
                       <a:avLst/>
@@ -3689,80 +3694,108 @@
           </wp:inline>
         </w:drawing>
       </w:r>
+    </w:p>
+    <w:p>
+      <w:pPr>
+        <w:rPr>
+          <w:rFonts w:hint="default"/>
+        </w:rPr>
+      </w:pPr>
+    </w:p>
+    <w:p>
+      <w:pPr>
+        <w:rPr>
+          <w:rFonts w:hint="default"/>
+        </w:rPr>
+      </w:pPr>
+    </w:p>
+    <w:p>
+      <w:pPr>
+        <w:rPr>
+          <w:rFonts w:hint="default"/>
+        </w:rPr>
+      </w:pPr>
+    </w:p>
+    <w:p>
+      <w:pPr>
+        <w:rPr>
+          <w:rFonts w:hint="default"/>
+        </w:rPr>
+      </w:pPr>
+    </w:p>
+    <w:p>
+      <w:pPr>
+        <w:rPr>
+          <w:rFonts w:hint="default"/>
+        </w:rPr>
+      </w:pPr>
+    </w:p>
+    <w:p>
+      <w:pPr>
+        <w:rPr>
+          <w:rFonts w:hint="default"/>
+        </w:rPr>
+      </w:pPr>
+    </w:p>
+    <w:p>
+      <w:pPr>
+        <w:rPr>
+          <w:rFonts w:hint="default"/>
+        </w:rPr>
+      </w:pPr>
+    </w:p>
+    <w:p>
+      <w:pPr>
+        <w:rPr>
+          <w:rFonts w:hint="default"/>
+        </w:rPr>
+      </w:pPr>
+    </w:p>
+    <w:p>
+      <w:pPr>
+        <w:rPr>
+          <w:rFonts w:hint="default"/>
+        </w:rPr>
+      </w:pPr>
+    </w:p>
+    <w:p>
+      <w:pPr>
+        <w:rPr>
+          <w:rFonts w:hint="default"/>
+        </w:rPr>
+      </w:pPr>
+    </w:p>
+    <w:p>
+      <w:pPr>
+        <w:rPr>
+          <w:rFonts w:hint="default"/>
+        </w:rPr>
+      </w:pPr>
+    </w:p>
+    <w:p>
+      <w:pPr>
+        <w:rPr>
+          <w:rFonts w:hint="default"/>
+        </w:rPr>
+      </w:pPr>
+    </w:p>
+    <w:p>
+      <w:pPr>
+        <w:rPr>
+          <w:rFonts w:hint="default"/>
+        </w:rPr>
+      </w:pPr>
+    </w:p>
+    <w:p>
+      <w:pPr>
+        <w:rPr>
+          <w:rFonts w:hint="default"/>
+        </w:rPr>
+      </w:pPr>
+    </w:p>
+    <w:p>
       <w:bookmarkStart w:id="0" w:name="_GoBack"/>
       <w:bookmarkEnd w:id="0"/>
-    </w:p>
-    <w:p>
-      <w:pPr>
-        <w:rPr>
-          <w:rFonts w:hint="default"/>
-        </w:rPr>
-      </w:pPr>
-    </w:p>
-    <w:p>
-      <w:pPr>
-        <w:rPr>
-          <w:rFonts w:hint="default"/>
-        </w:rPr>
-      </w:pPr>
-    </w:p>
-    <w:p>
-      <w:pPr>
-        <w:rPr>
-          <w:rFonts w:hint="default"/>
-        </w:rPr>
-      </w:pPr>
-    </w:p>
-    <w:p>
-      <w:pPr>
-        <w:rPr>
-          <w:rFonts w:hint="default"/>
-        </w:rPr>
-      </w:pPr>
-    </w:p>
-    <w:p>
-      <w:pPr>
-        <w:rPr>
-          <w:rFonts w:hint="default"/>
-        </w:rPr>
-      </w:pPr>
-    </w:p>
-    <w:p>
-      <w:pPr>
-        <w:rPr>
-          <w:rFonts w:hint="default"/>
-        </w:rPr>
-      </w:pPr>
-    </w:p>
-    <w:p>
-      <w:pPr>
-        <w:rPr>
-          <w:rFonts w:hint="default"/>
-        </w:rPr>
-      </w:pPr>
-    </w:p>
-    <w:p>
-      <w:pPr>
-        <w:rPr>
-          <w:rFonts w:hint="default"/>
-        </w:rPr>
-      </w:pPr>
-    </w:p>
-    <w:p>
-      <w:pPr>
-        <w:rPr>
-          <w:rFonts w:hint="default"/>
-        </w:rPr>
-      </w:pPr>
-    </w:p>
-    <w:p>
-      <w:pPr>
-        <w:rPr>
-          <w:rFonts w:hint="default"/>
-        </w:rPr>
-      </w:pPr>
-    </w:p>
-    <w:p>
       <w:r>
         <w:rPr>
           <w:rFonts w:hint="default"/>
@@ -3827,12 +3860,6 @@
             <w:insideV w:val="none" w:color="auto" w:sz="0" w:space="0"/>
           </w:tblBorders>
           <w:shd w:val="clear" w:color="auto" w:fill="auto"/>
-          <w:tblCellMar>
-            <w:top w:w="0" w:type="dxa"/>
-            <w:left w:w="0" w:type="dxa"/>
-            <w:bottom w:w="0" w:type="dxa"/>
-            <w:right w:w="0" w:type="dxa"/>
-          </w:tblCellMar>
         </w:tblPrEx>
         <w:trPr>
           <w:tblHeader/>
@@ -4049,7 +4076,6 @@
             <w:insideH w:val="none" w:color="auto" w:sz="0" w:space="0"/>
             <w:insideV w:val="none" w:color="auto" w:sz="0" w:space="0"/>
           </w:tblBorders>
-          <w:shd w:val="clear" w:color="auto" w:fill="auto"/>
           <w:tblCellMar>
             <w:top w:w="0" w:type="dxa"/>
             <w:left w:w="0" w:type="dxa"/>
@@ -4195,7 +4221,6 @@
             <w:insideH w:val="none" w:color="auto" w:sz="0" w:space="0"/>
             <w:insideV w:val="none" w:color="auto" w:sz="0" w:space="0"/>
           </w:tblBorders>
-          <w:shd w:val="clear" w:color="auto" w:fill="auto"/>
           <w:tblCellMar>
             <w:top w:w="0" w:type="dxa"/>
             <w:left w:w="0" w:type="dxa"/>
@@ -4268,7 +4293,6 @@
             <w:insideH w:val="none" w:color="auto" w:sz="0" w:space="0"/>
             <w:insideV w:val="none" w:color="auto" w:sz="0" w:space="0"/>
           </w:tblBorders>
-          <w:shd w:val="clear" w:color="auto" w:fill="auto"/>
           <w:tblCellMar>
             <w:top w:w="0" w:type="dxa"/>
             <w:left w:w="0" w:type="dxa"/>
@@ -4996,7 +5020,6 @@
             <w:insideH w:val="none" w:color="auto" w:sz="0" w:space="0"/>
             <w:insideV w:val="none" w:color="auto" w:sz="0" w:space="0"/>
           </w:tblBorders>
-          <w:shd w:val="clear" w:color="auto" w:fill="auto"/>
           <w:tblCellMar>
             <w:top w:w="0" w:type="dxa"/>
             <w:left w:w="0" w:type="dxa"/>
@@ -5069,7 +5092,6 @@
             <w:insideH w:val="none" w:color="auto" w:sz="0" w:space="0"/>
             <w:insideV w:val="none" w:color="auto" w:sz="0" w:space="0"/>
           </w:tblBorders>
-          <w:shd w:val="clear" w:color="auto" w:fill="auto"/>
           <w:tblCellMar>
             <w:top w:w="0" w:type="dxa"/>
             <w:left w:w="0" w:type="dxa"/>
@@ -5155,7 +5177,6 @@
             <w:insideH w:val="none" w:color="auto" w:sz="0" w:space="0"/>
             <w:insideV w:val="none" w:color="auto" w:sz="0" w:space="0"/>
           </w:tblBorders>
-          <w:shd w:val="clear" w:color="auto" w:fill="auto"/>
           <w:tblCellMar>
             <w:top w:w="0" w:type="dxa"/>
             <w:left w:w="0" w:type="dxa"/>
@@ -5241,7 +5262,6 @@
             <w:insideH w:val="none" w:color="auto" w:sz="0" w:space="0"/>
             <w:insideV w:val="none" w:color="auto" w:sz="0" w:space="0"/>
           </w:tblBorders>
-          <w:shd w:val="clear" w:color="auto" w:fill="auto"/>
           <w:tblCellMar>
             <w:top w:w="0" w:type="dxa"/>
             <w:left w:w="0" w:type="dxa"/>
@@ -5592,7 +5612,6 @@
             <w:insideH w:val="none" w:color="auto" w:sz="0" w:space="0"/>
             <w:insideV w:val="none" w:color="auto" w:sz="0" w:space="0"/>
           </w:tblBorders>
-          <w:shd w:val="clear" w:color="auto" w:fill="auto"/>
           <w:tblCellMar>
             <w:top w:w="0" w:type="dxa"/>
             <w:left w:w="0" w:type="dxa"/>
@@ -5651,150 +5670,6 @@
                 <w:lang w:val="en-US" w:eastAsia="zh-CN"/>
               </w:rPr>
               <w:t>UC-ADMIN-003-UserManage</w:t>
-            </w:r>
-          </w:p>
-        </w:tc>
-      </w:tr>
-      <w:tr>
-        <w:tblPrEx>
-          <w:tblBorders>
-            <w:top w:val="single" w:color="auto" w:sz="2" w:space="0"/>
-            <w:left w:val="single" w:color="auto" w:sz="2" w:space="0"/>
-            <w:bottom w:val="single" w:color="auto" w:sz="2" w:space="0"/>
-            <w:right w:val="single" w:color="auto" w:sz="2" w:space="0"/>
-            <w:insideH w:val="none" w:color="auto" w:sz="0" w:space="0"/>
-            <w:insideV w:val="none" w:color="auto" w:sz="0" w:space="0"/>
-          </w:tblBorders>
-          <w:tblCellMar>
-            <w:top w:w="0" w:type="dxa"/>
-            <w:left w:w="0" w:type="dxa"/>
-            <w:bottom w:w="0" w:type="dxa"/>
-            <w:right w:w="0" w:type="dxa"/>
-          </w:tblCellMar>
-        </w:tblPrEx>
-        <w:tc>
-          <w:tcPr>
-            <w:tcW w:w="0" w:type="auto"/>
-            <w:tcBorders>
-              <w:top w:val="nil"/>
-              <w:left w:val="nil"/>
-              <w:bottom w:val="nil"/>
-              <w:right w:val="single" w:color="auto" w:sz="2" w:space="0"/>
-            </w:tcBorders>
-            <w:shd w:val="clear" w:color="auto" w:fill="auto"/>
-            <w:tcMar>
-              <w:top w:w="120" w:type="dxa"/>
-              <w:left w:w="180" w:type="dxa"/>
-              <w:bottom w:w="120" w:type="dxa"/>
-              <w:right w:w="180" w:type="dxa"/>
-            </w:tcMar>
-            <w:vAlign w:val="center"/>
-          </w:tcPr>
-          <w:p>
-            <w:r>
-              <w:rPr>
-                <w:lang w:val="en-US" w:eastAsia="zh-CN"/>
-              </w:rPr>
-              <w:t>主要执行者</w:t>
-            </w:r>
-          </w:p>
-        </w:tc>
-        <w:tc>
-          <w:tcPr>
-            <w:tcW w:w="0" w:type="auto"/>
-            <w:tcBorders>
-              <w:top w:val="nil"/>
-              <w:left w:val="nil"/>
-              <w:bottom w:val="nil"/>
-              <w:right w:val="nil"/>
-            </w:tcBorders>
-            <w:shd w:val="clear" w:color="auto" w:fill="auto"/>
-            <w:tcMar>
-              <w:top w:w="120" w:type="dxa"/>
-              <w:left w:w="180" w:type="dxa"/>
-              <w:bottom w:w="120" w:type="dxa"/>
-              <w:right w:w="180" w:type="dxa"/>
-            </w:tcMar>
-            <w:vAlign w:val="center"/>
-          </w:tcPr>
-          <w:p>
-            <w:r>
-              <w:rPr>
-                <w:lang w:val="en-US" w:eastAsia="zh-CN"/>
-              </w:rPr>
-              <w:t>管理员</w:t>
-            </w:r>
-          </w:p>
-        </w:tc>
-      </w:tr>
-      <w:tr>
-        <w:tblPrEx>
-          <w:tblBorders>
-            <w:top w:val="single" w:color="auto" w:sz="2" w:space="0"/>
-            <w:left w:val="single" w:color="auto" w:sz="2" w:space="0"/>
-            <w:bottom w:val="single" w:color="auto" w:sz="2" w:space="0"/>
-            <w:right w:val="single" w:color="auto" w:sz="2" w:space="0"/>
-            <w:insideH w:val="none" w:color="auto" w:sz="0" w:space="0"/>
-            <w:insideV w:val="none" w:color="auto" w:sz="0" w:space="0"/>
-          </w:tblBorders>
-          <w:tblCellMar>
-            <w:top w:w="0" w:type="dxa"/>
-            <w:left w:w="0" w:type="dxa"/>
-            <w:bottom w:w="0" w:type="dxa"/>
-            <w:right w:w="0" w:type="dxa"/>
-          </w:tblCellMar>
-        </w:tblPrEx>
-        <w:tc>
-          <w:tcPr>
-            <w:tcW w:w="0" w:type="auto"/>
-            <w:tcBorders>
-              <w:top w:val="nil"/>
-              <w:left w:val="nil"/>
-              <w:bottom w:val="nil"/>
-              <w:right w:val="single" w:color="auto" w:sz="2" w:space="0"/>
-            </w:tcBorders>
-            <w:shd w:val="clear" w:color="auto" w:fill="auto"/>
-            <w:tcMar>
-              <w:top w:w="120" w:type="dxa"/>
-              <w:left w:w="180" w:type="dxa"/>
-              <w:bottom w:w="120" w:type="dxa"/>
-              <w:right w:w="180" w:type="dxa"/>
-            </w:tcMar>
-            <w:vAlign w:val="center"/>
-          </w:tcPr>
-          <w:p>
-            <w:r>
-              <w:rPr>
-                <w:lang w:val="en-US" w:eastAsia="zh-CN"/>
-              </w:rPr>
-              <w:t>目标</w:t>
-            </w:r>
-          </w:p>
-        </w:tc>
-        <w:tc>
-          <w:tcPr>
-            <w:tcW w:w="0" w:type="auto"/>
-            <w:tcBorders>
-              <w:top w:val="nil"/>
-              <w:left w:val="nil"/>
-              <w:bottom w:val="nil"/>
-              <w:right w:val="nil"/>
-            </w:tcBorders>
-            <w:shd w:val="clear" w:color="auto" w:fill="auto"/>
-            <w:tcMar>
-              <w:top w:w="120" w:type="dxa"/>
-              <w:left w:w="180" w:type="dxa"/>
-              <w:bottom w:w="120" w:type="dxa"/>
-              <w:right w:w="180" w:type="dxa"/>
-            </w:tcMar>
-            <w:vAlign w:val="center"/>
-          </w:tcPr>
-          <w:p>
-            <w:r>
-              <w:rPr>
-                <w:lang w:val="en-US" w:eastAsia="zh-CN"/>
-              </w:rPr>
-              <w:t>管理维修人员账号（新增、编辑、禁用、重置密码），并分配所属片区</w:t>
             </w:r>
           </w:p>
         </w:tc>
@@ -5840,7 +5715,7 @@
               <w:rPr>
                 <w:lang w:val="en-US" w:eastAsia="zh-CN"/>
               </w:rPr>
-              <w:t>范围</w:t>
+              <w:t>主要执行者</w:t>
             </w:r>
           </w:p>
         </w:tc>
@@ -5867,7 +5742,7 @@
               <w:rPr>
                 <w:lang w:val="en-US" w:eastAsia="zh-CN"/>
               </w:rPr>
-              <w:t>校园直饮矿化水物联网运维平台 - Web 管理端</w:t>
+              <w:t>管理员</w:t>
             </w:r>
           </w:p>
         </w:tc>
@@ -5912,7 +5787,7 @@
               <w:rPr>
                 <w:lang w:val="en-US" w:eastAsia="zh-CN"/>
               </w:rPr>
-              <w:t>前置条件</w:t>
+              <w:t>目标</w:t>
             </w:r>
           </w:p>
         </w:tc>
@@ -5939,7 +5814,7 @@
               <w:rPr>
                 <w:lang w:val="en-US" w:eastAsia="zh-CN"/>
               </w:rPr>
-              <w:t>管理员已登录系统</w:t>
+              <w:t>管理维修人员账号（新增、编辑、禁用、重置密码），并分配所属片区</w:t>
             </w:r>
           </w:p>
         </w:tc>
@@ -5985,7 +5860,7 @@
               <w:rPr>
                 <w:lang w:val="en-US" w:eastAsia="zh-CN"/>
               </w:rPr>
-              <w:t>交互动作</w:t>
+              <w:t>范围</w:t>
             </w:r>
           </w:p>
         </w:tc>
@@ -6012,33 +5887,7 @@
               <w:rPr>
                 <w:lang w:val="en-US" w:eastAsia="zh-CN"/>
               </w:rPr>
-              <w:t>（1）管理员点击 “人员管理→维修人员列表”（2）点击 “新增” 按钮，填写维修人员信息（姓名、账号、密码、所属片区等），点击 “保存”（3）点击某维修人员 “编辑” 按钮，</w:t>
-            </w:r>
-            <w:r>
-              <w:rPr>
-                <w:rFonts w:hint="eastAsia"/>
-                <w:lang w:val="en-US" w:eastAsia="zh-CN"/>
-              </w:rPr>
-              <w:t>其中可以重置密码和</w:t>
-            </w:r>
-            <w:r>
-              <w:rPr>
-                <w:lang w:val="en-US" w:eastAsia="zh-CN"/>
-              </w:rPr>
-              <w:t>修改信息</w:t>
-            </w:r>
-            <w:r>
-              <w:rPr>
-                <w:rFonts w:hint="eastAsia"/>
-                <w:lang w:val="en-US" w:eastAsia="zh-CN"/>
-              </w:rPr>
-              <w:t>（4）</w:t>
-            </w:r>
-            <w:r>
-              <w:rPr>
-                <w:lang w:val="en-US" w:eastAsia="zh-CN"/>
-              </w:rPr>
-              <w:t>点击 “禁用 / 启用” 按钮，切换账号状态</w:t>
+              <w:t>校园直饮矿化水物联网运维平台 - Web 管理端</w:t>
             </w:r>
           </w:p>
         </w:tc>
@@ -6054,6 +5903,177 @@
             <w:insideV w:val="none" w:color="auto" w:sz="0" w:space="0"/>
           </w:tblBorders>
           <w:shd w:val="clear" w:color="auto" w:fill="auto"/>
+          <w:tblCellMar>
+            <w:top w:w="0" w:type="dxa"/>
+            <w:left w:w="0" w:type="dxa"/>
+            <w:bottom w:w="0" w:type="dxa"/>
+            <w:right w:w="0" w:type="dxa"/>
+          </w:tblCellMar>
+        </w:tblPrEx>
+        <w:tc>
+          <w:tcPr>
+            <w:tcW w:w="0" w:type="auto"/>
+            <w:tcBorders>
+              <w:top w:val="nil"/>
+              <w:left w:val="nil"/>
+              <w:bottom w:val="nil"/>
+              <w:right w:val="single" w:color="auto" w:sz="2" w:space="0"/>
+            </w:tcBorders>
+            <w:shd w:val="clear" w:color="auto" w:fill="auto"/>
+            <w:tcMar>
+              <w:top w:w="120" w:type="dxa"/>
+              <w:left w:w="180" w:type="dxa"/>
+              <w:bottom w:w="120" w:type="dxa"/>
+              <w:right w:w="180" w:type="dxa"/>
+            </w:tcMar>
+            <w:vAlign w:val="center"/>
+          </w:tcPr>
+          <w:p>
+            <w:r>
+              <w:rPr>
+                <w:lang w:val="en-US" w:eastAsia="zh-CN"/>
+              </w:rPr>
+              <w:t>前置条件</w:t>
+            </w:r>
+          </w:p>
+        </w:tc>
+        <w:tc>
+          <w:tcPr>
+            <w:tcW w:w="0" w:type="auto"/>
+            <w:tcBorders>
+              <w:top w:val="nil"/>
+              <w:left w:val="nil"/>
+              <w:bottom w:val="nil"/>
+              <w:right w:val="nil"/>
+            </w:tcBorders>
+            <w:shd w:val="clear" w:color="auto" w:fill="auto"/>
+            <w:tcMar>
+              <w:top w:w="120" w:type="dxa"/>
+              <w:left w:w="180" w:type="dxa"/>
+              <w:bottom w:w="120" w:type="dxa"/>
+              <w:right w:w="180" w:type="dxa"/>
+            </w:tcMar>
+            <w:vAlign w:val="center"/>
+          </w:tcPr>
+          <w:p>
+            <w:r>
+              <w:rPr>
+                <w:lang w:val="en-US" w:eastAsia="zh-CN"/>
+              </w:rPr>
+              <w:t>管理员已登录系统</w:t>
+            </w:r>
+          </w:p>
+        </w:tc>
+      </w:tr>
+      <w:tr>
+        <w:tblPrEx>
+          <w:tblBorders>
+            <w:top w:val="single" w:color="auto" w:sz="2" w:space="0"/>
+            <w:left w:val="single" w:color="auto" w:sz="2" w:space="0"/>
+            <w:bottom w:val="single" w:color="auto" w:sz="2" w:space="0"/>
+            <w:right w:val="single" w:color="auto" w:sz="2" w:space="0"/>
+            <w:insideH w:val="none" w:color="auto" w:sz="0" w:space="0"/>
+            <w:insideV w:val="none" w:color="auto" w:sz="0" w:space="0"/>
+          </w:tblBorders>
+          <w:shd w:val="clear" w:color="auto" w:fill="auto"/>
+          <w:tblCellMar>
+            <w:top w:w="0" w:type="dxa"/>
+            <w:left w:w="0" w:type="dxa"/>
+            <w:bottom w:w="0" w:type="dxa"/>
+            <w:right w:w="0" w:type="dxa"/>
+          </w:tblCellMar>
+        </w:tblPrEx>
+        <w:tc>
+          <w:tcPr>
+            <w:tcW w:w="0" w:type="auto"/>
+            <w:tcBorders>
+              <w:top w:val="nil"/>
+              <w:left w:val="nil"/>
+              <w:bottom w:val="nil"/>
+              <w:right w:val="single" w:color="auto" w:sz="2" w:space="0"/>
+            </w:tcBorders>
+            <w:shd w:val="clear" w:color="auto" w:fill="auto"/>
+            <w:tcMar>
+              <w:top w:w="120" w:type="dxa"/>
+              <w:left w:w="180" w:type="dxa"/>
+              <w:bottom w:w="120" w:type="dxa"/>
+              <w:right w:w="180" w:type="dxa"/>
+            </w:tcMar>
+            <w:vAlign w:val="center"/>
+          </w:tcPr>
+          <w:p>
+            <w:r>
+              <w:rPr>
+                <w:lang w:val="en-US" w:eastAsia="zh-CN"/>
+              </w:rPr>
+              <w:t>交互动作</w:t>
+            </w:r>
+          </w:p>
+        </w:tc>
+        <w:tc>
+          <w:tcPr>
+            <w:tcW w:w="0" w:type="auto"/>
+            <w:tcBorders>
+              <w:top w:val="nil"/>
+              <w:left w:val="nil"/>
+              <w:bottom w:val="nil"/>
+              <w:right w:val="nil"/>
+            </w:tcBorders>
+            <w:shd w:val="clear" w:color="auto" w:fill="auto"/>
+            <w:tcMar>
+              <w:top w:w="120" w:type="dxa"/>
+              <w:left w:w="180" w:type="dxa"/>
+              <w:bottom w:w="120" w:type="dxa"/>
+              <w:right w:w="180" w:type="dxa"/>
+            </w:tcMar>
+            <w:vAlign w:val="center"/>
+          </w:tcPr>
+          <w:p>
+            <w:r>
+              <w:rPr>
+                <w:lang w:val="en-US" w:eastAsia="zh-CN"/>
+              </w:rPr>
+              <w:t>（1）管理员点击 “人员管理→维修人员列表”（2）点击 “新增” 按钮，填写维修人员信息（姓名、账号、密码、所属片区等），点击 “保存”（3）点击某维修人员 “编辑” 按钮，</w:t>
+            </w:r>
+            <w:r>
+              <w:rPr>
+                <w:rFonts w:hint="eastAsia"/>
+                <w:lang w:val="en-US" w:eastAsia="zh-CN"/>
+              </w:rPr>
+              <w:t>其中可以重置密码和</w:t>
+            </w:r>
+            <w:r>
+              <w:rPr>
+                <w:lang w:val="en-US" w:eastAsia="zh-CN"/>
+              </w:rPr>
+              <w:t>修改信息</w:t>
+            </w:r>
+            <w:r>
+              <w:rPr>
+                <w:rFonts w:hint="eastAsia"/>
+                <w:lang w:val="en-US" w:eastAsia="zh-CN"/>
+              </w:rPr>
+              <w:t>（4）</w:t>
+            </w:r>
+            <w:r>
+              <w:rPr>
+                <w:lang w:val="en-US" w:eastAsia="zh-CN"/>
+              </w:rPr>
+              <w:t>点击 “禁用 / 启用” 按钮，切换账号状态</w:t>
+            </w:r>
+          </w:p>
+        </w:tc>
+      </w:tr>
+      <w:tr>
+        <w:tblPrEx>
+          <w:tblBorders>
+            <w:top w:val="single" w:color="auto" w:sz="2" w:space="0"/>
+            <w:left w:val="single" w:color="auto" w:sz="2" w:space="0"/>
+            <w:bottom w:val="single" w:color="auto" w:sz="2" w:space="0"/>
+            <w:right w:val="single" w:color="auto" w:sz="2" w:space="0"/>
+            <w:insideH w:val="none" w:color="auto" w:sz="0" w:space="0"/>
+            <w:insideV w:val="none" w:color="auto" w:sz="0" w:space="0"/>
+          </w:tblBorders>
           <w:tblCellMar>
             <w:top w:w="0" w:type="dxa"/>
             <w:left w:w="0" w:type="dxa"/>
@@ -6365,7 +6385,6 @@
             <w:insideH w:val="none" w:color="auto" w:sz="0" w:space="0"/>
             <w:insideV w:val="none" w:color="auto" w:sz="0" w:space="0"/>
           </w:tblBorders>
-          <w:shd w:val="clear" w:color="auto" w:fill="auto"/>
           <w:tblCellMar>
             <w:top w:w="0" w:type="dxa"/>
             <w:left w:w="0" w:type="dxa"/>
@@ -6511,7 +6530,6 @@
             <w:insideH w:val="none" w:color="auto" w:sz="0" w:space="0"/>
             <w:insideV w:val="none" w:color="auto" w:sz="0" w:space="0"/>
           </w:tblBorders>
-          <w:shd w:val="clear" w:color="auto" w:fill="auto"/>
           <w:tblCellMar>
             <w:top w:w="0" w:type="dxa"/>
             <w:left w:w="0" w:type="dxa"/>
@@ -6642,6 +6660,78 @@
                 <w:lang w:val="en-US" w:eastAsia="zh-CN"/>
               </w:rPr>
               <w:t>校园直饮矿化水物联网运维平台 - Web 管理端</w:t>
+            </w:r>
+          </w:p>
+        </w:tc>
+      </w:tr>
+      <w:tr>
+        <w:tblPrEx>
+          <w:tblBorders>
+            <w:top w:val="single" w:color="auto" w:sz="2" w:space="0"/>
+            <w:left w:val="single" w:color="auto" w:sz="2" w:space="0"/>
+            <w:bottom w:val="single" w:color="auto" w:sz="2" w:space="0"/>
+            <w:right w:val="single" w:color="auto" w:sz="2" w:space="0"/>
+            <w:insideH w:val="none" w:color="auto" w:sz="0" w:space="0"/>
+            <w:insideV w:val="none" w:color="auto" w:sz="0" w:space="0"/>
+          </w:tblBorders>
+          <w:tblCellMar>
+            <w:top w:w="0" w:type="dxa"/>
+            <w:left w:w="0" w:type="dxa"/>
+            <w:bottom w:w="0" w:type="dxa"/>
+            <w:right w:w="0" w:type="dxa"/>
+          </w:tblCellMar>
+        </w:tblPrEx>
+        <w:tc>
+          <w:tcPr>
+            <w:tcW w:w="0" w:type="auto"/>
+            <w:tcBorders>
+              <w:top w:val="nil"/>
+              <w:left w:val="nil"/>
+              <w:bottom w:val="nil"/>
+              <w:right w:val="single" w:color="auto" w:sz="2" w:space="0"/>
+            </w:tcBorders>
+            <w:shd w:val="clear" w:color="auto" w:fill="auto"/>
+            <w:tcMar>
+              <w:top w:w="120" w:type="dxa"/>
+              <w:left w:w="180" w:type="dxa"/>
+              <w:bottom w:w="120" w:type="dxa"/>
+              <w:right w:w="180" w:type="dxa"/>
+            </w:tcMar>
+            <w:vAlign w:val="center"/>
+          </w:tcPr>
+          <w:p>
+            <w:r>
+              <w:rPr>
+                <w:lang w:val="en-US" w:eastAsia="zh-CN"/>
+              </w:rPr>
+              <w:t>前置条件</w:t>
+            </w:r>
+          </w:p>
+        </w:tc>
+        <w:tc>
+          <w:tcPr>
+            <w:tcW w:w="0" w:type="auto"/>
+            <w:tcBorders>
+              <w:top w:val="nil"/>
+              <w:left w:val="nil"/>
+              <w:bottom w:val="nil"/>
+              <w:right w:val="nil"/>
+            </w:tcBorders>
+            <w:shd w:val="clear" w:color="auto" w:fill="auto"/>
+            <w:tcMar>
+              <w:top w:w="120" w:type="dxa"/>
+              <w:left w:w="180" w:type="dxa"/>
+              <w:bottom w:w="120" w:type="dxa"/>
+              <w:right w:w="180" w:type="dxa"/>
+            </w:tcMar>
+            <w:vAlign w:val="center"/>
+          </w:tcPr>
+          <w:p>
+            <w:r>
+              <w:rPr>
+                <w:lang w:val="en-US" w:eastAsia="zh-CN"/>
+              </w:rPr>
+              <w:t>管理员已登录系统</w:t>
             </w:r>
           </w:p>
         </w:tc>
@@ -6687,78 +6777,6 @@
               <w:rPr>
                 <w:lang w:val="en-US" w:eastAsia="zh-CN"/>
               </w:rPr>
-              <w:t>前置条件</w:t>
-            </w:r>
-          </w:p>
-        </w:tc>
-        <w:tc>
-          <w:tcPr>
-            <w:tcW w:w="0" w:type="auto"/>
-            <w:tcBorders>
-              <w:top w:val="nil"/>
-              <w:left w:val="nil"/>
-              <w:bottom w:val="nil"/>
-              <w:right w:val="nil"/>
-            </w:tcBorders>
-            <w:shd w:val="clear" w:color="auto" w:fill="auto"/>
-            <w:tcMar>
-              <w:top w:w="120" w:type="dxa"/>
-              <w:left w:w="180" w:type="dxa"/>
-              <w:bottom w:w="120" w:type="dxa"/>
-              <w:right w:w="180" w:type="dxa"/>
-            </w:tcMar>
-            <w:vAlign w:val="center"/>
-          </w:tcPr>
-          <w:p>
-            <w:r>
-              <w:rPr>
-                <w:lang w:val="en-US" w:eastAsia="zh-CN"/>
-              </w:rPr>
-              <w:t>管理员已登录系统</w:t>
-            </w:r>
-          </w:p>
-        </w:tc>
-      </w:tr>
-      <w:tr>
-        <w:tblPrEx>
-          <w:tblBorders>
-            <w:top w:val="single" w:color="auto" w:sz="2" w:space="0"/>
-            <w:left w:val="single" w:color="auto" w:sz="2" w:space="0"/>
-            <w:bottom w:val="single" w:color="auto" w:sz="2" w:space="0"/>
-            <w:right w:val="single" w:color="auto" w:sz="2" w:space="0"/>
-            <w:insideH w:val="none" w:color="auto" w:sz="0" w:space="0"/>
-            <w:insideV w:val="none" w:color="auto" w:sz="0" w:space="0"/>
-          </w:tblBorders>
-          <w:tblCellMar>
-            <w:top w:w="0" w:type="dxa"/>
-            <w:left w:w="0" w:type="dxa"/>
-            <w:bottom w:w="0" w:type="dxa"/>
-            <w:right w:w="0" w:type="dxa"/>
-          </w:tblCellMar>
-        </w:tblPrEx>
-        <w:tc>
-          <w:tcPr>
-            <w:tcW w:w="0" w:type="auto"/>
-            <w:tcBorders>
-              <w:top w:val="nil"/>
-              <w:left w:val="nil"/>
-              <w:bottom w:val="nil"/>
-              <w:right w:val="single" w:color="auto" w:sz="2" w:space="0"/>
-            </w:tcBorders>
-            <w:shd w:val="clear" w:color="auto" w:fill="auto"/>
-            <w:tcMar>
-              <w:top w:w="120" w:type="dxa"/>
-              <w:left w:w="180" w:type="dxa"/>
-              <w:bottom w:w="120" w:type="dxa"/>
-              <w:right w:w="180" w:type="dxa"/>
-            </w:tcMar>
-            <w:vAlign w:val="center"/>
-          </w:tcPr>
-          <w:p>
-            <w:r>
-              <w:rPr>
-                <w:lang w:val="en-US" w:eastAsia="zh-CN"/>
-              </w:rPr>
               <w:t>交互动作</w:t>
             </w:r>
           </w:p>
@@ -6888,12 +6906,6 @@
             <w:insideV w:val="none" w:color="auto" w:sz="0" w:space="0"/>
           </w:tblBorders>
           <w:shd w:val="clear" w:color="auto" w:fill="auto"/>
-          <w:tblCellMar>
-            <w:top w:w="0" w:type="dxa"/>
-            <w:left w:w="0" w:type="dxa"/>
-            <w:bottom w:w="0" w:type="dxa"/>
-            <w:right w:w="0" w:type="dxa"/>
-          </w:tblCellMar>
         </w:tblPrEx>
         <w:tc>
           <w:tcPr>
@@ -7206,7 +7218,6 @@
             <w:insideH w:val="none" w:color="auto" w:sz="0" w:space="0"/>
             <w:insideV w:val="none" w:color="auto" w:sz="0" w:space="0"/>
           </w:tblBorders>
-          <w:shd w:val="clear" w:color="auto" w:fill="auto"/>
           <w:tblCellMar>
             <w:top w:w="0" w:type="dxa"/>
             <w:left w:w="0" w:type="dxa"/>
@@ -7272,6 +7283,104 @@
                 <w:lang w:val="en-US" w:eastAsia="zh-CN"/>
               </w:rPr>
               <w:t>管理设备</w:t>
+            </w:r>
+          </w:p>
+        </w:tc>
+      </w:tr>
+      <w:tr>
+        <w:tblPrEx>
+          <w:tblBorders>
+            <w:top w:val="single" w:color="auto" w:sz="2" w:space="0"/>
+            <w:left w:val="single" w:color="auto" w:sz="2" w:space="0"/>
+            <w:bottom w:val="single" w:color="auto" w:sz="2" w:space="0"/>
+            <w:right w:val="single" w:color="auto" w:sz="2" w:space="0"/>
+            <w:insideH w:val="none" w:color="auto" w:sz="0" w:space="0"/>
+            <w:insideV w:val="none" w:color="auto" w:sz="0" w:space="0"/>
+          </w:tblBorders>
+          <w:tblCellMar>
+            <w:top w:w="0" w:type="dxa"/>
+            <w:left w:w="0" w:type="dxa"/>
+            <w:bottom w:w="0" w:type="dxa"/>
+            <w:right w:w="0" w:type="dxa"/>
+          </w:tblCellMar>
+        </w:tblPrEx>
+        <w:tc>
+          <w:tcPr>
+            <w:tcW w:w="0" w:type="auto"/>
+            <w:tcBorders>
+              <w:top w:val="nil"/>
+              <w:left w:val="nil"/>
+              <w:bottom w:val="nil"/>
+              <w:right w:val="single" w:color="auto" w:sz="2" w:space="0"/>
+            </w:tcBorders>
+            <w:shd w:val="clear" w:color="auto" w:fill="auto"/>
+            <w:tcMar>
+              <w:top w:w="120" w:type="dxa"/>
+              <w:left w:w="180" w:type="dxa"/>
+              <w:bottom w:w="120" w:type="dxa"/>
+              <w:right w:w="180" w:type="dxa"/>
+            </w:tcMar>
+            <w:vAlign w:val="center"/>
+          </w:tcPr>
+          <w:p>
+            <w:r>
+              <w:rPr>
+                <w:lang w:val="en-US" w:eastAsia="zh-CN"/>
+              </w:rPr>
+              <w:t>用例标识</w:t>
+            </w:r>
+          </w:p>
+        </w:tc>
+        <w:tc>
+          <w:tcPr>
+            <w:tcW w:w="0" w:type="auto"/>
+            <w:tcBorders>
+              <w:top w:val="nil"/>
+              <w:left w:val="nil"/>
+              <w:bottom w:val="nil"/>
+              <w:right w:val="nil"/>
+            </w:tcBorders>
+            <w:shd w:val="clear" w:color="auto" w:fill="auto"/>
+            <w:tcMar>
+              <w:top w:w="120" w:type="dxa"/>
+              <w:left w:w="180" w:type="dxa"/>
+              <w:bottom w:w="120" w:type="dxa"/>
+              <w:right w:w="180" w:type="dxa"/>
+            </w:tcMar>
+            <w:vAlign w:val="center"/>
+          </w:tcPr>
+          <w:p>
+            <w:r>
+              <w:rPr>
+                <w:lang w:val="en-US" w:eastAsia="zh-CN"/>
+              </w:rPr>
+              <w:t>UC-ADMIN-00</w:t>
+            </w:r>
+            <w:r>
+              <w:rPr>
+                <w:rFonts w:hint="eastAsia"/>
+                <w:lang w:val="en-US" w:eastAsia="zh-CN"/>
+              </w:rPr>
+              <w:t>5</w:t>
+            </w:r>
+            <w:r>
+              <w:rPr>
+                <w:lang w:val="en-US" w:eastAsia="zh-CN"/>
+              </w:rPr>
+              <w:t>-</w:t>
+            </w:r>
+            <w:r>
+              <w:rPr>
+                <w:rFonts w:hint="eastAsia"/>
+                <w:lang w:val="en-US" w:eastAsia="zh-CN"/>
+              </w:rPr>
+              <w:t>Device</w:t>
+            </w:r>
+            <w:r>
+              <w:rPr>
+                <w:lang w:val="en-US" w:eastAsia="zh-CN"/>
+              </w:rPr>
+              <w:t>Manage</w:t>
             </w:r>
           </w:p>
         </w:tc>
@@ -7317,7 +7426,7 @@
               <w:rPr>
                 <w:lang w:val="en-US" w:eastAsia="zh-CN"/>
               </w:rPr>
-              <w:t>用例标识</w:t>
+              <w:t>主要执行者</w:t>
             </w:r>
           </w:p>
         </w:tc>
@@ -7344,33 +7453,7 @@
               <w:rPr>
                 <w:lang w:val="en-US" w:eastAsia="zh-CN"/>
               </w:rPr>
-              <w:t>UC-ADMIN-00</w:t>
-            </w:r>
-            <w:r>
-              <w:rPr>
-                <w:rFonts w:hint="eastAsia"/>
-                <w:lang w:val="en-US" w:eastAsia="zh-CN"/>
-              </w:rPr>
-              <w:t>5</w:t>
-            </w:r>
-            <w:r>
-              <w:rPr>
-                <w:lang w:val="en-US" w:eastAsia="zh-CN"/>
-              </w:rPr>
-              <w:t>-</w:t>
-            </w:r>
-            <w:r>
-              <w:rPr>
-                <w:rFonts w:hint="eastAsia"/>
-                <w:lang w:val="en-US" w:eastAsia="zh-CN"/>
-              </w:rPr>
-              <w:t>Device</w:t>
-            </w:r>
-            <w:r>
-              <w:rPr>
-                <w:lang w:val="en-US" w:eastAsia="zh-CN"/>
-              </w:rPr>
-              <w:t>Manage</w:t>
+              <w:t>管理员</w:t>
             </w:r>
           </w:p>
         </w:tc>
@@ -7415,7 +7498,7 @@
               <w:rPr>
                 <w:lang w:val="en-US" w:eastAsia="zh-CN"/>
               </w:rPr>
-              <w:t>主要执行者</w:t>
+              <w:t>目标</w:t>
             </w:r>
           </w:p>
         </w:tc>
@@ -7442,7 +7525,20 @@
               <w:rPr>
                 <w:lang w:val="en-US" w:eastAsia="zh-CN"/>
               </w:rPr>
-              <w:t>管理员</w:t>
+              <w:t>管理</w:t>
+            </w:r>
+            <w:r>
+              <w:rPr>
+                <w:rFonts w:hint="eastAsia"/>
+                <w:lang w:val="en-US" w:eastAsia="zh-CN"/>
+              </w:rPr>
+              <w:t>设备</w:t>
+            </w:r>
+            <w:r>
+              <w:rPr>
+                <w:lang w:val="en-US" w:eastAsia="zh-CN"/>
+              </w:rPr>
+              <w:t>（新增、编辑、删除）</w:t>
             </w:r>
           </w:p>
         </w:tc>
@@ -7457,93 +7553,6 @@
             <w:insideH w:val="none" w:color="auto" w:sz="0" w:space="0"/>
             <w:insideV w:val="none" w:color="auto" w:sz="0" w:space="0"/>
           </w:tblBorders>
-          <w:shd w:val="clear" w:color="auto" w:fill="auto"/>
-          <w:tblCellMar>
-            <w:top w:w="0" w:type="dxa"/>
-            <w:left w:w="0" w:type="dxa"/>
-            <w:bottom w:w="0" w:type="dxa"/>
-            <w:right w:w="0" w:type="dxa"/>
-          </w:tblCellMar>
-        </w:tblPrEx>
-        <w:tc>
-          <w:tcPr>
-            <w:tcW w:w="0" w:type="auto"/>
-            <w:tcBorders>
-              <w:top w:val="nil"/>
-              <w:left w:val="nil"/>
-              <w:bottom w:val="nil"/>
-              <w:right w:val="single" w:color="auto" w:sz="2" w:space="0"/>
-            </w:tcBorders>
-            <w:shd w:val="clear" w:color="auto" w:fill="auto"/>
-            <w:tcMar>
-              <w:top w:w="120" w:type="dxa"/>
-              <w:left w:w="180" w:type="dxa"/>
-              <w:bottom w:w="120" w:type="dxa"/>
-              <w:right w:w="180" w:type="dxa"/>
-            </w:tcMar>
-            <w:vAlign w:val="center"/>
-          </w:tcPr>
-          <w:p>
-            <w:r>
-              <w:rPr>
-                <w:lang w:val="en-US" w:eastAsia="zh-CN"/>
-              </w:rPr>
-              <w:t>目标</w:t>
-            </w:r>
-          </w:p>
-        </w:tc>
-        <w:tc>
-          <w:tcPr>
-            <w:tcW w:w="0" w:type="auto"/>
-            <w:tcBorders>
-              <w:top w:val="nil"/>
-              <w:left w:val="nil"/>
-              <w:bottom w:val="nil"/>
-              <w:right w:val="nil"/>
-            </w:tcBorders>
-            <w:shd w:val="clear" w:color="auto" w:fill="auto"/>
-            <w:tcMar>
-              <w:top w:w="120" w:type="dxa"/>
-              <w:left w:w="180" w:type="dxa"/>
-              <w:bottom w:w="120" w:type="dxa"/>
-              <w:right w:w="180" w:type="dxa"/>
-            </w:tcMar>
-            <w:vAlign w:val="center"/>
-          </w:tcPr>
-          <w:p>
-            <w:r>
-              <w:rPr>
-                <w:lang w:val="en-US" w:eastAsia="zh-CN"/>
-              </w:rPr>
-              <w:t>管理</w:t>
-            </w:r>
-            <w:r>
-              <w:rPr>
-                <w:rFonts w:hint="eastAsia"/>
-                <w:lang w:val="en-US" w:eastAsia="zh-CN"/>
-              </w:rPr>
-              <w:t>设备</w:t>
-            </w:r>
-            <w:r>
-              <w:rPr>
-                <w:lang w:val="en-US" w:eastAsia="zh-CN"/>
-              </w:rPr>
-              <w:t>（新增、编辑、删除）</w:t>
-            </w:r>
-          </w:p>
-        </w:tc>
-      </w:tr>
-      <w:tr>
-        <w:tblPrEx>
-          <w:tblBorders>
-            <w:top w:val="single" w:color="auto" w:sz="2" w:space="0"/>
-            <w:left w:val="single" w:color="auto" w:sz="2" w:space="0"/>
-            <w:bottom w:val="single" w:color="auto" w:sz="2" w:space="0"/>
-            <w:right w:val="single" w:color="auto" w:sz="2" w:space="0"/>
-            <w:insideH w:val="none" w:color="auto" w:sz="0" w:space="0"/>
-            <w:insideV w:val="none" w:color="auto" w:sz="0" w:space="0"/>
-          </w:tblBorders>
-          <w:shd w:val="clear" w:color="auto" w:fill="auto"/>
           <w:tblCellMar>
             <w:top w:w="0" w:type="dxa"/>
             <w:left w:w="0" w:type="dxa"/>
@@ -8221,6 +8230,12 @@
             <w:insideV w:val="none" w:color="auto" w:sz="0" w:space="0"/>
           </w:tblBorders>
           <w:shd w:val="clear" w:color="auto" w:fill="auto"/>
+          <w:tblCellMar>
+            <w:top w:w="0" w:type="dxa"/>
+            <w:left w:w="0" w:type="dxa"/>
+            <w:bottom w:w="0" w:type="dxa"/>
+            <w:right w:w="0" w:type="dxa"/>
+          </w:tblCellMar>
         </w:tblPrEx>
         <w:tc>
           <w:tcPr>
@@ -8580,7 +8595,6 @@
             <w:insideH w:val="none" w:color="auto" w:sz="0" w:space="0"/>
             <w:insideV w:val="none" w:color="auto" w:sz="0" w:space="0"/>
           </w:tblBorders>
-          <w:shd w:val="clear" w:color="auto" w:fill="auto"/>
           <w:tblCellMar>
             <w:top w:w="0" w:type="dxa"/>
             <w:left w:w="0" w:type="dxa"/>
@@ -8946,6 +8960,7 @@
             <w:insideH w:val="none" w:color="auto" w:sz="0" w:space="0"/>
             <w:insideV w:val="none" w:color="auto" w:sz="0" w:space="0"/>
           </w:tblBorders>
+          <w:shd w:val="clear" w:color="auto" w:fill="auto"/>
           <w:tblCellMar>
             <w:top w:w="0" w:type="dxa"/>
             <w:left w:w="0" w:type="dxa"/>
@@ -9007,6 +9022,151 @@
                 <w:lang w:val="en-US" w:eastAsia="zh-CN"/>
               </w:rPr>
               <w:t>内容</w:t>
+            </w:r>
+          </w:p>
+        </w:tc>
+      </w:tr>
+      <w:tr>
+        <w:tblPrEx>
+          <w:tblBorders>
+            <w:top w:val="single" w:color="auto" w:sz="2" w:space="0"/>
+            <w:left w:val="single" w:color="auto" w:sz="2" w:space="0"/>
+            <w:bottom w:val="single" w:color="auto" w:sz="2" w:space="0"/>
+            <w:right w:val="single" w:color="auto" w:sz="2" w:space="0"/>
+            <w:insideH w:val="none" w:color="auto" w:sz="0" w:space="0"/>
+            <w:insideV w:val="none" w:color="auto" w:sz="0" w:space="0"/>
+          </w:tblBorders>
+          <w:tblCellMar>
+            <w:top w:w="0" w:type="dxa"/>
+            <w:left w:w="0" w:type="dxa"/>
+            <w:bottom w:w="0" w:type="dxa"/>
+            <w:right w:w="0" w:type="dxa"/>
+          </w:tblCellMar>
+        </w:tblPrEx>
+        <w:tc>
+          <w:tcPr>
+            <w:tcW w:w="0" w:type="auto"/>
+            <w:tcBorders>
+              <w:top w:val="nil"/>
+              <w:left w:val="nil"/>
+              <w:bottom w:val="nil"/>
+              <w:right w:val="single" w:color="auto" w:sz="2" w:space="0"/>
+            </w:tcBorders>
+            <w:shd w:val="clear" w:color="auto" w:fill="auto"/>
+            <w:tcMar>
+              <w:top w:w="120" w:type="dxa"/>
+              <w:left w:w="180" w:type="dxa"/>
+              <w:bottom w:w="120" w:type="dxa"/>
+              <w:right w:w="180" w:type="dxa"/>
+            </w:tcMar>
+            <w:vAlign w:val="center"/>
+          </w:tcPr>
+          <w:p>
+            <w:r>
+              <w:rPr>
+                <w:lang w:val="en-US" w:eastAsia="zh-CN"/>
+              </w:rPr>
+              <w:t>用例名</w:t>
+            </w:r>
+          </w:p>
+        </w:tc>
+        <w:tc>
+          <w:tcPr>
+            <w:tcW w:w="0" w:type="auto"/>
+            <w:tcBorders>
+              <w:top w:val="nil"/>
+              <w:left w:val="nil"/>
+              <w:bottom w:val="nil"/>
+              <w:right w:val="nil"/>
+            </w:tcBorders>
+            <w:shd w:val="clear" w:color="auto" w:fill="auto"/>
+            <w:tcMar>
+              <w:top w:w="120" w:type="dxa"/>
+              <w:left w:w="180" w:type="dxa"/>
+              <w:bottom w:w="120" w:type="dxa"/>
+              <w:right w:w="180" w:type="dxa"/>
+            </w:tcMar>
+            <w:vAlign w:val="center"/>
+          </w:tcPr>
+          <w:p>
+            <w:r>
+              <w:rPr>
+                <w:rFonts w:hint="eastAsia"/>
+                <w:lang w:val="en-US" w:eastAsia="zh-CN"/>
+              </w:rPr>
+              <w:t>抢单与处理工单</w:t>
+            </w:r>
+          </w:p>
+        </w:tc>
+      </w:tr>
+      <w:tr>
+        <w:tblPrEx>
+          <w:tblBorders>
+            <w:top w:val="single" w:color="auto" w:sz="2" w:space="0"/>
+            <w:left w:val="single" w:color="auto" w:sz="2" w:space="0"/>
+            <w:bottom w:val="single" w:color="auto" w:sz="2" w:space="0"/>
+            <w:right w:val="single" w:color="auto" w:sz="2" w:space="0"/>
+            <w:insideH w:val="none" w:color="auto" w:sz="0" w:space="0"/>
+            <w:insideV w:val="none" w:color="auto" w:sz="0" w:space="0"/>
+          </w:tblBorders>
+          <w:tblCellMar>
+            <w:top w:w="0" w:type="dxa"/>
+            <w:left w:w="0" w:type="dxa"/>
+            <w:bottom w:w="0" w:type="dxa"/>
+            <w:right w:w="0" w:type="dxa"/>
+          </w:tblCellMar>
+        </w:tblPrEx>
+        <w:tc>
+          <w:tcPr>
+            <w:tcW w:w="0" w:type="auto"/>
+            <w:tcBorders>
+              <w:top w:val="nil"/>
+              <w:left w:val="nil"/>
+              <w:bottom w:val="nil"/>
+              <w:right w:val="single" w:color="auto" w:sz="2" w:space="0"/>
+            </w:tcBorders>
+            <w:shd w:val="clear" w:color="auto" w:fill="auto"/>
+            <w:tcMar>
+              <w:top w:w="120" w:type="dxa"/>
+              <w:left w:w="180" w:type="dxa"/>
+              <w:bottom w:w="120" w:type="dxa"/>
+              <w:right w:w="180" w:type="dxa"/>
+            </w:tcMar>
+            <w:vAlign w:val="center"/>
+          </w:tcPr>
+          <w:p>
+            <w:r>
+              <w:rPr>
+                <w:lang w:val="en-US" w:eastAsia="zh-CN"/>
+              </w:rPr>
+              <w:t>用例标识</w:t>
+            </w:r>
+          </w:p>
+        </w:tc>
+        <w:tc>
+          <w:tcPr>
+            <w:tcW w:w="0" w:type="auto"/>
+            <w:tcBorders>
+              <w:top w:val="nil"/>
+              <w:left w:val="nil"/>
+              <w:bottom w:val="nil"/>
+              <w:right w:val="nil"/>
+            </w:tcBorders>
+            <w:shd w:val="clear" w:color="auto" w:fill="auto"/>
+            <w:tcMar>
+              <w:top w:w="120" w:type="dxa"/>
+              <w:left w:w="180" w:type="dxa"/>
+              <w:bottom w:w="120" w:type="dxa"/>
+              <w:right w:w="180" w:type="dxa"/>
+            </w:tcMar>
+            <w:vAlign w:val="center"/>
+          </w:tcPr>
+          <w:p>
+            <w:r>
+              <w:rPr>
+                <w:lang w:val="en-US" w:eastAsia="zh-CN"/>
+              </w:rPr>
+              <w:t>UC-REP-002-WorkOrderHandle</w:t>
             </w:r>
           </w:p>
         </w:tc>
@@ -9052,151 +9212,6 @@
               <w:rPr>
                 <w:lang w:val="en-US" w:eastAsia="zh-CN"/>
               </w:rPr>
-              <w:t>用例名</w:t>
-            </w:r>
-          </w:p>
-        </w:tc>
-        <w:tc>
-          <w:tcPr>
-            <w:tcW w:w="0" w:type="auto"/>
-            <w:tcBorders>
-              <w:top w:val="nil"/>
-              <w:left w:val="nil"/>
-              <w:bottom w:val="nil"/>
-              <w:right w:val="nil"/>
-            </w:tcBorders>
-            <w:shd w:val="clear" w:color="auto" w:fill="auto"/>
-            <w:tcMar>
-              <w:top w:w="120" w:type="dxa"/>
-              <w:left w:w="180" w:type="dxa"/>
-              <w:bottom w:w="120" w:type="dxa"/>
-              <w:right w:w="180" w:type="dxa"/>
-            </w:tcMar>
-            <w:vAlign w:val="center"/>
-          </w:tcPr>
-          <w:p>
-            <w:r>
-              <w:rPr>
-                <w:rFonts w:hint="eastAsia"/>
-                <w:lang w:val="en-US" w:eastAsia="zh-CN"/>
-              </w:rPr>
-              <w:t>抢单与处理工单</w:t>
-            </w:r>
-          </w:p>
-        </w:tc>
-      </w:tr>
-      <w:tr>
-        <w:tblPrEx>
-          <w:tblBorders>
-            <w:top w:val="single" w:color="auto" w:sz="2" w:space="0"/>
-            <w:left w:val="single" w:color="auto" w:sz="2" w:space="0"/>
-            <w:bottom w:val="single" w:color="auto" w:sz="2" w:space="0"/>
-            <w:right w:val="single" w:color="auto" w:sz="2" w:space="0"/>
-            <w:insideH w:val="none" w:color="auto" w:sz="0" w:space="0"/>
-            <w:insideV w:val="none" w:color="auto" w:sz="0" w:space="0"/>
-          </w:tblBorders>
-          <w:tblCellMar>
-            <w:top w:w="0" w:type="dxa"/>
-            <w:left w:w="0" w:type="dxa"/>
-            <w:bottom w:w="0" w:type="dxa"/>
-            <w:right w:w="0" w:type="dxa"/>
-          </w:tblCellMar>
-        </w:tblPrEx>
-        <w:tc>
-          <w:tcPr>
-            <w:tcW w:w="0" w:type="auto"/>
-            <w:tcBorders>
-              <w:top w:val="nil"/>
-              <w:left w:val="nil"/>
-              <w:bottom w:val="nil"/>
-              <w:right w:val="single" w:color="auto" w:sz="2" w:space="0"/>
-            </w:tcBorders>
-            <w:shd w:val="clear" w:color="auto" w:fill="auto"/>
-            <w:tcMar>
-              <w:top w:w="120" w:type="dxa"/>
-              <w:left w:w="180" w:type="dxa"/>
-              <w:bottom w:w="120" w:type="dxa"/>
-              <w:right w:w="180" w:type="dxa"/>
-            </w:tcMar>
-            <w:vAlign w:val="center"/>
-          </w:tcPr>
-          <w:p>
-            <w:r>
-              <w:rPr>
-                <w:lang w:val="en-US" w:eastAsia="zh-CN"/>
-              </w:rPr>
-              <w:t>用例标识</w:t>
-            </w:r>
-          </w:p>
-        </w:tc>
-        <w:tc>
-          <w:tcPr>
-            <w:tcW w:w="0" w:type="auto"/>
-            <w:tcBorders>
-              <w:top w:val="nil"/>
-              <w:left w:val="nil"/>
-              <w:bottom w:val="nil"/>
-              <w:right w:val="nil"/>
-            </w:tcBorders>
-            <w:shd w:val="clear" w:color="auto" w:fill="auto"/>
-            <w:tcMar>
-              <w:top w:w="120" w:type="dxa"/>
-              <w:left w:w="180" w:type="dxa"/>
-              <w:bottom w:w="120" w:type="dxa"/>
-              <w:right w:w="180" w:type="dxa"/>
-            </w:tcMar>
-            <w:vAlign w:val="center"/>
-          </w:tcPr>
-          <w:p>
-            <w:r>
-              <w:rPr>
-                <w:lang w:val="en-US" w:eastAsia="zh-CN"/>
-              </w:rPr>
-              <w:t>UC-REP-002-WorkOrderHandle</w:t>
-            </w:r>
-          </w:p>
-        </w:tc>
-      </w:tr>
-      <w:tr>
-        <w:tblPrEx>
-          <w:tblBorders>
-            <w:top w:val="single" w:color="auto" w:sz="2" w:space="0"/>
-            <w:left w:val="single" w:color="auto" w:sz="2" w:space="0"/>
-            <w:bottom w:val="single" w:color="auto" w:sz="2" w:space="0"/>
-            <w:right w:val="single" w:color="auto" w:sz="2" w:space="0"/>
-            <w:insideH w:val="none" w:color="auto" w:sz="0" w:space="0"/>
-            <w:insideV w:val="none" w:color="auto" w:sz="0" w:space="0"/>
-          </w:tblBorders>
-          <w:tblCellMar>
-            <w:top w:w="0" w:type="dxa"/>
-            <w:left w:w="0" w:type="dxa"/>
-            <w:bottom w:w="0" w:type="dxa"/>
-            <w:right w:w="0" w:type="dxa"/>
-          </w:tblCellMar>
-        </w:tblPrEx>
-        <w:tc>
-          <w:tcPr>
-            <w:tcW w:w="0" w:type="auto"/>
-            <w:tcBorders>
-              <w:top w:val="nil"/>
-              <w:left w:val="nil"/>
-              <w:bottom w:val="nil"/>
-              <w:right w:val="single" w:color="auto" w:sz="2" w:space="0"/>
-            </w:tcBorders>
-            <w:shd w:val="clear" w:color="auto" w:fill="auto"/>
-            <w:tcMar>
-              <w:top w:w="120" w:type="dxa"/>
-              <w:left w:w="180" w:type="dxa"/>
-              <w:bottom w:w="120" w:type="dxa"/>
-              <w:right w:w="180" w:type="dxa"/>
-            </w:tcMar>
-            <w:vAlign w:val="center"/>
-          </w:tcPr>
-          <w:p>
-            <w:r>
-              <w:rPr>
-                <w:lang w:val="en-US" w:eastAsia="zh-CN"/>
-              </w:rPr>
               <w:t>主要执行者</w:t>
             </w:r>
           </w:p>
@@ -9457,6 +9472,7 @@
             <w:insideH w:val="none" w:color="auto" w:sz="0" w:space="0"/>
             <w:insideV w:val="none" w:color="auto" w:sz="0" w:space="0"/>
           </w:tblBorders>
+          <w:shd w:val="clear" w:color="auto" w:fill="auto"/>
           <w:tblCellMar>
             <w:top w:w="0" w:type="dxa"/>
             <w:left w:w="0" w:type="dxa"/>
@@ -9697,12 +9713,7 @@
             <w:insideH w:val="none" w:color="auto" w:sz="0" w:space="0"/>
             <w:insideV w:val="none" w:color="auto" w:sz="0" w:space="0"/>
           </w:tblBorders>
-          <w:tblCellMar>
-            <w:top w:w="0" w:type="dxa"/>
-            <w:left w:w="0" w:type="dxa"/>
-            <w:bottom w:w="0" w:type="dxa"/>
-            <w:right w:w="0" w:type="dxa"/>
-          </w:tblCellMar>
+          <w:shd w:val="clear" w:color="auto" w:fill="auto"/>
         </w:tblPrEx>
         <w:trPr>
           <w:tblHeader/>
@@ -9846,6 +9857,7 @@
             <w:insideH w:val="none" w:color="auto" w:sz="0" w:space="0"/>
             <w:insideV w:val="none" w:color="auto" w:sz="0" w:space="0"/>
           </w:tblBorders>
+          <w:shd w:val="clear" w:color="auto" w:fill="auto"/>
           <w:tblCellMar>
             <w:top w:w="0" w:type="dxa"/>
             <w:left w:w="0" w:type="dxa"/>
@@ -9904,150 +9916,6 @@
                 <w:lang w:val="en-US" w:eastAsia="zh-CN"/>
               </w:rPr>
               <w:t>UC-STU-001-ScanDrink</w:t>
-            </w:r>
-          </w:p>
-        </w:tc>
-      </w:tr>
-      <w:tr>
-        <w:tblPrEx>
-          <w:tblBorders>
-            <w:top w:val="single" w:color="auto" w:sz="2" w:space="0"/>
-            <w:left w:val="single" w:color="auto" w:sz="2" w:space="0"/>
-            <w:bottom w:val="single" w:color="auto" w:sz="2" w:space="0"/>
-            <w:right w:val="single" w:color="auto" w:sz="2" w:space="0"/>
-            <w:insideH w:val="none" w:color="auto" w:sz="0" w:space="0"/>
-            <w:insideV w:val="none" w:color="auto" w:sz="0" w:space="0"/>
-          </w:tblBorders>
-          <w:tblCellMar>
-            <w:top w:w="0" w:type="dxa"/>
-            <w:left w:w="0" w:type="dxa"/>
-            <w:bottom w:w="0" w:type="dxa"/>
-            <w:right w:w="0" w:type="dxa"/>
-          </w:tblCellMar>
-        </w:tblPrEx>
-        <w:tc>
-          <w:tcPr>
-            <w:tcW w:w="0" w:type="auto"/>
-            <w:tcBorders>
-              <w:top w:val="nil"/>
-              <w:left w:val="nil"/>
-              <w:bottom w:val="nil"/>
-              <w:right w:val="single" w:color="auto" w:sz="2" w:space="0"/>
-            </w:tcBorders>
-            <w:shd w:val="clear" w:color="auto" w:fill="auto"/>
-            <w:tcMar>
-              <w:top w:w="120" w:type="dxa"/>
-              <w:left w:w="180" w:type="dxa"/>
-              <w:bottom w:w="120" w:type="dxa"/>
-              <w:right w:w="180" w:type="dxa"/>
-            </w:tcMar>
-            <w:vAlign w:val="center"/>
-          </w:tcPr>
-          <w:p>
-            <w:r>
-              <w:rPr>
-                <w:lang w:val="en-US" w:eastAsia="zh-CN"/>
-              </w:rPr>
-              <w:t>主要执行者</w:t>
-            </w:r>
-          </w:p>
-        </w:tc>
-        <w:tc>
-          <w:tcPr>
-            <w:tcW w:w="0" w:type="auto"/>
-            <w:tcBorders>
-              <w:top w:val="nil"/>
-              <w:left w:val="nil"/>
-              <w:bottom w:val="nil"/>
-              <w:right w:val="nil"/>
-            </w:tcBorders>
-            <w:shd w:val="clear" w:color="auto" w:fill="auto"/>
-            <w:tcMar>
-              <w:top w:w="120" w:type="dxa"/>
-              <w:left w:w="180" w:type="dxa"/>
-              <w:bottom w:w="120" w:type="dxa"/>
-              <w:right w:w="180" w:type="dxa"/>
-            </w:tcMar>
-            <w:vAlign w:val="center"/>
-          </w:tcPr>
-          <w:p>
-            <w:r>
-              <w:rPr>
-                <w:lang w:val="en-US" w:eastAsia="zh-CN"/>
-              </w:rPr>
-              <w:t>学生</w:t>
-            </w:r>
-          </w:p>
-        </w:tc>
-      </w:tr>
-      <w:tr>
-        <w:tblPrEx>
-          <w:tblBorders>
-            <w:top w:val="single" w:color="auto" w:sz="2" w:space="0"/>
-            <w:left w:val="single" w:color="auto" w:sz="2" w:space="0"/>
-            <w:bottom w:val="single" w:color="auto" w:sz="2" w:space="0"/>
-            <w:right w:val="single" w:color="auto" w:sz="2" w:space="0"/>
-            <w:insideH w:val="none" w:color="auto" w:sz="0" w:space="0"/>
-            <w:insideV w:val="none" w:color="auto" w:sz="0" w:space="0"/>
-          </w:tblBorders>
-          <w:tblCellMar>
-            <w:top w:w="0" w:type="dxa"/>
-            <w:left w:w="0" w:type="dxa"/>
-            <w:bottom w:w="0" w:type="dxa"/>
-            <w:right w:w="0" w:type="dxa"/>
-          </w:tblCellMar>
-        </w:tblPrEx>
-        <w:tc>
-          <w:tcPr>
-            <w:tcW w:w="0" w:type="auto"/>
-            <w:tcBorders>
-              <w:top w:val="nil"/>
-              <w:left w:val="nil"/>
-              <w:bottom w:val="nil"/>
-              <w:right w:val="single" w:color="auto" w:sz="2" w:space="0"/>
-            </w:tcBorders>
-            <w:shd w:val="clear" w:color="auto" w:fill="auto"/>
-            <w:tcMar>
-              <w:top w:w="120" w:type="dxa"/>
-              <w:left w:w="180" w:type="dxa"/>
-              <w:bottom w:w="120" w:type="dxa"/>
-              <w:right w:w="180" w:type="dxa"/>
-            </w:tcMar>
-            <w:vAlign w:val="center"/>
-          </w:tcPr>
-          <w:p>
-            <w:r>
-              <w:rPr>
-                <w:lang w:val="en-US" w:eastAsia="zh-CN"/>
-              </w:rPr>
-              <w:t>目标</w:t>
-            </w:r>
-          </w:p>
-        </w:tc>
-        <w:tc>
-          <w:tcPr>
-            <w:tcW w:w="0" w:type="auto"/>
-            <w:tcBorders>
-              <w:top w:val="nil"/>
-              <w:left w:val="nil"/>
-              <w:bottom w:val="nil"/>
-              <w:right w:val="nil"/>
-            </w:tcBorders>
-            <w:shd w:val="clear" w:color="auto" w:fill="auto"/>
-            <w:tcMar>
-              <w:top w:w="120" w:type="dxa"/>
-              <w:left w:w="180" w:type="dxa"/>
-              <w:bottom w:w="120" w:type="dxa"/>
-              <w:right w:w="180" w:type="dxa"/>
-            </w:tcMar>
-            <w:vAlign w:val="center"/>
-          </w:tcPr>
-          <w:p>
-            <w:r>
-              <w:rPr>
-                <w:lang w:val="en-US" w:eastAsia="zh-CN"/>
-              </w:rPr>
-              <w:t>扫码使用校园直饮矿化水终端机饮水，生成饮水记录</w:t>
             </w:r>
           </w:p>
         </w:tc>
@@ -10093,7 +9961,7 @@
               <w:rPr>
                 <w:lang w:val="en-US" w:eastAsia="zh-CN"/>
               </w:rPr>
-              <w:t>范围</w:t>
+              <w:t>主要执行者</w:t>
             </w:r>
           </w:p>
         </w:tc>
@@ -10120,7 +9988,7 @@
               <w:rPr>
                 <w:lang w:val="en-US" w:eastAsia="zh-CN"/>
               </w:rPr>
-              <w:t>校园直饮矿化水物联网运维平台 - 水伴 APP</w:t>
+              <w:t>学生</w:t>
             </w:r>
           </w:p>
         </w:tc>
@@ -10165,7 +10033,7 @@
               <w:rPr>
                 <w:lang w:val="en-US" w:eastAsia="zh-CN"/>
               </w:rPr>
-              <w:t>前置条件</w:t>
+              <w:t>目标</w:t>
             </w:r>
           </w:p>
         </w:tc>
@@ -10192,7 +10060,7 @@
               <w:rPr>
                 <w:lang w:val="en-US" w:eastAsia="zh-CN"/>
               </w:rPr>
-              <w:t>学生已登录 APP；在终端机旁可扫描二维码；APP 网络连接正常；终端机在线且状态正常</w:t>
+              <w:t>扫码使用校园直饮矿化水终端机饮水，生成饮水记录</w:t>
             </w:r>
           </w:p>
         </w:tc>
@@ -10237,7 +10105,7 @@
               <w:rPr>
                 <w:lang w:val="en-US" w:eastAsia="zh-CN"/>
               </w:rPr>
-              <w:t>交互动作</w:t>
+              <w:t>范围</w:t>
             </w:r>
           </w:p>
         </w:tc>
@@ -10264,20 +10132,7 @@
               <w:rPr>
                 <w:lang w:val="en-US" w:eastAsia="zh-CN"/>
               </w:rPr>
-              <w:t>（1）学生点击 APP 首页 “扫码用水” 按钮，启动扫码功能（2）扫描终端机二维码，选择 “用水” ：系统校验终端机状态，返回出水指令，终端机出水，APP 记录饮水量（</w:t>
-            </w:r>
-            <w:r>
-              <w:rPr>
-                <w:rFonts w:hint="eastAsia"/>
-                <w:lang w:val="en-US" w:eastAsia="zh-CN"/>
-              </w:rPr>
-              <w:t>3</w:t>
-            </w:r>
-            <w:r>
-              <w:rPr>
-                <w:lang w:val="en-US" w:eastAsia="zh-CN"/>
-              </w:rPr>
-              <w:t>）学生接水完成后，点击 APP “停止出水” 按钮，终端机停止出水</w:t>
+              <w:t>校园直饮矿化水物联网运维平台 - 水伴 APP</w:t>
             </w:r>
           </w:p>
         </w:tc>
@@ -10292,6 +10147,165 @@
             <w:insideH w:val="none" w:color="auto" w:sz="0" w:space="0"/>
             <w:insideV w:val="none" w:color="auto" w:sz="0" w:space="0"/>
           </w:tblBorders>
+          <w:shd w:val="clear" w:color="auto" w:fill="auto"/>
+          <w:tblCellMar>
+            <w:top w:w="0" w:type="dxa"/>
+            <w:left w:w="0" w:type="dxa"/>
+            <w:bottom w:w="0" w:type="dxa"/>
+            <w:right w:w="0" w:type="dxa"/>
+          </w:tblCellMar>
+        </w:tblPrEx>
+        <w:tc>
+          <w:tcPr>
+            <w:tcW w:w="0" w:type="auto"/>
+            <w:tcBorders>
+              <w:top w:val="nil"/>
+              <w:left w:val="nil"/>
+              <w:bottom w:val="nil"/>
+              <w:right w:val="single" w:color="auto" w:sz="2" w:space="0"/>
+            </w:tcBorders>
+            <w:shd w:val="clear" w:color="auto" w:fill="auto"/>
+            <w:tcMar>
+              <w:top w:w="120" w:type="dxa"/>
+              <w:left w:w="180" w:type="dxa"/>
+              <w:bottom w:w="120" w:type="dxa"/>
+              <w:right w:w="180" w:type="dxa"/>
+            </w:tcMar>
+            <w:vAlign w:val="center"/>
+          </w:tcPr>
+          <w:p>
+            <w:r>
+              <w:rPr>
+                <w:lang w:val="en-US" w:eastAsia="zh-CN"/>
+              </w:rPr>
+              <w:t>前置条件</w:t>
+            </w:r>
+          </w:p>
+        </w:tc>
+        <w:tc>
+          <w:tcPr>
+            <w:tcW w:w="0" w:type="auto"/>
+            <w:tcBorders>
+              <w:top w:val="nil"/>
+              <w:left w:val="nil"/>
+              <w:bottom w:val="nil"/>
+              <w:right w:val="nil"/>
+            </w:tcBorders>
+            <w:shd w:val="clear" w:color="auto" w:fill="auto"/>
+            <w:tcMar>
+              <w:top w:w="120" w:type="dxa"/>
+              <w:left w:w="180" w:type="dxa"/>
+              <w:bottom w:w="120" w:type="dxa"/>
+              <w:right w:w="180" w:type="dxa"/>
+            </w:tcMar>
+            <w:vAlign w:val="center"/>
+          </w:tcPr>
+          <w:p>
+            <w:r>
+              <w:rPr>
+                <w:lang w:val="en-US" w:eastAsia="zh-CN"/>
+              </w:rPr>
+              <w:t>学生已登录 APP；在终端机旁可扫描二维码；APP 网络连接正常；终端机在线且状态正常</w:t>
+            </w:r>
+          </w:p>
+        </w:tc>
+      </w:tr>
+      <w:tr>
+        <w:tblPrEx>
+          <w:tblBorders>
+            <w:top w:val="single" w:color="auto" w:sz="2" w:space="0"/>
+            <w:left w:val="single" w:color="auto" w:sz="2" w:space="0"/>
+            <w:bottom w:val="single" w:color="auto" w:sz="2" w:space="0"/>
+            <w:right w:val="single" w:color="auto" w:sz="2" w:space="0"/>
+            <w:insideH w:val="none" w:color="auto" w:sz="0" w:space="0"/>
+            <w:insideV w:val="none" w:color="auto" w:sz="0" w:space="0"/>
+          </w:tblBorders>
+          <w:tblCellMar>
+            <w:top w:w="0" w:type="dxa"/>
+            <w:left w:w="0" w:type="dxa"/>
+            <w:bottom w:w="0" w:type="dxa"/>
+            <w:right w:w="0" w:type="dxa"/>
+          </w:tblCellMar>
+        </w:tblPrEx>
+        <w:tc>
+          <w:tcPr>
+            <w:tcW w:w="0" w:type="auto"/>
+            <w:tcBorders>
+              <w:top w:val="nil"/>
+              <w:left w:val="nil"/>
+              <w:bottom w:val="nil"/>
+              <w:right w:val="single" w:color="auto" w:sz="2" w:space="0"/>
+            </w:tcBorders>
+            <w:shd w:val="clear" w:color="auto" w:fill="auto"/>
+            <w:tcMar>
+              <w:top w:w="120" w:type="dxa"/>
+              <w:left w:w="180" w:type="dxa"/>
+              <w:bottom w:w="120" w:type="dxa"/>
+              <w:right w:w="180" w:type="dxa"/>
+            </w:tcMar>
+            <w:vAlign w:val="center"/>
+          </w:tcPr>
+          <w:p>
+            <w:r>
+              <w:rPr>
+                <w:lang w:val="en-US" w:eastAsia="zh-CN"/>
+              </w:rPr>
+              <w:t>交互动作</w:t>
+            </w:r>
+          </w:p>
+        </w:tc>
+        <w:tc>
+          <w:tcPr>
+            <w:tcW w:w="0" w:type="auto"/>
+            <w:tcBorders>
+              <w:top w:val="nil"/>
+              <w:left w:val="nil"/>
+              <w:bottom w:val="nil"/>
+              <w:right w:val="nil"/>
+            </w:tcBorders>
+            <w:shd w:val="clear" w:color="auto" w:fill="auto"/>
+            <w:tcMar>
+              <w:top w:w="120" w:type="dxa"/>
+              <w:left w:w="180" w:type="dxa"/>
+              <w:bottom w:w="120" w:type="dxa"/>
+              <w:right w:w="180" w:type="dxa"/>
+            </w:tcMar>
+            <w:vAlign w:val="center"/>
+          </w:tcPr>
+          <w:p>
+            <w:r>
+              <w:rPr>
+                <w:lang w:val="en-US" w:eastAsia="zh-CN"/>
+              </w:rPr>
+              <w:t>（1）学生点击 APP 首页 “扫码用水” 按钮，启动扫码功能（2）扫描终端机二维码，选择 “用水” ：系统校验终端机状态，返回出水指令，终端机出水，APP 记录饮水量（</w:t>
+            </w:r>
+            <w:r>
+              <w:rPr>
+                <w:rFonts w:hint="eastAsia"/>
+                <w:lang w:val="en-US" w:eastAsia="zh-CN"/>
+              </w:rPr>
+              <w:t>3</w:t>
+            </w:r>
+            <w:r>
+              <w:rPr>
+                <w:lang w:val="en-US" w:eastAsia="zh-CN"/>
+              </w:rPr>
+              <w:t>）学生接水完成后，点击 APP “停止出水” 按钮，终端机停止出水</w:t>
+            </w:r>
+          </w:p>
+        </w:tc>
+      </w:tr>
+      <w:tr>
+        <w:tblPrEx>
+          <w:tblBorders>
+            <w:top w:val="single" w:color="auto" w:sz="2" w:space="0"/>
+            <w:left w:val="single" w:color="auto" w:sz="2" w:space="0"/>
+            <w:bottom w:val="single" w:color="auto" w:sz="2" w:space="0"/>
+            <w:right w:val="single" w:color="auto" w:sz="2" w:space="0"/>
+            <w:insideH w:val="none" w:color="auto" w:sz="0" w:space="0"/>
+            <w:insideV w:val="none" w:color="auto" w:sz="0" w:space="0"/>
+          </w:tblBorders>
+          <w:shd w:val="clear" w:color="auto" w:fill="auto"/>
           <w:tblCellMar>
             <w:top w:w="0" w:type="dxa"/>
             <w:left w:w="0" w:type="dxa"/>
@@ -10728,7 +10742,6 @@
             <w:insideH w:val="none" w:color="auto" w:sz="0" w:space="0"/>
             <w:insideV w:val="none" w:color="auto" w:sz="0" w:space="0"/>
           </w:tblBorders>
-          <w:shd w:val="clear" w:color="auto" w:fill="auto"/>
           <w:tblCellMar>
             <w:top w:w="0" w:type="dxa"/>
             <w:left w:w="0" w:type="dxa"/>
@@ -10874,7 +10887,6 @@
             <w:insideH w:val="none" w:color="auto" w:sz="0" w:space="0"/>
             <w:insideV w:val="none" w:color="auto" w:sz="0" w:space="0"/>
           </w:tblBorders>
-          <w:shd w:val="clear" w:color="auto" w:fill="auto"/>
           <w:tblCellMar>
             <w:top w:w="0" w:type="dxa"/>
             <w:left w:w="0" w:type="dxa"/>
@@ -10947,7 +10959,6 @@
             <w:insideH w:val="none" w:color="auto" w:sz="0" w:space="0"/>
             <w:insideV w:val="none" w:color="auto" w:sz="0" w:space="0"/>
           </w:tblBorders>
-          <w:shd w:val="clear" w:color="auto" w:fill="auto"/>
           <w:tblCellMar>
             <w:top w:w="0" w:type="dxa"/>
             <w:left w:w="0" w:type="dxa"/>
@@ -11033,7 +11044,6 @@
             <w:insideH w:val="none" w:color="auto" w:sz="0" w:space="0"/>
             <w:insideV w:val="none" w:color="auto" w:sz="0" w:space="0"/>
           </w:tblBorders>
-          <w:shd w:val="clear" w:color="auto" w:fill="auto"/>
           <w:tblCellMar>
             <w:top w:w="0" w:type="dxa"/>
             <w:left w:w="0" w:type="dxa"/>
@@ -11444,7 +11454,6 @@
             <w:insideH w:val="none" w:color="auto" w:sz="0" w:space="0"/>
             <w:insideV w:val="none" w:color="auto" w:sz="0" w:space="0"/>
           </w:tblBorders>
-          <w:shd w:val="clear" w:color="auto" w:fill="auto"/>
           <w:tblCellMar>
             <w:top w:w="0" w:type="dxa"/>
             <w:left w:w="0" w:type="dxa"/>
@@ -11517,7 +11526,6 @@
             <w:insideH w:val="none" w:color="auto" w:sz="0" w:space="0"/>
             <w:insideV w:val="none" w:color="auto" w:sz="0" w:space="0"/>
           </w:tblBorders>
-          <w:shd w:val="clear" w:color="auto" w:fill="auto"/>
           <w:tblCellMar>
             <w:top w:w="0" w:type="dxa"/>
             <w:left w:w="0" w:type="dxa"/>
@@ -12144,7 +12152,6 @@
             <w:insideH w:val="none" w:color="auto" w:sz="0" w:space="0"/>
             <w:insideV w:val="none" w:color="auto" w:sz="0" w:space="0"/>
           </w:tblBorders>
-          <w:shd w:val="clear" w:color="auto" w:fill="FFFFFF"/>
           <w:tblCellMar>
             <w:top w:w="0" w:type="dxa"/>
             <w:left w:w="0" w:type="dxa"/>
@@ -12215,6 +12222,188 @@
                 <w:lang w:val="en-US" w:eastAsia="zh-CN"/>
               </w:rPr>
               <w:t>查看校内矿化水终端机的位置</w:t>
+            </w:r>
+          </w:p>
+        </w:tc>
+      </w:tr>
+      <w:tr>
+        <w:tblPrEx>
+          <w:tblBorders>
+            <w:top w:val="single" w:color="auto" w:sz="2" w:space="0"/>
+            <w:left w:val="single" w:color="auto" w:sz="2" w:space="0"/>
+            <w:bottom w:val="single" w:color="auto" w:sz="2" w:space="0"/>
+            <w:right w:val="single" w:color="auto" w:sz="2" w:space="0"/>
+            <w:insideH w:val="none" w:color="auto" w:sz="0" w:space="0"/>
+            <w:insideV w:val="none" w:color="auto" w:sz="0" w:space="0"/>
+          </w:tblBorders>
+          <w:tblCellMar>
+            <w:top w:w="0" w:type="dxa"/>
+            <w:left w:w="0" w:type="dxa"/>
+            <w:bottom w:w="0" w:type="dxa"/>
+            <w:right w:w="0" w:type="dxa"/>
+          </w:tblCellMar>
+        </w:tblPrEx>
+        <w:tc>
+          <w:tcPr>
+            <w:tcW w:w="0" w:type="auto"/>
+            <w:tcBorders>
+              <w:top w:val="nil"/>
+              <w:left w:val="nil"/>
+              <w:bottom w:val="nil"/>
+              <w:right w:val="single" w:color="auto" w:sz="2" w:space="0"/>
+            </w:tcBorders>
+            <w:shd w:val="clear" w:color="auto" w:fill="FFFFFF"/>
+            <w:tcMar>
+              <w:top w:w="120" w:type="dxa"/>
+              <w:left w:w="180" w:type="dxa"/>
+              <w:bottom w:w="120" w:type="dxa"/>
+              <w:right w:w="180" w:type="dxa"/>
+            </w:tcMar>
+            <w:vAlign w:val="center"/>
+          </w:tcPr>
+          <w:p>
+            <w:pPr>
+              <w:rPr>
+                <w:rFonts w:hint="default"/>
+              </w:rPr>
+            </w:pPr>
+            <w:r>
+              <w:rPr>
+                <w:rFonts w:hint="default"/>
+                <w:lang w:val="en-US" w:eastAsia="zh-CN"/>
+              </w:rPr>
+              <w:t>用例标识</w:t>
+            </w:r>
+          </w:p>
+        </w:tc>
+        <w:tc>
+          <w:tcPr>
+            <w:tcW w:w="0" w:type="auto"/>
+            <w:tcBorders>
+              <w:top w:val="nil"/>
+              <w:left w:val="nil"/>
+              <w:bottom w:val="nil"/>
+              <w:right w:val="nil"/>
+            </w:tcBorders>
+            <w:shd w:val="clear" w:color="auto" w:fill="FFFFFF"/>
+            <w:tcMar>
+              <w:top w:w="120" w:type="dxa"/>
+              <w:left w:w="180" w:type="dxa"/>
+              <w:bottom w:w="120" w:type="dxa"/>
+              <w:right w:w="180" w:type="dxa"/>
+            </w:tcMar>
+            <w:vAlign w:val="center"/>
+          </w:tcPr>
+          <w:p>
+            <w:pPr>
+              <w:rPr>
+                <w:rFonts w:hint="default"/>
+              </w:rPr>
+            </w:pPr>
+            <w:r>
+              <w:rPr>
+                <w:rFonts w:hint="default"/>
+                <w:lang w:val="en-US" w:eastAsia="zh-CN"/>
+              </w:rPr>
+              <w:t>UC-STU-00</w:t>
+            </w:r>
+            <w:r>
+              <w:rPr>
+                <w:rFonts w:hint="eastAsia"/>
+                <w:lang w:val="en-US" w:eastAsia="zh-CN"/>
+              </w:rPr>
+              <w:t>4</w:t>
+            </w:r>
+            <w:r>
+              <w:rPr>
+                <w:rFonts w:hint="default"/>
+                <w:lang w:val="en-US" w:eastAsia="zh-CN"/>
+              </w:rPr>
+              <w:t>-ViewTerminalLocation</w:t>
+            </w:r>
+          </w:p>
+        </w:tc>
+      </w:tr>
+      <w:tr>
+        <w:tblPrEx>
+          <w:tblBorders>
+            <w:top w:val="single" w:color="auto" w:sz="2" w:space="0"/>
+            <w:left w:val="single" w:color="auto" w:sz="2" w:space="0"/>
+            <w:bottom w:val="single" w:color="auto" w:sz="2" w:space="0"/>
+            <w:right w:val="single" w:color="auto" w:sz="2" w:space="0"/>
+            <w:insideH w:val="none" w:color="auto" w:sz="0" w:space="0"/>
+            <w:insideV w:val="none" w:color="auto" w:sz="0" w:space="0"/>
+          </w:tblBorders>
+          <w:tblCellMar>
+            <w:top w:w="0" w:type="dxa"/>
+            <w:left w:w="0" w:type="dxa"/>
+            <w:bottom w:w="0" w:type="dxa"/>
+            <w:right w:w="0" w:type="dxa"/>
+          </w:tblCellMar>
+        </w:tblPrEx>
+        <w:tc>
+          <w:tcPr>
+            <w:tcW w:w="0" w:type="auto"/>
+            <w:tcBorders>
+              <w:top w:val="nil"/>
+              <w:left w:val="nil"/>
+              <w:bottom w:val="nil"/>
+              <w:right w:val="single" w:color="auto" w:sz="2" w:space="0"/>
+            </w:tcBorders>
+            <w:shd w:val="clear" w:color="auto" w:fill="FFFFFF"/>
+            <w:tcMar>
+              <w:top w:w="120" w:type="dxa"/>
+              <w:left w:w="180" w:type="dxa"/>
+              <w:bottom w:w="120" w:type="dxa"/>
+              <w:right w:w="180" w:type="dxa"/>
+            </w:tcMar>
+            <w:vAlign w:val="center"/>
+          </w:tcPr>
+          <w:p>
+            <w:pPr>
+              <w:rPr>
+                <w:rFonts w:hint="default"/>
+              </w:rPr>
+            </w:pPr>
+            <w:r>
+              <w:rPr>
+                <w:rFonts w:hint="default"/>
+                <w:lang w:val="en-US" w:eastAsia="zh-CN"/>
+              </w:rPr>
+              <w:t>主要执行者</w:t>
+            </w:r>
+          </w:p>
+        </w:tc>
+        <w:tc>
+          <w:tcPr>
+            <w:tcW w:w="0" w:type="auto"/>
+            <w:tcBorders>
+              <w:top w:val="nil"/>
+              <w:left w:val="nil"/>
+              <w:bottom w:val="nil"/>
+              <w:right w:val="nil"/>
+            </w:tcBorders>
+            <w:shd w:val="clear" w:color="auto" w:fill="FFFFFF"/>
+            <w:tcMar>
+              <w:top w:w="120" w:type="dxa"/>
+              <w:left w:w="180" w:type="dxa"/>
+              <w:bottom w:w="120" w:type="dxa"/>
+              <w:right w:w="180" w:type="dxa"/>
+            </w:tcMar>
+            <w:vAlign w:val="center"/>
+          </w:tcPr>
+          <w:p>
+            <w:pPr>
+              <w:rPr>
+                <w:rFonts w:hint="default"/>
+              </w:rPr>
+            </w:pPr>
+            <w:r>
+              <w:rPr>
+                <w:rFonts w:hint="default"/>
+                <w:lang w:val="en-US" w:eastAsia="zh-CN"/>
+              </w:rPr>
+              <w:t>学生</w:t>
             </w:r>
           </w:p>
         </w:tc>
@@ -12266,7 +12455,7 @@
                 <w:rFonts w:hint="default"/>
                 <w:lang w:val="en-US" w:eastAsia="zh-CN"/>
               </w:rPr>
-              <w:t>用例标识</w:t>
+              <w:t>目标</w:t>
             </w:r>
           </w:p>
         </w:tc>
@@ -12299,21 +12488,7 @@
                 <w:rFonts w:hint="default"/>
                 <w:lang w:val="en-US" w:eastAsia="zh-CN"/>
               </w:rPr>
-              <w:t>UC-STU-00</w:t>
-            </w:r>
-            <w:r>
-              <w:rPr>
-                <w:rFonts w:hint="eastAsia"/>
-                <w:lang w:val="en-US" w:eastAsia="zh-CN"/>
-              </w:rPr>
-              <w:t>4</w:t>
-            </w:r>
-            <w:r>
-              <w:rPr>
-                <w:rFonts w:hint="default"/>
-                <w:lang w:val="en-US" w:eastAsia="zh-CN"/>
-              </w:rPr>
-              <w:t>-ViewTerminalLocation</w:t>
+              <w:t>查看校园内矿化水终端机的地图分布，获取终端机位置及状态信息</w:t>
             </w:r>
           </w:p>
         </w:tc>
@@ -12365,7 +12540,7 @@
                 <w:rFonts w:hint="default"/>
                 <w:lang w:val="en-US" w:eastAsia="zh-CN"/>
               </w:rPr>
-              <w:t>主要执行者</w:t>
+              <w:t>范围</w:t>
             </w:r>
           </w:p>
         </w:tc>
@@ -12398,7 +12573,7 @@
                 <w:rFonts w:hint="default"/>
                 <w:lang w:val="en-US" w:eastAsia="zh-CN"/>
               </w:rPr>
-              <w:t>学生</w:t>
+              <w:t>校园直饮矿化水物联网运维平台 - 水伴 APP</w:t>
             </w:r>
           </w:p>
         </w:tc>
@@ -12450,7 +12625,7 @@
                 <w:rFonts w:hint="default"/>
                 <w:lang w:val="en-US" w:eastAsia="zh-CN"/>
               </w:rPr>
-              <w:t>目标</w:t>
+              <w:t>前置条件</w:t>
             </w:r>
           </w:p>
         </w:tc>
@@ -12483,7 +12658,7 @@
                 <w:rFonts w:hint="default"/>
                 <w:lang w:val="en-US" w:eastAsia="zh-CN"/>
               </w:rPr>
-              <w:t>查看校园内矿化水终端机的地图分布，获取终端机位置及状态信息</w:t>
+              <w:t>学生已登录 APP；APP 已获取校园地图数据及终端机位置信息</w:t>
             </w:r>
           </w:p>
         </w:tc>
@@ -12498,177 +12673,6 @@
             <w:insideH w:val="none" w:color="auto" w:sz="0" w:space="0"/>
             <w:insideV w:val="none" w:color="auto" w:sz="0" w:space="0"/>
           </w:tblBorders>
-          <w:shd w:val="clear" w:color="auto" w:fill="FFFFFF"/>
-          <w:tblCellMar>
-            <w:top w:w="0" w:type="dxa"/>
-            <w:left w:w="0" w:type="dxa"/>
-            <w:bottom w:w="0" w:type="dxa"/>
-            <w:right w:w="0" w:type="dxa"/>
-          </w:tblCellMar>
-        </w:tblPrEx>
-        <w:tc>
-          <w:tcPr>
-            <w:tcW w:w="0" w:type="auto"/>
-            <w:tcBorders>
-              <w:top w:val="nil"/>
-              <w:left w:val="nil"/>
-              <w:bottom w:val="nil"/>
-              <w:right w:val="single" w:color="auto" w:sz="2" w:space="0"/>
-            </w:tcBorders>
-            <w:shd w:val="clear" w:color="auto" w:fill="FFFFFF"/>
-            <w:tcMar>
-              <w:top w:w="120" w:type="dxa"/>
-              <w:left w:w="180" w:type="dxa"/>
-              <w:bottom w:w="120" w:type="dxa"/>
-              <w:right w:w="180" w:type="dxa"/>
-            </w:tcMar>
-            <w:vAlign w:val="center"/>
-          </w:tcPr>
-          <w:p>
-            <w:pPr>
-              <w:rPr>
-                <w:rFonts w:hint="default"/>
-              </w:rPr>
-            </w:pPr>
-            <w:r>
-              <w:rPr>
-                <w:rFonts w:hint="default"/>
-                <w:lang w:val="en-US" w:eastAsia="zh-CN"/>
-              </w:rPr>
-              <w:t>范围</w:t>
-            </w:r>
-          </w:p>
-        </w:tc>
-        <w:tc>
-          <w:tcPr>
-            <w:tcW w:w="0" w:type="auto"/>
-            <w:tcBorders>
-              <w:top w:val="nil"/>
-              <w:left w:val="nil"/>
-              <w:bottom w:val="nil"/>
-              <w:right w:val="nil"/>
-            </w:tcBorders>
-            <w:shd w:val="clear" w:color="auto" w:fill="FFFFFF"/>
-            <w:tcMar>
-              <w:top w:w="120" w:type="dxa"/>
-              <w:left w:w="180" w:type="dxa"/>
-              <w:bottom w:w="120" w:type="dxa"/>
-              <w:right w:w="180" w:type="dxa"/>
-            </w:tcMar>
-            <w:vAlign w:val="center"/>
-          </w:tcPr>
-          <w:p>
-            <w:pPr>
-              <w:rPr>
-                <w:rFonts w:hint="default"/>
-              </w:rPr>
-            </w:pPr>
-            <w:r>
-              <w:rPr>
-                <w:rFonts w:hint="default"/>
-                <w:lang w:val="en-US" w:eastAsia="zh-CN"/>
-              </w:rPr>
-              <w:t>校园直饮矿化水物联网运维平台 - 水伴 APP</w:t>
-            </w:r>
-          </w:p>
-        </w:tc>
-      </w:tr>
-      <w:tr>
-        <w:tblPrEx>
-          <w:tblBorders>
-            <w:top w:val="single" w:color="auto" w:sz="2" w:space="0"/>
-            <w:left w:val="single" w:color="auto" w:sz="2" w:space="0"/>
-            <w:bottom w:val="single" w:color="auto" w:sz="2" w:space="0"/>
-            <w:right w:val="single" w:color="auto" w:sz="2" w:space="0"/>
-            <w:insideH w:val="none" w:color="auto" w:sz="0" w:space="0"/>
-            <w:insideV w:val="none" w:color="auto" w:sz="0" w:space="0"/>
-          </w:tblBorders>
-          <w:shd w:val="clear" w:color="auto" w:fill="FFFFFF"/>
-          <w:tblCellMar>
-            <w:top w:w="0" w:type="dxa"/>
-            <w:left w:w="0" w:type="dxa"/>
-            <w:bottom w:w="0" w:type="dxa"/>
-            <w:right w:w="0" w:type="dxa"/>
-          </w:tblCellMar>
-        </w:tblPrEx>
-        <w:tc>
-          <w:tcPr>
-            <w:tcW w:w="0" w:type="auto"/>
-            <w:tcBorders>
-              <w:top w:val="nil"/>
-              <w:left w:val="nil"/>
-              <w:bottom w:val="nil"/>
-              <w:right w:val="single" w:color="auto" w:sz="2" w:space="0"/>
-            </w:tcBorders>
-            <w:shd w:val="clear" w:color="auto" w:fill="FFFFFF"/>
-            <w:tcMar>
-              <w:top w:w="120" w:type="dxa"/>
-              <w:left w:w="180" w:type="dxa"/>
-              <w:bottom w:w="120" w:type="dxa"/>
-              <w:right w:w="180" w:type="dxa"/>
-            </w:tcMar>
-            <w:vAlign w:val="center"/>
-          </w:tcPr>
-          <w:p>
-            <w:pPr>
-              <w:rPr>
-                <w:rFonts w:hint="default"/>
-              </w:rPr>
-            </w:pPr>
-            <w:r>
-              <w:rPr>
-                <w:rFonts w:hint="default"/>
-                <w:lang w:val="en-US" w:eastAsia="zh-CN"/>
-              </w:rPr>
-              <w:t>前置条件</w:t>
-            </w:r>
-          </w:p>
-        </w:tc>
-        <w:tc>
-          <w:tcPr>
-            <w:tcW w:w="0" w:type="auto"/>
-            <w:tcBorders>
-              <w:top w:val="nil"/>
-              <w:left w:val="nil"/>
-              <w:bottom w:val="nil"/>
-              <w:right w:val="nil"/>
-            </w:tcBorders>
-            <w:shd w:val="clear" w:color="auto" w:fill="FFFFFF"/>
-            <w:tcMar>
-              <w:top w:w="120" w:type="dxa"/>
-              <w:left w:w="180" w:type="dxa"/>
-              <w:bottom w:w="120" w:type="dxa"/>
-              <w:right w:w="180" w:type="dxa"/>
-            </w:tcMar>
-            <w:vAlign w:val="center"/>
-          </w:tcPr>
-          <w:p>
-            <w:pPr>
-              <w:rPr>
-                <w:rFonts w:hint="default"/>
-              </w:rPr>
-            </w:pPr>
-            <w:r>
-              <w:rPr>
-                <w:rFonts w:hint="default"/>
-                <w:lang w:val="en-US" w:eastAsia="zh-CN"/>
-              </w:rPr>
-              <w:t>学生已登录 APP；APP 已获取校园地图数据及终端机位置信息</w:t>
-            </w:r>
-          </w:p>
-        </w:tc>
-      </w:tr>
-      <w:tr>
-        <w:tblPrEx>
-          <w:tblBorders>
-            <w:top w:val="single" w:color="auto" w:sz="2" w:space="0"/>
-            <w:left w:val="single" w:color="auto" w:sz="2" w:space="0"/>
-            <w:bottom w:val="single" w:color="auto" w:sz="2" w:space="0"/>
-            <w:right w:val="single" w:color="auto" w:sz="2" w:space="0"/>
-            <w:insideH w:val="none" w:color="auto" w:sz="0" w:space="0"/>
-            <w:insideV w:val="none" w:color="auto" w:sz="0" w:space="0"/>
-          </w:tblBorders>
-          <w:shd w:val="clear" w:color="auto" w:fill="FFFFFF"/>
           <w:tblCellMar>
             <w:top w:w="0" w:type="dxa"/>
             <w:left w:w="0" w:type="dxa"/>
@@ -13235,7 +13239,6 @@
             <w:insideH w:val="none" w:color="auto" w:sz="0" w:space="0"/>
             <w:insideV w:val="none" w:color="auto" w:sz="0" w:space="0"/>
           </w:tblBorders>
-          <w:shd w:val="clear" w:color="auto" w:fill="auto"/>
           <w:tblCellMar>
             <w:top w:w="0" w:type="dxa"/>
             <w:left w:w="0" w:type="dxa"/>
@@ -13527,7 +13530,6 @@
             <w:insideH w:val="none" w:color="auto" w:sz="0" w:space="0"/>
             <w:insideV w:val="none" w:color="auto" w:sz="0" w:space="0"/>
           </w:tblBorders>
-          <w:shd w:val="clear" w:color="auto" w:fill="auto"/>
           <w:tblCellMar>
             <w:top w:w="0" w:type="dxa"/>
             <w:left w:w="0" w:type="dxa"/>
